--- a/documents/FAQ_Narrative_1 DoA LOA_Proj App_Payment App.docx
+++ b/documents/FAQ_Narrative_1 DoA LOA_Proj App_Payment App.docx
@@ -141,16 +141,29 @@
         </w:rPr>
         <w:t xml:space="preserve">ความหมายของ </w:t>
       </w:r>
-      <w:r>
-        <w:rPr>
-          <w:rFonts w:ascii="Lotuss Smart TX" w:hAnsi="Lotuss Smart TX" w:cs="Lotuss Smart TX"/>
-          <w:b/>
-          <w:bCs/>
-          <w:sz w:val="18"/>
-          <w:szCs w:val="18"/>
-          <w:lang w:val="en-US" w:bidi="th-TH"/>
-        </w:rPr>
-        <w:t xml:space="preserve">DoA </w:t>
+      <w:proofErr w:type="spellStart"/>
+      <w:r>
+        <w:rPr>
+          <w:rFonts w:ascii="Lotuss Smart TX" w:hAnsi="Lotuss Smart TX" w:cs="Lotuss Smart TX"/>
+          <w:b/>
+          <w:bCs/>
+          <w:sz w:val="18"/>
+          <w:szCs w:val="18"/>
+          <w:lang w:val="en-US" w:bidi="th-TH"/>
+        </w:rPr>
+        <w:t>DoA</w:t>
+      </w:r>
+      <w:proofErr w:type="spellEnd"/>
+      <w:r>
+        <w:rPr>
+          <w:rFonts w:ascii="Lotuss Smart TX" w:hAnsi="Lotuss Smart TX" w:cs="Lotuss Smart TX"/>
+          <w:b/>
+          <w:bCs/>
+          <w:sz w:val="18"/>
+          <w:szCs w:val="18"/>
+          <w:lang w:val="en-US" w:bidi="th-TH"/>
+        </w:rPr>
+        <w:t xml:space="preserve"> </w:t>
       </w:r>
       <w:r>
         <w:rPr>
@@ -164,36 +177,60 @@
         </w:rPr>
         <w:t xml:space="preserve">และ </w:t>
       </w:r>
-      <w:r>
-        <w:rPr>
-          <w:rFonts w:ascii="Lotuss Smart TX" w:hAnsi="Lotuss Smart TX" w:cs="Lotuss Smart TX"/>
-          <w:b/>
-          <w:bCs/>
-          <w:sz w:val="18"/>
-          <w:szCs w:val="18"/>
-          <w:lang w:val="en-US" w:bidi="th-TH"/>
-        </w:rPr>
-        <w:t>LoA :</w:t>
-      </w:r>
-    </w:p>
-    <w:p>
-      <w:pPr>
-        <w:spacing w:after="0"/>
-        <w:rPr>
-          <w:rFonts w:ascii="Lotuss Smart TX" w:hAnsi="Lotuss Smart TX" w:cs="Lotuss Smart TX"/>
-          <w:sz w:val="18"/>
-          <w:szCs w:val="18"/>
-          <w:lang w:val="en-US" w:bidi="th-TH"/>
-        </w:rPr>
-      </w:pPr>
-      <w:r>
-        <w:rPr>
-          <w:rFonts w:ascii="Lotuss Smart TX" w:hAnsi="Lotuss Smart TX" w:cs="Lotuss Smart TX"/>
-          <w:sz w:val="18"/>
-          <w:szCs w:val="18"/>
-          <w:lang w:val="en-US" w:bidi="th-TH"/>
-        </w:rPr>
-        <w:t xml:space="preserve">DoA = Delegation of Authority </w:t>
+      <w:proofErr w:type="spellStart"/>
+      <w:r>
+        <w:rPr>
+          <w:rFonts w:ascii="Lotuss Smart TX" w:hAnsi="Lotuss Smart TX" w:cs="Lotuss Smart TX"/>
+          <w:b/>
+          <w:bCs/>
+          <w:sz w:val="18"/>
+          <w:szCs w:val="18"/>
+          <w:lang w:val="en-US" w:bidi="th-TH"/>
+        </w:rPr>
+        <w:t>LoA</w:t>
+      </w:r>
+      <w:proofErr w:type="spellEnd"/>
+      <w:r>
+        <w:rPr>
+          <w:rFonts w:ascii="Lotuss Smart TX" w:hAnsi="Lotuss Smart TX" w:cs="Lotuss Smart TX"/>
+          <w:b/>
+          <w:bCs/>
+          <w:sz w:val="18"/>
+          <w:szCs w:val="18"/>
+          <w:lang w:val="en-US" w:bidi="th-TH"/>
+        </w:rPr>
+        <w:t xml:space="preserve"> :</w:t>
+      </w:r>
+    </w:p>
+    <w:p>
+      <w:pPr>
+        <w:spacing w:after="0"/>
+        <w:rPr>
+          <w:rFonts w:ascii="Lotuss Smart TX" w:hAnsi="Lotuss Smart TX" w:cs="Lotuss Smart TX"/>
+          <w:sz w:val="18"/>
+          <w:szCs w:val="18"/>
+          <w:lang w:val="en-US" w:bidi="th-TH"/>
+        </w:rPr>
+      </w:pPr>
+      <w:proofErr w:type="spellStart"/>
+      <w:r>
+        <w:rPr>
+          <w:rFonts w:ascii="Lotuss Smart TX" w:hAnsi="Lotuss Smart TX" w:cs="Lotuss Smart TX"/>
+          <w:sz w:val="18"/>
+          <w:szCs w:val="18"/>
+          <w:lang w:val="en-US" w:bidi="th-TH"/>
+        </w:rPr>
+        <w:t>DoA</w:t>
+      </w:r>
+      <w:proofErr w:type="spellEnd"/>
+      <w:r>
+        <w:rPr>
+          <w:rFonts w:ascii="Lotuss Smart TX" w:hAnsi="Lotuss Smart TX" w:cs="Lotuss Smart TX"/>
+          <w:sz w:val="18"/>
+          <w:szCs w:val="18"/>
+          <w:lang w:val="en-US" w:bidi="th-TH"/>
+        </w:rPr>
+        <w:t xml:space="preserve"> = Delegation of Authority </w:t>
       </w:r>
       <w:r>
         <w:rPr>
@@ -205,34 +242,56 @@
         </w:rPr>
         <w:t xml:space="preserve">และ </w:t>
       </w:r>
-      <w:r>
-        <w:rPr>
-          <w:rFonts w:ascii="Lotuss Smart TX" w:hAnsi="Lotuss Smart TX" w:cs="Lotuss Smart TX"/>
-          <w:sz w:val="18"/>
-          <w:szCs w:val="18"/>
-          <w:lang w:val="en-US" w:bidi="th-TH"/>
-        </w:rPr>
-        <w:t xml:space="preserve">LoA = Level of Authority </w:t>
-      </w:r>
-    </w:p>
-    <w:p>
-      <w:pPr>
-        <w:spacing w:after="0"/>
-        <w:rPr>
-          <w:rFonts w:ascii="Lotuss Smart TX" w:hAnsi="Lotuss Smart TX" w:cs="Lotuss Smart TX"/>
-          <w:sz w:val="18"/>
-          <w:szCs w:val="18"/>
-          <w:lang w:val="en-US" w:bidi="th-TH"/>
-        </w:rPr>
-      </w:pPr>
-      <w:r>
-        <w:rPr>
-          <w:rFonts w:ascii="Lotuss Smart TX" w:hAnsi="Lotuss Smart TX" w:cs="Lotuss Smart TX"/>
-          <w:sz w:val="18"/>
-          <w:szCs w:val="18"/>
-          <w:lang w:val="en-US" w:bidi="th-TH"/>
-        </w:rPr>
-        <w:t xml:space="preserve">DoA </w:t>
+      <w:proofErr w:type="spellStart"/>
+      <w:r>
+        <w:rPr>
+          <w:rFonts w:ascii="Lotuss Smart TX" w:hAnsi="Lotuss Smart TX" w:cs="Lotuss Smart TX"/>
+          <w:sz w:val="18"/>
+          <w:szCs w:val="18"/>
+          <w:lang w:val="en-US" w:bidi="th-TH"/>
+        </w:rPr>
+        <w:t>LoA</w:t>
+      </w:r>
+      <w:proofErr w:type="spellEnd"/>
+      <w:r>
+        <w:rPr>
+          <w:rFonts w:ascii="Lotuss Smart TX" w:hAnsi="Lotuss Smart TX" w:cs="Lotuss Smart TX"/>
+          <w:sz w:val="18"/>
+          <w:szCs w:val="18"/>
+          <w:lang w:val="en-US" w:bidi="th-TH"/>
+        </w:rPr>
+        <w:t xml:space="preserve"> = Level of Authority </w:t>
+      </w:r>
+    </w:p>
+    <w:p>
+      <w:pPr>
+        <w:spacing w:after="0"/>
+        <w:rPr>
+          <w:rFonts w:ascii="Lotuss Smart TX" w:hAnsi="Lotuss Smart TX" w:cs="Lotuss Smart TX"/>
+          <w:sz w:val="18"/>
+          <w:szCs w:val="18"/>
+          <w:lang w:val="en-US" w:bidi="th-TH"/>
+        </w:rPr>
+      </w:pPr>
+      <w:proofErr w:type="spellStart"/>
+      <w:r>
+        <w:rPr>
+          <w:rFonts w:ascii="Lotuss Smart TX" w:hAnsi="Lotuss Smart TX" w:cs="Lotuss Smart TX"/>
+          <w:sz w:val="18"/>
+          <w:szCs w:val="18"/>
+          <w:lang w:val="en-US" w:bidi="th-TH"/>
+        </w:rPr>
+        <w:t>DoA</w:t>
+      </w:r>
+      <w:proofErr w:type="spellEnd"/>
+      <w:r>
+        <w:rPr>
+          <w:rFonts w:ascii="Lotuss Smart TX" w:hAnsi="Lotuss Smart TX" w:cs="Lotuss Smart TX"/>
+          <w:sz w:val="18"/>
+          <w:szCs w:val="18"/>
+          <w:lang w:val="en-US" w:bidi="th-TH"/>
+        </w:rPr>
+        <w:t xml:space="preserve"> </w:t>
       </w:r>
       <w:r>
         <w:rPr>
@@ -244,14 +303,25 @@
         </w:rPr>
         <w:t xml:space="preserve">และ </w:t>
       </w:r>
-      <w:r>
-        <w:rPr>
-          <w:rFonts w:ascii="Lotuss Smart TX" w:hAnsi="Lotuss Smart TX" w:cs="Lotuss Smart TX"/>
-          <w:sz w:val="18"/>
-          <w:szCs w:val="18"/>
-          <w:lang w:val="en-US" w:bidi="th-TH"/>
-        </w:rPr>
-        <w:t xml:space="preserve">LoA </w:t>
+      <w:proofErr w:type="spellStart"/>
+      <w:r>
+        <w:rPr>
+          <w:rFonts w:ascii="Lotuss Smart TX" w:hAnsi="Lotuss Smart TX" w:cs="Lotuss Smart TX"/>
+          <w:sz w:val="18"/>
+          <w:szCs w:val="18"/>
+          <w:lang w:val="en-US" w:bidi="th-TH"/>
+        </w:rPr>
+        <w:t>LoA</w:t>
+      </w:r>
+      <w:proofErr w:type="spellEnd"/>
+      <w:r>
+        <w:rPr>
+          <w:rFonts w:ascii="Lotuss Smart TX" w:hAnsi="Lotuss Smart TX" w:cs="Lotuss Smart TX"/>
+          <w:sz w:val="18"/>
+          <w:szCs w:val="18"/>
+          <w:lang w:val="en-US" w:bidi="th-TH"/>
+        </w:rPr>
+        <w:t xml:space="preserve"> </w:t>
       </w:r>
       <w:r>
         <w:rPr>
@@ -311,16 +381,29 @@
         </w:rPr>
         <w:t xml:space="preserve">ความแตกต่างของ </w:t>
       </w:r>
-      <w:r>
-        <w:rPr>
-          <w:rFonts w:ascii="Lotuss Smart TX" w:hAnsi="Lotuss Smart TX" w:cs="Lotuss Smart TX"/>
-          <w:b/>
-          <w:bCs/>
-          <w:sz w:val="18"/>
-          <w:szCs w:val="18"/>
-          <w:lang w:val="en-US" w:bidi="th-TH"/>
-        </w:rPr>
-        <w:t xml:space="preserve">DoA </w:t>
+      <w:proofErr w:type="spellStart"/>
+      <w:r>
+        <w:rPr>
+          <w:rFonts w:ascii="Lotuss Smart TX" w:hAnsi="Lotuss Smart TX" w:cs="Lotuss Smart TX"/>
+          <w:b/>
+          <w:bCs/>
+          <w:sz w:val="18"/>
+          <w:szCs w:val="18"/>
+          <w:lang w:val="en-US" w:bidi="th-TH"/>
+        </w:rPr>
+        <w:t>DoA</w:t>
+      </w:r>
+      <w:proofErr w:type="spellEnd"/>
+      <w:r>
+        <w:rPr>
+          <w:rFonts w:ascii="Lotuss Smart TX" w:hAnsi="Lotuss Smart TX" w:cs="Lotuss Smart TX"/>
+          <w:b/>
+          <w:bCs/>
+          <w:sz w:val="18"/>
+          <w:szCs w:val="18"/>
+          <w:lang w:val="en-US" w:bidi="th-TH"/>
+        </w:rPr>
+        <w:t xml:space="preserve"> </w:t>
       </w:r>
       <w:r>
         <w:rPr>
@@ -334,16 +417,29 @@
         </w:rPr>
         <w:t xml:space="preserve">และ </w:t>
       </w:r>
-      <w:r>
-        <w:rPr>
-          <w:rFonts w:ascii="Lotuss Smart TX" w:hAnsi="Lotuss Smart TX" w:cs="Lotuss Smart TX"/>
-          <w:b/>
-          <w:bCs/>
-          <w:sz w:val="18"/>
-          <w:szCs w:val="18"/>
-          <w:lang w:val="en-US" w:bidi="th-TH"/>
-        </w:rPr>
-        <w:t xml:space="preserve">LoA : </w:t>
+      <w:proofErr w:type="spellStart"/>
+      <w:r>
+        <w:rPr>
+          <w:rFonts w:ascii="Lotuss Smart TX" w:hAnsi="Lotuss Smart TX" w:cs="Lotuss Smart TX"/>
+          <w:b/>
+          <w:bCs/>
+          <w:sz w:val="18"/>
+          <w:szCs w:val="18"/>
+          <w:lang w:val="en-US" w:bidi="th-TH"/>
+        </w:rPr>
+        <w:t>LoA</w:t>
+      </w:r>
+      <w:proofErr w:type="spellEnd"/>
+      <w:r>
+        <w:rPr>
+          <w:rFonts w:ascii="Lotuss Smart TX" w:hAnsi="Lotuss Smart TX" w:cs="Lotuss Smart TX"/>
+          <w:b/>
+          <w:bCs/>
+          <w:sz w:val="18"/>
+          <w:szCs w:val="18"/>
+          <w:lang w:val="en-US" w:bidi="th-TH"/>
+        </w:rPr>
+        <w:t xml:space="preserve"> : </w:t>
       </w:r>
     </w:p>
     <w:p>
@@ -415,14 +511,25 @@
           <w:lang w:val="en-US"/>
         </w:rPr>
       </w:pPr>
-      <w:r>
-        <w:rPr>
-          <w:rFonts w:ascii="Lotuss Smart TX" w:hAnsi="Lotuss Smart TX" w:cs="Lotuss Smart TX"/>
-          <w:sz w:val="18"/>
-          <w:szCs w:val="18"/>
-          <w:lang w:val="en-US"/>
-        </w:rPr>
-        <w:t xml:space="preserve">DoA </w:t>
+      <w:proofErr w:type="spellStart"/>
+      <w:r>
+        <w:rPr>
+          <w:rFonts w:ascii="Lotuss Smart TX" w:hAnsi="Lotuss Smart TX" w:cs="Lotuss Smart TX"/>
+          <w:sz w:val="18"/>
+          <w:szCs w:val="18"/>
+          <w:lang w:val="en-US"/>
+        </w:rPr>
+        <w:t>DoA</w:t>
+      </w:r>
+      <w:proofErr w:type="spellEnd"/>
+      <w:r>
+        <w:rPr>
+          <w:rFonts w:ascii="Lotuss Smart TX" w:hAnsi="Lotuss Smart TX" w:cs="Lotuss Smart TX"/>
+          <w:sz w:val="18"/>
+          <w:szCs w:val="18"/>
+          <w:lang w:val="en-US"/>
+        </w:rPr>
+        <w:t xml:space="preserve"> </w:t>
       </w:r>
       <w:r>
         <w:rPr>
@@ -490,14 +597,25 @@
         </w:rPr>
         <w:t xml:space="preserve">และ </w:t>
       </w:r>
-      <w:r>
-        <w:rPr>
-          <w:rFonts w:ascii="Lotuss Smart TX" w:hAnsi="Lotuss Smart TX" w:cs="Lotuss Smart TX"/>
-          <w:sz w:val="18"/>
-          <w:szCs w:val="18"/>
-          <w:lang w:val="en-US"/>
-        </w:rPr>
-        <w:t xml:space="preserve">LoA </w:t>
+      <w:proofErr w:type="spellStart"/>
+      <w:r>
+        <w:rPr>
+          <w:rFonts w:ascii="Lotuss Smart TX" w:hAnsi="Lotuss Smart TX" w:cs="Lotuss Smart TX"/>
+          <w:sz w:val="18"/>
+          <w:szCs w:val="18"/>
+          <w:lang w:val="en-US"/>
+        </w:rPr>
+        <w:t>LoA</w:t>
+      </w:r>
+      <w:proofErr w:type="spellEnd"/>
+      <w:r>
+        <w:rPr>
+          <w:rFonts w:ascii="Lotuss Smart TX" w:hAnsi="Lotuss Smart TX" w:cs="Lotuss Smart TX"/>
+          <w:sz w:val="18"/>
+          <w:szCs w:val="18"/>
+          <w:lang w:val="en-US"/>
+        </w:rPr>
+        <w:t xml:space="preserve"> </w:t>
       </w:r>
       <w:r>
         <w:rPr>
@@ -576,14 +694,25 @@
         </w:rPr>
         <w:t xml:space="preserve">การพิจารณาอ้างอิงอำนาจอนุมัติจากนโยบายหรือระเบียบปฏิบัติ ให้เริ่มพิจารณาจาก </w:t>
       </w:r>
-      <w:r>
-        <w:rPr>
-          <w:rFonts w:ascii="Lotuss Smart TX" w:hAnsi="Lotuss Smart TX" w:cs="Lotuss Smart TX"/>
-          <w:sz w:val="18"/>
-          <w:szCs w:val="18"/>
-          <w:lang w:val="en-US"/>
-        </w:rPr>
-        <w:t xml:space="preserve">DoA </w:t>
+      <w:proofErr w:type="spellStart"/>
+      <w:r>
+        <w:rPr>
+          <w:rFonts w:ascii="Lotuss Smart TX" w:hAnsi="Lotuss Smart TX" w:cs="Lotuss Smart TX"/>
+          <w:sz w:val="18"/>
+          <w:szCs w:val="18"/>
+          <w:lang w:val="en-US"/>
+        </w:rPr>
+        <w:t>DoA</w:t>
+      </w:r>
+      <w:proofErr w:type="spellEnd"/>
+      <w:r>
+        <w:rPr>
+          <w:rFonts w:ascii="Lotuss Smart TX" w:hAnsi="Lotuss Smart TX" w:cs="Lotuss Smart TX"/>
+          <w:sz w:val="18"/>
+          <w:szCs w:val="18"/>
+          <w:lang w:val="en-US"/>
+        </w:rPr>
+        <w:t xml:space="preserve"> </w:t>
       </w:r>
       <w:r>
         <w:rPr>
@@ -595,14 +724,25 @@
         </w:rPr>
         <w:t xml:space="preserve">เสมอ แล้วจึงพิจารณาอำนาจอนุมัติจาก </w:t>
       </w:r>
-      <w:r>
-        <w:rPr>
-          <w:rFonts w:ascii="Lotuss Smart TX" w:hAnsi="Lotuss Smart TX" w:cs="Lotuss Smart TX"/>
-          <w:sz w:val="18"/>
-          <w:szCs w:val="18"/>
-          <w:lang w:val="en-US"/>
-        </w:rPr>
-        <w:t xml:space="preserve">LoA </w:t>
+      <w:proofErr w:type="spellStart"/>
+      <w:r>
+        <w:rPr>
+          <w:rFonts w:ascii="Lotuss Smart TX" w:hAnsi="Lotuss Smart TX" w:cs="Lotuss Smart TX"/>
+          <w:sz w:val="18"/>
+          <w:szCs w:val="18"/>
+          <w:lang w:val="en-US"/>
+        </w:rPr>
+        <w:t>LoA</w:t>
+      </w:r>
+      <w:proofErr w:type="spellEnd"/>
+      <w:r>
+        <w:rPr>
+          <w:rFonts w:ascii="Lotuss Smart TX" w:hAnsi="Lotuss Smart TX" w:cs="Lotuss Smart TX"/>
+          <w:sz w:val="18"/>
+          <w:szCs w:val="18"/>
+          <w:lang w:val="en-US"/>
+        </w:rPr>
+        <w:t xml:space="preserve"> </w:t>
       </w:r>
       <w:r>
         <w:rPr>
@@ -743,6 +883,7 @@
         </w:rPr>
         <w:t xml:space="preserve"> </w:t>
       </w:r>
+      <w:proofErr w:type="spellStart"/>
       <w:r>
         <w:rPr>
           <w:rFonts w:ascii="Lotuss Smart TX" w:hAnsi="Lotuss Smart TX" w:cs="Lotuss Smart TX"/>
@@ -753,7 +894,72 @@
           <w:szCs w:val="18"/>
           <w:lang w:val="en-US" w:bidi="th-TH"/>
         </w:rPr>
-        <w:t xml:space="preserve">การอนุมัติงบประมาณ การอนุมัติโครงการ การอนุมัติสัญญา </w:t>
+        <w:t>การอนุมัติงบประมาณ</w:t>
+      </w:r>
+      <w:proofErr w:type="spellEnd"/>
+      <w:r>
+        <w:rPr>
+          <w:rFonts w:ascii="Lotuss Smart TX" w:hAnsi="Lotuss Smart TX" w:cs="Lotuss Smart TX"/>
+          <w:b/>
+          <w:bCs/>
+          <w:color w:val="FF0000"/>
+          <w:sz w:val="18"/>
+          <w:szCs w:val="18"/>
+          <w:lang w:val="en-US" w:bidi="th-TH"/>
+        </w:rPr>
+        <w:t xml:space="preserve"> </w:t>
+      </w:r>
+      <w:proofErr w:type="spellStart"/>
+      <w:r>
+        <w:rPr>
+          <w:rFonts w:ascii="Lotuss Smart TX" w:hAnsi="Lotuss Smart TX" w:cs="Lotuss Smart TX"/>
+          <w:b/>
+          <w:bCs/>
+          <w:color w:val="FF0000"/>
+          <w:sz w:val="18"/>
+          <w:szCs w:val="18"/>
+          <w:lang w:val="en-US" w:bidi="th-TH"/>
+        </w:rPr>
+        <w:t>การอนุมัติโครงการ</w:t>
+      </w:r>
+      <w:proofErr w:type="spellEnd"/>
+      <w:r>
+        <w:rPr>
+          <w:rFonts w:ascii="Lotuss Smart TX" w:hAnsi="Lotuss Smart TX" w:cs="Lotuss Smart TX"/>
+          <w:b/>
+          <w:bCs/>
+          <w:color w:val="FF0000"/>
+          <w:sz w:val="18"/>
+          <w:szCs w:val="18"/>
+          <w:lang w:val="en-US" w:bidi="th-TH"/>
+        </w:rPr>
+        <w:t xml:space="preserve"> </w:t>
+      </w:r>
+      <w:proofErr w:type="spellStart"/>
+      <w:r>
+        <w:rPr>
+          <w:rFonts w:ascii="Lotuss Smart TX" w:hAnsi="Lotuss Smart TX" w:cs="Lotuss Smart TX"/>
+          <w:b/>
+          <w:bCs/>
+          <w:color w:val="FF0000"/>
+          <w:sz w:val="18"/>
+          <w:szCs w:val="18"/>
+          <w:lang w:val="en-US" w:bidi="th-TH"/>
+        </w:rPr>
+        <w:t>การอนุมัติสัญญา</w:t>
+      </w:r>
+      <w:proofErr w:type="spellEnd"/>
+      <w:r>
+        <w:rPr>
+          <w:rFonts w:ascii="Lotuss Smart TX" w:hAnsi="Lotuss Smart TX" w:cs="Lotuss Smart TX"/>
+          <w:b/>
+          <w:bCs/>
+          <w:color w:val="FF0000"/>
+          <w:sz w:val="18"/>
+          <w:szCs w:val="18"/>
+          <w:lang w:val="en-US" w:bidi="th-TH"/>
+        </w:rPr>
+        <w:t xml:space="preserve"> </w:t>
       </w:r>
       <w:r>
         <w:rPr>
@@ -952,7 +1158,27 @@
           <w:szCs w:val="18"/>
           <w:lang w:val="en-US"/>
         </w:rPr>
-        <w:t>CP Axtra ExCom</w:t>
+        <w:t xml:space="preserve">CP </w:t>
+      </w:r>
+      <w:proofErr w:type="spellStart"/>
+      <w:r>
+        <w:rPr>
+          <w:rFonts w:ascii="Lotuss Smart TX" w:hAnsi="Lotuss Smart TX" w:cs="Lotuss Smart TX"/>
+          <w:sz w:val="18"/>
+          <w:szCs w:val="18"/>
+          <w:lang w:val="en-US"/>
+        </w:rPr>
+        <w:t>Axtra</w:t>
+      </w:r>
+      <w:proofErr w:type="spellEnd"/>
+      <w:r>
+        <w:rPr>
+          <w:rFonts w:ascii="Lotuss Smart TX" w:hAnsi="Lotuss Smart TX" w:cs="Lotuss Smart TX"/>
+          <w:sz w:val="18"/>
+          <w:szCs w:val="18"/>
+          <w:lang w:val="en-US"/>
+        </w:rPr>
+        <w:t xml:space="preserve"> ExCom</w:t>
       </w:r>
     </w:p>
     <w:p>
@@ -1001,7 +1227,27 @@
           <w:szCs w:val="18"/>
           <w:lang w:val="en-US"/>
         </w:rPr>
-        <w:t>CP Axtra Board of Directors</w:t>
+        <w:t xml:space="preserve">CP </w:t>
+      </w:r>
+      <w:proofErr w:type="spellStart"/>
+      <w:r>
+        <w:rPr>
+          <w:rFonts w:ascii="Lotuss Smart TX" w:hAnsi="Lotuss Smart TX" w:cs="Lotuss Smart TX"/>
+          <w:sz w:val="18"/>
+          <w:szCs w:val="18"/>
+          <w:lang w:val="en-US"/>
+        </w:rPr>
+        <w:t>Axtra</w:t>
+      </w:r>
+      <w:proofErr w:type="spellEnd"/>
+      <w:r>
+        <w:rPr>
+          <w:rFonts w:ascii="Lotuss Smart TX" w:hAnsi="Lotuss Smart TX" w:cs="Lotuss Smart TX"/>
+          <w:sz w:val="18"/>
+          <w:szCs w:val="18"/>
+          <w:lang w:val="en-US"/>
+        </w:rPr>
+        <w:t xml:space="preserve"> Board of Directors</w:t>
       </w:r>
     </w:p>
     <w:p>
@@ -1106,7 +1352,27 @@
           <w:szCs w:val="18"/>
           <w:lang w:val="en-US"/>
         </w:rPr>
-        <w:t xml:space="preserve">CP Axtra Board of Directors </w:t>
+        <w:t xml:space="preserve">CP </w:t>
+      </w:r>
+      <w:proofErr w:type="spellStart"/>
+      <w:r>
+        <w:rPr>
+          <w:rFonts w:ascii="Lotuss Smart TX" w:hAnsi="Lotuss Smart TX" w:cs="Lotuss Smart TX"/>
+          <w:sz w:val="18"/>
+          <w:szCs w:val="18"/>
+          <w:lang w:val="en-US"/>
+        </w:rPr>
+        <w:t>Axtra</w:t>
+      </w:r>
+      <w:proofErr w:type="spellEnd"/>
+      <w:r>
+        <w:rPr>
+          <w:rFonts w:ascii="Lotuss Smart TX" w:hAnsi="Lotuss Smart TX" w:cs="Lotuss Smart TX"/>
+          <w:sz w:val="18"/>
+          <w:szCs w:val="18"/>
+          <w:lang w:val="en-US"/>
+        </w:rPr>
+        <w:t xml:space="preserve"> Board of Directors </w:t>
       </w:r>
       <w:r>
         <w:rPr>
@@ -1658,7 +1924,27 @@
           <w:szCs w:val="18"/>
           <w:lang w:val="en-US"/>
         </w:rPr>
-        <w:t>CP Axtra ExCom</w:t>
+        <w:t xml:space="preserve">CP </w:t>
+      </w:r>
+      <w:proofErr w:type="spellStart"/>
+      <w:r>
+        <w:rPr>
+          <w:rFonts w:ascii="Lotuss Smart TX" w:hAnsi="Lotuss Smart TX" w:cs="Lotuss Smart TX"/>
+          <w:sz w:val="18"/>
+          <w:szCs w:val="18"/>
+          <w:lang w:val="en-US"/>
+        </w:rPr>
+        <w:t>Axtra</w:t>
+      </w:r>
+      <w:proofErr w:type="spellEnd"/>
+      <w:r>
+        <w:rPr>
+          <w:rFonts w:ascii="Lotuss Smart TX" w:hAnsi="Lotuss Smart TX" w:cs="Lotuss Smart TX"/>
+          <w:sz w:val="18"/>
+          <w:szCs w:val="18"/>
+          <w:lang w:val="en-US"/>
+        </w:rPr>
+        <w:t xml:space="preserve"> ExCom</w:t>
       </w:r>
     </w:p>
     <w:p>
@@ -1734,7 +2020,27 @@
           <w:szCs w:val="18"/>
           <w:lang w:val="en-US"/>
         </w:rPr>
-        <w:t>CP Axtra Board of Directors</w:t>
+        <w:t xml:space="preserve">CP </w:t>
+      </w:r>
+      <w:proofErr w:type="spellStart"/>
+      <w:r>
+        <w:rPr>
+          <w:rFonts w:ascii="Lotuss Smart TX" w:hAnsi="Lotuss Smart TX" w:cs="Lotuss Smart TX"/>
+          <w:sz w:val="18"/>
+          <w:szCs w:val="18"/>
+          <w:lang w:val="en-US"/>
+        </w:rPr>
+        <w:t>Axtra</w:t>
+      </w:r>
+      <w:proofErr w:type="spellEnd"/>
+      <w:r>
+        <w:rPr>
+          <w:rFonts w:ascii="Lotuss Smart TX" w:hAnsi="Lotuss Smart TX" w:cs="Lotuss Smart TX"/>
+          <w:sz w:val="18"/>
+          <w:szCs w:val="18"/>
+          <w:lang w:val="en-US"/>
+        </w:rPr>
+        <w:t xml:space="preserve"> Board of Directors</w:t>
       </w:r>
     </w:p>
     <w:p>
@@ -1820,7 +2126,27 @@
           <w:szCs w:val="18"/>
           <w:lang w:val="en-US"/>
         </w:rPr>
-        <w:t xml:space="preserve">CP Axtra Board of Directors </w:t>
+        <w:t xml:space="preserve">CP </w:t>
+      </w:r>
+      <w:proofErr w:type="spellStart"/>
+      <w:r>
+        <w:rPr>
+          <w:rFonts w:ascii="Lotuss Smart TX" w:hAnsi="Lotuss Smart TX" w:cs="Lotuss Smart TX"/>
+          <w:sz w:val="18"/>
+          <w:szCs w:val="18"/>
+          <w:lang w:val="en-US"/>
+        </w:rPr>
+        <w:t>Axtra</w:t>
+      </w:r>
+      <w:proofErr w:type="spellEnd"/>
+      <w:r>
+        <w:rPr>
+          <w:rFonts w:ascii="Lotuss Smart TX" w:hAnsi="Lotuss Smart TX" w:cs="Lotuss Smart TX"/>
+          <w:sz w:val="18"/>
+          <w:szCs w:val="18"/>
+          <w:lang w:val="en-US"/>
+        </w:rPr>
+        <w:t xml:space="preserve"> Board of Directors </w:t>
       </w:r>
       <w:r>
         <w:rPr>
@@ -2354,7 +2680,27 @@
           <w:szCs w:val="18"/>
           <w:lang w:val="en-US"/>
         </w:rPr>
-        <w:t>CP Axtra ExCom</w:t>
+        <w:t xml:space="preserve">CP </w:t>
+      </w:r>
+      <w:proofErr w:type="spellStart"/>
+      <w:r>
+        <w:rPr>
+          <w:rFonts w:ascii="Lotuss Smart TX" w:hAnsi="Lotuss Smart TX" w:cs="Lotuss Smart TX"/>
+          <w:sz w:val="18"/>
+          <w:szCs w:val="18"/>
+          <w:lang w:val="en-US"/>
+        </w:rPr>
+        <w:t>Axtra</w:t>
+      </w:r>
+      <w:proofErr w:type="spellEnd"/>
+      <w:r>
+        <w:rPr>
+          <w:rFonts w:ascii="Lotuss Smart TX" w:hAnsi="Lotuss Smart TX" w:cs="Lotuss Smart TX"/>
+          <w:sz w:val="18"/>
+          <w:szCs w:val="18"/>
+          <w:lang w:val="en-US"/>
+        </w:rPr>
+        <w:t xml:space="preserve"> ExCom</w:t>
       </w:r>
     </w:p>
     <w:p>
@@ -2430,7 +2776,27 @@
           <w:szCs w:val="18"/>
           <w:lang w:val="en-US"/>
         </w:rPr>
-        <w:t>CP Axtra Board of Directors</w:t>
+        <w:t xml:space="preserve">CP </w:t>
+      </w:r>
+      <w:proofErr w:type="spellStart"/>
+      <w:r>
+        <w:rPr>
+          <w:rFonts w:ascii="Lotuss Smart TX" w:hAnsi="Lotuss Smart TX" w:cs="Lotuss Smart TX"/>
+          <w:sz w:val="18"/>
+          <w:szCs w:val="18"/>
+          <w:lang w:val="en-US"/>
+        </w:rPr>
+        <w:t>Axtra</w:t>
+      </w:r>
+      <w:proofErr w:type="spellEnd"/>
+      <w:r>
+        <w:rPr>
+          <w:rFonts w:ascii="Lotuss Smart TX" w:hAnsi="Lotuss Smart TX" w:cs="Lotuss Smart TX"/>
+          <w:sz w:val="18"/>
+          <w:szCs w:val="18"/>
+          <w:lang w:val="en-US"/>
+        </w:rPr>
+        <w:t xml:space="preserve"> Board of Directors</w:t>
       </w:r>
     </w:p>
     <w:p>
@@ -2506,7 +2872,27 @@
           <w:szCs w:val="18"/>
           <w:lang w:val="en-US"/>
         </w:rPr>
-        <w:t xml:space="preserve">CP Axtra Board of Directors </w:t>
+        <w:t xml:space="preserve">CP </w:t>
+      </w:r>
+      <w:proofErr w:type="spellStart"/>
+      <w:r>
+        <w:rPr>
+          <w:rFonts w:ascii="Lotuss Smart TX" w:hAnsi="Lotuss Smart TX" w:cs="Lotuss Smart TX"/>
+          <w:sz w:val="18"/>
+          <w:szCs w:val="18"/>
+          <w:lang w:val="en-US"/>
+        </w:rPr>
+        <w:t>Axtra</w:t>
+      </w:r>
+      <w:proofErr w:type="spellEnd"/>
+      <w:r>
+        <w:rPr>
+          <w:rFonts w:ascii="Lotuss Smart TX" w:hAnsi="Lotuss Smart TX" w:cs="Lotuss Smart TX"/>
+          <w:sz w:val="18"/>
+          <w:szCs w:val="18"/>
+          <w:lang w:val="en-US"/>
+        </w:rPr>
+        <w:t xml:space="preserve"> Board of Directors </w:t>
       </w:r>
       <w:r>
         <w:rPr>
@@ -2560,6 +2946,7 @@
         </w:rPr>
         <w:t xml:space="preserve">## </w:t>
       </w:r>
+      <w:proofErr w:type="spellStart"/>
       <w:r>
         <w:rPr>
           <w:rFonts w:ascii="Lotuss Smart TX" w:hAnsi="Lotuss Smart TX" w:cs="Lotuss Smart TX"/>
@@ -2570,7 +2957,72 @@
           <w:szCs w:val="18"/>
           <w:lang w:val="en-US" w:bidi="th-TH"/>
         </w:rPr>
-        <w:t xml:space="preserve">การอนุมัติงบประมาณ การอนุมัติโครงการ การอนุมัติสัญญา  </w:t>
+        <w:t>การอนุมัติงบประมาณ</w:t>
+      </w:r>
+      <w:proofErr w:type="spellEnd"/>
+      <w:r>
+        <w:rPr>
+          <w:rFonts w:ascii="Lotuss Smart TX" w:hAnsi="Lotuss Smart TX" w:cs="Lotuss Smart TX"/>
+          <w:b/>
+          <w:bCs/>
+          <w:color w:val="FF0000"/>
+          <w:sz w:val="18"/>
+          <w:szCs w:val="18"/>
+          <w:lang w:val="en-US" w:bidi="th-TH"/>
+        </w:rPr>
+        <w:t xml:space="preserve"> </w:t>
+      </w:r>
+      <w:proofErr w:type="spellStart"/>
+      <w:r>
+        <w:rPr>
+          <w:rFonts w:ascii="Lotuss Smart TX" w:hAnsi="Lotuss Smart TX" w:cs="Lotuss Smart TX"/>
+          <w:b/>
+          <w:bCs/>
+          <w:color w:val="FF0000"/>
+          <w:sz w:val="18"/>
+          <w:szCs w:val="18"/>
+          <w:lang w:val="en-US" w:bidi="th-TH"/>
+        </w:rPr>
+        <w:t>การอนุมัติโครงการ</w:t>
+      </w:r>
+      <w:proofErr w:type="spellEnd"/>
+      <w:r>
+        <w:rPr>
+          <w:rFonts w:ascii="Lotuss Smart TX" w:hAnsi="Lotuss Smart TX" w:cs="Lotuss Smart TX"/>
+          <w:b/>
+          <w:bCs/>
+          <w:color w:val="FF0000"/>
+          <w:sz w:val="18"/>
+          <w:szCs w:val="18"/>
+          <w:lang w:val="en-US" w:bidi="th-TH"/>
+        </w:rPr>
+        <w:t xml:space="preserve"> </w:t>
+      </w:r>
+      <w:proofErr w:type="spellStart"/>
+      <w:r>
+        <w:rPr>
+          <w:rFonts w:ascii="Lotuss Smart TX" w:hAnsi="Lotuss Smart TX" w:cs="Lotuss Smart TX"/>
+          <w:b/>
+          <w:bCs/>
+          <w:color w:val="FF0000"/>
+          <w:sz w:val="18"/>
+          <w:szCs w:val="18"/>
+          <w:lang w:val="en-US" w:bidi="th-TH"/>
+        </w:rPr>
+        <w:t>การอนุมัติสัญญา</w:t>
+      </w:r>
+      <w:proofErr w:type="spellEnd"/>
+      <w:r>
+        <w:rPr>
+          <w:rFonts w:ascii="Lotuss Smart TX" w:hAnsi="Lotuss Smart TX" w:cs="Lotuss Smart TX"/>
+          <w:b/>
+          <w:bCs/>
+          <w:color w:val="FF0000"/>
+          <w:sz w:val="18"/>
+          <w:szCs w:val="18"/>
+          <w:lang w:val="en-US" w:bidi="th-TH"/>
+        </w:rPr>
+        <w:t xml:space="preserve">  </w:t>
       </w:r>
       <w:r>
         <w:rPr>
@@ -2693,16 +3145,6 @@
         </w:rPr>
         <w:t>ขึ้นไป</w:t>
       </w:r>
-      <w:r>
-        <w:rPr>
-          <w:rFonts w:ascii="Lotuss Smart TX" w:hAnsi="Lotuss Smart TX" w:cs="Lotuss Smart TX"/>
-          <w:sz w:val="18"/>
-          <w:szCs w:val="18"/>
-          <w:cs/>
-          <w:lang w:val="en-US" w:bidi="th-TH"/>
-        </w:rPr>
-        <w:t>x</w:t>
-      </w:r>
     </w:p>
     <w:p>
       <w:pPr>
@@ -3041,6 +3483,24 @@
         </w:rPr>
         <w:t>Group CEO</w:t>
       </w:r>
+      <w:r>
+        <w:rPr>
+          <w:rFonts w:ascii="Lotuss Smart TX" w:hAnsi="Lotuss Smart TX" w:cs="Lotuss Smart TX"/>
+          <w:sz w:val="18"/>
+          <w:szCs w:val="18"/>
+          <w:lang w:val="en-US" w:bidi="th-TH"/>
+        </w:rPr>
+        <w:t xml:space="preserve"> </w:t>
+      </w:r>
+      <w:r>
+        <w:rPr>
+          <w:rFonts w:ascii="Lotuss Smart TX" w:hAnsi="Lotuss Smart TX" w:cs="Lotuss Smart TX" w:hint="cs"/>
+          <w:sz w:val="18"/>
+          <w:szCs w:val="18"/>
+          <w:lang w:val="en-US" w:bidi="th-TH"/>
+        </w:rPr>
+        <w:t>/ Group Chief Retail Business</w:t>
+      </w:r>
     </w:p>
     <w:p>
       <w:pPr>
@@ -3127,7 +3587,27 @@
           <w:szCs w:val="18"/>
           <w:lang w:val="en-US"/>
         </w:rPr>
-        <w:t xml:space="preserve">CP Axtra ExCom </w:t>
+        <w:t xml:space="preserve">CP </w:t>
+      </w:r>
+      <w:proofErr w:type="spellStart"/>
+      <w:r>
+        <w:rPr>
+          <w:rFonts w:ascii="Lotuss Smart TX" w:hAnsi="Lotuss Smart TX" w:cs="Lotuss Smart TX"/>
+          <w:sz w:val="18"/>
+          <w:szCs w:val="18"/>
+          <w:lang w:val="en-US"/>
+        </w:rPr>
+        <w:t>Axtra</w:t>
+      </w:r>
+      <w:proofErr w:type="spellEnd"/>
+      <w:r>
+        <w:rPr>
+          <w:rFonts w:ascii="Lotuss Smart TX" w:hAnsi="Lotuss Smart TX" w:cs="Lotuss Smart TX"/>
+          <w:sz w:val="18"/>
+          <w:szCs w:val="18"/>
+          <w:lang w:val="en-US"/>
+        </w:rPr>
+        <w:t xml:space="preserve"> ExCom </w:t>
       </w:r>
       <w:r>
         <w:rPr>
@@ -3175,6 +3655,7 @@
         </w:rPr>
         <w:t xml:space="preserve"># </w:t>
       </w:r>
+      <w:proofErr w:type="spellStart"/>
       <w:r>
         <w:rPr>
           <w:rFonts w:ascii="Lotuss Smart TX" w:hAnsi="Lotuss Smart TX" w:cs="Lotuss Smart TX"/>
@@ -3186,6 +3667,7 @@
         </w:rPr>
         <w:t>การอนุมัติ</w:t>
       </w:r>
+      <w:proofErr w:type="spellEnd"/>
       <w:r>
         <w:rPr>
           <w:rFonts w:ascii="Lotuss Smart TX" w:hAnsi="Lotuss Smart TX" w:cs="Lotuss Smart TX"/>
@@ -3758,7 +4240,27 @@
           <w:szCs w:val="18"/>
           <w:lang w:val="en-US"/>
         </w:rPr>
-        <w:t>CP Axtra ExCom</w:t>
+        <w:t xml:space="preserve">CP </w:t>
+      </w:r>
+      <w:proofErr w:type="spellStart"/>
+      <w:r>
+        <w:rPr>
+          <w:rFonts w:ascii="Lotuss Smart TX" w:hAnsi="Lotuss Smart TX" w:cs="Lotuss Smart TX"/>
+          <w:sz w:val="18"/>
+          <w:szCs w:val="18"/>
+          <w:lang w:val="en-US"/>
+        </w:rPr>
+        <w:t>Axtra</w:t>
+      </w:r>
+      <w:proofErr w:type="spellEnd"/>
+      <w:r>
+        <w:rPr>
+          <w:rFonts w:ascii="Lotuss Smart TX" w:hAnsi="Lotuss Smart TX" w:cs="Lotuss Smart TX"/>
+          <w:sz w:val="18"/>
+          <w:szCs w:val="18"/>
+          <w:lang w:val="en-US"/>
+        </w:rPr>
+        <w:t xml:space="preserve"> ExCom</w:t>
       </w:r>
     </w:p>
     <w:p>
@@ -4715,6 +5217,24 @@
         </w:rPr>
         <w:t>Group CEO</w:t>
       </w:r>
+      <w:r>
+        <w:rPr>
+          <w:rFonts w:ascii="Lotuss Smart TX" w:hAnsi="Lotuss Smart TX" w:cs="Lotuss Smart TX"/>
+          <w:sz w:val="18"/>
+          <w:szCs w:val="18"/>
+          <w:lang w:val="en-US" w:bidi="th-TH"/>
+        </w:rPr>
+        <w:t xml:space="preserve"> </w:t>
+      </w:r>
+      <w:r>
+        <w:rPr>
+          <w:rFonts w:ascii="Lotuss Smart TX" w:hAnsi="Lotuss Smart TX" w:cs="Lotuss Smart TX" w:hint="cs"/>
+          <w:sz w:val="18"/>
+          <w:szCs w:val="18"/>
+          <w:lang w:val="en-US" w:bidi="th-TH"/>
+        </w:rPr>
+        <w:t>/ Group Chief Retail Business</w:t>
+      </w:r>
     </w:p>
     <w:p>
       <w:pPr>
@@ -4759,6 +5279,7 @@
         </w:rPr>
         <w:t xml:space="preserve">ค่าใช้จ่าย </w:t>
       </w:r>
+      <w:proofErr w:type="spellStart"/>
       <w:r>
         <w:rPr>
           <w:rFonts w:ascii="Lotuss Smart TX" w:hAnsi="Lotuss Smart TX" w:cs="Lotuss Smart TX"/>
@@ -4767,7 +5288,18 @@
           <w:szCs w:val="18"/>
           <w:lang w:val="en-US" w:bidi="th-TH"/>
         </w:rPr>
-        <w:t>ศุนย์กระจายสินค้า (DC)</w:t>
+        <w:t>ศุนย์กระจายสินค้า</w:t>
+      </w:r>
+      <w:proofErr w:type="spellEnd"/>
+      <w:r>
+        <w:rPr>
+          <w:rFonts w:ascii="Lotuss Smart TX" w:hAnsi="Lotuss Smart TX" w:cs="Lotuss Smart TX"/>
+          <w:color w:val="0000FF"/>
+          <w:sz w:val="18"/>
+          <w:szCs w:val="18"/>
+          <w:lang w:val="en-US" w:bidi="th-TH"/>
+        </w:rPr>
+        <w:t xml:space="preserve"> (DC)</w:t>
       </w:r>
     </w:p>
     <w:p>
@@ -4802,6 +5334,7 @@
         </w:rPr>
         <w:t xml:space="preserve">ค่าใช้จ่าย </w:t>
       </w:r>
+      <w:proofErr w:type="spellStart"/>
       <w:r>
         <w:rPr>
           <w:rFonts w:ascii="Lotuss Smart TX" w:hAnsi="Lotuss Smart TX" w:cs="Lotuss Smart TX"/>
@@ -4810,8 +5343,31 @@
           <w:szCs w:val="18"/>
           <w:lang w:val="en-US" w:bidi="th-TH"/>
         </w:rPr>
-        <w:t>ศูนย์กระจายสินค้า (DC) ประเภทค่าใช้จ่ายทั่วไป</w:t>
-      </w:r>
+        <w:t>ศูนย์กระจายสินค้า</w:t>
+      </w:r>
+      <w:proofErr w:type="spellEnd"/>
+      <w:r>
+        <w:rPr>
+          <w:rFonts w:ascii="Lotuss Smart TX" w:hAnsi="Lotuss Smart TX" w:cs="Lotuss Smart TX"/>
+          <w:color w:val="0000FF"/>
+          <w:sz w:val="18"/>
+          <w:szCs w:val="18"/>
+          <w:lang w:val="en-US" w:bidi="th-TH"/>
+        </w:rPr>
+        <w:t xml:space="preserve"> (DC) </w:t>
+      </w:r>
+      <w:proofErr w:type="spellStart"/>
+      <w:r>
+        <w:rPr>
+          <w:rFonts w:ascii="Lotuss Smart TX" w:hAnsi="Lotuss Smart TX" w:cs="Lotuss Smart TX"/>
+          <w:color w:val="0000FF"/>
+          <w:sz w:val="18"/>
+          <w:szCs w:val="18"/>
+          <w:lang w:val="en-US" w:bidi="th-TH"/>
+        </w:rPr>
+        <w:t>ประเภทค่าใช้จ่ายทั่วไป</w:t>
+      </w:r>
+      <w:proofErr w:type="spellEnd"/>
     </w:p>
     <w:p>
       <w:pPr>
@@ -5403,6 +5959,24 @@
           <w:lang w:val="en-US"/>
         </w:rPr>
         <w:t>Group CEO</w:t>
+      </w:r>
+      <w:r>
+        <w:rPr>
+          <w:rFonts w:ascii="Lotuss Smart TX" w:hAnsi="Lotuss Smart TX" w:cs="Lotuss Smart TX"/>
+          <w:sz w:val="18"/>
+          <w:szCs w:val="18"/>
+          <w:lang w:val="en-US"/>
+        </w:rPr>
+        <w:t xml:space="preserve"> </w:t>
+      </w:r>
+      <w:r>
+        <w:rPr>
+          <w:rFonts w:ascii="Lotuss Smart TX" w:hAnsi="Lotuss Smart TX" w:cs="Lotuss Smart TX" w:hint="cs"/>
+          <w:sz w:val="18"/>
+          <w:szCs w:val="18"/>
+          <w:lang w:val="en-US" w:bidi="th-TH"/>
+        </w:rPr>
+        <w:t>/ Group Chief Retail Business</w:t>
       </w:r>
     </w:p>
     <w:p>
@@ -5448,6 +6022,7 @@
         </w:rPr>
         <w:t xml:space="preserve">ค่าใช้จ่าย </w:t>
       </w:r>
+      <w:proofErr w:type="spellStart"/>
       <w:r>
         <w:rPr>
           <w:rFonts w:ascii="Lotuss Smart TX" w:hAnsi="Lotuss Smart TX" w:cs="Lotuss Smart TX"/>
@@ -5456,8 +6031,31 @@
           <w:szCs w:val="18"/>
           <w:lang w:val="en-US" w:bidi="th-TH"/>
         </w:rPr>
-        <w:t>ศุนย์กระจายสินค้า (DC) ประเภทค่าใช้จ่ายในการขนส่ง</w:t>
-      </w:r>
+        <w:t>ศุนย์กระจายสินค้า</w:t>
+      </w:r>
+      <w:proofErr w:type="spellEnd"/>
+      <w:r>
+        <w:rPr>
+          <w:rFonts w:ascii="Lotuss Smart TX" w:hAnsi="Lotuss Smart TX" w:cs="Lotuss Smart TX"/>
+          <w:color w:val="0000FF"/>
+          <w:sz w:val="18"/>
+          <w:szCs w:val="18"/>
+          <w:lang w:val="en-US" w:bidi="th-TH"/>
+        </w:rPr>
+        <w:t xml:space="preserve"> (DC) </w:t>
+      </w:r>
+      <w:proofErr w:type="spellStart"/>
+      <w:r>
+        <w:rPr>
+          <w:rFonts w:ascii="Lotuss Smart TX" w:hAnsi="Lotuss Smart TX" w:cs="Lotuss Smart TX"/>
+          <w:color w:val="0000FF"/>
+          <w:sz w:val="18"/>
+          <w:szCs w:val="18"/>
+          <w:lang w:val="en-US" w:bidi="th-TH"/>
+        </w:rPr>
+        <w:t>ประเภทค่าใช้จ่ายในการขนส่ง</w:t>
+      </w:r>
+      <w:proofErr w:type="spellEnd"/>
     </w:p>
     <w:p>
       <w:pPr>
@@ -5795,6 +6393,24 @@
           <w:lang w:val="en-US"/>
         </w:rPr>
         <w:t>Group CEO</w:t>
+      </w:r>
+      <w:r>
+        <w:rPr>
+          <w:rFonts w:ascii="Lotuss Smart TX" w:hAnsi="Lotuss Smart TX" w:cs="Lotuss Smart TX"/>
+          <w:sz w:val="18"/>
+          <w:szCs w:val="18"/>
+          <w:lang w:val="en-US"/>
+        </w:rPr>
+        <w:t xml:space="preserve"> </w:t>
+      </w:r>
+      <w:r>
+        <w:rPr>
+          <w:rFonts w:ascii="Lotuss Smart TX" w:hAnsi="Lotuss Smart TX" w:cs="Lotuss Smart TX" w:hint="cs"/>
+          <w:sz w:val="18"/>
+          <w:szCs w:val="18"/>
+          <w:lang w:val="en-US" w:bidi="th-TH"/>
+        </w:rPr>
+        <w:t>/ Group Chief Retail Business</w:t>
       </w:r>
     </w:p>
     <w:p>
@@ -5851,6 +6467,7 @@
         </w:rPr>
         <w:t xml:space="preserve"> </w:t>
       </w:r>
+      <w:proofErr w:type="spellStart"/>
       <w:r>
         <w:rPr>
           <w:rFonts w:ascii="Lotuss Smart TX" w:hAnsi="Lotuss Smart TX" w:cs="Lotuss Smart TX"/>
@@ -5859,7 +6476,18 @@
           <w:szCs w:val="18"/>
           <w:lang w:val="en-US" w:bidi="th-TH"/>
         </w:rPr>
-        <w:t xml:space="preserve">สาขา </w:t>
+        <w:t>สาขา</w:t>
+      </w:r>
+      <w:proofErr w:type="spellEnd"/>
+      <w:r>
+        <w:rPr>
+          <w:rFonts w:ascii="Lotuss Smart TX" w:hAnsi="Lotuss Smart TX" w:cs="Lotuss Smart TX"/>
+          <w:color w:val="0000FF"/>
+          <w:sz w:val="18"/>
+          <w:szCs w:val="18"/>
+          <w:lang w:val="en-US" w:bidi="th-TH"/>
+        </w:rPr>
+        <w:t xml:space="preserve"> </w:t>
       </w:r>
       <w:r>
         <w:rPr>
@@ -5914,6 +6542,7 @@
         </w:rPr>
         <w:t xml:space="preserve"> </w:t>
       </w:r>
+      <w:proofErr w:type="spellStart"/>
       <w:r>
         <w:rPr>
           <w:rFonts w:ascii="Lotuss Smart TX" w:hAnsi="Lotuss Smart TX" w:cs="Lotuss Smart TX"/>
@@ -5922,18 +6551,30 @@
           <w:szCs w:val="18"/>
           <w:lang w:val="en-US" w:bidi="th-TH"/>
         </w:rPr>
-        <w:t xml:space="preserve">สาขา </w:t>
-      </w:r>
+        <w:t>สาขา</w:t>
+      </w:r>
+      <w:proofErr w:type="spellEnd"/>
       <w:r>
         <w:rPr>
           <w:rFonts w:ascii="Lotuss Smart TX" w:hAnsi="Lotuss Smart TX" w:cs="Lotuss Smart TX"/>
           <w:color w:val="0000FF"/>
           <w:sz w:val="18"/>
           <w:szCs w:val="18"/>
+          <w:lang w:val="en-US" w:bidi="th-TH"/>
+        </w:rPr>
+        <w:t xml:space="preserve"> </w:t>
+      </w:r>
+      <w:r>
+        <w:rPr>
+          <w:rFonts w:ascii="Lotuss Smart TX" w:hAnsi="Lotuss Smart TX" w:cs="Lotuss Smart TX"/>
+          <w:color w:val="0000FF"/>
+          <w:sz w:val="18"/>
+          <w:szCs w:val="18"/>
           <w:lang w:val="en-US"/>
         </w:rPr>
         <w:t xml:space="preserve">Retail Operation </w:t>
       </w:r>
+      <w:proofErr w:type="spellStart"/>
       <w:r>
         <w:rPr>
           <w:rFonts w:ascii="Lotuss Smart TX" w:hAnsi="Lotuss Smart TX" w:cs="Lotuss Smart TX"/>
@@ -5944,6 +6585,7 @@
         </w:rPr>
         <w:t>ประเภทค่าใช้จ่ายทั่วไป</w:t>
       </w:r>
+      <w:proofErr w:type="spellEnd"/>
     </w:p>
     <w:p>
       <w:pPr>
@@ -6371,6 +7013,24 @@
           <w:lang w:val="en-US"/>
         </w:rPr>
         <w:t>Group CEO</w:t>
+      </w:r>
+      <w:r>
+        <w:rPr>
+          <w:rFonts w:ascii="Lotuss Smart TX" w:hAnsi="Lotuss Smart TX" w:cs="Lotuss Smart TX"/>
+          <w:sz w:val="18"/>
+          <w:szCs w:val="18"/>
+          <w:lang w:val="en-US"/>
+        </w:rPr>
+        <w:t xml:space="preserve"> </w:t>
+      </w:r>
+      <w:r>
+        <w:rPr>
+          <w:rFonts w:ascii="Lotuss Smart TX" w:hAnsi="Lotuss Smart TX" w:cs="Lotuss Smart TX" w:hint="cs"/>
+          <w:sz w:val="18"/>
+          <w:szCs w:val="18"/>
+          <w:lang w:val="en-US" w:bidi="th-TH"/>
+        </w:rPr>
+        <w:t>/ Group Chief Retail Business</w:t>
       </w:r>
     </w:p>
     <w:p>
@@ -6416,6 +7076,7 @@
         </w:rPr>
         <w:t xml:space="preserve"> </w:t>
       </w:r>
+      <w:proofErr w:type="spellStart"/>
       <w:r>
         <w:rPr>
           <w:rFonts w:ascii="Lotuss Smart TX" w:hAnsi="Lotuss Smart TX" w:cs="Lotuss Smart TX"/>
@@ -6424,18 +7085,30 @@
           <w:szCs w:val="18"/>
           <w:lang w:val="en-US" w:bidi="th-TH"/>
         </w:rPr>
-        <w:t xml:space="preserve">สาขา </w:t>
-      </w:r>
+        <w:t>สาขา</w:t>
+      </w:r>
+      <w:proofErr w:type="spellEnd"/>
       <w:r>
         <w:rPr>
           <w:rFonts w:ascii="Lotuss Smart TX" w:hAnsi="Lotuss Smart TX" w:cs="Lotuss Smart TX"/>
           <w:color w:val="0000FF"/>
           <w:sz w:val="18"/>
           <w:szCs w:val="18"/>
+          <w:lang w:val="en-US" w:bidi="th-TH"/>
+        </w:rPr>
+        <w:t xml:space="preserve"> </w:t>
+      </w:r>
+      <w:r>
+        <w:rPr>
+          <w:rFonts w:ascii="Lotuss Smart TX" w:hAnsi="Lotuss Smart TX" w:cs="Lotuss Smart TX"/>
+          <w:color w:val="0000FF"/>
+          <w:sz w:val="18"/>
+          <w:szCs w:val="18"/>
           <w:lang w:val="en-US"/>
         </w:rPr>
         <w:t xml:space="preserve">Retail Operation </w:t>
       </w:r>
+      <w:proofErr w:type="spellStart"/>
       <w:r>
         <w:rPr>
           <w:rFonts w:ascii="Lotuss Smart TX" w:hAnsi="Lotuss Smart TX" w:cs="Lotuss Smart TX"/>
@@ -6444,8 +7117,31 @@
           <w:szCs w:val="18"/>
           <w:lang w:val="en-US" w:bidi="th-TH"/>
         </w:rPr>
-        <w:t>ประเภทค่าใช้จ่าย ค่าสาธารญูปโภค</w:t>
-      </w:r>
+        <w:t>ประเภทค่าใช้จ่าย</w:t>
+      </w:r>
+      <w:proofErr w:type="spellEnd"/>
+      <w:r>
+        <w:rPr>
+          <w:rFonts w:ascii="Lotuss Smart TX" w:hAnsi="Lotuss Smart TX" w:cs="Lotuss Smart TX"/>
+          <w:color w:val="0000FF"/>
+          <w:sz w:val="18"/>
+          <w:szCs w:val="18"/>
+          <w:lang w:val="en-US" w:bidi="th-TH"/>
+        </w:rPr>
+        <w:t xml:space="preserve"> </w:t>
+      </w:r>
+      <w:proofErr w:type="spellStart"/>
+      <w:r>
+        <w:rPr>
+          <w:rFonts w:ascii="Lotuss Smart TX" w:hAnsi="Lotuss Smart TX" w:cs="Lotuss Smart TX"/>
+          <w:color w:val="0000FF"/>
+          <w:sz w:val="18"/>
+          <w:szCs w:val="18"/>
+          <w:lang w:val="en-US" w:bidi="th-TH"/>
+        </w:rPr>
+        <w:t>ค่าสาธารญูปโภค</w:t>
+      </w:r>
+      <w:proofErr w:type="spellEnd"/>
     </w:p>
     <w:p>
       <w:pPr>
@@ -6490,6 +7186,7 @@
         </w:rPr>
         <w:t xml:space="preserve"> </w:t>
       </w:r>
+      <w:proofErr w:type="spellStart"/>
       <w:r>
         <w:rPr>
           <w:rFonts w:ascii="Lotuss Smart TX" w:hAnsi="Lotuss Smart TX" w:cs="Lotuss Smart TX"/>
@@ -6498,18 +7195,30 @@
           <w:szCs w:val="18"/>
           <w:lang w:val="en-US" w:bidi="th-TH"/>
         </w:rPr>
-        <w:t xml:space="preserve">สาขา </w:t>
-      </w:r>
+        <w:t>สาขา</w:t>
+      </w:r>
+      <w:proofErr w:type="spellEnd"/>
       <w:r>
         <w:rPr>
           <w:rFonts w:ascii="Lotuss Smart TX" w:hAnsi="Lotuss Smart TX" w:cs="Lotuss Smart TX"/>
           <w:color w:val="0000FF"/>
           <w:sz w:val="18"/>
           <w:szCs w:val="18"/>
+          <w:lang w:val="en-US" w:bidi="th-TH"/>
+        </w:rPr>
+        <w:t xml:space="preserve"> </w:t>
+      </w:r>
+      <w:r>
+        <w:rPr>
+          <w:rFonts w:ascii="Lotuss Smart TX" w:hAnsi="Lotuss Smart TX" w:cs="Lotuss Smart TX"/>
+          <w:color w:val="0000FF"/>
+          <w:sz w:val="18"/>
+          <w:szCs w:val="18"/>
           <w:lang w:val="en-US"/>
         </w:rPr>
         <w:t xml:space="preserve">Retail Operation </w:t>
       </w:r>
+      <w:proofErr w:type="spellStart"/>
       <w:r>
         <w:rPr>
           <w:rFonts w:ascii="Lotuss Smart TX" w:hAnsi="Lotuss Smart TX" w:cs="Lotuss Smart TX"/>
@@ -6518,7 +7227,62 @@
           <w:szCs w:val="18"/>
           <w:lang w:val="en-US" w:bidi="th-TH"/>
         </w:rPr>
-        <w:t>ประเภทค่าใช้จ่าย ค่าสาธารญูปโภค สำหรับ format Hypermarket</w:t>
+        <w:t>ประเภทค่าใช้จ่าย</w:t>
+      </w:r>
+      <w:proofErr w:type="spellEnd"/>
+      <w:r>
+        <w:rPr>
+          <w:rFonts w:ascii="Lotuss Smart TX" w:hAnsi="Lotuss Smart TX" w:cs="Lotuss Smart TX"/>
+          <w:color w:val="0000FF"/>
+          <w:sz w:val="18"/>
+          <w:szCs w:val="18"/>
+          <w:lang w:val="en-US" w:bidi="th-TH"/>
+        </w:rPr>
+        <w:t xml:space="preserve"> </w:t>
+      </w:r>
+      <w:proofErr w:type="spellStart"/>
+      <w:r>
+        <w:rPr>
+          <w:rFonts w:ascii="Lotuss Smart TX" w:hAnsi="Lotuss Smart TX" w:cs="Lotuss Smart TX"/>
+          <w:color w:val="0000FF"/>
+          <w:sz w:val="18"/>
+          <w:szCs w:val="18"/>
+          <w:lang w:val="en-US" w:bidi="th-TH"/>
+        </w:rPr>
+        <w:t>ค่าสาธารญูปโภค</w:t>
+      </w:r>
+      <w:proofErr w:type="spellEnd"/>
+      <w:r>
+        <w:rPr>
+          <w:rFonts w:ascii="Lotuss Smart TX" w:hAnsi="Lotuss Smart TX" w:cs="Lotuss Smart TX"/>
+          <w:color w:val="0000FF"/>
+          <w:sz w:val="18"/>
+          <w:szCs w:val="18"/>
+          <w:lang w:val="en-US" w:bidi="th-TH"/>
+        </w:rPr>
+        <w:t xml:space="preserve"> </w:t>
+      </w:r>
+      <w:proofErr w:type="spellStart"/>
+      <w:r>
+        <w:rPr>
+          <w:rFonts w:ascii="Lotuss Smart TX" w:hAnsi="Lotuss Smart TX" w:cs="Lotuss Smart TX"/>
+          <w:color w:val="0000FF"/>
+          <w:sz w:val="18"/>
+          <w:szCs w:val="18"/>
+          <w:lang w:val="en-US" w:bidi="th-TH"/>
+        </w:rPr>
+        <w:t>สำหรับ</w:t>
+      </w:r>
+      <w:proofErr w:type="spellEnd"/>
+      <w:r>
+        <w:rPr>
+          <w:rFonts w:ascii="Lotuss Smart TX" w:hAnsi="Lotuss Smart TX" w:cs="Lotuss Smart TX"/>
+          <w:color w:val="0000FF"/>
+          <w:sz w:val="18"/>
+          <w:szCs w:val="18"/>
+          <w:lang w:val="en-US" w:bidi="th-TH"/>
+        </w:rPr>
+        <w:t xml:space="preserve"> format Hypermarket</w:t>
       </w:r>
     </w:p>
     <w:p>
@@ -6778,6 +7542,7 @@
         </w:rPr>
         <w:t xml:space="preserve"> </w:t>
       </w:r>
+      <w:proofErr w:type="spellStart"/>
       <w:r>
         <w:rPr>
           <w:rFonts w:ascii="Lotuss Smart TX" w:hAnsi="Lotuss Smart TX" w:cs="Lotuss Smart TX"/>
@@ -6786,18 +7551,30 @@
           <w:szCs w:val="18"/>
           <w:lang w:val="en-US" w:bidi="th-TH"/>
         </w:rPr>
-        <w:t xml:space="preserve">สาขา </w:t>
-      </w:r>
+        <w:t>สาขา</w:t>
+      </w:r>
+      <w:proofErr w:type="spellEnd"/>
       <w:r>
         <w:rPr>
           <w:rFonts w:ascii="Lotuss Smart TX" w:hAnsi="Lotuss Smart TX" w:cs="Lotuss Smart TX"/>
           <w:color w:val="0000FF"/>
           <w:sz w:val="18"/>
           <w:szCs w:val="18"/>
+          <w:lang w:val="en-US" w:bidi="th-TH"/>
+        </w:rPr>
+        <w:t xml:space="preserve"> </w:t>
+      </w:r>
+      <w:r>
+        <w:rPr>
+          <w:rFonts w:ascii="Lotuss Smart TX" w:hAnsi="Lotuss Smart TX" w:cs="Lotuss Smart TX"/>
+          <w:color w:val="0000FF"/>
+          <w:sz w:val="18"/>
+          <w:szCs w:val="18"/>
           <w:lang w:val="en-US"/>
         </w:rPr>
         <w:t xml:space="preserve">Retail Operation </w:t>
       </w:r>
+      <w:proofErr w:type="spellStart"/>
       <w:r>
         <w:rPr>
           <w:rFonts w:ascii="Lotuss Smart TX" w:hAnsi="Lotuss Smart TX" w:cs="Lotuss Smart TX"/>
@@ -6806,7 +7583,62 @@
           <w:szCs w:val="18"/>
           <w:lang w:val="en-US" w:bidi="th-TH"/>
         </w:rPr>
-        <w:t>ประเภทค่าใช้จ่าย ค่าสาธารญูปโภค สำหรับ format Supermarket</w:t>
+        <w:t>ประเภทค่าใช้จ่าย</w:t>
+      </w:r>
+      <w:proofErr w:type="spellEnd"/>
+      <w:r>
+        <w:rPr>
+          <w:rFonts w:ascii="Lotuss Smart TX" w:hAnsi="Lotuss Smart TX" w:cs="Lotuss Smart TX"/>
+          <w:color w:val="0000FF"/>
+          <w:sz w:val="18"/>
+          <w:szCs w:val="18"/>
+          <w:lang w:val="en-US" w:bidi="th-TH"/>
+        </w:rPr>
+        <w:t xml:space="preserve"> </w:t>
+      </w:r>
+      <w:proofErr w:type="spellStart"/>
+      <w:r>
+        <w:rPr>
+          <w:rFonts w:ascii="Lotuss Smart TX" w:hAnsi="Lotuss Smart TX" w:cs="Lotuss Smart TX"/>
+          <w:color w:val="0000FF"/>
+          <w:sz w:val="18"/>
+          <w:szCs w:val="18"/>
+          <w:lang w:val="en-US" w:bidi="th-TH"/>
+        </w:rPr>
+        <w:t>ค่าสาธารญูปโภค</w:t>
+      </w:r>
+      <w:proofErr w:type="spellEnd"/>
+      <w:r>
+        <w:rPr>
+          <w:rFonts w:ascii="Lotuss Smart TX" w:hAnsi="Lotuss Smart TX" w:cs="Lotuss Smart TX"/>
+          <w:color w:val="0000FF"/>
+          <w:sz w:val="18"/>
+          <w:szCs w:val="18"/>
+          <w:lang w:val="en-US" w:bidi="th-TH"/>
+        </w:rPr>
+        <w:t xml:space="preserve"> </w:t>
+      </w:r>
+      <w:proofErr w:type="spellStart"/>
+      <w:r>
+        <w:rPr>
+          <w:rFonts w:ascii="Lotuss Smart TX" w:hAnsi="Lotuss Smart TX" w:cs="Lotuss Smart TX"/>
+          <w:color w:val="0000FF"/>
+          <w:sz w:val="18"/>
+          <w:szCs w:val="18"/>
+          <w:lang w:val="en-US" w:bidi="th-TH"/>
+        </w:rPr>
+        <w:t>สำหรับ</w:t>
+      </w:r>
+      <w:proofErr w:type="spellEnd"/>
+      <w:r>
+        <w:rPr>
+          <w:rFonts w:ascii="Lotuss Smart TX" w:hAnsi="Lotuss Smart TX" w:cs="Lotuss Smart TX"/>
+          <w:color w:val="0000FF"/>
+          <w:sz w:val="18"/>
+          <w:szCs w:val="18"/>
+          <w:lang w:val="en-US" w:bidi="th-TH"/>
+        </w:rPr>
+        <w:t xml:space="preserve"> format Supermarket</w:t>
       </w:r>
     </w:p>
     <w:p>
@@ -7061,27 +7893,64 @@
         </w:rPr>
         <w:t xml:space="preserve"> </w:t>
       </w:r>
-      <w:r>
-        <w:rPr>
-          <w:rFonts w:ascii="Lotuss Smart TX" w:hAnsi="Lotuss Smart TX" w:cs="Lotuss Smart TX"/>
-          <w:b/>
-          <w:bCs/>
-          <w:sz w:val="18"/>
-          <w:szCs w:val="18"/>
-          <w:lang w:val="en-US" w:bidi="th-TH"/>
-        </w:rPr>
-        <w:t>การอนุมัติ วงเงินอนุมัติ</w:t>
-      </w:r>
-      <w:r>
-        <w:rPr>
-          <w:rFonts w:ascii="Lotuss Smart TX" w:hAnsi="Lotuss Smart TX" w:cs="Lotuss Smart TX"/>
-          <w:b/>
-          <w:bCs/>
-          <w:sz w:val="18"/>
-          <w:szCs w:val="18"/>
-          <w:lang w:val="en-US" w:bidi="th-TH"/>
-        </w:rPr>
-        <w:t>ค่าใช้จ่ายพิเศษ :</w:t>
+      <w:proofErr w:type="spellStart"/>
+      <w:r>
+        <w:rPr>
+          <w:rFonts w:ascii="Lotuss Smart TX" w:hAnsi="Lotuss Smart TX" w:cs="Lotuss Smart TX"/>
+          <w:b/>
+          <w:bCs/>
+          <w:sz w:val="18"/>
+          <w:szCs w:val="18"/>
+          <w:lang w:val="en-US" w:bidi="th-TH"/>
+        </w:rPr>
+        <w:t>การอนุมัติ</w:t>
+      </w:r>
+      <w:proofErr w:type="spellEnd"/>
+      <w:r>
+        <w:rPr>
+          <w:rFonts w:ascii="Lotuss Smart TX" w:hAnsi="Lotuss Smart TX" w:cs="Lotuss Smart TX"/>
+          <w:b/>
+          <w:bCs/>
+          <w:sz w:val="18"/>
+          <w:szCs w:val="18"/>
+          <w:lang w:val="en-US" w:bidi="th-TH"/>
+        </w:rPr>
+        <w:t xml:space="preserve"> </w:t>
+      </w:r>
+      <w:proofErr w:type="spellStart"/>
+      <w:r>
+        <w:rPr>
+          <w:rFonts w:ascii="Lotuss Smart TX" w:hAnsi="Lotuss Smart TX" w:cs="Lotuss Smart TX"/>
+          <w:b/>
+          <w:bCs/>
+          <w:sz w:val="18"/>
+          <w:szCs w:val="18"/>
+          <w:lang w:val="en-US" w:bidi="th-TH"/>
+        </w:rPr>
+        <w:t>วงเงินอนุมัติ</w:t>
+      </w:r>
+      <w:r>
+        <w:rPr>
+          <w:rFonts w:ascii="Lotuss Smart TX" w:hAnsi="Lotuss Smart TX" w:cs="Lotuss Smart TX"/>
+          <w:b/>
+          <w:bCs/>
+          <w:sz w:val="18"/>
+          <w:szCs w:val="18"/>
+          <w:lang w:val="en-US" w:bidi="th-TH"/>
+        </w:rPr>
+        <w:t>ค่าใช้จ่ายพิเศษ</w:t>
+      </w:r>
+      <w:proofErr w:type="spellEnd"/>
+      <w:r>
+        <w:rPr>
+          <w:rFonts w:ascii="Lotuss Smart TX" w:hAnsi="Lotuss Smart TX" w:cs="Lotuss Smart TX"/>
+          <w:b/>
+          <w:bCs/>
+          <w:sz w:val="18"/>
+          <w:szCs w:val="18"/>
+          <w:lang w:val="en-US" w:bidi="th-TH"/>
+        </w:rPr>
+        <w:t xml:space="preserve"> :</w:t>
       </w:r>
     </w:p>
     <w:p>
@@ -9129,14 +9998,45 @@
         </w:rPr>
         <w:t xml:space="preserve">หากสัญญาดังกล่าวได้รับอนุมัติตามข้อกำหนด </w:t>
       </w:r>
-      <w:r>
-        <w:rPr>
-          <w:rFonts w:ascii="Lotuss Smart TX" w:hAnsi="Lotuss Smart TX" w:cs="Lotuss Smart TX"/>
-          <w:sz w:val="18"/>
-          <w:szCs w:val="18"/>
-          <w:lang w:val="en-US" w:bidi="th-TH"/>
-        </w:rPr>
-        <w:t xml:space="preserve">DoA /LoA </w:t>
+      <w:proofErr w:type="spellStart"/>
+      <w:r>
+        <w:rPr>
+          <w:rFonts w:ascii="Lotuss Smart TX" w:hAnsi="Lotuss Smart TX" w:cs="Lotuss Smart TX"/>
+          <w:sz w:val="18"/>
+          <w:szCs w:val="18"/>
+          <w:lang w:val="en-US" w:bidi="th-TH"/>
+        </w:rPr>
+        <w:t>DoA</w:t>
+      </w:r>
+      <w:proofErr w:type="spellEnd"/>
+      <w:r>
+        <w:rPr>
+          <w:rFonts w:ascii="Lotuss Smart TX" w:hAnsi="Lotuss Smart TX" w:cs="Lotuss Smart TX"/>
+          <w:sz w:val="18"/>
+          <w:szCs w:val="18"/>
+          <w:lang w:val="en-US" w:bidi="th-TH"/>
+        </w:rPr>
+        <w:t xml:space="preserve"> /</w:t>
+      </w:r>
+      <w:proofErr w:type="spellStart"/>
+      <w:r>
+        <w:rPr>
+          <w:rFonts w:ascii="Lotuss Smart TX" w:hAnsi="Lotuss Smart TX" w:cs="Lotuss Smart TX"/>
+          <w:sz w:val="18"/>
+          <w:szCs w:val="18"/>
+          <w:lang w:val="en-US" w:bidi="th-TH"/>
+        </w:rPr>
+        <w:t>LoA</w:t>
+      </w:r>
+      <w:proofErr w:type="spellEnd"/>
+      <w:r>
+        <w:rPr>
+          <w:rFonts w:ascii="Lotuss Smart TX" w:hAnsi="Lotuss Smart TX" w:cs="Lotuss Smart TX"/>
+          <w:sz w:val="18"/>
+          <w:szCs w:val="18"/>
+          <w:lang w:val="en-US" w:bidi="th-TH"/>
+        </w:rPr>
+        <w:t xml:space="preserve"> </w:t>
       </w:r>
       <w:r>
         <w:rPr>
@@ -9165,7 +10065,27 @@
           <w:szCs w:val="18"/>
           <w:lang w:val="en-US"/>
         </w:rPr>
-        <w:t>Power of Attorney (PoA)</w:t>
+        <w:t>Power of Attorney (</w:t>
+      </w:r>
+      <w:proofErr w:type="spellStart"/>
+      <w:r>
+        <w:rPr>
+          <w:rFonts w:ascii="Lotuss Smart TX" w:hAnsi="Lotuss Smart TX" w:cs="Lotuss Smart TX"/>
+          <w:sz w:val="18"/>
+          <w:szCs w:val="18"/>
+          <w:lang w:val="en-US"/>
+        </w:rPr>
+        <w:t>PoA</w:t>
+      </w:r>
+      <w:proofErr w:type="spellEnd"/>
+      <w:r>
+        <w:rPr>
+          <w:rFonts w:ascii="Lotuss Smart TX" w:hAnsi="Lotuss Smart TX" w:cs="Lotuss Smart TX"/>
+          <w:sz w:val="18"/>
+          <w:szCs w:val="18"/>
+          <w:lang w:val="en-US"/>
+        </w:rPr>
+        <w:t>)</w:t>
       </w:r>
     </w:p>
     <w:p>
@@ -9238,7 +10158,31 @@
           <w:szCs w:val="18"/>
           <w:lang w:val="en-US"/>
         </w:rPr>
-        <w:t>Power of Attorney (PoA)</w:t>
+        <w:t>Power of Attorney (</w:t>
+      </w:r>
+      <w:proofErr w:type="spellStart"/>
+      <w:r>
+        <w:rPr>
+          <w:rFonts w:ascii="Lotuss Smart TX" w:hAnsi="Lotuss Smart TX" w:cs="Lotuss Smart TX"/>
+          <w:b/>
+          <w:bCs/>
+          <w:sz w:val="18"/>
+          <w:szCs w:val="18"/>
+          <w:lang w:val="en-US"/>
+        </w:rPr>
+        <w:t>PoA</w:t>
+      </w:r>
+      <w:proofErr w:type="spellEnd"/>
+      <w:r>
+        <w:rPr>
+          <w:rFonts w:ascii="Lotuss Smart TX" w:hAnsi="Lotuss Smart TX" w:cs="Lotuss Smart TX"/>
+          <w:b/>
+          <w:bCs/>
+          <w:sz w:val="18"/>
+          <w:szCs w:val="18"/>
+          <w:lang w:val="en-US"/>
+        </w:rPr>
+        <w:t>)</w:t>
       </w:r>
       <w:r>
         <w:rPr>
@@ -9284,18 +10228,35 @@
         </w:rPr>
         <w:t xml:space="preserve">สามารถตรวจสอบรายชื่อ ผู้มีอำนาจในการเซ็นสัญญาของบริษัทได้จากแผนกฎหมาย </w:t>
       </w:r>
-      <w:hyperlink r:id="rId11" w:history="1">
-        <w:r>
-          <w:rPr>
-            <w:rStyle w:val="Hyperlink"/>
-            <w:rFonts w:ascii="Lotuss Smart TX" w:hAnsi="Lotuss Smart TX" w:cs="Lotuss Smart TX"/>
-            <w:sz w:val="18"/>
-            <w:szCs w:val="18"/>
-            <w:lang w:val="en-US"/>
-          </w:rPr>
-          <w:t>Donya.Rochananontha@lotuss.com</w:t>
-        </w:r>
-      </w:hyperlink>
+      <w:r>
+        <w:fldChar w:fldCharType="begin"/>
+      </w:r>
+      <w:r>
+        <w:instrText xml:space="preserve"> HYPERLINK "mailto:Donya.Rochananontha@lotuss.com" </w:instrText>
+      </w:r>
+      <w:r>
+        <w:fldChar w:fldCharType="separate"/>
+      </w:r>
+      <w:r>
+        <w:rPr>
+          <w:rStyle w:val="Hyperlink"/>
+          <w:rFonts w:ascii="Lotuss Smart TX" w:hAnsi="Lotuss Smart TX" w:cs="Lotuss Smart TX"/>
+          <w:sz w:val="18"/>
+          <w:szCs w:val="18"/>
+          <w:lang w:val="en-US"/>
+        </w:rPr>
+        <w:t>Donya.Rochananontha@lotuss.com</w:t>
+      </w:r>
+      <w:r>
+        <w:rPr>
+          <w:rStyle w:val="Hyperlink"/>
+          <w:rFonts w:ascii="Lotuss Smart TX" w:hAnsi="Lotuss Smart TX" w:cs="Lotuss Smart TX"/>
+          <w:sz w:val="18"/>
+          <w:szCs w:val="18"/>
+          <w:lang w:val="en-US"/>
+        </w:rPr>
+        <w:fldChar w:fldCharType="end"/>
+      </w:r>
     </w:p>
     <w:p>
       <w:pPr>
@@ -9485,14 +10446,45 @@
         </w:rPr>
         <w:t xml:space="preserve">ดำเนินการเซ็นสัญญาและขออนุมัติ </w:t>
       </w:r>
-      <w:r>
-        <w:rPr>
-          <w:rFonts w:ascii="Lotuss Smart TX" w:hAnsi="Lotuss Smart TX" w:cs="Lotuss Smart TX"/>
-          <w:sz w:val="18"/>
-          <w:szCs w:val="18"/>
-          <w:lang w:val="en-US"/>
-        </w:rPr>
-        <w:t xml:space="preserve">DoA/LoA </w:t>
+      <w:proofErr w:type="spellStart"/>
+      <w:r>
+        <w:rPr>
+          <w:rFonts w:ascii="Lotuss Smart TX" w:hAnsi="Lotuss Smart TX" w:cs="Lotuss Smart TX"/>
+          <w:sz w:val="18"/>
+          <w:szCs w:val="18"/>
+          <w:lang w:val="en-US"/>
+        </w:rPr>
+        <w:t>DoA</w:t>
+      </w:r>
+      <w:proofErr w:type="spellEnd"/>
+      <w:r>
+        <w:rPr>
+          <w:rFonts w:ascii="Lotuss Smart TX" w:hAnsi="Lotuss Smart TX" w:cs="Lotuss Smart TX"/>
+          <w:sz w:val="18"/>
+          <w:szCs w:val="18"/>
+          <w:lang w:val="en-US"/>
+        </w:rPr>
+        <w:t>/</w:t>
+      </w:r>
+      <w:proofErr w:type="spellStart"/>
+      <w:r>
+        <w:rPr>
+          <w:rFonts w:ascii="Lotuss Smart TX" w:hAnsi="Lotuss Smart TX" w:cs="Lotuss Smart TX"/>
+          <w:sz w:val="18"/>
+          <w:szCs w:val="18"/>
+          <w:lang w:val="en-US"/>
+        </w:rPr>
+        <w:t>LoA</w:t>
+      </w:r>
+      <w:proofErr w:type="spellEnd"/>
+      <w:r>
+        <w:rPr>
+          <w:rFonts w:ascii="Lotuss Smart TX" w:hAnsi="Lotuss Smart TX" w:cs="Lotuss Smart TX"/>
+          <w:sz w:val="18"/>
+          <w:szCs w:val="18"/>
+          <w:lang w:val="en-US"/>
+        </w:rPr>
+        <w:t xml:space="preserve"> </w:t>
       </w:r>
       <w:r>
         <w:rPr>
@@ -9599,7 +10591,55 @@
           <w:szCs w:val="18"/>
           <w:lang w:val="en-US" w:bidi="th-TH"/>
         </w:rPr>
-        <w:t xml:space="preserve"> DoA/ LoA </w:t>
+        <w:t xml:space="preserve"> </w:t>
+      </w:r>
+      <w:proofErr w:type="spellStart"/>
+      <w:r>
+        <w:rPr>
+          <w:rFonts w:ascii="Lotuss Smart TX" w:hAnsi="Lotuss Smart TX" w:cs="Lotuss Smart TX"/>
+          <w:b/>
+          <w:bCs/>
+          <w:sz w:val="18"/>
+          <w:szCs w:val="18"/>
+          <w:lang w:val="en-US" w:bidi="th-TH"/>
+        </w:rPr>
+        <w:t>DoA</w:t>
+      </w:r>
+      <w:proofErr w:type="spellEnd"/>
+      <w:r>
+        <w:rPr>
+          <w:rFonts w:ascii="Lotuss Smart TX" w:hAnsi="Lotuss Smart TX" w:cs="Lotuss Smart TX"/>
+          <w:b/>
+          <w:bCs/>
+          <w:sz w:val="18"/>
+          <w:szCs w:val="18"/>
+          <w:lang w:val="en-US" w:bidi="th-TH"/>
+        </w:rPr>
+        <w:t xml:space="preserve">/ </w:t>
+      </w:r>
+      <w:proofErr w:type="spellStart"/>
+      <w:r>
+        <w:rPr>
+          <w:rFonts w:ascii="Lotuss Smart TX" w:hAnsi="Lotuss Smart TX" w:cs="Lotuss Smart TX"/>
+          <w:b/>
+          <w:bCs/>
+          <w:sz w:val="18"/>
+          <w:szCs w:val="18"/>
+          <w:lang w:val="en-US" w:bidi="th-TH"/>
+        </w:rPr>
+        <w:t>LoA</w:t>
+      </w:r>
+      <w:proofErr w:type="spellEnd"/>
+      <w:r>
+        <w:rPr>
+          <w:rFonts w:ascii="Lotuss Smart TX" w:hAnsi="Lotuss Smart TX" w:cs="Lotuss Smart TX"/>
+          <w:b/>
+          <w:bCs/>
+          <w:sz w:val="18"/>
+          <w:szCs w:val="18"/>
+          <w:lang w:val="en-US" w:bidi="th-TH"/>
+        </w:rPr>
+        <w:t xml:space="preserve"> </w:t>
       </w:r>
       <w:r>
         <w:rPr>
@@ -9657,14 +10697,45 @@
         </w:rPr>
         <w:t xml:space="preserve">ต้องขออนุมัติ </w:t>
       </w:r>
-      <w:r>
-        <w:rPr>
-          <w:rFonts w:ascii="Lotuss Smart TX" w:hAnsi="Lotuss Smart TX" w:cs="Lotuss Smart TX"/>
-          <w:sz w:val="18"/>
-          <w:szCs w:val="18"/>
-          <w:lang w:val="en-US"/>
-        </w:rPr>
-        <w:t xml:space="preserve">DoA/LoA </w:t>
+      <w:proofErr w:type="spellStart"/>
+      <w:r>
+        <w:rPr>
+          <w:rFonts w:ascii="Lotuss Smart TX" w:hAnsi="Lotuss Smart TX" w:cs="Lotuss Smart TX"/>
+          <w:sz w:val="18"/>
+          <w:szCs w:val="18"/>
+          <w:lang w:val="en-US"/>
+        </w:rPr>
+        <w:t>DoA</w:t>
+      </w:r>
+      <w:proofErr w:type="spellEnd"/>
+      <w:r>
+        <w:rPr>
+          <w:rFonts w:ascii="Lotuss Smart TX" w:hAnsi="Lotuss Smart TX" w:cs="Lotuss Smart TX"/>
+          <w:sz w:val="18"/>
+          <w:szCs w:val="18"/>
+          <w:lang w:val="en-US"/>
+        </w:rPr>
+        <w:t>/</w:t>
+      </w:r>
+      <w:proofErr w:type="spellStart"/>
+      <w:r>
+        <w:rPr>
+          <w:rFonts w:ascii="Lotuss Smart TX" w:hAnsi="Lotuss Smart TX" w:cs="Lotuss Smart TX"/>
+          <w:sz w:val="18"/>
+          <w:szCs w:val="18"/>
+          <w:lang w:val="en-US"/>
+        </w:rPr>
+        <w:t>LoA</w:t>
+      </w:r>
+      <w:proofErr w:type="spellEnd"/>
+      <w:r>
+        <w:rPr>
+          <w:rFonts w:ascii="Lotuss Smart TX" w:hAnsi="Lotuss Smart TX" w:cs="Lotuss Smart TX"/>
+          <w:sz w:val="18"/>
+          <w:szCs w:val="18"/>
+          <w:lang w:val="en-US"/>
+        </w:rPr>
+        <w:t xml:space="preserve"> </w:t>
       </w:r>
       <w:r>
         <w:rPr>
@@ -9695,15 +10766,37 @@
         </w:rPr>
         <w:t xml:space="preserve">เท่านั้น สำหรับสัญญาที่เป็นฝั่งรายได้เท่านั้น ไม่ต้องขออนุมัติ </w:t>
       </w:r>
-      <w:r>
-        <w:rPr>
-          <w:rFonts w:ascii="Lotuss Smart TX" w:hAnsi="Lotuss Smart TX" w:cs="Lotuss Smart TX"/>
-          <w:sz w:val="18"/>
-          <w:szCs w:val="18"/>
-          <w:lang w:val="en-US"/>
-        </w:rPr>
-        <w:t>DoA/LoA</w:t>
-      </w:r>
+      <w:proofErr w:type="spellStart"/>
+      <w:r>
+        <w:rPr>
+          <w:rFonts w:ascii="Lotuss Smart TX" w:hAnsi="Lotuss Smart TX" w:cs="Lotuss Smart TX"/>
+          <w:sz w:val="18"/>
+          <w:szCs w:val="18"/>
+          <w:lang w:val="en-US"/>
+        </w:rPr>
+        <w:t>DoA</w:t>
+      </w:r>
+      <w:proofErr w:type="spellEnd"/>
+      <w:r>
+        <w:rPr>
+          <w:rFonts w:ascii="Lotuss Smart TX" w:hAnsi="Lotuss Smart TX" w:cs="Lotuss Smart TX"/>
+          <w:sz w:val="18"/>
+          <w:szCs w:val="18"/>
+          <w:lang w:val="en-US"/>
+        </w:rPr>
+        <w:t>/</w:t>
+      </w:r>
+      <w:proofErr w:type="spellStart"/>
+      <w:r>
+        <w:rPr>
+          <w:rFonts w:ascii="Lotuss Smart TX" w:hAnsi="Lotuss Smart TX" w:cs="Lotuss Smart TX"/>
+          <w:sz w:val="18"/>
+          <w:szCs w:val="18"/>
+          <w:lang w:val="en-US"/>
+        </w:rPr>
+        <w:t>LoA</w:t>
+      </w:r>
+      <w:proofErr w:type="spellEnd"/>
     </w:p>
     <w:p>
       <w:pPr>
@@ -10042,7 +11135,6 @@
           <w:rFonts w:ascii="Lotuss Smart TX" w:hAnsi="Lotuss Smart TX" w:cs="Lotuss Smart TX"/>
           <w:sz w:val="18"/>
           <w:szCs w:val="18"/>
-          <w:cs/>
           <w:lang w:val="en-US" w:bidi="th-TH"/>
         </w:rPr>
       </w:pPr>
@@ -10111,21 +11203,679 @@
           <w:rFonts w:ascii="Lotuss Smart TX" w:hAnsi="Lotuss Smart TX" w:cs="Lotuss Smart TX"/>
           <w:sz w:val="18"/>
           <w:szCs w:val="18"/>
-          <w:cs/>
-          <w:lang w:val="en-US" w:bidi="th-TH"/>
-        </w:rPr>
-      </w:pPr>
-    </w:p>
-    <w:p>
-      <w:pPr>
-        <w:spacing w:after="0"/>
-        <w:rPr>
-          <w:rFonts w:ascii="Lotuss Smart TX" w:hAnsi="Lotuss Smart TX" w:cs="Lotuss Smart TX"/>
-          <w:sz w:val="18"/>
-          <w:szCs w:val="18"/>
-          <w:lang w:val="en-US"/>
-        </w:rPr>
-      </w:pPr>
+          <w:lang w:val="en-US" w:bidi="th-TH"/>
+        </w:rPr>
+      </w:pPr>
+    </w:p>
+    <w:p>
+      <w:pPr>
+        <w:spacing w:after="0"/>
+        <w:rPr>
+          <w:rFonts w:ascii="Lotuss Smart TX" w:hAnsi="Lotuss Smart TX" w:cs="Lotuss Smart TX"/>
+          <w:b/>
+          <w:bCs/>
+          <w:sz w:val="18"/>
+          <w:szCs w:val="18"/>
+          <w:lang w:val="en-US" w:bidi="th-TH"/>
+        </w:rPr>
+      </w:pPr>
+      <w:r>
+        <w:rPr>
+          <w:rFonts w:ascii="Lotuss Smart TX" w:hAnsi="Lotuss Smart TX" w:cs="Lotuss Smart TX"/>
+          <w:b/>
+          <w:bCs/>
+          <w:sz w:val="18"/>
+          <w:szCs w:val="18"/>
+          <w:lang w:val="en-US" w:bidi="th-TH"/>
+        </w:rPr>
+        <w:t xml:space="preserve"># </w:t>
+      </w:r>
+      <w:r>
+        <w:rPr>
+          <w:rFonts w:ascii="Lotuss Smart TX" w:hAnsi="Lotuss Smart TX" w:cs="Lotuss Smart TX" w:hint="cs"/>
+          <w:b/>
+          <w:bCs/>
+          <w:sz w:val="18"/>
+          <w:szCs w:val="18"/>
+          <w:cs/>
+          <w:lang w:val="en-US" w:bidi="th-TH"/>
+        </w:rPr>
+        <w:t>ลำดับผู้มีอำนาจอนุมัติ เรียงจากตำแหน่งต่ำ</w:t>
+      </w:r>
+      <w:r>
+        <w:rPr>
+          <w:rFonts w:ascii="Lotuss Smart TX" w:hAnsi="Lotuss Smart TX" w:cs="Lotuss Smart TX" w:hint="cs"/>
+          <w:b/>
+          <w:bCs/>
+          <w:sz w:val="18"/>
+          <w:szCs w:val="18"/>
+          <w:cs/>
+          <w:lang w:val="en-US" w:bidi="th-TH"/>
+        </w:rPr>
+        <w:t>กว่า</w:t>
+      </w:r>
+      <w:r>
+        <w:rPr>
+          <w:rFonts w:ascii="Lotuss Smart TX" w:hAnsi="Lotuss Smart TX" w:cs="Lotuss Smart TX" w:hint="cs"/>
+          <w:b/>
+          <w:bCs/>
+          <w:sz w:val="18"/>
+          <w:szCs w:val="18"/>
+          <w:cs/>
+          <w:lang w:val="en-US" w:bidi="th-TH"/>
+        </w:rPr>
+        <w:t>ไป</w:t>
+      </w:r>
+      <w:r>
+        <w:rPr>
+          <w:rFonts w:ascii="Lotuss Smart TX" w:hAnsi="Lotuss Smart TX" w:cs="Lotuss Smart TX" w:hint="cs"/>
+          <w:b/>
+          <w:bCs/>
+          <w:sz w:val="18"/>
+          <w:szCs w:val="18"/>
+          <w:cs/>
+          <w:lang w:val="en-US" w:bidi="th-TH"/>
+        </w:rPr>
+        <w:t>หาตำแหน่ง</w:t>
+      </w:r>
+      <w:r>
+        <w:rPr>
+          <w:rFonts w:ascii="Lotuss Smart TX" w:hAnsi="Lotuss Smart TX" w:cs="Lotuss Smart TX" w:hint="cs"/>
+          <w:b/>
+          <w:bCs/>
+          <w:sz w:val="18"/>
+          <w:szCs w:val="18"/>
+          <w:cs/>
+          <w:lang w:val="en-US" w:bidi="th-TH"/>
+        </w:rPr>
+        <w:t>สูง</w:t>
+      </w:r>
+      <w:r>
+        <w:rPr>
+          <w:rFonts w:ascii="Lotuss Smart TX" w:hAnsi="Lotuss Smart TX" w:cs="Lotuss Smart TX" w:hint="cs"/>
+          <w:b/>
+          <w:bCs/>
+          <w:sz w:val="18"/>
+          <w:szCs w:val="18"/>
+          <w:cs/>
+          <w:lang w:val="en-US" w:bidi="th-TH"/>
+        </w:rPr>
+        <w:t xml:space="preserve">กว่า </w:t>
+      </w:r>
+      <w:r>
+        <w:rPr>
+          <w:rFonts w:ascii="Lotuss Smart TX" w:hAnsi="Lotuss Smart TX" w:cs="Lotuss Smart TX"/>
+          <w:b/>
+          <w:bCs/>
+          <w:sz w:val="18"/>
+          <w:szCs w:val="18"/>
+          <w:lang w:val="en-US" w:bidi="th-TH"/>
+        </w:rPr>
+        <w:t xml:space="preserve">: </w:t>
+      </w:r>
+      <w:r>
+        <w:rPr>
+          <w:rFonts w:ascii="Lotuss Smart TX" w:hAnsi="Lotuss Smart TX" w:cs="Lotuss Smart TX"/>
+          <w:sz w:val="18"/>
+          <w:szCs w:val="18"/>
+          <w:lang w:val="en-US" w:bidi="th-TH"/>
+        </w:rPr>
+        <w:t>Senior Manager</w:t>
+      </w:r>
+      <w:r>
+        <w:rPr>
+          <w:rFonts w:ascii="Lotuss Smart TX" w:hAnsi="Lotuss Smart TX" w:cs="Lotuss Smart TX"/>
+          <w:sz w:val="18"/>
+          <w:szCs w:val="18"/>
+          <w:lang w:val="en-US" w:bidi="th-TH"/>
+        </w:rPr>
+        <w:t xml:space="preserve"> &gt; </w:t>
+      </w:r>
+      <w:r>
+        <w:rPr>
+          <w:rFonts w:ascii="Lotuss Smart TX" w:hAnsi="Lotuss Smart TX" w:cs="Lotuss Smart TX"/>
+          <w:sz w:val="18"/>
+          <w:szCs w:val="18"/>
+          <w:lang w:val="en-US" w:bidi="th-TH"/>
+        </w:rPr>
+        <w:t>Associate Director</w:t>
+      </w:r>
+      <w:r>
+        <w:rPr>
+          <w:rFonts w:ascii="Lotuss Smart TX" w:hAnsi="Lotuss Smart TX" w:cs="Lotuss Smart TX"/>
+          <w:sz w:val="18"/>
+          <w:szCs w:val="18"/>
+          <w:lang w:val="en-US" w:bidi="th-TH"/>
+        </w:rPr>
+        <w:t xml:space="preserve"> &gt; </w:t>
+      </w:r>
+      <w:r>
+        <w:rPr>
+          <w:rFonts w:ascii="Lotuss Smart TX" w:hAnsi="Lotuss Smart TX" w:cs="Lotuss Smart TX"/>
+          <w:sz w:val="18"/>
+          <w:szCs w:val="18"/>
+          <w:lang w:val="en-US" w:bidi="th-TH"/>
+        </w:rPr>
+        <w:t>Director</w:t>
+      </w:r>
+      <w:r>
+        <w:rPr>
+          <w:rFonts w:ascii="Lotuss Smart TX" w:hAnsi="Lotuss Smart TX" w:cs="Lotuss Smart TX"/>
+          <w:sz w:val="18"/>
+          <w:szCs w:val="18"/>
+          <w:lang w:val="en-US" w:bidi="th-TH"/>
+        </w:rPr>
+        <w:t xml:space="preserve"> &gt; </w:t>
+      </w:r>
+      <w:r>
+        <w:rPr>
+          <w:rFonts w:ascii="Lotuss Smart TX" w:hAnsi="Lotuss Smart TX" w:cs="Lotuss Smart TX"/>
+          <w:sz w:val="18"/>
+          <w:szCs w:val="18"/>
+          <w:lang w:val="en-US" w:bidi="th-TH"/>
+        </w:rPr>
+        <w:t>Senior Director</w:t>
+      </w:r>
+      <w:r>
+        <w:rPr>
+          <w:rFonts w:ascii="Lotuss Smart TX" w:hAnsi="Lotuss Smart TX" w:cs="Lotuss Smart TX"/>
+          <w:sz w:val="18"/>
+          <w:szCs w:val="18"/>
+          <w:lang w:val="en-US" w:bidi="th-TH"/>
+        </w:rPr>
+        <w:t xml:space="preserve"> &gt; </w:t>
+      </w:r>
+      <w:r>
+        <w:rPr>
+          <w:rFonts w:ascii="Lotuss Smart TX" w:hAnsi="Lotuss Smart TX" w:cs="Lotuss Smart TX"/>
+          <w:sz w:val="18"/>
+          <w:szCs w:val="18"/>
+          <w:lang w:val="en-US" w:bidi="th-TH"/>
+        </w:rPr>
+        <w:t>Chief (Division)</w:t>
+      </w:r>
+      <w:r>
+        <w:rPr>
+          <w:rFonts w:ascii="Lotuss Smart TX" w:hAnsi="Lotuss Smart TX" w:cs="Lotuss Smart TX"/>
+          <w:sz w:val="18"/>
+          <w:szCs w:val="18"/>
+          <w:lang w:val="en-US" w:bidi="th-TH"/>
+        </w:rPr>
+        <w:t xml:space="preserve"> &gt; </w:t>
+      </w:r>
+      <w:r>
+        <w:rPr>
+          <w:rFonts w:ascii="Lotuss Smart TX" w:hAnsi="Lotuss Smart TX" w:cs="Lotuss Smart TX"/>
+          <w:sz w:val="18"/>
+          <w:szCs w:val="18"/>
+          <w:lang w:val="en-US" w:bidi="th-TH"/>
+        </w:rPr>
+        <w:t>Chief (Function)</w:t>
+      </w:r>
+      <w:r>
+        <w:rPr>
+          <w:rFonts w:ascii="Lotuss Smart TX" w:hAnsi="Lotuss Smart TX" w:cs="Lotuss Smart TX"/>
+          <w:sz w:val="18"/>
+          <w:szCs w:val="18"/>
+          <w:lang w:val="en-US" w:bidi="th-TH"/>
+        </w:rPr>
+        <w:t xml:space="preserve"> &gt; </w:t>
+      </w:r>
+      <w:r>
+        <w:rPr>
+          <w:rFonts w:ascii="Lotuss Smart TX" w:hAnsi="Lotuss Smart TX" w:cs="Lotuss Smart TX"/>
+          <w:sz w:val="18"/>
+          <w:szCs w:val="18"/>
+          <w:lang w:val="en-US" w:bidi="th-TH"/>
+        </w:rPr>
+        <w:t>Group Chief (Function) Officer</w:t>
+      </w:r>
+      <w:r>
+        <w:rPr>
+          <w:rFonts w:ascii="Lotuss Smart TX" w:hAnsi="Lotuss Smart TX" w:cs="Lotuss Smart TX"/>
+          <w:sz w:val="18"/>
+          <w:szCs w:val="18"/>
+          <w:lang w:val="en-US" w:bidi="th-TH"/>
+        </w:rPr>
+        <w:t xml:space="preserve"> &gt; </w:t>
+      </w:r>
+      <w:r>
+        <w:rPr>
+          <w:rFonts w:ascii="Lotuss Smart TX" w:hAnsi="Lotuss Smart TX" w:cs="Lotuss Smart TX"/>
+          <w:sz w:val="18"/>
+          <w:szCs w:val="18"/>
+          <w:lang w:val="en-US" w:bidi="th-TH"/>
+        </w:rPr>
+        <w:t>CEO</w:t>
+      </w:r>
+      <w:r>
+        <w:rPr>
+          <w:rFonts w:ascii="Lotuss Smart TX" w:hAnsi="Lotuss Smart TX" w:cs="Lotuss Smart TX"/>
+          <w:sz w:val="18"/>
+          <w:szCs w:val="18"/>
+          <w:lang w:val="en-US" w:bidi="th-TH"/>
+        </w:rPr>
+        <w:t xml:space="preserve"> &gt; </w:t>
+      </w:r>
+      <w:r>
+        <w:rPr>
+          <w:rFonts w:ascii="Lotuss Smart TX" w:hAnsi="Lotuss Smart TX" w:cs="Lotuss Smart TX"/>
+          <w:sz w:val="18"/>
+          <w:szCs w:val="18"/>
+          <w:lang w:val="en-US" w:bidi="th-TH"/>
+        </w:rPr>
+        <w:t>Group CEO</w:t>
+      </w:r>
+      <w:r>
+        <w:rPr>
+          <w:rFonts w:ascii="Lotuss Smart TX" w:hAnsi="Lotuss Smart TX" w:cs="Lotuss Smart TX"/>
+          <w:sz w:val="18"/>
+          <w:szCs w:val="18"/>
+          <w:lang w:val="en-US" w:bidi="th-TH"/>
+        </w:rPr>
+        <w:t xml:space="preserve"> </w:t>
+      </w:r>
+      <w:r>
+        <w:rPr>
+          <w:rFonts w:ascii="Lotuss Smart TX" w:hAnsi="Lotuss Smart TX" w:cs="Lotuss Smart TX" w:hint="cs"/>
+          <w:sz w:val="18"/>
+          <w:szCs w:val="18"/>
+          <w:lang w:val="en-US" w:bidi="th-TH"/>
+        </w:rPr>
+        <w:t>/ Group Chief Retail Business</w:t>
+      </w:r>
+    </w:p>
+    <w:p>
+      <w:pPr>
+        <w:spacing w:after="0"/>
+        <w:rPr>
+          <w:rFonts w:ascii="Lotuss Smart TX" w:hAnsi="Lotuss Smart TX" w:cs="Lotuss Smart TX"/>
+          <w:sz w:val="18"/>
+          <w:szCs w:val="18"/>
+          <w:lang w:val="en-US" w:bidi="th-TH"/>
+        </w:rPr>
+      </w:pPr>
+      <w:r>
+        <w:rPr>
+          <w:rFonts w:ascii="Lotuss Smart TX" w:hAnsi="Lotuss Smart TX" w:cs="Lotuss Smart TX" w:hint="cs"/>
+          <w:sz w:val="18"/>
+          <w:szCs w:val="18"/>
+          <w:cs/>
+          <w:lang w:val="en-US" w:bidi="th-TH"/>
+        </w:rPr>
+        <w:t>ตำแหน่งที่สูงกว่าสามารถอนุมัติ</w:t>
+      </w:r>
+      <w:r>
+        <w:rPr>
+          <w:rFonts w:ascii="Lotuss Smart TX" w:hAnsi="Lotuss Smart TX" w:cs="Lotuss Smart TX" w:hint="cs"/>
+          <w:sz w:val="18"/>
+          <w:szCs w:val="18"/>
+          <w:cs/>
+          <w:lang w:val="en-US" w:bidi="th-TH"/>
+        </w:rPr>
+        <w:t xml:space="preserve">รายการแทนตำแหน่งที่ต่ำกว่าได้ เช่น ตำแหน่ง </w:t>
+      </w:r>
+      <w:r>
+        <w:rPr>
+          <w:rFonts w:ascii="Lotuss Smart TX" w:hAnsi="Lotuss Smart TX" w:cs="Lotuss Smart TX"/>
+          <w:sz w:val="18"/>
+          <w:szCs w:val="18"/>
+          <w:lang w:val="en-US" w:bidi="th-TH"/>
+        </w:rPr>
+        <w:t xml:space="preserve">Associate Director </w:t>
+      </w:r>
+      <w:r>
+        <w:rPr>
+          <w:rFonts w:ascii="Lotuss Smart TX" w:hAnsi="Lotuss Smart TX" w:cs="Lotuss Smart TX" w:hint="cs"/>
+          <w:sz w:val="18"/>
+          <w:szCs w:val="18"/>
+          <w:cs/>
+          <w:lang w:val="en-US" w:bidi="th-TH"/>
+        </w:rPr>
+        <w:t>สามารถอนุมัติค่าใช้จ่ายได้</w:t>
+      </w:r>
+      <w:r>
+        <w:rPr>
+          <w:rFonts w:ascii="Lotuss Smart TX" w:hAnsi="Lotuss Smart TX" w:cs="Lotuss Smart TX" w:hint="cs"/>
+          <w:sz w:val="18"/>
+          <w:szCs w:val="18"/>
+          <w:cs/>
+          <w:lang w:val="en-US" w:bidi="th-TH"/>
+        </w:rPr>
+        <w:t xml:space="preserve"> </w:t>
+      </w:r>
+      <w:r>
+        <w:rPr>
+          <w:rFonts w:ascii="Lotuss Smart TX" w:hAnsi="Lotuss Smart TX" w:cs="Lotuss Smart TX"/>
+          <w:sz w:val="18"/>
+          <w:szCs w:val="18"/>
+          <w:lang w:val="en-US"/>
+        </w:rPr>
+        <w:t>500,001 - 2,000,000</w:t>
+      </w:r>
+      <w:r>
+        <w:rPr>
+          <w:rFonts w:ascii="Lotuss Smart TX" w:hAnsi="Lotuss Smart TX" w:cs="Lotuss Smart TX" w:hint="cs"/>
+          <w:sz w:val="18"/>
+          <w:szCs w:val="18"/>
+          <w:cs/>
+          <w:lang w:val="en-US" w:bidi="th-TH"/>
+        </w:rPr>
+        <w:t xml:space="preserve"> บาท หากค่าใช้จ่ายมีมูลค่า</w:t>
+      </w:r>
+      <w:r>
+        <w:rPr>
+          <w:rFonts w:ascii="Lotuss Smart TX" w:hAnsi="Lotuss Smart TX" w:cs="Lotuss Smart TX" w:hint="cs"/>
+          <w:sz w:val="18"/>
+          <w:szCs w:val="18"/>
+          <w:cs/>
+          <w:lang w:val="en-US" w:bidi="th-TH"/>
+        </w:rPr>
+        <w:t xml:space="preserve">น้อยกว่า </w:t>
+      </w:r>
+      <w:r>
+        <w:rPr>
+          <w:rFonts w:ascii="Lotuss Smart TX" w:hAnsi="Lotuss Smart TX" w:cs="Lotuss Smart TX"/>
+          <w:sz w:val="18"/>
+          <w:szCs w:val="18"/>
+          <w:lang w:val="en-US" w:bidi="th-TH"/>
+        </w:rPr>
+        <w:t xml:space="preserve">500,001 </w:t>
+      </w:r>
+      <w:r>
+        <w:rPr>
+          <w:rFonts w:ascii="Lotuss Smart TX" w:hAnsi="Lotuss Smart TX" w:cs="Lotuss Smart TX" w:hint="cs"/>
+          <w:sz w:val="18"/>
+          <w:szCs w:val="18"/>
+          <w:cs/>
+          <w:lang w:val="en-US" w:bidi="th-TH"/>
+        </w:rPr>
+        <w:t xml:space="preserve">บาท </w:t>
+      </w:r>
+      <w:r>
+        <w:rPr>
+          <w:rFonts w:ascii="Lotuss Smart TX" w:hAnsi="Lotuss Smart TX" w:cs="Lotuss Smart TX"/>
+          <w:sz w:val="18"/>
+          <w:szCs w:val="18"/>
+          <w:lang w:val="en-US" w:bidi="th-TH"/>
+        </w:rPr>
+        <w:t xml:space="preserve">Associate Director </w:t>
+      </w:r>
+      <w:r>
+        <w:rPr>
+          <w:rFonts w:ascii="Lotuss Smart TX" w:hAnsi="Lotuss Smart TX" w:cs="Lotuss Smart TX" w:hint="cs"/>
+          <w:sz w:val="18"/>
+          <w:szCs w:val="18"/>
+          <w:cs/>
+          <w:lang w:val="en-US" w:bidi="th-TH"/>
+        </w:rPr>
+        <w:t>ย่อมสามารถอนุมัติค่าใช้จ่ายนี้ได้</w:t>
+      </w:r>
+    </w:p>
+    <w:p>
+      <w:pPr>
+        <w:spacing w:after="0"/>
+        <w:rPr>
+          <w:rFonts w:ascii="Lotuss Smart TX" w:hAnsi="Lotuss Smart TX" w:cs="Lotuss Smart TX"/>
+          <w:sz w:val="18"/>
+          <w:szCs w:val="18"/>
+          <w:lang w:val="en-US" w:bidi="th-TH"/>
+        </w:rPr>
+      </w:pPr>
+    </w:p>
+    <w:p>
+      <w:pPr>
+        <w:spacing w:after="0"/>
+        <w:rPr>
+          <w:rFonts w:ascii="Lotuss Smart TX" w:hAnsi="Lotuss Smart TX" w:cs="Lotuss Smart TX"/>
+          <w:sz w:val="18"/>
+          <w:szCs w:val="18"/>
+          <w:cs/>
+          <w:lang w:val="en-US" w:bidi="th-TH"/>
+        </w:rPr>
+      </w:pPr>
+      <w:r>
+        <w:rPr>
+          <w:rFonts w:ascii="Lotuss Smart TX" w:hAnsi="Lotuss Smart TX" w:cs="Lotuss Smart TX"/>
+          <w:b/>
+          <w:bCs/>
+          <w:sz w:val="18"/>
+          <w:szCs w:val="18"/>
+          <w:lang w:val="en-US" w:bidi="th-TH"/>
+        </w:rPr>
+        <w:t xml:space="preserve"># </w:t>
+      </w:r>
+      <w:r>
+        <w:rPr>
+          <w:rFonts w:ascii="Lotuss Smart TX" w:hAnsi="Lotuss Smart TX" w:cs="Lotuss Smart TX" w:hint="cs"/>
+          <w:b/>
+          <w:bCs/>
+          <w:sz w:val="18"/>
+          <w:szCs w:val="18"/>
+          <w:cs/>
+          <w:lang w:val="en-US" w:bidi="th-TH"/>
+        </w:rPr>
+        <w:t xml:space="preserve">อ้างอิงประกาศผ่านอีเมล์จาก </w:t>
+      </w:r>
+      <w:r>
+        <w:rPr>
+          <w:rFonts w:ascii="Lotuss Smart TX" w:hAnsi="Lotuss Smart TX" w:cs="Lotuss Smart TX"/>
+          <w:b/>
+          <w:bCs/>
+          <w:sz w:val="18"/>
+          <w:szCs w:val="18"/>
+          <w:lang w:val="en-US" w:bidi="th-TH"/>
+        </w:rPr>
+        <w:t>HR Internal Comm</w:t>
+      </w:r>
+      <w:r>
+        <w:rPr>
+          <w:rFonts w:ascii="Lotuss Smart TX" w:hAnsi="Lotuss Smart TX" w:cs="Lotuss Smart TX"/>
+          <w:b/>
+          <w:bCs/>
+          <w:sz w:val="18"/>
+          <w:szCs w:val="18"/>
+          <w:lang w:val="en-US" w:bidi="th-TH"/>
+        </w:rPr>
+        <w:t>unication</w:t>
+      </w:r>
+      <w:r>
+        <w:rPr>
+          <w:rFonts w:ascii="Lotuss Smart TX" w:hAnsi="Lotuss Smart TX" w:cs="Lotuss Smart TX"/>
+          <w:sz w:val="18"/>
+          <w:szCs w:val="18"/>
+          <w:lang w:val="en-US" w:bidi="th-TH"/>
+        </w:rPr>
+        <w:t xml:space="preserve"> </w:t>
+      </w:r>
+      <w:r>
+        <w:rPr>
+          <w:rFonts w:ascii="Lotuss Smart TX" w:hAnsi="Lotuss Smart TX" w:cs="Lotuss Smart TX" w:hint="cs"/>
+          <w:sz w:val="18"/>
+          <w:szCs w:val="18"/>
+          <w:cs/>
+          <w:lang w:val="en-US" w:bidi="th-TH"/>
+        </w:rPr>
+        <w:t xml:space="preserve">วันที่ </w:t>
+      </w:r>
+      <w:r>
+        <w:rPr>
+          <w:rFonts w:ascii="Lotuss Smart TX" w:hAnsi="Lotuss Smart TX" w:cs="Lotuss Smart TX"/>
+          <w:sz w:val="18"/>
+          <w:szCs w:val="18"/>
+          <w:lang w:val="en-US" w:bidi="th-TH"/>
+        </w:rPr>
+        <w:t xml:space="preserve">3 </w:t>
+      </w:r>
+      <w:r>
+        <w:rPr>
+          <w:rFonts w:ascii="Lotuss Smart TX" w:hAnsi="Lotuss Smart TX" w:cs="Lotuss Smart TX" w:hint="cs"/>
+          <w:sz w:val="18"/>
+          <w:szCs w:val="18"/>
+          <w:cs/>
+          <w:lang w:val="en-US" w:bidi="th-TH"/>
+        </w:rPr>
+        <w:t xml:space="preserve">กันยายน </w:t>
+      </w:r>
+      <w:r>
+        <w:rPr>
+          <w:rFonts w:ascii="Lotuss Smart TX" w:hAnsi="Lotuss Smart TX" w:cs="Lotuss Smart TX"/>
+          <w:sz w:val="18"/>
+          <w:szCs w:val="18"/>
+          <w:lang w:val="en-US" w:bidi="th-TH"/>
+        </w:rPr>
+        <w:t>2568</w:t>
+      </w:r>
+      <w:r>
+        <w:rPr>
+          <w:rFonts w:ascii="Lotuss Smart TX" w:hAnsi="Lotuss Smart TX" w:cs="Lotuss Smart TX"/>
+          <w:sz w:val="18"/>
+          <w:szCs w:val="18"/>
+          <w:lang w:val="en-US" w:bidi="th-TH"/>
+        </w:rPr>
+        <w:t xml:space="preserve"> </w:t>
+      </w:r>
+      <w:r>
+        <w:rPr>
+          <w:rFonts w:ascii="Lotuss Smart TX" w:hAnsi="Lotuss Smart TX" w:cs="Lotuss Smart TX" w:hint="cs"/>
+          <w:sz w:val="18"/>
+          <w:szCs w:val="18"/>
+          <w:cs/>
+          <w:lang w:val="en-US" w:bidi="th-TH"/>
+        </w:rPr>
+        <w:t xml:space="preserve">เรื่องแต่งตั้งคุณ </w:t>
+      </w:r>
+      <w:r>
+        <w:rPr>
+          <w:rFonts w:ascii="Lotuss Smart TX" w:hAnsi="Lotuss Smart TX" w:cs="Lotuss Smart TX"/>
+          <w:sz w:val="18"/>
+          <w:szCs w:val="18"/>
+          <w:lang w:val="en-US" w:bidi="th-TH"/>
+        </w:rPr>
+        <w:t>Sompong Rungnirattisai</w:t>
+      </w:r>
+      <w:r>
+        <w:rPr>
+          <w:rFonts w:ascii="Lotuss Smart TX" w:hAnsi="Lotuss Smart TX" w:cs="Lotuss Smart TX"/>
+          <w:sz w:val="18"/>
+          <w:szCs w:val="18"/>
+          <w:lang w:val="en-US" w:bidi="th-TH"/>
+        </w:rPr>
+        <w:t xml:space="preserve"> </w:t>
+      </w:r>
+      <w:r>
+        <w:rPr>
+          <w:rFonts w:ascii="Lotuss Smart TX" w:hAnsi="Lotuss Smart TX" w:cs="Lotuss Smart TX" w:hint="cs"/>
+          <w:sz w:val="18"/>
+          <w:szCs w:val="18"/>
+          <w:cs/>
+          <w:lang w:val="en-US" w:bidi="th-TH"/>
+        </w:rPr>
+        <w:t xml:space="preserve">เป็น </w:t>
+      </w:r>
+      <w:r>
+        <w:rPr>
+          <w:rFonts w:ascii="Lotuss Smart TX" w:hAnsi="Lotuss Smart TX" w:cs="Lotuss Smart TX"/>
+          <w:sz w:val="18"/>
+          <w:szCs w:val="18"/>
+          <w:lang w:val="en-US" w:bidi="th-TH"/>
+        </w:rPr>
+        <w:t xml:space="preserve">Group Chief </w:t>
+      </w:r>
+      <w:r>
+        <w:rPr>
+          <w:rFonts w:ascii="Lotuss Smart TX" w:hAnsi="Lotuss Smart TX" w:cs="Lotuss Smart TX"/>
+          <w:sz w:val="18"/>
+          <w:szCs w:val="18"/>
+          <w:lang w:val="en-US" w:bidi="th-TH"/>
+        </w:rPr>
+        <w:t>Retail Business Officer</w:t>
+      </w:r>
+      <w:r>
+        <w:rPr>
+          <w:rFonts w:ascii="Lotuss Smart TX" w:hAnsi="Lotuss Smart TX" w:cs="Lotuss Smart TX"/>
+          <w:sz w:val="18"/>
+          <w:szCs w:val="18"/>
+          <w:lang w:val="en-US" w:bidi="th-TH"/>
+        </w:rPr>
+        <w:t xml:space="preserve"> </w:t>
+      </w:r>
+      <w:r>
+        <w:rPr>
+          <w:rFonts w:ascii="Lotuss Smart TX" w:hAnsi="Lotuss Smart TX" w:cs="Lotuss Smart TX" w:hint="cs"/>
+          <w:sz w:val="18"/>
+          <w:szCs w:val="18"/>
+          <w:cs/>
+          <w:lang w:val="en-US" w:bidi="th-TH"/>
+        </w:rPr>
+        <w:t xml:space="preserve">การเปลี่ยนแปลงนี้มีผลทำให้ คุณ </w:t>
+      </w:r>
+      <w:r>
+        <w:rPr>
+          <w:rFonts w:ascii="Lotuss Smart TX" w:hAnsi="Lotuss Smart TX" w:cs="Lotuss Smart TX"/>
+          <w:sz w:val="18"/>
+          <w:szCs w:val="18"/>
+          <w:lang w:val="en-US" w:bidi="th-TH"/>
+        </w:rPr>
+        <w:t xml:space="preserve">Sompong </w:t>
+      </w:r>
+      <w:r>
+        <w:rPr>
+          <w:rFonts w:ascii="Lotuss Smart TX" w:hAnsi="Lotuss Smart TX" w:cs="Lotuss Smart TX" w:hint="cs"/>
+          <w:sz w:val="18"/>
+          <w:szCs w:val="18"/>
+          <w:cs/>
+          <w:lang w:val="en-US" w:bidi="th-TH"/>
+        </w:rPr>
+        <w:t xml:space="preserve">มีอำนาจอนุมัติเท่ากับ </w:t>
+      </w:r>
+      <w:r>
+        <w:rPr>
+          <w:rFonts w:ascii="Lotuss Smart TX" w:hAnsi="Lotuss Smart TX" w:cs="Lotuss Smart TX"/>
+          <w:sz w:val="18"/>
+          <w:szCs w:val="18"/>
+          <w:lang w:val="en-US" w:bidi="th-TH"/>
+        </w:rPr>
+        <w:t>Group CEO</w:t>
+      </w:r>
+      <w:r>
+        <w:rPr>
+          <w:rFonts w:ascii="Lotuss Smart TX" w:hAnsi="Lotuss Smart TX" w:cs="Lotuss Smart TX"/>
+          <w:sz w:val="18"/>
+          <w:szCs w:val="18"/>
+          <w:lang w:val="en-US" w:bidi="th-TH"/>
+        </w:rPr>
+        <w:t xml:space="preserve"> </w:t>
+      </w:r>
+      <w:r>
+        <w:rPr>
+          <w:rFonts w:ascii="Lotuss Smart TX" w:hAnsi="Lotuss Smart TX" w:cs="Lotuss Smart TX" w:hint="cs"/>
+          <w:sz w:val="18"/>
+          <w:szCs w:val="18"/>
+          <w:cs/>
+          <w:lang w:val="en-US" w:bidi="th-TH"/>
+        </w:rPr>
+        <w:t xml:space="preserve">(อำนาจอนุมัติรายการมูลค่ามากกว่า </w:t>
+      </w:r>
+      <w:r>
+        <w:rPr>
+          <w:rFonts w:ascii="Lotuss Smart TX" w:hAnsi="Lotuss Smart TX" w:cs="Lotuss Smart TX"/>
+          <w:sz w:val="18"/>
+          <w:szCs w:val="18"/>
+          <w:lang w:val="en-US" w:bidi="th-TH"/>
+        </w:rPr>
+        <w:t xml:space="preserve">100,000,000 </w:t>
+      </w:r>
+      <w:r>
+        <w:rPr>
+          <w:rFonts w:ascii="Lotuss Smart TX" w:hAnsi="Lotuss Smart TX" w:cs="Lotuss Smart TX" w:hint="cs"/>
+          <w:sz w:val="18"/>
+          <w:szCs w:val="18"/>
+          <w:cs/>
+          <w:lang w:val="en-US" w:bidi="th-TH"/>
+        </w:rPr>
+        <w:t>บาท)</w:t>
+      </w:r>
     </w:p>
     <w:p>
       <w:pPr>
@@ -10837,6 +12587,7 @@
           <w:cs/>
           <w:lang w:val="en-US" w:bidi="th-TH"/>
         </w:rPr>
+        <w:lastRenderedPageBreak/>
         <w:t>ผู้อนุม</w:t>
       </w:r>
       <w:r>
@@ -11100,7 +12851,6 @@
           <w:szCs w:val="40"/>
           <w:lang w:val="en-US" w:bidi="th-TH"/>
         </w:rPr>
-        <w:lastRenderedPageBreak/>
         <w:t>Policy</w:t>
       </w:r>
       <w:r>
@@ -11871,6 +13621,24 @@
         </w:rPr>
         <w:t>Group CEO</w:t>
       </w:r>
+      <w:r>
+        <w:rPr>
+          <w:rFonts w:ascii="Lotuss Smart TX" w:hAnsi="Lotuss Smart TX" w:cs="Lotuss Smart TX"/>
+          <w:sz w:val="18"/>
+          <w:szCs w:val="18"/>
+          <w:lang w:val="en-US"/>
+        </w:rPr>
+        <w:t xml:space="preserve"> </w:t>
+      </w:r>
+      <w:r>
+        <w:rPr>
+          <w:rFonts w:ascii="Lotuss Smart TX" w:hAnsi="Lotuss Smart TX" w:cs="Lotuss Smart TX" w:hint="cs"/>
+          <w:sz w:val="18"/>
+          <w:szCs w:val="18"/>
+          <w:lang w:val="en-US" w:bidi="th-TH"/>
+        </w:rPr>
+        <w:t>/ Group Chief Retail Business</w:t>
+      </w:r>
     </w:p>
     <w:p>
       <w:pPr>
@@ -12286,6 +14054,7 @@
         </w:rPr>
         <w:t>กรณี</w:t>
       </w:r>
+      <w:proofErr w:type="spellStart"/>
       <w:r>
         <w:rPr>
           <w:rFonts w:ascii="Lotuss Smart TX" w:hAnsi="Lotuss Smart TX" w:cs="Lotuss Smart TX"/>
@@ -12296,6 +14065,7 @@
         </w:rPr>
         <w:t>โครงการ</w:t>
       </w:r>
+      <w:proofErr w:type="spellEnd"/>
       <w:r>
         <w:rPr>
           <w:rFonts w:ascii="Lotuss Smart TX" w:hAnsi="Lotuss Smart TX" w:cs="Lotuss Smart TX" w:hint="cs"/>
@@ -12307,6 +14077,7 @@
         </w:rPr>
         <w:t>อยู่</w:t>
       </w:r>
+      <w:proofErr w:type="spellStart"/>
       <w:r>
         <w:rPr>
           <w:rFonts w:ascii="Lotuss Smart TX" w:hAnsi="Lotuss Smart TX" w:cs="Lotuss Smart TX"/>
@@ -12317,6 +14088,7 @@
         </w:rPr>
         <w:t>ในช่วงดำเนินการยัง</w:t>
       </w:r>
+      <w:proofErr w:type="spellEnd"/>
       <w:r>
         <w:rPr>
           <w:rFonts w:ascii="Lotuss Smart TX" w:hAnsi="Lotuss Smart TX" w:cs="Lotuss Smart TX" w:hint="cs"/>
@@ -12328,6 +14100,7 @@
         </w:rPr>
         <w:t>ไม่</w:t>
       </w:r>
+      <w:proofErr w:type="spellStart"/>
       <w:r>
         <w:rPr>
           <w:rFonts w:ascii="Lotuss Smart TX" w:hAnsi="Lotuss Smart TX" w:cs="Lotuss Smart TX"/>
@@ -12338,6 +14111,7 @@
         </w:rPr>
         <w:t>ใกล้เสร็จ</w:t>
       </w:r>
+      <w:proofErr w:type="spellEnd"/>
       <w:r>
         <w:rPr>
           <w:rFonts w:ascii="Lotuss Smart TX" w:hAnsi="Lotuss Smart TX" w:cs="Lotuss Smart TX" w:hint="cs"/>
@@ -12774,6 +14548,7 @@
         </w:rPr>
         <w:t xml:space="preserve">### </w:t>
       </w:r>
+      <w:proofErr w:type="spellStart"/>
       <w:r>
         <w:rPr>
           <w:rFonts w:ascii="Lotuss Smart TX" w:hAnsi="Lotuss Smart TX" w:cs="Lotuss Smart TX"/>
@@ -12791,14 +14566,25 @@
           <w:szCs w:val="18"/>
           <w:lang w:val="en-US" w:bidi="th-TH"/>
         </w:rPr>
-        <w:t xml:space="preserve">มูลค่าของโครงการที่ปรับปรุงใหม่มากกว่า </w:t>
-      </w:r>
+        <w:t>มูลค่าของโครงการที่ปรับปรุงใหม่มากกว่า</w:t>
+      </w:r>
+      <w:proofErr w:type="spellEnd"/>
       <w:r>
         <w:rPr>
           <w:rFonts w:ascii="Lotuss Smart TX" w:hAnsi="Lotuss Smart TX" w:cs="Lotuss Smart TX"/>
           <w:color w:val="0000FF"/>
           <w:sz w:val="18"/>
           <w:szCs w:val="18"/>
+          <w:lang w:val="en-US" w:bidi="th-TH"/>
+        </w:rPr>
+        <w:t xml:space="preserve"> </w:t>
+      </w:r>
+      <w:r>
+        <w:rPr>
+          <w:rFonts w:ascii="Lotuss Smart TX" w:hAnsi="Lotuss Smart TX" w:cs="Lotuss Smart TX"/>
+          <w:color w:val="0000FF"/>
+          <w:sz w:val="18"/>
+          <w:szCs w:val="18"/>
           <w:lang w:val="en-US"/>
         </w:rPr>
         <w:t>5,000,000</w:t>
@@ -12811,8 +14597,20 @@
           <w:szCs w:val="18"/>
           <w:lang w:val="en-US" w:bidi="th-TH"/>
         </w:rPr>
-        <w:t xml:space="preserve"> บาท</w:t>
-      </w:r>
+        <w:t xml:space="preserve"> </w:t>
+      </w:r>
+      <w:proofErr w:type="spellStart"/>
+      <w:r>
+        <w:rPr>
+          <w:rFonts w:ascii="Lotuss Smart TX" w:hAnsi="Lotuss Smart TX" w:cs="Lotuss Smart TX"/>
+          <w:color w:val="0000FF"/>
+          <w:sz w:val="18"/>
+          <w:szCs w:val="18"/>
+          <w:lang w:val="en-US" w:bidi="th-TH"/>
+        </w:rPr>
+        <w:t>บาท</w:t>
+      </w:r>
+      <w:proofErr w:type="spellEnd"/>
       <w:r>
         <w:rPr>
           <w:rFonts w:ascii="Lotuss Smart TX" w:hAnsi="Lotuss Smart TX" w:cs="Lotuss Smart TX" w:hint="cs"/>
@@ -12936,6 +14734,7 @@
         </w:rPr>
         <w:t xml:space="preserve"> แ</w:t>
       </w:r>
+      <w:proofErr w:type="spellStart"/>
       <w:r>
         <w:rPr>
           <w:rFonts w:ascii="Lotuss Smart TX" w:hAnsi="Lotuss Smart TX" w:cs="Lotuss Smart TX"/>
@@ -12946,6 +14745,7 @@
         </w:rPr>
         <w:t>ละไม่ใ</w:t>
       </w:r>
+      <w:proofErr w:type="spellEnd"/>
       <w:r>
         <w:rPr>
           <w:rFonts w:ascii="Lotuss Smart TX" w:hAnsi="Lotuss Smart TX" w:cs="Lotuss Smart TX" w:hint="cs"/>
@@ -13112,350 +14912,27 @@
           <w:szCs w:val="18"/>
           <w:lang w:val="en-US"/>
         </w:rPr>
-        <w:t>CP Axtra ExCom</w:t>
-      </w:r>
-    </w:p>
-    <w:p>
-      <w:pPr>
-        <w:spacing w:after="0"/>
-        <w:rPr>
-          <w:rFonts w:ascii="Lotuss Smart TX" w:hAnsi="Lotuss Smart TX" w:cs="Lotuss Smart TX"/>
-          <w:sz w:val="18"/>
-          <w:szCs w:val="18"/>
-          <w:lang w:val="en-US"/>
-        </w:rPr>
-      </w:pPr>
-      <w:r>
-        <w:rPr>
-          <w:rFonts w:ascii="Lotuss Smart TX" w:hAnsi="Lotuss Smart TX" w:cs="Lotuss Smart TX"/>
-          <w:sz w:val="18"/>
-          <w:szCs w:val="18"/>
-          <w:lang w:val="en-US"/>
-        </w:rPr>
-        <w:t xml:space="preserve">- </w:t>
-      </w:r>
-      <w:r>
-        <w:rPr>
-          <w:rFonts w:ascii="Lotuss Smart TX" w:hAnsi="Lotuss Smart TX" w:cs="Lotuss Smart TX"/>
-          <w:sz w:val="18"/>
-          <w:szCs w:val="18"/>
-          <w:cs/>
-          <w:lang w:val="en-US" w:bidi="th-TH"/>
-        </w:rPr>
-        <w:t xml:space="preserve">มูลค่าการลงทุนทั้งหมดของโครงการ </w:t>
-      </w:r>
-      <w:r>
-        <w:rPr>
-          <w:rFonts w:ascii="Lotuss Smart TX" w:hAnsi="Lotuss Smart TX" w:cs="Lotuss Smart TX"/>
-          <w:sz w:val="18"/>
-          <w:szCs w:val="18"/>
-          <w:lang w:val="en-US"/>
-        </w:rPr>
-        <w:t xml:space="preserve">500,000,001 - </w:t>
-      </w:r>
-      <w:r>
-        <w:rPr>
-          <w:rFonts w:ascii="Lotuss Smart TX" w:hAnsi="Lotuss Smart TX" w:cs="Lotuss Smart TX"/>
-          <w:sz w:val="18"/>
-          <w:szCs w:val="18"/>
-          <w:lang w:val="en-US"/>
-        </w:rPr>
-        <w:t>5</w:t>
-      </w:r>
-      <w:r>
-        <w:rPr>
-          <w:rFonts w:ascii="Lotuss Smart TX" w:hAnsi="Lotuss Smart TX" w:cs="Lotuss Smart TX"/>
-          <w:sz w:val="18"/>
-          <w:szCs w:val="18"/>
-          <w:lang w:val="en-US"/>
-        </w:rPr>
-        <w:t>,000,000,000</w:t>
-      </w:r>
-      <w:r>
-        <w:rPr>
-          <w:rFonts w:ascii="Lotuss Smart TX" w:hAnsi="Lotuss Smart TX" w:cs="Lotuss Smart TX"/>
-          <w:sz w:val="18"/>
-          <w:szCs w:val="18"/>
-          <w:cs/>
-          <w:lang w:val="en-US" w:bidi="th-TH"/>
-        </w:rPr>
-        <w:t xml:space="preserve"> บาท ขออนุมัติการใช้งบประมาณเพิ่มจาก </w:t>
-      </w:r>
-      <w:r>
-        <w:rPr>
-          <w:rFonts w:ascii="Lotuss Smart TX" w:hAnsi="Lotuss Smart TX" w:cs="Lotuss Smart TX"/>
-          <w:sz w:val="18"/>
-          <w:szCs w:val="18"/>
-          <w:lang w:val="en-US"/>
-        </w:rPr>
-        <w:t>CP Axtra Board of Directors</w:t>
-      </w:r>
-    </w:p>
-    <w:p>
-      <w:pPr>
-        <w:spacing w:after="0"/>
-        <w:rPr>
-          <w:rFonts w:ascii="Lotuss Smart TX" w:hAnsi="Lotuss Smart TX" w:cs="Lotuss Smart TX"/>
-          <w:sz w:val="18"/>
-          <w:szCs w:val="18"/>
-          <w:lang w:val="en-US"/>
-        </w:rPr>
-      </w:pPr>
-      <w:r>
-        <w:rPr>
-          <w:rFonts w:ascii="Lotuss Smart TX" w:hAnsi="Lotuss Smart TX" w:cs="Lotuss Smart TX"/>
-          <w:sz w:val="18"/>
-          <w:szCs w:val="18"/>
-          <w:lang w:val="en-US"/>
-        </w:rPr>
-        <w:t xml:space="preserve">- </w:t>
-      </w:r>
-      <w:r>
-        <w:rPr>
-          <w:rFonts w:ascii="Lotuss Smart TX" w:hAnsi="Lotuss Smart TX" w:cs="Lotuss Smart TX"/>
-          <w:sz w:val="18"/>
-          <w:szCs w:val="18"/>
-          <w:cs/>
-          <w:lang w:val="en-US" w:bidi="th-TH"/>
-        </w:rPr>
-        <w:t xml:space="preserve">มูลค่าการลงทุนทั้งหมดของโครงการมากกว่า </w:t>
-      </w:r>
-      <w:r>
-        <w:rPr>
-          <w:rFonts w:ascii="Lotuss Smart TX" w:hAnsi="Lotuss Smart TX" w:cs="Lotuss Smart TX"/>
-          <w:sz w:val="18"/>
-          <w:szCs w:val="18"/>
-          <w:lang w:val="en-US"/>
-        </w:rPr>
-        <w:t>5</w:t>
-      </w:r>
-      <w:r>
-        <w:rPr>
-          <w:rFonts w:ascii="Lotuss Smart TX" w:hAnsi="Lotuss Smart TX" w:cs="Lotuss Smart TX"/>
-          <w:sz w:val="18"/>
-          <w:szCs w:val="18"/>
-          <w:lang w:val="en-US"/>
-        </w:rPr>
-        <w:t xml:space="preserve">,000,000,000 </w:t>
-      </w:r>
-      <w:r>
-        <w:rPr>
-          <w:rFonts w:ascii="Lotuss Smart TX" w:hAnsi="Lotuss Smart TX" w:cs="Lotuss Smart TX"/>
-          <w:sz w:val="18"/>
-          <w:szCs w:val="18"/>
-          <w:cs/>
-          <w:lang w:val="en-US" w:bidi="th-TH"/>
-        </w:rPr>
-        <w:t xml:space="preserve">บาท ขออนุมัติการใช้งบประมาณเพิ่มจาก </w:t>
-      </w:r>
-      <w:r>
-        <w:rPr>
-          <w:rFonts w:ascii="Lotuss Smart TX" w:hAnsi="Lotuss Smart TX" w:cs="Lotuss Smart TX"/>
-          <w:sz w:val="18"/>
-          <w:szCs w:val="18"/>
-          <w:lang w:val="en-US"/>
-        </w:rPr>
-        <w:t xml:space="preserve">CP Axtra Board of Directors </w:t>
-      </w:r>
-      <w:r>
-        <w:rPr>
-          <w:rFonts w:ascii="Lotuss Smart TX" w:hAnsi="Lotuss Smart TX" w:cs="Lotuss Smart TX"/>
-          <w:sz w:val="18"/>
-          <w:szCs w:val="18"/>
-          <w:cs/>
-          <w:lang w:val="en-US" w:bidi="th-TH"/>
-        </w:rPr>
-        <w:t xml:space="preserve">และ </w:t>
-      </w:r>
-      <w:r>
-        <w:rPr>
-          <w:rFonts w:ascii="Lotuss Smart TX" w:hAnsi="Lotuss Smart TX" w:cs="Lotuss Smart TX"/>
-          <w:sz w:val="18"/>
-          <w:szCs w:val="18"/>
-          <w:lang w:val="en-US"/>
-        </w:rPr>
-        <w:t>CPALL Board of Directors</w:t>
-      </w:r>
-    </w:p>
-    <w:p>
-      <w:pPr>
-        <w:spacing w:after="0"/>
-        <w:rPr>
-          <w:rFonts w:ascii="Lotuss Smart TX" w:hAnsi="Lotuss Smart TX" w:cs="Lotuss Smart TX"/>
-          <w:sz w:val="18"/>
-          <w:szCs w:val="18"/>
-          <w:lang w:val="en-US"/>
-        </w:rPr>
-      </w:pPr>
-    </w:p>
-    <w:p>
-      <w:pPr>
-        <w:spacing w:after="0"/>
-        <w:rPr>
-          <w:rFonts w:ascii="Lotuss Smart TX" w:hAnsi="Lotuss Smart TX" w:cs="Lotuss Smart TX"/>
-          <w:sz w:val="18"/>
-          <w:szCs w:val="18"/>
-          <w:lang w:val="en-US"/>
-        </w:rPr>
-      </w:pPr>
-      <w:r>
-        <w:rPr>
-          <w:rFonts w:ascii="Lotuss Smart TX" w:hAnsi="Lotuss Smart TX" w:cs="Lotuss Smart TX"/>
-          <w:sz w:val="18"/>
-          <w:szCs w:val="18"/>
-          <w:lang w:val="en-US"/>
-        </w:rPr>
-        <w:t xml:space="preserve">#### </w:t>
-      </w:r>
-      <w:r>
-        <w:rPr>
-          <w:rFonts w:ascii="Lotuss Smart TX" w:hAnsi="Lotuss Smart TX" w:cs="Lotuss Smart TX"/>
-          <w:sz w:val="18"/>
-          <w:szCs w:val="18"/>
-          <w:cs/>
-          <w:lang w:val="en-US" w:bidi="th-TH"/>
-        </w:rPr>
-        <w:t>กรณี</w:t>
-      </w:r>
-      <w:r>
-        <w:rPr>
-          <w:rFonts w:ascii="Lotuss Smart TX" w:hAnsi="Lotuss Smart TX" w:cs="Lotuss Smart TX"/>
-          <w:color w:val="0000FF"/>
-          <w:sz w:val="18"/>
-          <w:szCs w:val="18"/>
-          <w:cs/>
-          <w:lang w:val="en-US" w:bidi="th-TH"/>
-        </w:rPr>
-        <w:t xml:space="preserve">มูลค่าของโครงการที่ปรับปรุงใหม่มากกว่า </w:t>
-      </w:r>
-      <w:r>
-        <w:rPr>
-          <w:rFonts w:ascii="Lotuss Smart TX" w:hAnsi="Lotuss Smart TX" w:cs="Lotuss Smart TX"/>
-          <w:color w:val="0000FF"/>
-          <w:sz w:val="18"/>
-          <w:szCs w:val="18"/>
-          <w:lang w:val="en-US"/>
-        </w:rPr>
-        <w:t>5,000,000</w:t>
-      </w:r>
-      <w:r>
-        <w:rPr>
-          <w:rFonts w:ascii="Lotuss Smart TX" w:hAnsi="Lotuss Smart TX" w:cs="Lotuss Smart TX"/>
-          <w:color w:val="0000FF"/>
-          <w:sz w:val="18"/>
-          <w:szCs w:val="18"/>
-          <w:cs/>
-          <w:lang w:val="en-US" w:bidi="th-TH"/>
-        </w:rPr>
-        <w:t xml:space="preserve"> บาท </w:t>
-      </w:r>
-      <w:r>
-        <w:rPr>
-          <w:rFonts w:ascii="Lotuss Smart TX" w:hAnsi="Lotuss Smart TX" w:cs="Lotuss Smart TX"/>
-          <w:sz w:val="18"/>
-          <w:szCs w:val="18"/>
-          <w:cs/>
-          <w:lang w:val="en-US" w:bidi="th-TH"/>
-        </w:rPr>
-        <w:t>แ</w:t>
-      </w:r>
-      <w:r>
-        <w:rPr>
-          <w:rFonts w:ascii="Lotuss Smart TX" w:hAnsi="Lotuss Smart TX" w:cs="Lotuss Smart TX"/>
-          <w:color w:val="0000FF"/>
-          <w:sz w:val="18"/>
-          <w:szCs w:val="18"/>
-          <w:cs/>
-          <w:lang w:val="en-US" w:bidi="th-TH"/>
-        </w:rPr>
-        <w:t>ละเป็นโครงการเกี่ยวกับเทคโนโลยีและโครงการที่เกี่ยวข้องกับศูนย์กระจายสินค้า (</w:t>
-      </w:r>
-      <w:r>
-        <w:rPr>
-          <w:rFonts w:ascii="Lotuss Smart TX" w:hAnsi="Lotuss Smart TX" w:cs="Lotuss Smart TX"/>
-          <w:color w:val="0000FF"/>
-          <w:sz w:val="18"/>
-          <w:szCs w:val="18"/>
-          <w:lang w:val="en-US"/>
-        </w:rPr>
-        <w:t>IT &amp; DC)</w:t>
-      </w:r>
-      <w:r>
-        <w:rPr>
-          <w:rFonts w:ascii="Lotuss Smart TX" w:hAnsi="Lotuss Smart TX" w:cs="Lotuss Smart TX"/>
-          <w:sz w:val="18"/>
-          <w:szCs w:val="18"/>
-          <w:lang w:val="en-US"/>
-        </w:rPr>
-        <w:t xml:space="preserve"> </w:t>
-      </w:r>
-      <w:r>
-        <w:rPr>
-          <w:rFonts w:ascii="Lotuss Smart TX" w:hAnsi="Lotuss Smart TX" w:cs="Lotuss Smart TX"/>
-          <w:sz w:val="18"/>
-          <w:szCs w:val="18"/>
-          <w:cs/>
-          <w:lang w:val="en-US" w:bidi="th-TH"/>
-        </w:rPr>
-        <w:t>ให้ขออนุมัติการขอใช้งบประมาณเพิ่มเติม ดังนี้</w:t>
-      </w:r>
-    </w:p>
-    <w:p>
-      <w:pPr>
-        <w:spacing w:after="0"/>
-        <w:rPr>
-          <w:rFonts w:ascii="Lotuss Smart TX" w:hAnsi="Lotuss Smart TX" w:cs="Lotuss Smart TX"/>
-          <w:sz w:val="18"/>
-          <w:szCs w:val="18"/>
-          <w:lang w:val="en-US"/>
-        </w:rPr>
-      </w:pPr>
-      <w:r>
-        <w:rPr>
-          <w:rFonts w:ascii="Lotuss Smart TX" w:hAnsi="Lotuss Smart TX" w:cs="Lotuss Smart TX"/>
-          <w:sz w:val="18"/>
-          <w:szCs w:val="18"/>
-          <w:lang w:val="en-US"/>
-        </w:rPr>
-        <w:t xml:space="preserve">- </w:t>
-      </w:r>
-      <w:r>
-        <w:rPr>
-          <w:rFonts w:ascii="Lotuss Smart TX" w:hAnsi="Lotuss Smart TX" w:cs="Lotuss Smart TX"/>
-          <w:sz w:val="18"/>
-          <w:szCs w:val="18"/>
-          <w:cs/>
-          <w:lang w:val="en-US" w:bidi="th-TH"/>
-        </w:rPr>
-        <w:t xml:space="preserve">มูลค่าการลงทุนทั้งหมดของโครงการ </w:t>
-      </w:r>
-      <w:r>
-        <w:rPr>
-          <w:rFonts w:ascii="Lotuss Smart TX" w:hAnsi="Lotuss Smart TX" w:cs="Lotuss Smart TX"/>
-          <w:sz w:val="18"/>
-          <w:szCs w:val="18"/>
-          <w:lang w:val="en-US"/>
-        </w:rPr>
-        <w:t>5,000,000 - 20,000,000</w:t>
-      </w:r>
-      <w:r>
-        <w:rPr>
-          <w:rFonts w:ascii="Lotuss Smart TX" w:hAnsi="Lotuss Smart TX" w:cs="Lotuss Smart TX"/>
-          <w:sz w:val="18"/>
-          <w:szCs w:val="18"/>
-          <w:cs/>
-          <w:lang w:val="en-US" w:bidi="th-TH"/>
-        </w:rPr>
-        <w:t xml:space="preserve"> บาท ขออนุมัติการใช้งบประมาณเพิ่มจาก </w:t>
-      </w:r>
-      <w:r>
-        <w:rPr>
-          <w:rFonts w:ascii="Lotuss Smart TX" w:hAnsi="Lotuss Smart TX" w:cs="Lotuss Smart TX"/>
-          <w:sz w:val="18"/>
-          <w:szCs w:val="18"/>
-          <w:lang w:val="en-US"/>
-        </w:rPr>
-        <w:t>Retail Investment Committee</w:t>
+        <w:t xml:space="preserve">CP </w:t>
+      </w:r>
+      <w:proofErr w:type="spellStart"/>
+      <w:r>
+        <w:rPr>
+          <w:rFonts w:ascii="Lotuss Smart TX" w:hAnsi="Lotuss Smart TX" w:cs="Lotuss Smart TX"/>
+          <w:sz w:val="18"/>
+          <w:szCs w:val="18"/>
+          <w:lang w:val="en-US"/>
+        </w:rPr>
+        <w:t>Axtra</w:t>
+      </w:r>
+      <w:proofErr w:type="spellEnd"/>
+      <w:r>
+        <w:rPr>
+          <w:rFonts w:ascii="Lotuss Smart TX" w:hAnsi="Lotuss Smart TX" w:cs="Lotuss Smart TX"/>
+          <w:sz w:val="18"/>
+          <w:szCs w:val="18"/>
+          <w:lang w:val="en-US"/>
+        </w:rPr>
+        <w:t xml:space="preserve"> ExCom</w:t>
       </w:r>
     </w:p>
     <w:p>
@@ -13495,6 +14972,389 @@
           <w:szCs w:val="18"/>
           <w:lang w:val="en-US"/>
         </w:rPr>
+        <w:t xml:space="preserve">500,000,001 - </w:t>
+      </w:r>
+      <w:r>
+        <w:rPr>
+          <w:rFonts w:ascii="Lotuss Smart TX" w:hAnsi="Lotuss Smart TX" w:cs="Lotuss Smart TX"/>
+          <w:sz w:val="18"/>
+          <w:szCs w:val="18"/>
+          <w:lang w:val="en-US"/>
+        </w:rPr>
+        <w:t>5</w:t>
+      </w:r>
+      <w:r>
+        <w:rPr>
+          <w:rFonts w:ascii="Lotuss Smart TX" w:hAnsi="Lotuss Smart TX" w:cs="Lotuss Smart TX"/>
+          <w:sz w:val="18"/>
+          <w:szCs w:val="18"/>
+          <w:lang w:val="en-US"/>
+        </w:rPr>
+        <w:t>,000,000,000</w:t>
+      </w:r>
+      <w:r>
+        <w:rPr>
+          <w:rFonts w:ascii="Lotuss Smart TX" w:hAnsi="Lotuss Smart TX" w:cs="Lotuss Smart TX"/>
+          <w:sz w:val="18"/>
+          <w:szCs w:val="18"/>
+          <w:cs/>
+          <w:lang w:val="en-US" w:bidi="th-TH"/>
+        </w:rPr>
+        <w:t xml:space="preserve"> บาท ขออนุมัติการใช้งบประมาณเพิ่มจาก </w:t>
+      </w:r>
+      <w:r>
+        <w:rPr>
+          <w:rFonts w:ascii="Lotuss Smart TX" w:hAnsi="Lotuss Smart TX" w:cs="Lotuss Smart TX"/>
+          <w:sz w:val="18"/>
+          <w:szCs w:val="18"/>
+          <w:lang w:val="en-US"/>
+        </w:rPr>
+        <w:t xml:space="preserve">CP </w:t>
+      </w:r>
+      <w:proofErr w:type="spellStart"/>
+      <w:r>
+        <w:rPr>
+          <w:rFonts w:ascii="Lotuss Smart TX" w:hAnsi="Lotuss Smart TX" w:cs="Lotuss Smart TX"/>
+          <w:sz w:val="18"/>
+          <w:szCs w:val="18"/>
+          <w:lang w:val="en-US"/>
+        </w:rPr>
+        <w:t>Axtra</w:t>
+      </w:r>
+      <w:proofErr w:type="spellEnd"/>
+      <w:r>
+        <w:rPr>
+          <w:rFonts w:ascii="Lotuss Smart TX" w:hAnsi="Lotuss Smart TX" w:cs="Lotuss Smart TX"/>
+          <w:sz w:val="18"/>
+          <w:szCs w:val="18"/>
+          <w:lang w:val="en-US"/>
+        </w:rPr>
+        <w:t xml:space="preserve"> Board of Directors</w:t>
+      </w:r>
+    </w:p>
+    <w:p>
+      <w:pPr>
+        <w:spacing w:after="0"/>
+        <w:rPr>
+          <w:rFonts w:ascii="Lotuss Smart TX" w:hAnsi="Lotuss Smart TX" w:cs="Lotuss Smart TX"/>
+          <w:sz w:val="18"/>
+          <w:szCs w:val="18"/>
+          <w:lang w:val="en-US"/>
+        </w:rPr>
+      </w:pPr>
+      <w:r>
+        <w:rPr>
+          <w:rFonts w:ascii="Lotuss Smart TX" w:hAnsi="Lotuss Smart TX" w:cs="Lotuss Smart TX"/>
+          <w:sz w:val="18"/>
+          <w:szCs w:val="18"/>
+          <w:lang w:val="en-US"/>
+        </w:rPr>
+        <w:t xml:space="preserve">- </w:t>
+      </w:r>
+      <w:r>
+        <w:rPr>
+          <w:rFonts w:ascii="Lotuss Smart TX" w:hAnsi="Lotuss Smart TX" w:cs="Lotuss Smart TX"/>
+          <w:sz w:val="18"/>
+          <w:szCs w:val="18"/>
+          <w:cs/>
+          <w:lang w:val="en-US" w:bidi="th-TH"/>
+        </w:rPr>
+        <w:t xml:space="preserve">มูลค่าการลงทุนทั้งหมดของโครงการมากกว่า </w:t>
+      </w:r>
+      <w:r>
+        <w:rPr>
+          <w:rFonts w:ascii="Lotuss Smart TX" w:hAnsi="Lotuss Smart TX" w:cs="Lotuss Smart TX"/>
+          <w:sz w:val="18"/>
+          <w:szCs w:val="18"/>
+          <w:lang w:val="en-US"/>
+        </w:rPr>
+        <w:t>5</w:t>
+      </w:r>
+      <w:r>
+        <w:rPr>
+          <w:rFonts w:ascii="Lotuss Smart TX" w:hAnsi="Lotuss Smart TX" w:cs="Lotuss Smart TX"/>
+          <w:sz w:val="18"/>
+          <w:szCs w:val="18"/>
+          <w:lang w:val="en-US"/>
+        </w:rPr>
+        <w:t xml:space="preserve">,000,000,000 </w:t>
+      </w:r>
+      <w:r>
+        <w:rPr>
+          <w:rFonts w:ascii="Lotuss Smart TX" w:hAnsi="Lotuss Smart TX" w:cs="Lotuss Smart TX"/>
+          <w:sz w:val="18"/>
+          <w:szCs w:val="18"/>
+          <w:cs/>
+          <w:lang w:val="en-US" w:bidi="th-TH"/>
+        </w:rPr>
+        <w:t xml:space="preserve">บาท ขออนุมัติการใช้งบประมาณเพิ่มจาก </w:t>
+      </w:r>
+      <w:r>
+        <w:rPr>
+          <w:rFonts w:ascii="Lotuss Smart TX" w:hAnsi="Lotuss Smart TX" w:cs="Lotuss Smart TX"/>
+          <w:sz w:val="18"/>
+          <w:szCs w:val="18"/>
+          <w:lang w:val="en-US"/>
+        </w:rPr>
+        <w:t xml:space="preserve">CP </w:t>
+      </w:r>
+      <w:proofErr w:type="spellStart"/>
+      <w:r>
+        <w:rPr>
+          <w:rFonts w:ascii="Lotuss Smart TX" w:hAnsi="Lotuss Smart TX" w:cs="Lotuss Smart TX"/>
+          <w:sz w:val="18"/>
+          <w:szCs w:val="18"/>
+          <w:lang w:val="en-US"/>
+        </w:rPr>
+        <w:t>Axtra</w:t>
+      </w:r>
+      <w:proofErr w:type="spellEnd"/>
+      <w:r>
+        <w:rPr>
+          <w:rFonts w:ascii="Lotuss Smart TX" w:hAnsi="Lotuss Smart TX" w:cs="Lotuss Smart TX"/>
+          <w:sz w:val="18"/>
+          <w:szCs w:val="18"/>
+          <w:lang w:val="en-US"/>
+        </w:rPr>
+        <w:t xml:space="preserve"> Board of Directors </w:t>
+      </w:r>
+      <w:r>
+        <w:rPr>
+          <w:rFonts w:ascii="Lotuss Smart TX" w:hAnsi="Lotuss Smart TX" w:cs="Lotuss Smart TX"/>
+          <w:sz w:val="18"/>
+          <w:szCs w:val="18"/>
+          <w:cs/>
+          <w:lang w:val="en-US" w:bidi="th-TH"/>
+        </w:rPr>
+        <w:t xml:space="preserve">และ </w:t>
+      </w:r>
+      <w:r>
+        <w:rPr>
+          <w:rFonts w:ascii="Lotuss Smart TX" w:hAnsi="Lotuss Smart TX" w:cs="Lotuss Smart TX"/>
+          <w:sz w:val="18"/>
+          <w:szCs w:val="18"/>
+          <w:lang w:val="en-US"/>
+        </w:rPr>
+        <w:t>CPALL Board of Directors</w:t>
+      </w:r>
+    </w:p>
+    <w:p>
+      <w:pPr>
+        <w:spacing w:after="0"/>
+        <w:rPr>
+          <w:rFonts w:ascii="Lotuss Smart TX" w:hAnsi="Lotuss Smart TX" w:cs="Lotuss Smart TX"/>
+          <w:sz w:val="18"/>
+          <w:szCs w:val="18"/>
+          <w:lang w:val="en-US"/>
+        </w:rPr>
+      </w:pPr>
+    </w:p>
+    <w:p>
+      <w:pPr>
+        <w:spacing w:after="0"/>
+        <w:rPr>
+          <w:rFonts w:ascii="Lotuss Smart TX" w:hAnsi="Lotuss Smart TX" w:cs="Lotuss Smart TX"/>
+          <w:sz w:val="18"/>
+          <w:szCs w:val="18"/>
+          <w:lang w:val="en-US"/>
+        </w:rPr>
+      </w:pPr>
+      <w:r>
+        <w:rPr>
+          <w:rFonts w:ascii="Lotuss Smart TX" w:hAnsi="Lotuss Smart TX" w:cs="Lotuss Smart TX"/>
+          <w:sz w:val="18"/>
+          <w:szCs w:val="18"/>
+          <w:lang w:val="en-US"/>
+        </w:rPr>
+        <w:t xml:space="preserve">#### </w:t>
+      </w:r>
+      <w:r>
+        <w:rPr>
+          <w:rFonts w:ascii="Lotuss Smart TX" w:hAnsi="Lotuss Smart TX" w:cs="Lotuss Smart TX"/>
+          <w:sz w:val="18"/>
+          <w:szCs w:val="18"/>
+          <w:cs/>
+          <w:lang w:val="en-US" w:bidi="th-TH"/>
+        </w:rPr>
+        <w:t>กรณี</w:t>
+      </w:r>
+      <w:r>
+        <w:rPr>
+          <w:rFonts w:ascii="Lotuss Smart TX" w:hAnsi="Lotuss Smart TX" w:cs="Lotuss Smart TX"/>
+          <w:color w:val="0000FF"/>
+          <w:sz w:val="18"/>
+          <w:szCs w:val="18"/>
+          <w:cs/>
+          <w:lang w:val="en-US" w:bidi="th-TH"/>
+        </w:rPr>
+        <w:t xml:space="preserve">มูลค่าของโครงการที่ปรับปรุงใหม่มากกว่า </w:t>
+      </w:r>
+      <w:r>
+        <w:rPr>
+          <w:rFonts w:ascii="Lotuss Smart TX" w:hAnsi="Lotuss Smart TX" w:cs="Lotuss Smart TX"/>
+          <w:color w:val="0000FF"/>
+          <w:sz w:val="18"/>
+          <w:szCs w:val="18"/>
+          <w:lang w:val="en-US"/>
+        </w:rPr>
+        <w:t>5,000,000</w:t>
+      </w:r>
+      <w:r>
+        <w:rPr>
+          <w:rFonts w:ascii="Lotuss Smart TX" w:hAnsi="Lotuss Smart TX" w:cs="Lotuss Smart TX"/>
+          <w:color w:val="0000FF"/>
+          <w:sz w:val="18"/>
+          <w:szCs w:val="18"/>
+          <w:cs/>
+          <w:lang w:val="en-US" w:bidi="th-TH"/>
+        </w:rPr>
+        <w:t xml:space="preserve"> บาท </w:t>
+      </w:r>
+      <w:r>
+        <w:rPr>
+          <w:rFonts w:ascii="Lotuss Smart TX" w:hAnsi="Lotuss Smart TX" w:cs="Lotuss Smart TX"/>
+          <w:sz w:val="18"/>
+          <w:szCs w:val="18"/>
+          <w:cs/>
+          <w:lang w:val="en-US" w:bidi="th-TH"/>
+        </w:rPr>
+        <w:t>แ</w:t>
+      </w:r>
+      <w:r>
+        <w:rPr>
+          <w:rFonts w:ascii="Lotuss Smart TX" w:hAnsi="Lotuss Smart TX" w:cs="Lotuss Smart TX"/>
+          <w:color w:val="0000FF"/>
+          <w:sz w:val="18"/>
+          <w:szCs w:val="18"/>
+          <w:cs/>
+          <w:lang w:val="en-US" w:bidi="th-TH"/>
+        </w:rPr>
+        <w:t>ละเป็นโครงการเกี่ยวกับเทคโนโลยีและโครงการที่เกี่ยวข้องกับศูนย์กระจายสินค้า (</w:t>
+      </w:r>
+      <w:r>
+        <w:rPr>
+          <w:rFonts w:ascii="Lotuss Smart TX" w:hAnsi="Lotuss Smart TX" w:cs="Lotuss Smart TX"/>
+          <w:color w:val="0000FF"/>
+          <w:sz w:val="18"/>
+          <w:szCs w:val="18"/>
+          <w:lang w:val="en-US"/>
+        </w:rPr>
+        <w:t>IT &amp; DC)</w:t>
+      </w:r>
+      <w:r>
+        <w:rPr>
+          <w:rFonts w:ascii="Lotuss Smart TX" w:hAnsi="Lotuss Smart TX" w:cs="Lotuss Smart TX"/>
+          <w:sz w:val="18"/>
+          <w:szCs w:val="18"/>
+          <w:lang w:val="en-US"/>
+        </w:rPr>
+        <w:t xml:space="preserve"> </w:t>
+      </w:r>
+      <w:r>
+        <w:rPr>
+          <w:rFonts w:ascii="Lotuss Smart TX" w:hAnsi="Lotuss Smart TX" w:cs="Lotuss Smart TX"/>
+          <w:sz w:val="18"/>
+          <w:szCs w:val="18"/>
+          <w:cs/>
+          <w:lang w:val="en-US" w:bidi="th-TH"/>
+        </w:rPr>
+        <w:t>ให้ขออนุมัติการขอใช้งบประมาณเพิ่มเติม ดังนี้</w:t>
+      </w:r>
+    </w:p>
+    <w:p>
+      <w:pPr>
+        <w:spacing w:after="0"/>
+        <w:rPr>
+          <w:rFonts w:ascii="Lotuss Smart TX" w:hAnsi="Lotuss Smart TX" w:cs="Lotuss Smart TX"/>
+          <w:sz w:val="18"/>
+          <w:szCs w:val="18"/>
+          <w:lang w:val="en-US"/>
+        </w:rPr>
+      </w:pPr>
+      <w:r>
+        <w:rPr>
+          <w:rFonts w:ascii="Lotuss Smart TX" w:hAnsi="Lotuss Smart TX" w:cs="Lotuss Smart TX"/>
+          <w:sz w:val="18"/>
+          <w:szCs w:val="18"/>
+          <w:lang w:val="en-US"/>
+        </w:rPr>
+        <w:t xml:space="preserve">- </w:t>
+      </w:r>
+      <w:r>
+        <w:rPr>
+          <w:rFonts w:ascii="Lotuss Smart TX" w:hAnsi="Lotuss Smart TX" w:cs="Lotuss Smart TX"/>
+          <w:sz w:val="18"/>
+          <w:szCs w:val="18"/>
+          <w:cs/>
+          <w:lang w:val="en-US" w:bidi="th-TH"/>
+        </w:rPr>
+        <w:t xml:space="preserve">มูลค่าการลงทุนทั้งหมดของโครงการ </w:t>
+      </w:r>
+      <w:r>
+        <w:rPr>
+          <w:rFonts w:ascii="Lotuss Smart TX" w:hAnsi="Lotuss Smart TX" w:cs="Lotuss Smart TX"/>
+          <w:sz w:val="18"/>
+          <w:szCs w:val="18"/>
+          <w:lang w:val="en-US"/>
+        </w:rPr>
+        <w:t>5,000,000 - 20,000,000</w:t>
+      </w:r>
+      <w:r>
+        <w:rPr>
+          <w:rFonts w:ascii="Lotuss Smart TX" w:hAnsi="Lotuss Smart TX" w:cs="Lotuss Smart TX"/>
+          <w:sz w:val="18"/>
+          <w:szCs w:val="18"/>
+          <w:cs/>
+          <w:lang w:val="en-US" w:bidi="th-TH"/>
+        </w:rPr>
+        <w:t xml:space="preserve"> บาท ขออนุมัติการใช้งบประมาณเพิ่มจาก </w:t>
+      </w:r>
+      <w:r>
+        <w:rPr>
+          <w:rFonts w:ascii="Lotuss Smart TX" w:hAnsi="Lotuss Smart TX" w:cs="Lotuss Smart TX"/>
+          <w:sz w:val="18"/>
+          <w:szCs w:val="18"/>
+          <w:lang w:val="en-US"/>
+        </w:rPr>
+        <w:t>Retail Investment Committee</w:t>
+      </w:r>
+    </w:p>
+    <w:p>
+      <w:pPr>
+        <w:spacing w:after="0"/>
+        <w:rPr>
+          <w:rFonts w:ascii="Lotuss Smart TX" w:hAnsi="Lotuss Smart TX" w:cs="Lotuss Smart TX"/>
+          <w:sz w:val="18"/>
+          <w:szCs w:val="18"/>
+          <w:lang w:val="en-US"/>
+        </w:rPr>
+      </w:pPr>
+      <w:r>
+        <w:rPr>
+          <w:rFonts w:ascii="Lotuss Smart TX" w:hAnsi="Lotuss Smart TX" w:cs="Lotuss Smart TX"/>
+          <w:sz w:val="18"/>
+          <w:szCs w:val="18"/>
+          <w:lang w:val="en-US"/>
+        </w:rPr>
+        <w:t xml:space="preserve">- </w:t>
+      </w:r>
+      <w:r>
+        <w:rPr>
+          <w:rFonts w:ascii="Lotuss Smart TX" w:hAnsi="Lotuss Smart TX" w:cs="Lotuss Smart TX"/>
+          <w:sz w:val="18"/>
+          <w:szCs w:val="18"/>
+          <w:cs/>
+          <w:lang w:val="en-US" w:bidi="th-TH"/>
+        </w:rPr>
+        <w:t xml:space="preserve">มูลค่าการลงทุนทั้งหมดของโครงการ </w:t>
+      </w:r>
+      <w:r>
+        <w:rPr>
+          <w:rFonts w:ascii="Lotuss Smart TX" w:hAnsi="Lotuss Smart TX" w:cs="Lotuss Smart TX"/>
+          <w:sz w:val="18"/>
+          <w:szCs w:val="18"/>
+          <w:lang w:val="en-US"/>
+        </w:rPr>
         <w:t>20,000,001 - 200,000,000</w:t>
       </w:r>
       <w:r>
@@ -13572,7 +15432,27 @@
           <w:szCs w:val="18"/>
           <w:lang w:val="en-US"/>
         </w:rPr>
-        <w:t>CP Axtra ExCom</w:t>
+        <w:t xml:space="preserve">CP </w:t>
+      </w:r>
+      <w:proofErr w:type="spellStart"/>
+      <w:r>
+        <w:rPr>
+          <w:rFonts w:ascii="Lotuss Smart TX" w:hAnsi="Lotuss Smart TX" w:cs="Lotuss Smart TX"/>
+          <w:sz w:val="18"/>
+          <w:szCs w:val="18"/>
+          <w:lang w:val="en-US"/>
+        </w:rPr>
+        <w:t>Axtra</w:t>
+      </w:r>
+      <w:proofErr w:type="spellEnd"/>
+      <w:r>
+        <w:rPr>
+          <w:rFonts w:ascii="Lotuss Smart TX" w:hAnsi="Lotuss Smart TX" w:cs="Lotuss Smart TX"/>
+          <w:sz w:val="18"/>
+          <w:szCs w:val="18"/>
+          <w:lang w:val="en-US"/>
+        </w:rPr>
+        <w:t xml:space="preserve"> ExCom</w:t>
       </w:r>
     </w:p>
     <w:p>
@@ -13648,7 +15528,27 @@
           <w:szCs w:val="18"/>
           <w:lang w:val="en-US"/>
         </w:rPr>
-        <w:t>CP Axtra Board of Directors</w:t>
+        <w:t xml:space="preserve">CP </w:t>
+      </w:r>
+      <w:proofErr w:type="spellStart"/>
+      <w:r>
+        <w:rPr>
+          <w:rFonts w:ascii="Lotuss Smart TX" w:hAnsi="Lotuss Smart TX" w:cs="Lotuss Smart TX"/>
+          <w:sz w:val="18"/>
+          <w:szCs w:val="18"/>
+          <w:lang w:val="en-US"/>
+        </w:rPr>
+        <w:t>Axtra</w:t>
+      </w:r>
+      <w:proofErr w:type="spellEnd"/>
+      <w:r>
+        <w:rPr>
+          <w:rFonts w:ascii="Lotuss Smart TX" w:hAnsi="Lotuss Smart TX" w:cs="Lotuss Smart TX"/>
+          <w:sz w:val="18"/>
+          <w:szCs w:val="18"/>
+          <w:lang w:val="en-US"/>
+        </w:rPr>
+        <w:t xml:space="preserve"> Board of Directors</w:t>
       </w:r>
     </w:p>
     <w:p>
@@ -13715,7 +15615,27 @@
           <w:szCs w:val="18"/>
           <w:lang w:val="en-US"/>
         </w:rPr>
-        <w:t xml:space="preserve">CP Axtra Board of Directors </w:t>
+        <w:t xml:space="preserve">CP </w:t>
+      </w:r>
+      <w:proofErr w:type="spellStart"/>
+      <w:r>
+        <w:rPr>
+          <w:rFonts w:ascii="Lotuss Smart TX" w:hAnsi="Lotuss Smart TX" w:cs="Lotuss Smart TX"/>
+          <w:sz w:val="18"/>
+          <w:szCs w:val="18"/>
+          <w:lang w:val="en-US"/>
+        </w:rPr>
+        <w:t>Axtra</w:t>
+      </w:r>
+      <w:proofErr w:type="spellEnd"/>
+      <w:r>
+        <w:rPr>
+          <w:rFonts w:ascii="Lotuss Smart TX" w:hAnsi="Lotuss Smart TX" w:cs="Lotuss Smart TX"/>
+          <w:sz w:val="18"/>
+          <w:szCs w:val="18"/>
+          <w:lang w:val="en-US"/>
+        </w:rPr>
+        <w:t xml:space="preserve"> Board of Directors </w:t>
       </w:r>
       <w:r>
         <w:rPr>
@@ -14261,6 +16181,7 @@
         </w:rPr>
         <w:t>กรณี</w:t>
       </w:r>
+      <w:proofErr w:type="spellStart"/>
       <w:r>
         <w:rPr>
           <w:rFonts w:ascii="Lotuss Smart TX" w:hAnsi="Lotuss Smart TX" w:cs="Lotuss Smart TX"/>
@@ -14269,14 +16190,25 @@
           <w:szCs w:val="18"/>
           <w:lang w:val="en-US" w:bidi="th-TH"/>
         </w:rPr>
-        <w:t xml:space="preserve">ส่วนเพิ่มของโครงการที่ปรับปรุงใหม่มากกว่า </w:t>
-      </w:r>
+        <w:t>ส่วนเพิ่มของโครงการที่ปรับปรุงใหม่มากกว่า</w:t>
+      </w:r>
+      <w:proofErr w:type="spellEnd"/>
       <w:r>
         <w:rPr>
           <w:rFonts w:ascii="Lotuss Smart TX" w:hAnsi="Lotuss Smart TX" w:cs="Lotuss Smart TX"/>
           <w:color w:val="0000FF"/>
           <w:sz w:val="18"/>
           <w:szCs w:val="18"/>
+          <w:lang w:val="en-US" w:bidi="th-TH"/>
+        </w:rPr>
+        <w:t xml:space="preserve"> </w:t>
+      </w:r>
+      <w:r>
+        <w:rPr>
+          <w:rFonts w:ascii="Lotuss Smart TX" w:hAnsi="Lotuss Smart TX" w:cs="Lotuss Smart TX"/>
+          <w:color w:val="0000FF"/>
+          <w:sz w:val="18"/>
+          <w:szCs w:val="18"/>
           <w:lang w:val="en-US"/>
         </w:rPr>
         <w:t>5,000,000</w:t>
@@ -14289,8 +16221,20 @@
           <w:szCs w:val="18"/>
           <w:lang w:val="en-US" w:bidi="th-TH"/>
         </w:rPr>
-        <w:t xml:space="preserve"> บาท</w:t>
-      </w:r>
+        <w:t xml:space="preserve"> </w:t>
+      </w:r>
+      <w:proofErr w:type="spellStart"/>
+      <w:r>
+        <w:rPr>
+          <w:rFonts w:ascii="Lotuss Smart TX" w:hAnsi="Lotuss Smart TX" w:cs="Lotuss Smart TX"/>
+          <w:color w:val="0000FF"/>
+          <w:sz w:val="18"/>
+          <w:szCs w:val="18"/>
+          <w:lang w:val="en-US" w:bidi="th-TH"/>
+        </w:rPr>
+        <w:t>บาท</w:t>
+      </w:r>
+      <w:proofErr w:type="spellEnd"/>
       <w:r>
         <w:rPr>
           <w:rFonts w:ascii="Lotuss Smart TX" w:hAnsi="Lotuss Smart TX" w:cs="Lotuss Smart TX" w:hint="cs"/>
@@ -14374,6 +16318,7 @@
         </w:rPr>
         <w:t>บาท</w:t>
       </w:r>
+      <w:proofErr w:type="spellStart"/>
       <w:r>
         <w:rPr>
           <w:rFonts w:ascii="Lotuss Smart TX" w:hAnsi="Lotuss Smart TX" w:cs="Lotuss Smart TX"/>
@@ -14384,6 +16329,7 @@
         </w:rPr>
         <w:t>และไม่ใ</w:t>
       </w:r>
+      <w:proofErr w:type="spellEnd"/>
       <w:r>
         <w:rPr>
           <w:rFonts w:ascii="Lotuss Smart TX" w:hAnsi="Lotuss Smart TX" w:cs="Lotuss Smart TX" w:hint="cs"/>
@@ -14811,7 +16757,31 @@
           <w:szCs w:val="18"/>
           <w:lang w:val="en-US" w:bidi="th-TH"/>
         </w:rPr>
-        <w:t>(Makro&amp;Lotus’s)</w:t>
+        <w:t>(</w:t>
+      </w:r>
+      <w:proofErr w:type="spellStart"/>
+      <w:r>
+        <w:rPr>
+          <w:rFonts w:ascii="Lotuss Smart TX" w:hAnsi="Lotuss Smart TX" w:cs="Lotuss Smart TX"/>
+          <w:b/>
+          <w:bCs/>
+          <w:sz w:val="18"/>
+          <w:szCs w:val="18"/>
+          <w:lang w:val="en-US" w:bidi="th-TH"/>
+        </w:rPr>
+        <w:t>Makro&amp;Lotus’s</w:t>
+      </w:r>
+      <w:proofErr w:type="spellEnd"/>
+      <w:r>
+        <w:rPr>
+          <w:rFonts w:ascii="Lotuss Smart TX" w:hAnsi="Lotuss Smart TX" w:cs="Lotuss Smart TX"/>
+          <w:b/>
+          <w:bCs/>
+          <w:sz w:val="18"/>
+          <w:szCs w:val="18"/>
+          <w:lang w:val="en-US" w:bidi="th-TH"/>
+        </w:rPr>
+        <w:t>)</w:t>
       </w:r>
     </w:p>
     <w:p>
@@ -14892,83 +16862,6 @@
         </w:rPr>
         <w:t>ให้พิจารณาจากมูลค่ารวมทั้งโครงการ และขออนุมัติจากผู้มีอำนาจอนุมัติตามระเบียบปฏิบัติ</w:t>
       </w:r>
-    </w:p>
-    <w:p>
-      <w:pPr>
-        <w:spacing w:after="0"/>
-        <w:rPr>
-          <w:rFonts w:ascii="Lotuss Smart TX" w:hAnsi="Lotuss Smart TX" w:cs="Lotuss Smart TX"/>
-          <w:sz w:val="18"/>
-          <w:szCs w:val="18"/>
-          <w:lang w:val="en-US" w:bidi="th-TH"/>
-        </w:rPr>
-      </w:pPr>
-    </w:p>
-    <w:p>
-      <w:pPr>
-        <w:spacing w:after="0"/>
-        <w:rPr>
-          <w:rFonts w:ascii="Lotuss Smart TX" w:hAnsi="Lotuss Smart TX" w:cs="Lotuss Smart TX"/>
-          <w:sz w:val="18"/>
-          <w:szCs w:val="18"/>
-          <w:lang w:val="en-US" w:bidi="th-TH"/>
-        </w:rPr>
-      </w:pPr>
-    </w:p>
-    <w:p>
-      <w:pPr>
-        <w:spacing w:after="0"/>
-        <w:rPr>
-          <w:rFonts w:ascii="Lotuss Smart TX" w:hAnsi="Lotuss Smart TX" w:cs="Lotuss Smart TX"/>
-          <w:sz w:val="18"/>
-          <w:szCs w:val="18"/>
-          <w:lang w:val="en-US" w:bidi="th-TH"/>
-        </w:rPr>
-      </w:pPr>
-    </w:p>
-    <w:p>
-      <w:pPr>
-        <w:spacing w:after="0"/>
-        <w:rPr>
-          <w:rFonts w:ascii="Lotuss Smart TX" w:hAnsi="Lotuss Smart TX" w:cs="Lotuss Smart TX"/>
-          <w:sz w:val="18"/>
-          <w:szCs w:val="18"/>
-          <w:lang w:val="en-US" w:bidi="th-TH"/>
-        </w:rPr>
-      </w:pPr>
-    </w:p>
-    <w:p>
-      <w:pPr>
-        <w:spacing w:after="0"/>
-        <w:rPr>
-          <w:rFonts w:ascii="Lotuss Smart TX" w:hAnsi="Lotuss Smart TX" w:cs="Lotuss Smart TX"/>
-          <w:sz w:val="18"/>
-          <w:szCs w:val="18"/>
-          <w:lang w:val="en-US" w:bidi="th-TH"/>
-        </w:rPr>
-      </w:pPr>
-    </w:p>
-    <w:p>
-      <w:pPr>
-        <w:spacing w:after="0"/>
-        <w:rPr>
-          <w:rFonts w:ascii="Lotuss Smart TX" w:hAnsi="Lotuss Smart TX" w:cs="Lotuss Smart TX"/>
-          <w:sz w:val="18"/>
-          <w:szCs w:val="18"/>
-          <w:lang w:val="en-US" w:bidi="th-TH"/>
-        </w:rPr>
-      </w:pPr>
-    </w:p>
-    <w:p>
-      <w:pPr>
-        <w:spacing w:after="0"/>
-        <w:rPr>
-          <w:rFonts w:ascii="Lotuss Smart TX" w:hAnsi="Lotuss Smart TX" w:cs="Lotuss Smart TX"/>
-          <w:sz w:val="18"/>
-          <w:szCs w:val="18"/>
-          <w:lang w:val="en-US" w:bidi="th-TH"/>
-        </w:rPr>
-      </w:pPr>
     </w:p>
     <w:p>
       <w:pPr>
@@ -15117,7 +17010,6 @@
           <w:szCs w:val="40"/>
           <w:lang w:val="en-US" w:bidi="th-TH"/>
         </w:rPr>
-        <w:lastRenderedPageBreak/>
         <w:t xml:space="preserve">Policy : </w:t>
       </w:r>
       <w:r>
@@ -16138,7 +18030,7 @@
           <w:rFonts w:ascii="Lotuss Smart TX" w:hAnsi="Lotuss Smart TX" w:cs="Lotuss Smart TX"/>
           <w:sz w:val="18"/>
           <w:szCs w:val="18"/>
-          <w:lang w:val="en-US"/>
+          <w:lang w:val="en-US" w:bidi="th-TH"/>
         </w:rPr>
       </w:pPr>
       <w:r>
@@ -16158,17 +18050,17 @@
           <w:cs/>
           <w:lang w:val="en-US" w:bidi="th-TH"/>
         </w:rPr>
-        <w:t xml:space="preserve">การเลี้ยงรับรองวิทยากร ที่มาให้ความรู้กับพนักงานของบริษัท โดยไม่คิดค่าวิทยากร และบริษัทได้มอบของขวัญให้วิทยากรเป็นการตอบแทน ค่าใช้จ่ายจากของขวัญ ให้ลงเป็นส่วนหนึ่งของค่าอบรม ซึ่งจะต้องได้รับอนุมัติจากแผนกทรัพยากรบุคคลเพิ่มเติม </w:t>
-      </w:r>
-    </w:p>
-    <w:p>
-      <w:pPr>
-        <w:spacing w:after="0"/>
-        <w:rPr>
-          <w:rFonts w:ascii="Lotuss Smart TX" w:hAnsi="Lotuss Smart TX" w:cs="Lotuss Smart TX"/>
-          <w:sz w:val="18"/>
-          <w:szCs w:val="18"/>
-          <w:lang w:val="en-US" w:bidi="th-TH"/>
+        <w:t>การเลี้ยงรับรองคู่ค้าหรือบุคคลภายนอก อันเนื่องมาจากโครงการทางธุรกิจที่บริษัทกำลังทำ อาจมีค่าใช้จ่ายจากมื้ออาหารหรือเครื่องดื่มที่เป็นส่วนหนึ่งจากการพูดคุยข้อตกลงทางธุรกิจ ให้ลงเป็นส่วนหนึ่งของค่าใช้จ่ายของโครงการนั้นๆ</w:t>
+      </w:r>
+    </w:p>
+    <w:p>
+      <w:pPr>
+        <w:spacing w:after="0"/>
+        <w:rPr>
+          <w:rFonts w:ascii="Lotuss Smart TX" w:hAnsi="Lotuss Smart TX" w:cs="Lotuss Smart TX" w:hint="cs"/>
+          <w:sz w:val="18"/>
+          <w:szCs w:val="18"/>
+          <w:lang w:val="en-US"/>
         </w:rPr>
       </w:pPr>
       <w:r>
@@ -16188,7 +18080,117 @@
           <w:cs/>
           <w:lang w:val="en-US" w:bidi="th-TH"/>
         </w:rPr>
-        <w:t>การเลี้ยงรับรองคู่ค้าหรือบุคคลภายนอก อันเนื่องมาจากโครงการทางธุรกิจที่บริษัทกำลังทำ อาจมีค่าใช้จ่ายจากมื้ออาหารหรือเครื่องดื่มที่เป็นส่วนหนึ่งจากการพูดคุยข้อตกลงทางธุรกิจ ให้ลงเป็นส่วนหนึ่งของค่าใช้จ่ายของโครงการนั้นๆ</w:t>
+        <w:t xml:space="preserve">การเลี้ยงรับรองวิทยากร ที่มาให้ความรู้กับพนักงานของบริษัท โดยไม่คิดค่าวิทยากร </w:t>
+      </w:r>
+      <w:r>
+        <w:rPr>
+          <w:rFonts w:ascii="Lotuss Smart TX" w:hAnsi="Lotuss Smart TX" w:cs="Lotuss Smart TX" w:hint="cs"/>
+          <w:sz w:val="18"/>
+          <w:szCs w:val="18"/>
+          <w:cs/>
+          <w:lang w:val="en-US" w:bidi="th-TH"/>
+        </w:rPr>
+        <w:t>หากมีการ</w:t>
+      </w:r>
+      <w:r>
+        <w:rPr>
+          <w:rFonts w:ascii="Lotuss Smart TX" w:hAnsi="Lotuss Smart TX" w:cs="Lotuss Smart TX"/>
+          <w:sz w:val="18"/>
+          <w:szCs w:val="18"/>
+          <w:cs/>
+          <w:lang w:val="en-US" w:bidi="th-TH"/>
+        </w:rPr>
+        <w:t xml:space="preserve">มอบของขวัญให้วิทยากรเป็นการตอบแทน ค่าใช้จ่ายจากของขวัญ </w:t>
+      </w:r>
+      <w:r>
+        <w:rPr>
+          <w:rFonts w:ascii="Lotuss Smart TX" w:hAnsi="Lotuss Smart TX" w:cs="Lotuss Smart TX" w:hint="cs"/>
+          <w:sz w:val="18"/>
+          <w:szCs w:val="18"/>
+          <w:cs/>
+          <w:lang w:val="en-US" w:bidi="th-TH"/>
+        </w:rPr>
+        <w:t>ควร</w:t>
+      </w:r>
+      <w:r>
+        <w:rPr>
+          <w:rFonts w:ascii="Lotuss Smart TX" w:hAnsi="Lotuss Smart TX" w:cs="Lotuss Smart TX"/>
+          <w:sz w:val="18"/>
+          <w:szCs w:val="18"/>
+          <w:cs/>
+          <w:lang w:val="en-US" w:bidi="th-TH"/>
+        </w:rPr>
+        <w:t xml:space="preserve">ลงเป็นส่วนหนึ่งของค่าอบรม </w:t>
+      </w:r>
+      <w:r>
+        <w:rPr>
+          <w:rFonts w:ascii="Lotuss Smart TX" w:hAnsi="Lotuss Smart TX" w:cs="Lotuss Smart TX" w:hint="cs"/>
+          <w:sz w:val="18"/>
+          <w:szCs w:val="18"/>
+          <w:cs/>
+          <w:lang w:val="en-US" w:bidi="th-TH"/>
+        </w:rPr>
+        <w:t>แต่เนื่องจาก</w:t>
+      </w:r>
+      <w:r>
+        <w:rPr>
+          <w:rFonts w:ascii="Lotuss Smart TX" w:hAnsi="Lotuss Smart TX" w:cs="Lotuss Smart TX" w:hint="cs"/>
+          <w:sz w:val="18"/>
+          <w:szCs w:val="18"/>
+          <w:cs/>
+          <w:lang w:val="en-US" w:bidi="th-TH"/>
+        </w:rPr>
+        <w:t>ค่าใช้จ่ายนี้</w:t>
+      </w:r>
+      <w:r>
+        <w:rPr>
+          <w:rFonts w:ascii="Lotuss Smart TX" w:hAnsi="Lotuss Smart TX" w:cs="Lotuss Smart TX" w:hint="cs"/>
+          <w:sz w:val="18"/>
+          <w:szCs w:val="18"/>
+          <w:cs/>
+          <w:lang w:val="en-US" w:bidi="th-TH"/>
+        </w:rPr>
+        <w:t>อยู่ภายใต้การดูแลของ</w:t>
+      </w:r>
+      <w:r>
+        <w:rPr>
+          <w:rFonts w:ascii="Lotuss Smart TX" w:hAnsi="Lotuss Smart TX" w:cs="Lotuss Smart TX"/>
+          <w:sz w:val="18"/>
+          <w:szCs w:val="18"/>
+          <w:cs/>
+          <w:lang w:val="en-US" w:bidi="th-TH"/>
+        </w:rPr>
+        <w:t>แผนกทรัพยากรบุคคล</w:t>
+      </w:r>
+      <w:r>
+        <w:rPr>
+          <w:rFonts w:ascii="Lotuss Smart TX" w:hAnsi="Lotuss Smart TX" w:cs="Lotuss Smart TX" w:hint="cs"/>
+          <w:sz w:val="18"/>
+          <w:szCs w:val="18"/>
+          <w:cs/>
+          <w:lang w:val="en-US" w:bidi="th-TH"/>
+        </w:rPr>
+        <w:t xml:space="preserve"> จึงถือเป็นดุลยพินิจของแผนกบุคคล</w:t>
+      </w:r>
+      <w:r>
+        <w:rPr>
+          <w:rFonts w:ascii="Lotuss Smart TX" w:hAnsi="Lotuss Smart TX" w:cs="Lotuss Smart TX" w:hint="cs"/>
+          <w:sz w:val="18"/>
+          <w:szCs w:val="18"/>
+          <w:cs/>
+          <w:lang w:val="en-US" w:bidi="th-TH"/>
+        </w:rPr>
+        <w:t>ในการอนุมัติค่าใช้จ่ายหรือไม่</w:t>
+      </w:r>
+      <w:r>
+        <w:rPr>
+          <w:rFonts w:ascii="Lotuss Smart TX" w:hAnsi="Lotuss Smart TX" w:cs="Lotuss Smart TX"/>
+          <w:sz w:val="18"/>
+          <w:szCs w:val="18"/>
+          <w:cs/>
+          <w:lang w:val="en-US" w:bidi="th-TH"/>
+        </w:rPr>
+        <w:t xml:space="preserve"> </w:t>
       </w:r>
     </w:p>
     <w:p>
@@ -16454,7 +18456,27 @@
           <w:szCs w:val="18"/>
           <w:lang w:val="en-US" w:bidi="th-TH"/>
         </w:rPr>
-        <w:t xml:space="preserve">CP Axtra </w:t>
+        <w:t xml:space="preserve">CP </w:t>
+      </w:r>
+      <w:proofErr w:type="spellStart"/>
+      <w:r>
+        <w:rPr>
+          <w:rFonts w:ascii="Lotuss Smart TX" w:hAnsi="Lotuss Smart TX" w:cs="Lotuss Smart TX"/>
+          <w:sz w:val="18"/>
+          <w:szCs w:val="18"/>
+          <w:lang w:val="en-US" w:bidi="th-TH"/>
+        </w:rPr>
+        <w:t>Axtra</w:t>
+      </w:r>
+      <w:proofErr w:type="spellEnd"/>
+      <w:r>
+        <w:rPr>
+          <w:rFonts w:ascii="Lotuss Smart TX" w:hAnsi="Lotuss Smart TX" w:cs="Lotuss Smart TX"/>
+          <w:sz w:val="18"/>
+          <w:szCs w:val="18"/>
+          <w:lang w:val="en-US" w:bidi="th-TH"/>
+        </w:rPr>
+        <w:t xml:space="preserve"> </w:t>
       </w:r>
       <w:r>
         <w:rPr>
@@ -16862,7 +18884,6 @@
           <w:szCs w:val="40"/>
           <w:lang w:val="en-US" w:bidi="th-TH"/>
         </w:rPr>
-        <w:lastRenderedPageBreak/>
         <w:t xml:space="preserve">Policy : </w:t>
       </w:r>
       <w:r>
@@ -18165,7 +20186,6 @@
           <w:szCs w:val="40"/>
           <w:lang w:val="en-US" w:bidi="th-TH"/>
         </w:rPr>
-        <w:lastRenderedPageBreak/>
         <w:t xml:space="preserve">Policy : </w:t>
       </w:r>
       <w:r>
@@ -18323,14 +20343,25 @@
         </w:rPr>
         <w:t xml:space="preserve">หรือ </w:t>
       </w:r>
-      <w:r>
-        <w:rPr>
-          <w:rFonts w:ascii="Lotuss Smart TX" w:hAnsi="Lotuss Smart TX" w:cs="Lotuss Smart TX"/>
-          <w:sz w:val="18"/>
-          <w:szCs w:val="18"/>
-          <w:lang w:val="en-US" w:bidi="th-TH"/>
-        </w:rPr>
-        <w:t xml:space="preserve">iExpense </w:t>
+      <w:proofErr w:type="spellStart"/>
+      <w:r>
+        <w:rPr>
+          <w:rFonts w:ascii="Lotuss Smart TX" w:hAnsi="Lotuss Smart TX" w:cs="Lotuss Smart TX"/>
+          <w:sz w:val="18"/>
+          <w:szCs w:val="18"/>
+          <w:lang w:val="en-US" w:bidi="th-TH"/>
+        </w:rPr>
+        <w:t>iExpense</w:t>
+      </w:r>
+      <w:proofErr w:type="spellEnd"/>
+      <w:r>
+        <w:rPr>
+          <w:rFonts w:ascii="Lotuss Smart TX" w:hAnsi="Lotuss Smart TX" w:cs="Lotuss Smart TX"/>
+          <w:sz w:val="18"/>
+          <w:szCs w:val="18"/>
+          <w:lang w:val="en-US" w:bidi="th-TH"/>
+        </w:rPr>
+        <w:t xml:space="preserve"> </w:t>
       </w:r>
       <w:r>
         <w:rPr>
@@ -19990,6 +22021,7 @@
           <w:cs/>
           <w:lang w:val="en-US" w:bidi="th-TH"/>
         </w:rPr>
+        <w:lastRenderedPageBreak/>
         <w:t>เงินทดรองจ่ายจำนวนมากกว่า 20</w:t>
       </w:r>
       <w:r>
@@ -20061,7 +22093,29 @@
           <w:szCs w:val="18"/>
           <w:lang w:val="en-US" w:bidi="th-TH"/>
         </w:rPr>
-        <w:t>## กรณีสาขา Retail Operation</w:t>
+        <w:t xml:space="preserve">## </w:t>
+      </w:r>
+      <w:proofErr w:type="spellStart"/>
+      <w:r>
+        <w:rPr>
+          <w:rFonts w:ascii="Lotuss Smart TX" w:hAnsi="Lotuss Smart TX" w:cs="Lotuss Smart TX"/>
+          <w:color w:val="FF0000"/>
+          <w:sz w:val="18"/>
+          <w:szCs w:val="18"/>
+          <w:lang w:val="en-US" w:bidi="th-TH"/>
+        </w:rPr>
+        <w:t>กรณีสาขา</w:t>
+      </w:r>
+      <w:proofErr w:type="spellEnd"/>
+      <w:r>
+        <w:rPr>
+          <w:rFonts w:ascii="Lotuss Smart TX" w:hAnsi="Lotuss Smart TX" w:cs="Lotuss Smart TX"/>
+          <w:color w:val="FF0000"/>
+          <w:sz w:val="18"/>
+          <w:szCs w:val="18"/>
+          <w:lang w:val="en-US" w:bidi="th-TH"/>
+        </w:rPr>
+        <w:t xml:space="preserve"> Retail Operation</w:t>
       </w:r>
     </w:p>
     <w:p>
@@ -21459,7 +23513,27 @@
           <w:cs/>
           <w:lang w:val="en-US" w:bidi="th-TH"/>
         </w:rPr>
-        <w:t xml:space="preserve">หากได้รับเงินทดรองจ่ายแล้ว จะต้องทำการเคลียร์ค่าใช้จ่ายไม่เกิน </w:t>
+        <w:t>หากได้รับเงินทดรองจ่ายแล้ว จะต้องทำการ</w:t>
+      </w:r>
+      <w:r>
+        <w:rPr>
+          <w:rFonts w:ascii="Lotuss Smart TX" w:hAnsi="Lotuss Smart TX" w:cs="Lotuss Smart TX"/>
+          <w:sz w:val="18"/>
+          <w:szCs w:val="18"/>
+          <w:cs/>
+          <w:lang w:val="en-US" w:bidi="th-TH"/>
+        </w:rPr>
+        <w:t xml:space="preserve"> Settle หรือ</w:t>
+      </w:r>
+      <w:r>
+        <w:rPr>
+          <w:rFonts w:ascii="Lotuss Smart TX" w:hAnsi="Lotuss Smart TX" w:cs="Lotuss Smart TX"/>
+          <w:sz w:val="18"/>
+          <w:szCs w:val="18"/>
+          <w:cs/>
+          <w:lang w:val="en-US" w:bidi="th-TH"/>
+        </w:rPr>
+        <w:t xml:space="preserve">เคลียร์ค่าใช้จ่ายไม่เกิน </w:t>
       </w:r>
       <w:r>
         <w:rPr>
@@ -21681,9 +23755,10 @@
       <w:pPr>
         <w:spacing w:after="0"/>
         <w:rPr>
-          <w:rFonts w:ascii="Lotuss Smart TX" w:hAnsi="Lotuss Smart TX" w:cs="Lotuss Smart TX"/>
-          <w:sz w:val="18"/>
-          <w:szCs w:val="18"/>
+          <w:rFonts w:ascii="Lotuss Smart TX" w:hAnsi="Lotuss Smart TX" w:cs="Lotuss Smart TX" w:hint="cs"/>
+          <w:sz w:val="18"/>
+          <w:szCs w:val="18"/>
+          <w:cs/>
           <w:lang w:val="en-US" w:bidi="th-TH"/>
         </w:rPr>
       </w:pPr>
@@ -21704,7 +23779,26 @@
           <w:cs/>
           <w:lang w:val="en-US" w:bidi="th-TH"/>
         </w:rPr>
-        <w:t xml:space="preserve">วันที่ต้องการเงินทดรองจ่ายต้องถัดจากวันส่งใบเบิกเงินทดรองจ่ายที่สมบูรณ์ให้แผนกบัญชีไม่น้อยกว่า 5 วันทำการ และต้องไม่ก่อนวันที่คาดว่าจะดำเนินกิจกรรมธุรกิจที่ได้รับอนุมัติเกินกว่า 10 วันทำการ </w:t>
+        <w:t xml:space="preserve">วันที่ต้องการเงินทดรองจ่ายต้องถัดจากวันส่งใบเบิกเงินทดรองจ่ายที่สมบูรณ์ให้แผนกบัญชีไม่น้อยกว่า </w:t>
+      </w:r>
+      <w:r>
+        <w:rPr>
+          <w:rFonts w:ascii="Lotuss Smart TX" w:hAnsi="Lotuss Smart TX" w:cs="Lotuss Smart TX"/>
+          <w:sz w:val="18"/>
+          <w:szCs w:val="18"/>
+          <w:lang w:val="en-US" w:bidi="th-TH"/>
+        </w:rPr>
+        <w:t>5</w:t>
+      </w:r>
+      <w:r>
+        <w:rPr>
+          <w:rFonts w:ascii="Lotuss Smart TX" w:hAnsi="Lotuss Smart TX" w:cs="Lotuss Smart TX"/>
+          <w:sz w:val="18"/>
+          <w:szCs w:val="18"/>
+          <w:cs/>
+          <w:lang w:val="en-US" w:bidi="th-TH"/>
+        </w:rPr>
+        <w:t xml:space="preserve"> วันทำการ และต้องไม่ก่อนวันที่คาดว่าจะดำเนินกิจกรรมธุรกิจที่ได้รับอนุมัติเกินกว่า 10 วันทำการ </w:t>
       </w:r>
     </w:p>
     <w:p>
@@ -21814,10 +23908,9 @@
       <w:pPr>
         <w:spacing w:after="0"/>
         <w:rPr>
-          <w:rFonts w:ascii="Lotuss Smart TX" w:hAnsi="Lotuss Smart TX" w:cs="Lotuss Smart TX"/>
-          <w:sz w:val="18"/>
-          <w:szCs w:val="18"/>
-          <w:cs/>
+          <w:rFonts w:ascii="Lotuss Smart TX" w:hAnsi="Lotuss Smart TX" w:cs="Lotuss Smart TX" w:hint="cs"/>
+          <w:sz w:val="18"/>
+          <w:szCs w:val="18"/>
           <w:lang w:val="en-US" w:bidi="th-TH"/>
         </w:rPr>
       </w:pPr>
@@ -21872,16 +23965,136 @@
     </w:p>
     <w:p>
       <w:pPr>
-        <w:spacing w:after="0"/>
-        <w:rPr>
-          <w:rFonts w:ascii="Lotuss Smart TX" w:hAnsi="Lotuss Smart TX" w:cs="Lotuss Smart TX"/>
-          <w:b/>
-          <w:bCs/>
-          <w:sz w:val="18"/>
-          <w:szCs w:val="18"/>
-          <w:lang w:val="en-US" w:bidi="th-TH"/>
-        </w:rPr>
-      </w:pPr>
+        <w:spacing w:before="240"/>
+        <w:rPr>
+          <w:rFonts w:ascii="Lotuss Smart TX" w:eastAsia="Lotuss Smart TX" w:hAnsi="Lotuss Smart TX" w:cs="Lotuss Smart TX"/>
+          <w:color w:val="000000" w:themeColor="text1"/>
+          <w:sz w:val="18"/>
+          <w:szCs w:val="18"/>
+          <w:lang w:val="en-US"/>
+        </w:rPr>
+      </w:pPr>
+      <w:r>
+        <w:rPr>
+          <w:rFonts w:ascii="Lotuss Smart TX" w:eastAsia="Lotuss Smart TX" w:hAnsi="Lotuss Smart TX" w:cs="Lotuss Smart TX"/>
+          <w:b/>
+          <w:bCs/>
+          <w:color w:val="000000" w:themeColor="text1"/>
+          <w:sz w:val="18"/>
+          <w:szCs w:val="18"/>
+          <w:lang w:val="en-US"/>
+        </w:rPr>
+        <w:t xml:space="preserve"># </w:t>
+      </w:r>
+      <w:proofErr w:type="spellStart"/>
+      <w:r>
+        <w:rPr>
+          <w:rFonts w:ascii="Lotuss Smart TX" w:eastAsia="Lotuss Smart TX" w:hAnsi="Lotuss Smart TX" w:cs="Lotuss Smart TX"/>
+          <w:b/>
+          <w:bCs/>
+          <w:color w:val="000000" w:themeColor="text1"/>
+          <w:sz w:val="18"/>
+          <w:szCs w:val="18"/>
+          <w:lang w:val="en-US"/>
+        </w:rPr>
+        <w:t>หากติดปัญหาหรือมีคำถามเพิ่มเติม</w:t>
+      </w:r>
+      <w:proofErr w:type="spellEnd"/>
+      <w:r>
+        <w:rPr>
+          <w:rFonts w:ascii="Lotuss Smart TX" w:eastAsia="Lotuss Smart TX" w:hAnsi="Lotuss Smart TX" w:cs="Lotuss Smart TX" w:hint="cs"/>
+          <w:b/>
+          <w:bCs/>
+          <w:color w:val="000000" w:themeColor="text1"/>
+          <w:sz w:val="18"/>
+          <w:szCs w:val="18"/>
+          <w:cs/>
+          <w:lang w:val="en-US" w:bidi="th-TH"/>
+        </w:rPr>
+        <w:t>เกี่ยวกับการเบิกเงินทดรองจ่าย</w:t>
+      </w:r>
+      <w:r>
+        <w:rPr>
+          <w:rFonts w:ascii="Lotuss Smart TX" w:eastAsia="Lotuss Smart TX" w:hAnsi="Lotuss Smart TX" w:cs="Lotuss Smart TX" w:hint="cs"/>
+          <w:b/>
+          <w:bCs/>
+          <w:color w:val="000000" w:themeColor="text1"/>
+          <w:sz w:val="18"/>
+          <w:szCs w:val="18"/>
+          <w:cs/>
+          <w:lang w:val="en-US" w:bidi="th-TH"/>
+        </w:rPr>
+        <w:t xml:space="preserve"> </w:t>
+      </w:r>
+      <w:r>
+        <w:rPr>
+          <w:rFonts w:ascii="Lotuss Smart TX" w:eastAsia="Lotuss Smart TX" w:hAnsi="Lotuss Smart TX" w:cs="Lotuss Smart TX"/>
+          <w:b/>
+          <w:bCs/>
+          <w:color w:val="000000" w:themeColor="text1"/>
+          <w:sz w:val="18"/>
+          <w:szCs w:val="18"/>
+          <w:lang w:val="en-US" w:bidi="th-TH"/>
+        </w:rPr>
+        <w:t xml:space="preserve">staff advance </w:t>
+      </w:r>
+      <w:r>
+        <w:rPr>
+          <w:rFonts w:ascii="Lotuss Smart TX" w:eastAsia="Lotuss Smart TX" w:hAnsi="Lotuss Smart TX" w:cs="Lotuss Smart TX" w:hint="cs"/>
+          <w:b/>
+          <w:bCs/>
+          <w:color w:val="000000" w:themeColor="text1"/>
+          <w:sz w:val="18"/>
+          <w:szCs w:val="18"/>
+          <w:cs/>
+          <w:lang w:val="en-US" w:bidi="th-TH"/>
+        </w:rPr>
+        <w:t xml:space="preserve">ให้ </w:t>
+      </w:r>
+      <w:proofErr w:type="spellStart"/>
+      <w:r>
+        <w:rPr>
+          <w:rFonts w:ascii="Lotuss Smart TX" w:eastAsia="Lotuss Smart TX" w:hAnsi="Lotuss Smart TX" w:cs="Lotuss Smart TX"/>
+          <w:color w:val="000000" w:themeColor="text1"/>
+          <w:sz w:val="18"/>
+          <w:szCs w:val="18"/>
+          <w:lang w:val="en-US"/>
+        </w:rPr>
+        <w:t>ติดต่อ</w:t>
+      </w:r>
+      <w:proofErr w:type="spellEnd"/>
+      <w:r>
+        <w:rPr>
+          <w:rFonts w:ascii="Lotuss Smart TX" w:eastAsia="Lotuss Smart TX" w:hAnsi="Lotuss Smart TX" w:cs="Lotuss Smart TX"/>
+          <w:color w:val="000000" w:themeColor="text1"/>
+          <w:sz w:val="18"/>
+          <w:szCs w:val="18"/>
+          <w:lang w:val="en-US"/>
+        </w:rPr>
+        <w:t xml:space="preserve">  </w:t>
+      </w:r>
+      <w:proofErr w:type="spellStart"/>
+      <w:r>
+        <w:rPr>
+          <w:rFonts w:ascii="Lotuss Smart TX" w:eastAsia="Lotuss Smart TX" w:hAnsi="Lotuss Smart TX" w:cs="Lotuss Smart TX"/>
+          <w:color w:val="000000" w:themeColor="text1"/>
+          <w:sz w:val="18"/>
+          <w:szCs w:val="18"/>
+          <w:lang w:val="en-US"/>
+        </w:rPr>
+        <w:t>K.Piyawan</w:t>
+      </w:r>
+      <w:proofErr w:type="spellEnd"/>
+      <w:r>
+        <w:rPr>
+          <w:rFonts w:ascii="Lotuss Smart TX" w:eastAsia="Lotuss Smart TX" w:hAnsi="Lotuss Smart TX" w:cs="Lotuss Smart TX"/>
+          <w:color w:val="000000" w:themeColor="text1"/>
+          <w:sz w:val="18"/>
+          <w:szCs w:val="18"/>
+          <w:lang w:val="en-US"/>
+        </w:rPr>
+        <w:t xml:space="preserve"> Poonsasomsup</w:t>
+      </w:r>
     </w:p>
     <w:p>
       <w:pPr>
@@ -22782,8 +24995,6 @@
         <w:spacing w:after="0"/>
         <w:rPr>
           <w:rFonts w:ascii="Lotuss Smart TX" w:hAnsi="Lotuss Smart TX" w:cs="Lotuss Smart TX"/>
-          <w:b/>
-          <w:bCs/>
           <w:sz w:val="18"/>
           <w:szCs w:val="18"/>
           <w:lang w:val="en-US" w:bidi="th-TH"/>
@@ -22802,6 +25013,226 @@
       </w:r>
       <w:r>
         <w:rPr>
+          <w:rFonts w:ascii="Lotuss Smart TX" w:hAnsi="Lotuss Smart TX" w:cs="Lotuss Smart TX"/>
+          <w:b/>
+          <w:bCs/>
+          <w:sz w:val="18"/>
+          <w:szCs w:val="18"/>
+          <w:cs/>
+          <w:lang w:val="en-US" w:bidi="th-TH"/>
+        </w:rPr>
+        <w:t xml:space="preserve"> </w:t>
+      </w:r>
+      <w:r>
+        <w:rPr>
+          <w:rFonts w:ascii="Lotuss Smart TX" w:hAnsi="Lotuss Smart TX" w:cs="Lotuss Smart TX"/>
+          <w:b/>
+          <w:bCs/>
+          <w:sz w:val="18"/>
+          <w:szCs w:val="18"/>
+          <w:cs/>
+          <w:lang w:val="en-US" w:bidi="th-TH"/>
+        </w:rPr>
+        <w:t>หากติดปัญหา หรือ มีคำถามเพิ่มเติม เกี่ยวกับการเบิกค่าใช้จ่ายพนักงาน</w:t>
+      </w:r>
+      <w:r>
+        <w:rPr>
+          <w:rFonts w:ascii="Lotuss Smart TX" w:hAnsi="Lotuss Smart TX" w:cs="Lotuss Smart TX"/>
+          <w:b/>
+          <w:bCs/>
+          <w:sz w:val="18"/>
+          <w:szCs w:val="18"/>
+          <w:cs/>
+          <w:lang w:val="en-US" w:bidi="th-TH"/>
+        </w:rPr>
+        <w:t xml:space="preserve">ผ่านระบบ </w:t>
+      </w:r>
+      <w:r>
+        <w:rPr>
+          <w:rFonts w:ascii="Lotuss Smart TX" w:hAnsi="Lotuss Smart TX" w:cs="Lotuss Smart TX"/>
+          <w:b/>
+          <w:bCs/>
+          <w:sz w:val="18"/>
+          <w:szCs w:val="18"/>
+          <w:lang w:val="en-US" w:bidi="th-TH"/>
+        </w:rPr>
+        <w:t>IT Comm</w:t>
+      </w:r>
+      <w:r>
+        <w:rPr>
+          <w:rFonts w:ascii="Lotuss Smart TX" w:hAnsi="Lotuss Smart TX" w:cs="Lotuss Smart TX"/>
+          <w:b/>
+          <w:bCs/>
+          <w:sz w:val="18"/>
+          <w:szCs w:val="18"/>
+          <w:cs/>
+          <w:lang w:val="en-US" w:bidi="th-TH"/>
+        </w:rPr>
+        <w:t xml:space="preserve"> </w:t>
+      </w:r>
+      <w:r>
+        <w:rPr>
+          <w:rFonts w:ascii="Lotuss Smart TX" w:hAnsi="Lotuss Smart TX" w:cs="Lotuss Smart TX"/>
+          <w:sz w:val="18"/>
+          <w:szCs w:val="18"/>
+          <w:cs/>
+          <w:lang w:val="en-US" w:bidi="th-TH"/>
+        </w:rPr>
+        <w:t xml:space="preserve">ให้ติดต่อ </w:t>
+      </w:r>
+      <w:proofErr w:type="spellStart"/>
+      <w:r>
+        <w:rPr>
+          <w:rFonts w:ascii="Lotuss Smart TX" w:hAnsi="Lotuss Smart TX" w:cs="Lotuss Smart TX"/>
+          <w:sz w:val="18"/>
+          <w:szCs w:val="18"/>
+          <w:lang w:val="en-US" w:bidi="th-TH"/>
+        </w:rPr>
+        <w:t>K.Pensiri</w:t>
+      </w:r>
+      <w:proofErr w:type="spellEnd"/>
+      <w:r>
+        <w:rPr>
+          <w:rFonts w:ascii="Lotuss Smart TX" w:hAnsi="Lotuss Smart TX" w:cs="Lotuss Smart TX"/>
+          <w:sz w:val="18"/>
+          <w:szCs w:val="18"/>
+          <w:lang w:val="en-US" w:bidi="th-TH"/>
+        </w:rPr>
+        <w:t xml:space="preserve"> Sangchot </w:t>
+      </w:r>
+      <w:r>
+        <w:rPr>
+          <w:rFonts w:ascii="Lotuss Smart TX" w:hAnsi="Lotuss Smart TX" w:cs="Lotuss Smart TX"/>
+          <w:sz w:val="18"/>
+          <w:szCs w:val="18"/>
+          <w:cs/>
+          <w:lang w:val="en-US" w:bidi="th-TH"/>
+        </w:rPr>
+        <w:t xml:space="preserve">กรณี </w:t>
+      </w:r>
+      <w:r>
+        <w:rPr>
+          <w:rFonts w:ascii="Lotuss Smart TX" w:hAnsi="Lotuss Smart TX" w:cs="Lotuss Smart TX"/>
+          <w:sz w:val="18"/>
+          <w:szCs w:val="18"/>
+          <w:lang w:val="en-US" w:bidi="th-TH"/>
+        </w:rPr>
+        <w:t>Employee HO</w:t>
+      </w:r>
+      <w:r>
+        <w:rPr>
+          <w:rFonts w:ascii="Lotuss Smart TX" w:hAnsi="Lotuss Smart TX" w:cs="Lotuss Smart TX"/>
+          <w:sz w:val="18"/>
+          <w:szCs w:val="18"/>
+          <w:cs/>
+          <w:lang w:val="en-US" w:bidi="th-TH"/>
+        </w:rPr>
+        <w:t xml:space="preserve"> หรือ </w:t>
+      </w:r>
+      <w:proofErr w:type="spellStart"/>
+      <w:r>
+        <w:rPr>
+          <w:rFonts w:ascii="Lotuss Smart TX" w:hAnsi="Lotuss Smart TX" w:cs="Lotuss Smart TX"/>
+          <w:sz w:val="18"/>
+          <w:szCs w:val="18"/>
+          <w:lang w:val="en-US" w:bidi="th-TH"/>
+        </w:rPr>
+        <w:t>K.Natharinee</w:t>
+      </w:r>
+      <w:proofErr w:type="spellEnd"/>
+      <w:r>
+        <w:rPr>
+          <w:rFonts w:ascii="Lotuss Smart TX" w:hAnsi="Lotuss Smart TX" w:cs="Lotuss Smart TX"/>
+          <w:sz w:val="18"/>
+          <w:szCs w:val="18"/>
+          <w:lang w:val="en-US" w:bidi="th-TH"/>
+        </w:rPr>
+        <w:t xml:space="preserve"> Kraisongkram </w:t>
+      </w:r>
+      <w:r>
+        <w:rPr>
+          <w:rFonts w:ascii="Lotuss Smart TX" w:hAnsi="Lotuss Smart TX" w:cs="Lotuss Smart TX"/>
+          <w:sz w:val="18"/>
+          <w:szCs w:val="18"/>
+          <w:cs/>
+          <w:lang w:val="en-US" w:bidi="th-TH"/>
+        </w:rPr>
+        <w:t xml:space="preserve">กรณี </w:t>
+      </w:r>
+      <w:r>
+        <w:rPr>
+          <w:rFonts w:ascii="Lotuss Smart TX" w:hAnsi="Lotuss Smart TX" w:cs="Lotuss Smart TX"/>
+          <w:sz w:val="18"/>
+          <w:szCs w:val="18"/>
+          <w:lang w:val="en-US" w:bidi="th-TH"/>
+        </w:rPr>
+        <w:t>Employee B</w:t>
+      </w:r>
+      <w:r>
+        <w:rPr>
+          <w:rFonts w:ascii="Lotuss Smart TX" w:hAnsi="Lotuss Smart TX" w:cs="Lotuss Smart TX"/>
+          <w:sz w:val="18"/>
+          <w:szCs w:val="18"/>
+          <w:cs/>
+          <w:lang w:val="en-US" w:bidi="th-TH"/>
+        </w:rPr>
+        <w:t>2</w:t>
+      </w:r>
+      <w:r>
+        <w:rPr>
+          <w:rFonts w:ascii="Lotuss Smart TX" w:hAnsi="Lotuss Smart TX" w:cs="Lotuss Smart TX"/>
+          <w:sz w:val="18"/>
+          <w:szCs w:val="18"/>
+          <w:lang w:val="en-US" w:bidi="th-TH"/>
+        </w:rPr>
+        <w:t xml:space="preserve">B &amp; </w:t>
+      </w:r>
+      <w:r>
+        <w:rPr>
+          <w:rFonts w:ascii="Lotuss Smart TX" w:hAnsi="Lotuss Smart TX" w:cs="Lotuss Smart TX"/>
+          <w:sz w:val="18"/>
+          <w:szCs w:val="18"/>
+          <w:cs/>
+          <w:lang w:val="en-US" w:bidi="th-TH"/>
+        </w:rPr>
+        <w:t>เถ้าแก่</w:t>
+      </w:r>
+    </w:p>
+    <w:p>
+      <w:pPr>
+        <w:spacing w:after="0"/>
+        <w:rPr>
+          <w:rFonts w:ascii="Lotuss Smart TX" w:hAnsi="Lotuss Smart TX" w:cs="Lotuss Smart TX"/>
+          <w:sz w:val="18"/>
+          <w:szCs w:val="18"/>
+          <w:lang w:val="en-US" w:bidi="th-TH"/>
+        </w:rPr>
+      </w:pPr>
+    </w:p>
+    <w:p>
+      <w:pPr>
+        <w:spacing w:after="0"/>
+        <w:rPr>
+          <w:rFonts w:ascii="Lotuss Smart TX" w:hAnsi="Lotuss Smart TX" w:cs="Lotuss Smart TX"/>
+          <w:sz w:val="18"/>
+          <w:szCs w:val="18"/>
+          <w:cs/>
+          <w:lang w:val="en-US" w:bidi="th-TH"/>
+        </w:rPr>
+      </w:pPr>
+      <w:r>
+        <w:rPr>
+          <w:rFonts w:ascii="Lotuss Smart TX" w:hAnsi="Lotuss Smart TX" w:cs="Lotuss Smart TX"/>
+          <w:b/>
+          <w:bCs/>
+          <w:sz w:val="18"/>
+          <w:szCs w:val="18"/>
+          <w:lang w:val="en-US" w:bidi="th-TH"/>
+        </w:rPr>
+        <w:t xml:space="preserve"># </w:t>
+      </w:r>
+      <w:r>
+        <w:rPr>
           <w:rFonts w:ascii="Lotuss Smart TX" w:hAnsi="Lotuss Smart TX" w:cs="Lotuss Smart TX" w:hint="cs"/>
           <w:b/>
           <w:bCs/>
@@ -22810,168 +25241,363 @@
           <w:cs/>
           <w:lang w:val="en-US" w:bidi="th-TH"/>
         </w:rPr>
+        <w:t>หากติดปัญหา หรือ มีคำถามเพิ่มเติม เกี่ยวกับ</w:t>
+      </w:r>
+      <w:r>
+        <w:rPr>
+          <w:rFonts w:ascii="Lotuss Smart TX" w:hAnsi="Lotuss Smart TX" w:cs="Lotuss Smart TX"/>
+          <w:b/>
+          <w:bCs/>
+          <w:sz w:val="18"/>
+          <w:szCs w:val="18"/>
+          <w:cs/>
+          <w:lang w:val="en-US" w:bidi="th-TH"/>
+        </w:rPr>
+        <w:t>นโยบายการขอเบิกค่าใช้จ่ายในการเดินทางของแผนกบุคคล</w:t>
+      </w:r>
+      <w:r>
+        <w:rPr>
+          <w:rFonts w:ascii="Lotuss Smart TX" w:hAnsi="Lotuss Smart TX" w:cs="Lotuss Smart TX" w:hint="cs"/>
+          <w:b/>
+          <w:bCs/>
+          <w:sz w:val="18"/>
+          <w:szCs w:val="18"/>
+          <w:cs/>
+          <w:lang w:val="en-US" w:bidi="th-TH"/>
+        </w:rPr>
         <w:t xml:space="preserve"> </w:t>
       </w:r>
       <w:r>
         <w:rPr>
           <w:rFonts w:ascii="Lotuss Smart TX" w:hAnsi="Lotuss Smart TX" w:cs="Lotuss Smart TX" w:hint="cs"/>
-          <w:b/>
-          <w:bCs/>
-          <w:sz w:val="18"/>
-          <w:szCs w:val="18"/>
-          <w:cs/>
-          <w:lang w:val="en-US" w:bidi="th-TH"/>
-        </w:rPr>
-        <w:t>หากติดปัญหา หรือ มีคำถามเพิ่มเติม เกี่ยวกับการเบิกค่าใช้จ่ายพนักงาน</w:t>
+          <w:sz w:val="18"/>
+          <w:szCs w:val="18"/>
+          <w:cs/>
+          <w:lang w:val="en-US" w:bidi="th-TH"/>
+        </w:rPr>
+        <w:t xml:space="preserve">ให้ติดต่อ </w:t>
+      </w:r>
+      <w:r>
+        <w:rPr>
+          <w:rFonts w:ascii="Lotuss Smart TX" w:hAnsi="Lotuss Smart TX" w:cs="Lotuss Smart TX"/>
+          <w:sz w:val="18"/>
+          <w:szCs w:val="18"/>
+          <w:lang w:val="en-US" w:bidi="th-TH"/>
+        </w:rPr>
+        <w:t xml:space="preserve">HRBP </w:t>
       </w:r>
       <w:r>
         <w:rPr>
           <w:rFonts w:ascii="Lotuss Smart TX" w:hAnsi="Lotuss Smart TX" w:cs="Lotuss Smart TX" w:hint="cs"/>
-          <w:b/>
-          <w:bCs/>
-          <w:sz w:val="18"/>
-          <w:szCs w:val="18"/>
-          <w:cs/>
-          <w:lang w:val="en-US" w:bidi="th-TH"/>
-        </w:rPr>
-        <w:t xml:space="preserve">ผ่านระบบ </w:t>
-      </w:r>
-      <w:r>
-        <w:rPr>
-          <w:rFonts w:ascii="Lotuss Smart TX" w:hAnsi="Lotuss Smart TX" w:cs="Lotuss Smart TX"/>
-          <w:b/>
-          <w:bCs/>
-          <w:sz w:val="18"/>
-          <w:szCs w:val="18"/>
-          <w:lang w:val="en-US" w:bidi="th-TH"/>
-        </w:rPr>
-        <w:t>IT Comm</w:t>
-      </w:r>
-    </w:p>
-    <w:p>
-      <w:pPr>
-        <w:spacing w:after="0"/>
-        <w:rPr>
-          <w:rFonts w:ascii="Lotuss Smart TX" w:hAnsi="Lotuss Smart TX" w:cs="Lotuss Smart TX"/>
-          <w:sz w:val="18"/>
-          <w:szCs w:val="18"/>
-          <w:lang w:val="en-US" w:bidi="th-TH"/>
-        </w:rPr>
-      </w:pPr>
+          <w:sz w:val="18"/>
+          <w:szCs w:val="18"/>
+          <w:cs/>
+          <w:lang w:val="en-US" w:bidi="th-TH"/>
+        </w:rPr>
+        <w:t>ของแผนก</w:t>
+      </w:r>
+    </w:p>
+    <w:p>
+      <w:pPr>
+        <w:spacing w:after="0"/>
+        <w:rPr>
+          <w:rFonts w:ascii="Lotuss Smart TX" w:hAnsi="Lotuss Smart TX" w:cs="Lotuss Smart TX"/>
+          <w:sz w:val="18"/>
+          <w:szCs w:val="18"/>
+          <w:lang w:val="en-US" w:bidi="th-TH"/>
+        </w:rPr>
+      </w:pPr>
+    </w:p>
+    <w:p>
+      <w:pPr>
+        <w:spacing w:after="0"/>
+        <w:rPr>
+          <w:rFonts w:ascii="Lotuss Smart TX" w:hAnsi="Lotuss Smart TX" w:cs="Lotuss Smart TX"/>
+          <w:b/>
+          <w:bCs/>
+          <w:sz w:val="18"/>
+          <w:szCs w:val="18"/>
+          <w:lang w:val="en-US" w:bidi="th-TH"/>
+        </w:rPr>
+      </w:pPr>
+      <w:r>
+        <w:rPr>
+          <w:rFonts w:ascii="Lotuss Smart TX" w:hAnsi="Lotuss Smart TX" w:cs="Lotuss Smart TX"/>
+          <w:b/>
+          <w:bCs/>
+          <w:sz w:val="18"/>
+          <w:szCs w:val="18"/>
+          <w:lang w:val="en-US" w:bidi="th-TH"/>
+        </w:rPr>
+        <w:t xml:space="preserve"># </w:t>
+      </w:r>
       <w:r>
         <w:rPr>
           <w:rFonts w:ascii="Lotuss Smart TX" w:hAnsi="Lotuss Smart TX" w:cs="Lotuss Smart TX" w:hint="cs"/>
-          <w:sz w:val="18"/>
-          <w:szCs w:val="18"/>
-          <w:cs/>
-          <w:lang w:val="en-US" w:bidi="th-TH"/>
-        </w:rPr>
-        <w:t xml:space="preserve">ให้ติดต่อ </w:t>
-      </w:r>
-      <w:r>
-        <w:rPr>
-          <w:rFonts w:ascii="Lotuss Smart TX" w:hAnsi="Lotuss Smart TX" w:cs="Lotuss Smart TX"/>
-          <w:sz w:val="18"/>
-          <w:szCs w:val="18"/>
-          <w:lang w:val="en-US" w:bidi="th-TH"/>
-        </w:rPr>
-        <w:t xml:space="preserve">K.Pensiri Sangchot </w:t>
+          <w:b/>
+          <w:bCs/>
+          <w:sz w:val="18"/>
+          <w:szCs w:val="18"/>
+          <w:cs/>
+          <w:lang w:val="en-US" w:bidi="th-TH"/>
+        </w:rPr>
+        <w:t>เอกสารประกอบที่ต้องใช้ประกอบ</w:t>
       </w:r>
       <w:r>
         <w:rPr>
           <w:rFonts w:ascii="Lotuss Smart TX" w:hAnsi="Lotuss Smart TX" w:cs="Lotuss Smart TX" w:hint="cs"/>
-          <w:sz w:val="18"/>
-          <w:szCs w:val="18"/>
-          <w:cs/>
-          <w:lang w:val="en-US" w:bidi="th-TH"/>
-        </w:rPr>
-        <w:t xml:space="preserve">กรณี </w:t>
-      </w:r>
-      <w:r>
-        <w:rPr>
-          <w:rFonts w:ascii="Lotuss Smart TX" w:hAnsi="Lotuss Smart TX" w:cs="Lotuss Smart TX"/>
-          <w:sz w:val="18"/>
-          <w:szCs w:val="18"/>
-          <w:lang w:val="en-US" w:bidi="th-TH"/>
-        </w:rPr>
-        <w:t>Employee HO</w:t>
+          <w:b/>
+          <w:bCs/>
+          <w:sz w:val="18"/>
+          <w:szCs w:val="18"/>
+          <w:cs/>
+          <w:lang w:val="en-US" w:bidi="th-TH"/>
+        </w:rPr>
+        <w:t>การเบิก</w:t>
       </w:r>
       <w:r>
         <w:rPr>
           <w:rFonts w:ascii="Lotuss Smart TX" w:hAnsi="Lotuss Smart TX" w:cs="Lotuss Smart TX" w:hint="cs"/>
-          <w:sz w:val="18"/>
-          <w:szCs w:val="18"/>
-          <w:cs/>
-          <w:lang w:val="en-US" w:bidi="th-TH"/>
-        </w:rPr>
-        <w:t xml:space="preserve"> หรือ </w:t>
-      </w:r>
-      <w:r>
-        <w:rPr>
-          <w:rFonts w:ascii="Lotuss Smart TX" w:hAnsi="Lotuss Smart TX" w:cs="Lotuss Smart TX"/>
-          <w:sz w:val="18"/>
-          <w:szCs w:val="18"/>
-          <w:lang w:val="en-US" w:bidi="th-TH"/>
-        </w:rPr>
-        <w:t xml:space="preserve">K.Natharinee Kraisongkram </w:t>
+          <w:b/>
+          <w:bCs/>
+          <w:sz w:val="18"/>
+          <w:szCs w:val="18"/>
+          <w:cs/>
+          <w:lang w:val="en-US" w:bidi="th-TH"/>
+        </w:rPr>
+        <w:t>ค่าใช้จ่าย</w:t>
       </w:r>
       <w:r>
         <w:rPr>
           <w:rFonts w:ascii="Lotuss Smart TX" w:hAnsi="Lotuss Smart TX" w:cs="Lotuss Smart TX" w:hint="cs"/>
-          <w:sz w:val="18"/>
-          <w:szCs w:val="18"/>
-          <w:cs/>
-          <w:lang w:val="en-US" w:bidi="th-TH"/>
-        </w:rPr>
-        <w:t xml:space="preserve">กรณี </w:t>
-      </w:r>
-      <w:r>
-        <w:rPr>
-          <w:rFonts w:ascii="Lotuss Smart TX" w:hAnsi="Lotuss Smart TX" w:cs="Lotuss Smart TX"/>
-          <w:sz w:val="18"/>
-          <w:szCs w:val="18"/>
-          <w:lang w:val="en-US" w:bidi="th-TH"/>
-        </w:rPr>
-        <w:t>Employee B</w:t>
-      </w:r>
-      <w:r>
-        <w:rPr>
-          <w:rFonts w:ascii="Lotuss Smart TX" w:hAnsi="Lotuss Smart TX" w:cs="Lotuss Smart TX"/>
-          <w:sz w:val="18"/>
-          <w:szCs w:val="18"/>
-          <w:cs/>
-          <w:lang w:val="en-US" w:bidi="th-TH"/>
-        </w:rPr>
-        <w:t>2</w:t>
-      </w:r>
-      <w:r>
-        <w:rPr>
-          <w:rFonts w:ascii="Lotuss Smart TX" w:hAnsi="Lotuss Smart TX" w:cs="Lotuss Smart TX"/>
-          <w:sz w:val="18"/>
-          <w:szCs w:val="18"/>
-          <w:lang w:val="en-US" w:bidi="th-TH"/>
-        </w:rPr>
-        <w:t xml:space="preserve">B &amp; </w:t>
-      </w:r>
-      <w:r>
-        <w:rPr>
-          <w:rFonts w:ascii="Lotuss Smart TX" w:hAnsi="Lotuss Smart TX" w:cs="Lotuss Smart TX"/>
-          <w:sz w:val="18"/>
-          <w:szCs w:val="18"/>
-          <w:cs/>
-          <w:lang w:val="en-US" w:bidi="th-TH"/>
-        </w:rPr>
-        <w:t>เถ้าแก่</w:t>
-      </w:r>
-    </w:p>
-    <w:p>
-      <w:pPr>
-        <w:spacing w:after="0"/>
-        <w:rPr>
-          <w:rFonts w:ascii="Lotuss Smart TX" w:hAnsi="Lotuss Smart TX" w:cs="Lotuss Smart TX"/>
-          <w:sz w:val="18"/>
-          <w:szCs w:val="18"/>
-          <w:lang w:val="en-US" w:bidi="th-TH"/>
+          <w:b/>
+          <w:bCs/>
+          <w:sz w:val="18"/>
+          <w:szCs w:val="18"/>
+          <w:cs/>
+          <w:lang w:val="en-US" w:bidi="th-TH"/>
+        </w:rPr>
+        <w:t>พนักงาน ที่เกิดจากการ</w:t>
+      </w:r>
+      <w:r>
+        <w:rPr>
+          <w:rFonts w:ascii="Lotuss Smart TX" w:hAnsi="Lotuss Smart TX" w:cs="Lotuss Smart TX" w:hint="cs"/>
+          <w:b/>
+          <w:bCs/>
+          <w:sz w:val="18"/>
+          <w:szCs w:val="18"/>
+          <w:cs/>
+          <w:lang w:val="en-US" w:bidi="th-TH"/>
+        </w:rPr>
+        <w:t>ในการเดินทาง</w:t>
+      </w:r>
+    </w:p>
+    <w:p>
+      <w:pPr>
+        <w:spacing w:after="0"/>
+        <w:rPr>
+          <w:rFonts w:ascii="Lotuss Smart TX" w:hAnsi="Lotuss Smart TX" w:cs="Lotuss Smart TX"/>
+          <w:sz w:val="18"/>
+          <w:szCs w:val="18"/>
+          <w:lang w:val="en-US"/>
+        </w:rPr>
+      </w:pPr>
+      <w:r>
+        <w:rPr>
+          <w:rFonts w:ascii="Lotuss Smart TX" w:hAnsi="Lotuss Smart TX" w:cs="Lotuss Smart TX" w:hint="cs"/>
+          <w:sz w:val="18"/>
+          <w:szCs w:val="18"/>
+          <w:cs/>
+          <w:lang w:val="en-US" w:bidi="th-TH"/>
+        </w:rPr>
+        <w:t>เอกสารประกอบสำหรับการเบิก</w:t>
+      </w:r>
+      <w:r>
+        <w:rPr>
+          <w:rFonts w:ascii="Lotuss Smart TX" w:hAnsi="Lotuss Smart TX" w:cs="Lotuss Smart TX"/>
+          <w:sz w:val="18"/>
+          <w:szCs w:val="18"/>
+          <w:cs/>
+          <w:lang w:val="en-US" w:bidi="th-TH"/>
+        </w:rPr>
+        <w:t>ค่าใช้จ่ายในการเดินทาง</w:t>
+      </w:r>
+    </w:p>
+    <w:p>
+      <w:pPr>
+        <w:spacing w:after="0"/>
+        <w:rPr>
+          <w:rFonts w:ascii="Lotuss Smart TX" w:hAnsi="Lotuss Smart TX" w:cs="Lotuss Smart TX"/>
+          <w:sz w:val="18"/>
+          <w:szCs w:val="18"/>
+          <w:lang w:val="en-US"/>
+        </w:rPr>
+      </w:pPr>
+      <w:r>
+        <w:rPr>
+          <w:rFonts w:ascii="Lotuss Smart TX" w:hAnsi="Lotuss Smart TX" w:cs="Lotuss Smart TX"/>
+          <w:sz w:val="18"/>
+          <w:szCs w:val="18"/>
+          <w:lang w:val="en-US" w:bidi="th-TH"/>
+        </w:rPr>
+        <w:t xml:space="preserve">- </w:t>
+      </w:r>
+      <w:r>
+        <w:rPr>
+          <w:rFonts w:ascii="Lotuss Smart TX" w:hAnsi="Lotuss Smart TX" w:cs="Lotuss Smart TX"/>
+          <w:sz w:val="18"/>
+          <w:szCs w:val="18"/>
+          <w:cs/>
+          <w:lang w:val="en-US" w:bidi="th-TH"/>
+        </w:rPr>
+        <w:t xml:space="preserve">ต้นฉบับใบเสร็จรับเงินและต้นฉบับใบกำกับภาษีที่ระบุชื่อบริษัท (ถ้ามี) พร้อมสำเนาใบกำกับภาษีหนึ่งฉบับ </w:t>
+      </w:r>
+    </w:p>
+    <w:p>
+      <w:pPr>
+        <w:spacing w:after="0"/>
+        <w:rPr>
+          <w:rFonts w:ascii="Lotuss Smart TX" w:hAnsi="Lotuss Smart TX" w:cs="Lotuss Smart TX"/>
+          <w:sz w:val="18"/>
+          <w:szCs w:val="18"/>
+          <w:lang w:val="en-US"/>
+        </w:rPr>
+      </w:pPr>
+      <w:r>
+        <w:rPr>
+          <w:rFonts w:ascii="Lotuss Smart TX" w:hAnsi="Lotuss Smart TX" w:cs="Lotuss Smart TX"/>
+          <w:sz w:val="18"/>
+          <w:szCs w:val="18"/>
+          <w:cs/>
+          <w:lang w:val="en-US" w:bidi="th-TH"/>
+        </w:rPr>
+        <w:t xml:space="preserve">หมายเหตุ : ยกเว้นค่าใช้จ่ายที่โดยธรรมเนียมปฏิบัติปกติของธุรกิจไม่มีการออกใบเสร็จรับเงิน/ใบกำกับภาษี เช่น ค่า </w:t>
+      </w:r>
+      <w:r>
+        <w:rPr>
+          <w:rFonts w:ascii="Lotuss Smart TX" w:hAnsi="Lotuss Smart TX" w:cs="Lotuss Smart TX"/>
+          <w:sz w:val="18"/>
+          <w:szCs w:val="18"/>
+          <w:lang w:val="en-US"/>
+        </w:rPr>
+        <w:t xml:space="preserve">taxi </w:t>
+      </w:r>
+      <w:r>
+        <w:rPr>
+          <w:rFonts w:ascii="Lotuss Smart TX" w:hAnsi="Lotuss Smart TX" w:cs="Lotuss Smart TX"/>
+          <w:sz w:val="18"/>
+          <w:szCs w:val="18"/>
+          <w:cs/>
+          <w:lang w:val="en-US" w:bidi="th-TH"/>
+        </w:rPr>
+        <w:t xml:space="preserve">สำหรับการเดินทางในประเทศ หรือกรณีการออกใบเสร็จรับเงินโดยไม่ได้ระบุชื่อ เช่น ค่าทางด่วน ค่าที่จอดรถ </w:t>
+      </w:r>
+    </w:p>
+    <w:p>
+      <w:pPr>
+        <w:spacing w:after="0"/>
+        <w:rPr>
+          <w:rFonts w:ascii="Lotuss Smart TX" w:hAnsi="Lotuss Smart TX" w:cs="Lotuss Smart TX"/>
+          <w:sz w:val="18"/>
+          <w:szCs w:val="18"/>
+          <w:lang w:val="en-US"/>
+        </w:rPr>
+      </w:pPr>
+      <w:r>
+        <w:rPr>
+          <w:rFonts w:ascii="Lotuss Smart TX" w:hAnsi="Lotuss Smart TX" w:cs="Lotuss Smart TX"/>
+          <w:sz w:val="18"/>
+          <w:szCs w:val="18"/>
+          <w:lang w:val="en-US" w:bidi="th-TH"/>
+        </w:rPr>
+        <w:t xml:space="preserve">- </w:t>
+      </w:r>
+      <w:r>
+        <w:rPr>
+          <w:rFonts w:ascii="Lotuss Smart TX" w:hAnsi="Lotuss Smart TX" w:cs="Lotuss Smart TX"/>
+          <w:sz w:val="18"/>
+          <w:szCs w:val="18"/>
+          <w:lang w:val="en-US"/>
+        </w:rPr>
+        <w:t xml:space="preserve">Mileage </w:t>
+      </w:r>
+      <w:r>
+        <w:rPr>
+          <w:rFonts w:ascii="Lotuss Smart TX" w:hAnsi="Lotuss Smart TX" w:cs="Lotuss Smart TX"/>
+          <w:sz w:val="18"/>
+          <w:szCs w:val="18"/>
+          <w:cs/>
+          <w:lang w:val="en-US" w:bidi="th-TH"/>
+        </w:rPr>
+        <w:t>ที่เกิดจากการใช้พาหนะส่วนตัวในการเดินทางเพื่อธุรกิจ</w:t>
+      </w:r>
+      <w:r>
+        <w:rPr>
+          <w:rFonts w:ascii="Lotuss Smart TX" w:hAnsi="Lotuss Smart TX" w:cs="Lotuss Smart TX"/>
+          <w:sz w:val="18"/>
+          <w:szCs w:val="18"/>
+          <w:lang w:val="en-US" w:bidi="th-TH"/>
+        </w:rPr>
+        <w:t xml:space="preserve"> </w:t>
+      </w:r>
+      <w:r>
+        <w:rPr>
+          <w:rFonts w:ascii="Lotuss Smart TX" w:hAnsi="Lotuss Smart TX" w:cs="Lotuss Smart TX" w:hint="cs"/>
+          <w:sz w:val="18"/>
+          <w:szCs w:val="18"/>
+          <w:cs/>
+          <w:lang w:val="en-US" w:bidi="th-TH"/>
+        </w:rPr>
+        <w:t xml:space="preserve">ให้แนบ </w:t>
+      </w:r>
+      <w:r>
+        <w:rPr>
+          <w:rFonts w:ascii="Lotuss Smart TX" w:hAnsi="Lotuss Smart TX" w:cs="Lotuss Smart TX"/>
+          <w:sz w:val="18"/>
+          <w:szCs w:val="18"/>
+          <w:cs/>
+          <w:lang w:val="en-US" w:bidi="th-TH"/>
+        </w:rPr>
+        <w:t xml:space="preserve">ใบเสร็จรับเงินจากการเติมน้ำมันในช่วงระยะเวลาสองสัปดาห์ก่อนหรือหลังการเดินทาง </w:t>
+      </w:r>
+      <w:r>
+        <w:rPr>
+          <w:rFonts w:ascii="Lotuss Smart TX" w:hAnsi="Lotuss Smart TX" w:cs="Lotuss Smart TX" w:hint="cs"/>
+          <w:sz w:val="18"/>
+          <w:szCs w:val="18"/>
+          <w:cs/>
+          <w:lang w:val="en-US" w:bidi="th-TH"/>
+        </w:rPr>
+        <w:t>ระบุ</w:t>
+      </w:r>
+      <w:r>
+        <w:rPr>
+          <w:rFonts w:ascii="Lotuss Smart TX" w:hAnsi="Lotuss Smart TX" w:cs="Lotuss Smart TX"/>
+          <w:sz w:val="18"/>
+          <w:szCs w:val="18"/>
+          <w:cs/>
+          <w:lang w:val="en-US" w:bidi="th-TH"/>
+        </w:rPr>
+        <w:t xml:space="preserve">รายละเอียดการเดินทาง แผนที่เส้นทาง และระยะทางจาก </w:t>
+      </w:r>
+      <w:r>
+        <w:rPr>
+          <w:rFonts w:ascii="Lotuss Smart TX" w:hAnsi="Lotuss Smart TX" w:cs="Lotuss Smart TX"/>
+          <w:sz w:val="18"/>
+          <w:szCs w:val="18"/>
+          <w:lang w:val="en-US"/>
+        </w:rPr>
+        <w:t xml:space="preserve">Google Map  </w:t>
+      </w:r>
+    </w:p>
+    <w:p>
+      <w:pPr>
+        <w:spacing w:after="0"/>
+        <w:rPr>
+          <w:rFonts w:ascii="Lotuss Smart TX" w:hAnsi="Lotuss Smart TX" w:cs="Lotuss Smart TX"/>
+          <w:sz w:val="18"/>
+          <w:szCs w:val="18"/>
+          <w:lang w:val="en-US"/>
         </w:rPr>
       </w:pPr>
     </w:p>
@@ -23008,82 +25634,921 @@
           <w:cs/>
           <w:lang w:val="en-US" w:bidi="th-TH"/>
         </w:rPr>
-        <w:t>หากติดปัญหา หรือ มีคำถามเพิ่มเติม เกี่ยวกับ</w:t>
-      </w:r>
-      <w:r>
-        <w:rPr>
-          <w:rFonts w:ascii="Lotuss Smart TX" w:hAnsi="Lotuss Smart TX" w:cs="Lotuss Smart TX"/>
-          <w:b/>
-          <w:bCs/>
-          <w:sz w:val="18"/>
-          <w:szCs w:val="18"/>
-          <w:cs/>
-          <w:lang w:val="en-US" w:bidi="th-TH"/>
-        </w:rPr>
-        <w:t>นโยบายการขอเบิกค่าใช้จ่ายในการเดินทางของแผนกบุคคล</w:t>
-      </w:r>
-    </w:p>
-    <w:p>
-      <w:pPr>
-        <w:spacing w:after="0"/>
-        <w:rPr>
-          <w:rFonts w:ascii="Lotuss Smart TX" w:hAnsi="Lotuss Smart TX" w:cs="Lotuss Smart TX"/>
-          <w:sz w:val="18"/>
-          <w:szCs w:val="18"/>
-          <w:cs/>
-          <w:lang w:val="en-US" w:bidi="th-TH"/>
-        </w:rPr>
-      </w:pPr>
+        <w:t>รายละเอียดที่ควรทราบ สำหรับการเบิกค่าใช้จ่ายพนักงาน</w:t>
+      </w:r>
+    </w:p>
+    <w:p>
+      <w:pPr>
+        <w:spacing w:after="0"/>
+        <w:rPr>
+          <w:rFonts w:ascii="Lotuss Smart TX" w:hAnsi="Lotuss Smart TX" w:cs="Lotuss Smart TX"/>
+          <w:sz w:val="18"/>
+          <w:szCs w:val="18"/>
+          <w:lang w:val="en-US"/>
+        </w:rPr>
+      </w:pPr>
+      <w:r>
+        <w:rPr>
+          <w:rFonts w:ascii="Lotuss Smart TX" w:hAnsi="Lotuss Smart TX" w:cs="Lotuss Smart TX"/>
+          <w:sz w:val="18"/>
+          <w:szCs w:val="18"/>
+          <w:lang w:val="en-US" w:bidi="th-TH"/>
+        </w:rPr>
+        <w:t xml:space="preserve">- </w:t>
+      </w:r>
+      <w:r>
+        <w:rPr>
+          <w:rFonts w:ascii="Lotuss Smart TX" w:hAnsi="Lotuss Smart TX" w:cs="Lotuss Smart TX"/>
+          <w:sz w:val="18"/>
+          <w:szCs w:val="18"/>
+          <w:cs/>
+          <w:lang w:val="en-US" w:bidi="th-TH"/>
+        </w:rPr>
+        <w:t>ค่าใช้จ่ายที่อนุญาตให้พนักงานเบิก</w:t>
+      </w:r>
+    </w:p>
+    <w:p>
+      <w:pPr>
+        <w:spacing w:after="0"/>
+        <w:rPr>
+          <w:rFonts w:ascii="Lotuss Smart TX" w:hAnsi="Lotuss Smart TX" w:cs="Lotuss Smart TX"/>
+          <w:sz w:val="18"/>
+          <w:szCs w:val="18"/>
+          <w:lang w:val="en-US"/>
+        </w:rPr>
+      </w:pPr>
+      <w:r>
+        <w:rPr>
+          <w:rFonts w:ascii="Lotuss Smart TX" w:hAnsi="Lotuss Smart TX" w:cs="Lotuss Smart TX"/>
+          <w:sz w:val="18"/>
+          <w:szCs w:val="18"/>
+          <w:lang w:val="en-US" w:bidi="th-TH"/>
+        </w:rPr>
+        <w:t xml:space="preserve">(1) </w:t>
+      </w:r>
+      <w:r>
+        <w:rPr>
+          <w:rFonts w:ascii="Lotuss Smart TX" w:hAnsi="Lotuss Smart TX" w:cs="Lotuss Smart TX"/>
+          <w:sz w:val="18"/>
+          <w:szCs w:val="18"/>
+          <w:cs/>
+          <w:lang w:val="en-US" w:bidi="th-TH"/>
+        </w:rPr>
+        <w:t xml:space="preserve">ค่าใช้จ่ายในการเดินทางตามระเบียบค่าใช้จ่ายในการเดินทางเพื่อปฏิบัติงานของบริษัทภายในประเทศและต่างประเทศ ที่ออกโดยแผนกบุคคล </w:t>
+      </w:r>
+    </w:p>
+    <w:p>
+      <w:pPr>
+        <w:spacing w:after="0"/>
+        <w:rPr>
+          <w:rFonts w:ascii="Lotuss Smart TX" w:hAnsi="Lotuss Smart TX" w:cs="Lotuss Smart TX"/>
+          <w:sz w:val="18"/>
+          <w:szCs w:val="18"/>
+          <w:lang w:val="en-US"/>
+        </w:rPr>
+      </w:pPr>
+      <w:r>
+        <w:rPr>
+          <w:rFonts w:ascii="Lotuss Smart TX" w:hAnsi="Lotuss Smart TX" w:cs="Lotuss Smart TX"/>
+          <w:sz w:val="18"/>
+          <w:szCs w:val="18"/>
+          <w:lang w:val="en-US" w:bidi="th-TH"/>
+        </w:rPr>
+        <w:t xml:space="preserve">(2) </w:t>
+      </w:r>
+      <w:r>
+        <w:rPr>
+          <w:rFonts w:ascii="Lotuss Smart TX" w:hAnsi="Lotuss Smart TX" w:cs="Lotuss Smart TX"/>
+          <w:sz w:val="18"/>
+          <w:szCs w:val="18"/>
+          <w:cs/>
+          <w:lang w:val="en-US" w:bidi="th-TH"/>
+        </w:rPr>
+        <w:t>รายการซื้อสินค้าและบริการที่ไม่กำหนดให้ออกใบสั่งซื้อ (</w:t>
+      </w:r>
+      <w:r>
+        <w:rPr>
+          <w:rFonts w:ascii="Lotuss Smart TX" w:hAnsi="Lotuss Smart TX" w:cs="Lotuss Smart TX"/>
+          <w:sz w:val="18"/>
+          <w:szCs w:val="18"/>
+          <w:lang w:val="en-US"/>
+        </w:rPr>
+        <w:t xml:space="preserve">Purchase Order) </w:t>
+      </w:r>
+      <w:r>
+        <w:rPr>
+          <w:rFonts w:ascii="Lotuss Smart TX" w:hAnsi="Lotuss Smart TX" w:cs="Lotuss Smart TX"/>
+          <w:sz w:val="18"/>
+          <w:szCs w:val="18"/>
+          <w:cs/>
+          <w:lang w:val="en-US" w:bidi="th-TH"/>
+        </w:rPr>
+        <w:t xml:space="preserve">ตามระเบียบปฏิบัติการสั่งซื้อสินค้าและบริการจากคู่ค้าของแผนกจัดซื้อ </w:t>
+      </w:r>
+    </w:p>
+    <w:p>
+      <w:pPr>
+        <w:spacing w:after="0"/>
+        <w:rPr>
+          <w:rFonts w:ascii="Lotuss Smart TX" w:hAnsi="Lotuss Smart TX" w:cs="Lotuss Smart TX"/>
+          <w:sz w:val="18"/>
+          <w:szCs w:val="18"/>
+          <w:lang w:val="en-US"/>
+        </w:rPr>
+      </w:pPr>
+      <w:r>
+        <w:rPr>
+          <w:rFonts w:ascii="Lotuss Smart TX" w:hAnsi="Lotuss Smart TX" w:cs="Lotuss Smart TX"/>
+          <w:sz w:val="18"/>
+          <w:szCs w:val="18"/>
+          <w:lang w:val="en-US" w:bidi="th-TH"/>
+        </w:rPr>
+        <w:t xml:space="preserve">- </w:t>
+      </w:r>
+      <w:r>
+        <w:rPr>
+          <w:rFonts w:ascii="Lotuss Smart TX" w:hAnsi="Lotuss Smart TX" w:cs="Lotuss Smart TX"/>
+          <w:sz w:val="18"/>
+          <w:szCs w:val="18"/>
+          <w:cs/>
+          <w:lang w:val="en-US" w:bidi="th-TH"/>
+        </w:rPr>
+        <w:t>การขอเบิกค่าใช้จ่าย</w:t>
+      </w:r>
+    </w:p>
+    <w:p>
+      <w:pPr>
+        <w:spacing w:after="0"/>
+        <w:rPr>
+          <w:rFonts w:ascii="Lotuss Smart TX" w:hAnsi="Lotuss Smart TX" w:cs="Lotuss Smart TX"/>
+          <w:sz w:val="18"/>
+          <w:szCs w:val="18"/>
+          <w:lang w:val="en-US"/>
+        </w:rPr>
+      </w:pPr>
+      <w:r>
+        <w:rPr>
+          <w:rFonts w:ascii="Lotuss Smart TX" w:hAnsi="Lotuss Smart TX" w:cs="Lotuss Smart TX"/>
+          <w:sz w:val="18"/>
+          <w:szCs w:val="18"/>
+          <w:lang w:val="en-US" w:bidi="th-TH"/>
+        </w:rPr>
+        <w:t xml:space="preserve">(1) </w:t>
+      </w:r>
+      <w:r>
+        <w:rPr>
+          <w:rFonts w:ascii="Lotuss Smart TX" w:hAnsi="Lotuss Smart TX" w:cs="Lotuss Smart TX"/>
+          <w:sz w:val="18"/>
+          <w:szCs w:val="18"/>
+          <w:cs/>
+          <w:lang w:val="en-US" w:bidi="th-TH"/>
+        </w:rPr>
+        <w:t xml:space="preserve">พนักงานสามารถขอเบิกได้เฉพาะค่าใช้จ่ายที่อนุญาตเท่านั้น  </w:t>
+      </w:r>
+    </w:p>
+    <w:p>
+      <w:pPr>
+        <w:spacing w:after="0"/>
+        <w:rPr>
+          <w:rFonts w:ascii="Lotuss Smart TX" w:hAnsi="Lotuss Smart TX" w:cs="Lotuss Smart TX"/>
+          <w:sz w:val="18"/>
+          <w:szCs w:val="18"/>
+          <w:lang w:val="en-US"/>
+        </w:rPr>
+      </w:pPr>
+      <w:r>
+        <w:rPr>
+          <w:rFonts w:ascii="Lotuss Smart TX" w:hAnsi="Lotuss Smart TX" w:cs="Lotuss Smart TX"/>
+          <w:sz w:val="18"/>
+          <w:szCs w:val="18"/>
+          <w:lang w:val="en-US" w:bidi="th-TH"/>
+        </w:rPr>
+        <w:t xml:space="preserve">(2) </w:t>
+      </w:r>
+      <w:r>
+        <w:rPr>
+          <w:rFonts w:ascii="Lotuss Smart TX" w:hAnsi="Lotuss Smart TX" w:cs="Lotuss Smart TX"/>
+          <w:sz w:val="18"/>
+          <w:szCs w:val="18"/>
+          <w:cs/>
+          <w:lang w:val="en-US" w:bidi="th-TH"/>
+        </w:rPr>
+        <w:t xml:space="preserve">วันที่พนักงานขอเบิกค่าใช้จ่ายต้องไม่เกินกว่า 30 วัน นับจากวันที่บนใบเสร็จรับเงิน/ใบกำกับภาษี หรือวันที่เกิดรายการค่าใช้จ่าย หรือ วันที่เดินทางกลับจากการเดินทางไปต่างประเทศ </w:t>
+      </w:r>
+    </w:p>
+    <w:p>
+      <w:pPr>
+        <w:spacing w:after="0"/>
+        <w:rPr>
+          <w:rFonts w:ascii="Lotuss Smart TX" w:hAnsi="Lotuss Smart TX" w:cs="Lotuss Smart TX"/>
+          <w:sz w:val="18"/>
+          <w:szCs w:val="18"/>
+          <w:lang w:val="en-US"/>
+        </w:rPr>
+      </w:pPr>
+      <w:r>
+        <w:rPr>
+          <w:rFonts w:ascii="Lotuss Smart TX" w:hAnsi="Lotuss Smart TX" w:cs="Lotuss Smart TX"/>
+          <w:sz w:val="18"/>
+          <w:szCs w:val="18"/>
+          <w:lang w:val="en-US" w:bidi="th-TH"/>
+        </w:rPr>
+        <w:t xml:space="preserve">(3) </w:t>
+      </w:r>
+      <w:r>
+        <w:rPr>
+          <w:rFonts w:ascii="Lotuss Smart TX" w:hAnsi="Lotuss Smart TX" w:cs="Lotuss Smart TX"/>
+          <w:sz w:val="18"/>
+          <w:szCs w:val="18"/>
+          <w:cs/>
+          <w:lang w:val="en-US" w:bidi="th-TH"/>
+        </w:rPr>
+        <w:t xml:space="preserve">พนักงานสามารถขอเบิกค่าใช้จ่ายได้โดยส่งใบเบิกค่าใช้จ่ายที่สมบูรณ์ที่แผนกบัญชี ตามตารางเบิกค่าใช้จ่าย </w:t>
+      </w:r>
+    </w:p>
+    <w:p>
+      <w:pPr>
+        <w:spacing w:after="0"/>
+        <w:rPr>
+          <w:rFonts w:ascii="Lotuss Smart TX" w:hAnsi="Lotuss Smart TX" w:cs="Lotuss Smart TX"/>
+          <w:sz w:val="18"/>
+          <w:szCs w:val="18"/>
+          <w:lang w:val="en-US"/>
+        </w:rPr>
+      </w:pPr>
+      <w:r>
+        <w:rPr>
+          <w:rFonts w:ascii="Lotuss Smart TX" w:hAnsi="Lotuss Smart TX" w:cs="Lotuss Smart TX"/>
+          <w:sz w:val="18"/>
+          <w:szCs w:val="18"/>
+          <w:lang w:val="en-US" w:bidi="th-TH"/>
+        </w:rPr>
+        <w:t xml:space="preserve">(4) </w:t>
+      </w:r>
+      <w:r>
+        <w:rPr>
+          <w:rFonts w:ascii="Lotuss Smart TX" w:hAnsi="Lotuss Smart TX" w:cs="Lotuss Smart TX"/>
+          <w:sz w:val="18"/>
+          <w:szCs w:val="18"/>
+          <w:cs/>
+          <w:lang w:val="en-US" w:bidi="th-TH"/>
+        </w:rPr>
+        <w:t>การเบิกค่าใช้จ่ายต้องมีเอกสารประกอบทุกรายการ</w:t>
+      </w:r>
+      <w:r>
+        <w:rPr>
+          <w:rFonts w:ascii="Lotuss Smart TX" w:hAnsi="Lotuss Smart TX" w:cs="Lotuss Smart TX"/>
+          <w:sz w:val="18"/>
+          <w:szCs w:val="18"/>
+          <w:lang w:val="en-US"/>
+        </w:rPr>
+        <w:t xml:space="preserve"> </w:t>
+      </w:r>
+      <w:r>
+        <w:rPr>
+          <w:rFonts w:ascii="Lotuss Smart TX" w:hAnsi="Lotuss Smart TX" w:cs="Lotuss Smart TX"/>
+          <w:sz w:val="18"/>
+          <w:szCs w:val="18"/>
+          <w:cs/>
+          <w:lang w:val="en-US" w:bidi="th-TH"/>
+        </w:rPr>
+        <w:t xml:space="preserve">ยกเว้นค่าใช้จ่ายที่โดยธรรมเนียมปฏิบัติปกติของธุรกิจไม่มีการออกใบเสร็จรับเงิน/ใบกำกับภาษีสำหรับค่าใช้จ่ายดังกล่าว  </w:t>
+      </w:r>
+    </w:p>
+    <w:p>
+      <w:pPr>
+        <w:spacing w:after="0"/>
+        <w:rPr>
+          <w:rFonts w:ascii="Lotuss Smart TX" w:hAnsi="Lotuss Smart TX" w:cs="Lotuss Smart TX"/>
+          <w:sz w:val="18"/>
+          <w:szCs w:val="18"/>
+          <w:lang w:val="en-US"/>
+        </w:rPr>
+      </w:pPr>
+      <w:r>
+        <w:rPr>
+          <w:rFonts w:ascii="Lotuss Smart TX" w:hAnsi="Lotuss Smart TX" w:cs="Lotuss Smart TX"/>
+          <w:sz w:val="18"/>
+          <w:szCs w:val="18"/>
+          <w:lang w:val="en-US" w:bidi="th-TH"/>
+        </w:rPr>
+        <w:t xml:space="preserve">(5) </w:t>
+      </w:r>
+      <w:r>
+        <w:rPr>
+          <w:rFonts w:ascii="Lotuss Smart TX" w:hAnsi="Lotuss Smart TX" w:cs="Lotuss Smart TX"/>
+          <w:sz w:val="18"/>
+          <w:szCs w:val="18"/>
+          <w:cs/>
+          <w:lang w:val="en-US" w:bidi="th-TH"/>
+        </w:rPr>
+        <w:t xml:space="preserve">กรณีที่มีการเบิกเงินทดรองจ่าย และมีส่วนของเงินทดรองจ่ายที่เกินจากค่าใช้จ่ายที่เกิดจริง พนักงานต้องคืนเงินทดรองจ่ายส่วนที่เกินนั้นเต็มจำนวนโดยนำเงินเข้าบัญชีธนาคารของบริษัท และส่งใบนำฝากให้แผนกบัญชีลูกหนี้ เพื่อออกใบแจ้งหนี้  และแผนกบัญชีลูกหนี้จะส่งเอกสารต่างๆ ให้แผนกบัญชีการเงิน เพื่อออกใบเสร็จรับเงิน จากนั้นพนักงานนำส่งสำเนาใบเบิกเงินทดรองจ่ายและสำเนาใบเสร็จรับเงินมาพร้อมกับใบเบิกค่าใช้จ่ายที่สมบูรณ์ที่แผนกบัญชี </w:t>
+      </w:r>
+    </w:p>
+    <w:p>
+      <w:pPr>
+        <w:spacing w:after="0"/>
+        <w:rPr>
+          <w:rFonts w:ascii="Lotuss Smart TX" w:hAnsi="Lotuss Smart TX" w:cs="Lotuss Smart TX"/>
+          <w:sz w:val="18"/>
+          <w:szCs w:val="18"/>
+          <w:lang w:val="en-US"/>
+        </w:rPr>
+      </w:pPr>
+      <w:r>
+        <w:rPr>
+          <w:rFonts w:ascii="Lotuss Smart TX" w:hAnsi="Lotuss Smart TX" w:cs="Lotuss Smart TX"/>
+          <w:sz w:val="18"/>
+          <w:szCs w:val="18"/>
+          <w:lang w:val="en-US" w:bidi="th-TH"/>
+        </w:rPr>
+        <w:t xml:space="preserve">(6) </w:t>
+      </w:r>
+      <w:r>
+        <w:rPr>
+          <w:rFonts w:ascii="Lotuss Smart TX" w:hAnsi="Lotuss Smart TX" w:cs="Lotuss Smart TX"/>
+          <w:sz w:val="18"/>
+          <w:szCs w:val="18"/>
+          <w:cs/>
+          <w:lang w:val="en-US" w:bidi="th-TH"/>
+        </w:rPr>
+        <w:t xml:space="preserve">พนักงานมีหน้าที่รับผิดชอบในความถูกต้องของใบเสร็จรับเงิน/ใบกำกับภาษี </w:t>
+      </w:r>
+    </w:p>
+    <w:p>
+      <w:pPr>
+        <w:spacing w:after="0"/>
+        <w:rPr>
+          <w:rFonts w:ascii="Lotuss Smart TX" w:hAnsi="Lotuss Smart TX" w:cs="Lotuss Smart TX"/>
+          <w:sz w:val="18"/>
+          <w:szCs w:val="18"/>
+          <w:lang w:val="en-US"/>
+        </w:rPr>
+      </w:pPr>
+      <w:r>
+        <w:rPr>
+          <w:rFonts w:ascii="Lotuss Smart TX" w:hAnsi="Lotuss Smart TX" w:cs="Lotuss Smart TX"/>
+          <w:sz w:val="18"/>
+          <w:szCs w:val="18"/>
+          <w:lang w:val="en-US" w:bidi="th-TH"/>
+        </w:rPr>
+        <w:t xml:space="preserve">(7) </w:t>
+      </w:r>
+      <w:r>
+        <w:rPr>
+          <w:rFonts w:ascii="Lotuss Smart TX" w:hAnsi="Lotuss Smart TX" w:cs="Lotuss Smart TX"/>
+          <w:sz w:val="18"/>
+          <w:szCs w:val="18"/>
+          <w:cs/>
+          <w:lang w:val="en-US" w:bidi="th-TH"/>
+        </w:rPr>
+        <w:t xml:space="preserve">แผนกบัญชี สามารถปฏิเสธการขอเบิกค่าใช้จ่ายในกรณีต่อไปนี้ </w:t>
+      </w:r>
+    </w:p>
+    <w:p>
+      <w:pPr>
+        <w:spacing w:after="0"/>
+        <w:rPr>
+          <w:rFonts w:ascii="Lotuss Smart TX" w:hAnsi="Lotuss Smart TX" w:cs="Lotuss Smart TX"/>
+          <w:sz w:val="18"/>
+          <w:szCs w:val="18"/>
+          <w:lang w:val="en-US"/>
+        </w:rPr>
+      </w:pPr>
+      <w:r>
+        <w:rPr>
+          <w:rFonts w:ascii="Lotuss Smart TX" w:hAnsi="Lotuss Smart TX" w:cs="Lotuss Smart TX"/>
+          <w:sz w:val="18"/>
+          <w:szCs w:val="18"/>
+          <w:cs/>
+          <w:lang w:val="en-US" w:bidi="th-TH"/>
+        </w:rPr>
+        <w:t xml:space="preserve">• การเบิกค่าใช้จ่ายที่ไม่เป็นไปตามระเบียบปฏิบัตินี้ หรือขัดแย้งกับระเบียบปฏิบัติอื่นของบริษัท  </w:t>
+      </w:r>
+    </w:p>
+    <w:p>
+      <w:pPr>
+        <w:spacing w:after="0"/>
+        <w:rPr>
+          <w:rFonts w:ascii="Lotuss Smart TX" w:hAnsi="Lotuss Smart TX" w:cs="Lotuss Smart TX"/>
+          <w:sz w:val="18"/>
+          <w:szCs w:val="18"/>
+          <w:lang w:val="en-US"/>
+        </w:rPr>
+      </w:pPr>
+      <w:r>
+        <w:rPr>
+          <w:rFonts w:ascii="Lotuss Smart TX" w:hAnsi="Lotuss Smart TX" w:cs="Lotuss Smart TX"/>
+          <w:sz w:val="18"/>
+          <w:szCs w:val="18"/>
+          <w:cs/>
+          <w:lang w:val="en-US" w:bidi="th-TH"/>
+        </w:rPr>
+        <w:lastRenderedPageBreak/>
+        <w:t xml:space="preserve">• ค่าใช้จ่ายที่ขอเบิกไม่เป็นไปเพื่อวัตถุประสงค์ทางธุรกิจที่เหมาะสมของบริษัท  </w:t>
+      </w:r>
+    </w:p>
+    <w:p>
+      <w:pPr>
+        <w:spacing w:after="0"/>
+        <w:rPr>
+          <w:rFonts w:ascii="Lotuss Smart TX" w:hAnsi="Lotuss Smart TX" w:cs="Lotuss Smart TX"/>
+          <w:sz w:val="18"/>
+          <w:szCs w:val="18"/>
+          <w:lang w:val="en-US" w:bidi="th-TH"/>
+        </w:rPr>
+      </w:pPr>
+      <w:r>
+        <w:rPr>
+          <w:rFonts w:ascii="Lotuss Smart TX" w:hAnsi="Lotuss Smart TX" w:cs="Lotuss Smart TX"/>
+          <w:sz w:val="18"/>
+          <w:szCs w:val="18"/>
+          <w:cs/>
+          <w:lang w:val="en-US" w:bidi="th-TH"/>
+        </w:rPr>
+        <w:t>• แผนกของพนักงานมีวงเงินสดย่อยและได้กำหนดให้ขอเบิกจ่ายค่าใช้จ่ายดังกล่าวจากวงเงินสดย่อยนั้น</w:t>
+      </w:r>
+    </w:p>
+    <w:p>
+      <w:pPr>
+        <w:spacing w:after="0"/>
+        <w:rPr>
+          <w:rFonts w:ascii="Lotuss Smart TX" w:hAnsi="Lotuss Smart TX" w:cs="Lotuss Smart TX"/>
+          <w:sz w:val="18"/>
+          <w:szCs w:val="18"/>
+          <w:lang w:val="en-US" w:bidi="th-TH"/>
+        </w:rPr>
+      </w:pPr>
+    </w:p>
+    <w:p>
+      <w:pPr>
+        <w:spacing w:after="0"/>
+        <w:rPr>
+          <w:rFonts w:ascii="Lotuss Smart TX" w:hAnsi="Lotuss Smart TX" w:cs="Lotuss Smart TX"/>
+          <w:b/>
+          <w:bCs/>
+          <w:sz w:val="18"/>
+          <w:szCs w:val="18"/>
+          <w:lang w:val="en-US" w:bidi="th-TH"/>
+        </w:rPr>
+      </w:pPr>
+      <w:r>
+        <w:rPr>
+          <w:rFonts w:ascii="Lotuss Smart TX" w:hAnsi="Lotuss Smart TX" w:cs="Lotuss Smart TX"/>
+          <w:b/>
+          <w:bCs/>
+          <w:sz w:val="18"/>
+          <w:szCs w:val="18"/>
+          <w:lang w:val="en-US" w:bidi="th-TH"/>
+        </w:rPr>
+        <w:t xml:space="preserve"># </w:t>
+      </w:r>
       <w:r>
         <w:rPr>
           <w:rFonts w:ascii="Lotuss Smart TX" w:hAnsi="Lotuss Smart TX" w:cs="Lotuss Smart TX" w:hint="cs"/>
-          <w:sz w:val="18"/>
-          <w:szCs w:val="18"/>
-          <w:cs/>
-          <w:lang w:val="en-US" w:bidi="th-TH"/>
-        </w:rPr>
-        <w:t xml:space="preserve">ให้ติดต่อ </w:t>
-      </w:r>
-      <w:r>
-        <w:rPr>
-          <w:rFonts w:ascii="Lotuss Smart TX" w:hAnsi="Lotuss Smart TX" w:cs="Lotuss Smart TX"/>
-          <w:sz w:val="18"/>
-          <w:szCs w:val="18"/>
-          <w:lang w:val="en-US" w:bidi="th-TH"/>
-        </w:rPr>
-        <w:t xml:space="preserve">HRBP </w:t>
+          <w:b/>
+          <w:bCs/>
+          <w:sz w:val="18"/>
+          <w:szCs w:val="18"/>
+          <w:cs/>
+          <w:lang w:val="en-US" w:bidi="th-TH"/>
+        </w:rPr>
+        <w:t>กรณี</w:t>
       </w:r>
       <w:r>
         <w:rPr>
           <w:rFonts w:ascii="Lotuss Smart TX" w:hAnsi="Lotuss Smart TX" w:cs="Lotuss Smart TX" w:hint="cs"/>
-          <w:sz w:val="18"/>
-          <w:szCs w:val="18"/>
-          <w:cs/>
-          <w:lang w:val="en-US" w:bidi="th-TH"/>
-        </w:rPr>
-        <w:t>ของแผนก</w:t>
-      </w:r>
-    </w:p>
-    <w:p>
-      <w:pPr>
-        <w:spacing w:after="0"/>
-        <w:rPr>
-          <w:rFonts w:ascii="Lotuss Smart TX" w:hAnsi="Lotuss Smart TX" w:cs="Lotuss Smart TX"/>
-          <w:sz w:val="18"/>
-          <w:szCs w:val="18"/>
-          <w:lang w:val="en-US" w:bidi="th-TH"/>
-        </w:rPr>
-      </w:pPr>
-    </w:p>
-    <w:p>
-      <w:pPr>
-        <w:spacing w:after="0"/>
-        <w:rPr>
-          <w:rFonts w:ascii="Lotuss Smart TX" w:hAnsi="Lotuss Smart TX" w:cs="Lotuss Smart TX"/>
-          <w:b/>
-          <w:bCs/>
-          <w:sz w:val="18"/>
-          <w:szCs w:val="18"/>
+          <w:b/>
+          <w:bCs/>
+          <w:sz w:val="18"/>
+          <w:szCs w:val="18"/>
+          <w:cs/>
+          <w:lang w:val="en-US" w:bidi="th-TH"/>
+        </w:rPr>
+        <w:t xml:space="preserve">เอกสารประกอบการเบิกค่าใช้จ่ายพนักงาน </w:t>
+      </w:r>
+      <w:r>
+        <w:rPr>
+          <w:rFonts w:ascii="Lotuss Smart TX" w:hAnsi="Lotuss Smart TX" w:cs="Lotuss Smart TX" w:hint="cs"/>
+          <w:b/>
+          <w:bCs/>
+          <w:sz w:val="18"/>
+          <w:szCs w:val="18"/>
+          <w:cs/>
+          <w:lang w:val="en-US" w:bidi="th-TH"/>
+        </w:rPr>
+        <w:t>บิลน้ำมัน</w:t>
+      </w:r>
+      <w:r>
+        <w:rPr>
+          <w:rFonts w:ascii="Lotuss Smart TX" w:hAnsi="Lotuss Smart TX" w:cs="Lotuss Smart TX"/>
+          <w:b/>
+          <w:bCs/>
+          <w:sz w:val="18"/>
+          <w:szCs w:val="18"/>
+          <w:cs/>
+          <w:lang w:val="en-US" w:bidi="th-TH"/>
+        </w:rPr>
+        <w:t>ต้นฉบับสูญหาย</w:t>
+      </w:r>
+    </w:p>
+    <w:p>
+      <w:pPr>
+        <w:spacing w:after="0"/>
+        <w:rPr>
+          <w:rFonts w:ascii="Lotuss Smart TX" w:hAnsi="Lotuss Smart TX" w:cs="Lotuss Smart TX"/>
+          <w:sz w:val="18"/>
+          <w:szCs w:val="18"/>
+          <w:lang w:val="en-US" w:bidi="th-TH"/>
+        </w:rPr>
+      </w:pPr>
+      <w:r>
+        <w:rPr>
+          <w:rFonts w:ascii="Lotuss Smart TX" w:hAnsi="Lotuss Smart TX" w:cs="Lotuss Smart TX"/>
+          <w:sz w:val="18"/>
+          <w:szCs w:val="18"/>
+          <w:cs/>
+          <w:lang w:val="en-US" w:bidi="th-TH"/>
+        </w:rPr>
+        <w:t>- กรณีที่มีตัวสำเนาที่แนบ</w:t>
+      </w:r>
+      <w:r>
+        <w:rPr>
+          <w:rFonts w:ascii="Lotuss Smart TX" w:hAnsi="Lotuss Smart TX" w:cs="Lotuss Smart TX" w:hint="cs"/>
+          <w:sz w:val="18"/>
+          <w:szCs w:val="18"/>
+          <w:cs/>
+          <w:lang w:val="en-US" w:bidi="th-TH"/>
+        </w:rPr>
+        <w:t>อยู่</w:t>
+      </w:r>
+      <w:r>
+        <w:rPr>
+          <w:rFonts w:ascii="Lotuss Smart TX" w:hAnsi="Lotuss Smart TX" w:cs="Lotuss Smart TX"/>
+          <w:sz w:val="18"/>
+          <w:szCs w:val="18"/>
+          <w:cs/>
+          <w:lang w:val="en-US" w:bidi="th-TH"/>
+        </w:rPr>
+        <w:t>ในระบบ ให้</w:t>
+      </w:r>
+      <w:r>
+        <w:rPr>
+          <w:rFonts w:ascii="Lotuss Smart TX" w:hAnsi="Lotuss Smart TX" w:cs="Lotuss Smart TX" w:hint="cs"/>
+          <w:sz w:val="18"/>
+          <w:szCs w:val="18"/>
+          <w:cs/>
+          <w:lang w:val="en-US" w:bidi="th-TH"/>
+        </w:rPr>
+        <w:t xml:space="preserve"> </w:t>
+      </w:r>
+      <w:r>
+        <w:rPr>
+          <w:rFonts w:ascii="Lotuss Smart TX" w:hAnsi="Lotuss Smart TX" w:cs="Lotuss Smart TX"/>
+          <w:sz w:val="18"/>
+          <w:szCs w:val="18"/>
+          <w:lang w:val="en-US" w:bidi="th-TH"/>
+        </w:rPr>
+        <w:t>print</w:t>
+      </w:r>
+      <w:r>
+        <w:rPr>
+          <w:rFonts w:ascii="Lotuss Smart TX" w:hAnsi="Lotuss Smart TX" w:cs="Lotuss Smart TX" w:hint="cs"/>
+          <w:sz w:val="18"/>
+          <w:szCs w:val="18"/>
+          <w:cs/>
+          <w:lang w:val="en-US" w:bidi="th-TH"/>
+        </w:rPr>
+        <w:t xml:space="preserve"> สำเนา</w:t>
+      </w:r>
+      <w:r>
+        <w:rPr>
+          <w:rFonts w:ascii="Lotuss Smart TX" w:hAnsi="Lotuss Smart TX" w:cs="Lotuss Smart TX"/>
+          <w:sz w:val="18"/>
+          <w:szCs w:val="18"/>
+          <w:cs/>
+          <w:lang w:val="en-US" w:bidi="th-TH"/>
+        </w:rPr>
+        <w:t>ในระบบ</w:t>
+      </w:r>
+      <w:r>
+        <w:rPr>
+          <w:rFonts w:ascii="Lotuss Smart TX" w:hAnsi="Lotuss Smart TX" w:cs="Lotuss Smart TX" w:hint="cs"/>
+          <w:sz w:val="18"/>
+          <w:szCs w:val="18"/>
+          <w:cs/>
+          <w:lang w:val="en-US" w:bidi="th-TH"/>
+        </w:rPr>
+        <w:t>นั้น ระบุ</w:t>
+      </w:r>
+      <w:r>
+        <w:rPr>
+          <w:rFonts w:ascii="Lotuss Smart TX" w:hAnsi="Lotuss Smart TX" w:cs="Lotuss Smart TX"/>
+          <w:sz w:val="18"/>
+          <w:szCs w:val="18"/>
+          <w:cs/>
+          <w:lang w:val="en-US" w:bidi="th-TH"/>
+        </w:rPr>
+        <w:t>เหตุผล</w:t>
+      </w:r>
+      <w:r>
+        <w:rPr>
+          <w:rFonts w:ascii="Lotuss Smart TX" w:hAnsi="Lotuss Smart TX" w:cs="Lotuss Smart TX" w:hint="cs"/>
+          <w:sz w:val="18"/>
+          <w:szCs w:val="18"/>
+          <w:cs/>
+          <w:lang w:val="en-US" w:bidi="th-TH"/>
+        </w:rPr>
+        <w:t>เอกสาร</w:t>
+      </w:r>
+      <w:r>
+        <w:rPr>
+          <w:rFonts w:ascii="Lotuss Smart TX" w:hAnsi="Lotuss Smart TX" w:cs="Lotuss Smart TX"/>
+          <w:sz w:val="18"/>
+          <w:szCs w:val="18"/>
+          <w:cs/>
+          <w:lang w:val="en-US" w:bidi="th-TH"/>
+        </w:rPr>
+        <w:t xml:space="preserve">สูญหาย </w:t>
+      </w:r>
+      <w:r>
+        <w:rPr>
+          <w:rFonts w:ascii="Lotuss Smart TX" w:hAnsi="Lotuss Smart TX" w:cs="Lotuss Smart TX" w:hint="cs"/>
+          <w:sz w:val="18"/>
+          <w:szCs w:val="18"/>
+          <w:cs/>
+          <w:lang w:val="en-US" w:bidi="th-TH"/>
+        </w:rPr>
+        <w:t>และ</w:t>
+      </w:r>
+      <w:r>
+        <w:rPr>
+          <w:rFonts w:ascii="Lotuss Smart TX" w:hAnsi="Lotuss Smart TX" w:cs="Lotuss Smart TX"/>
+          <w:sz w:val="18"/>
+          <w:szCs w:val="18"/>
+          <w:cs/>
+          <w:lang w:val="en-US" w:bidi="th-TH"/>
+        </w:rPr>
+        <w:t xml:space="preserve">ให้ </w:t>
+      </w:r>
+      <w:r>
+        <w:rPr>
+          <w:rFonts w:ascii="Lotuss Smart TX" w:hAnsi="Lotuss Smart TX" w:cs="Lotuss Smart TX"/>
+          <w:sz w:val="18"/>
+          <w:szCs w:val="18"/>
+          <w:lang w:val="en-US" w:bidi="th-TH"/>
+        </w:rPr>
+        <w:t xml:space="preserve">Line Manager (Senior Manager up) </w:t>
+      </w:r>
+      <w:r>
+        <w:rPr>
+          <w:rFonts w:ascii="Lotuss Smart TX" w:hAnsi="Lotuss Smart TX" w:cs="Lotuss Smart TX" w:hint="cs"/>
+          <w:sz w:val="18"/>
+          <w:szCs w:val="18"/>
+          <w:cs/>
+          <w:lang w:val="en-US" w:bidi="th-TH"/>
+        </w:rPr>
+        <w:t>เซ็นชื่อรับทราบ</w:t>
+      </w:r>
+      <w:r>
+        <w:rPr>
+          <w:rFonts w:ascii="Lotuss Smart TX" w:hAnsi="Lotuss Smart TX" w:cs="Lotuss Smart TX" w:hint="cs"/>
+          <w:sz w:val="18"/>
+          <w:szCs w:val="18"/>
+          <w:cs/>
+          <w:lang w:val="en-US" w:bidi="th-TH"/>
+        </w:rPr>
+        <w:t xml:space="preserve"> ใช้</w:t>
+      </w:r>
+      <w:r>
+        <w:rPr>
+          <w:rFonts w:ascii="Lotuss Smart TX" w:hAnsi="Lotuss Smart TX" w:cs="Lotuss Smart TX" w:hint="cs"/>
+          <w:sz w:val="18"/>
+          <w:szCs w:val="18"/>
+          <w:cs/>
+          <w:lang w:val="en-US" w:bidi="th-TH"/>
+        </w:rPr>
+        <w:t>เป็นเอกสารประกอบการเบิกค่าใช้จ่ายเพิ่มเติม</w:t>
+      </w:r>
+    </w:p>
+    <w:p>
+      <w:pPr>
+        <w:spacing w:after="0"/>
+        <w:rPr>
+          <w:rFonts w:ascii="Lotuss Smart TX" w:hAnsi="Lotuss Smart TX" w:cs="Lotuss Smart TX"/>
+          <w:sz w:val="18"/>
+          <w:szCs w:val="18"/>
+          <w:lang w:val="en-US" w:bidi="th-TH"/>
+        </w:rPr>
+      </w:pPr>
+      <w:r>
+        <w:rPr>
+          <w:rFonts w:ascii="Lotuss Smart TX" w:hAnsi="Lotuss Smart TX" w:cs="Lotuss Smart TX"/>
+          <w:sz w:val="18"/>
+          <w:szCs w:val="18"/>
+          <w:cs/>
+          <w:lang w:val="en-US" w:bidi="th-TH"/>
+        </w:rPr>
+        <w:t>- กรณีไม่มีสำเนา</w:t>
+      </w:r>
+      <w:r>
+        <w:rPr>
+          <w:rFonts w:ascii="Lotuss Smart TX" w:hAnsi="Lotuss Smart TX" w:cs="Lotuss Smart TX" w:hint="cs"/>
+          <w:sz w:val="18"/>
+          <w:szCs w:val="18"/>
+          <w:cs/>
+          <w:lang w:val="en-US" w:bidi="th-TH"/>
+        </w:rPr>
+        <w:t>เอกสาร</w:t>
+      </w:r>
+      <w:r>
+        <w:rPr>
+          <w:rFonts w:ascii="Lotuss Smart TX" w:hAnsi="Lotuss Smart TX" w:cs="Lotuss Smart TX"/>
+          <w:sz w:val="18"/>
+          <w:szCs w:val="18"/>
+          <w:cs/>
+          <w:lang w:val="en-US" w:bidi="th-TH"/>
+        </w:rPr>
+        <w:t xml:space="preserve">เลย  </w:t>
+      </w:r>
+      <w:r>
+        <w:rPr>
+          <w:rFonts w:ascii="Lotuss Smart TX" w:hAnsi="Lotuss Smart TX" w:cs="Lotuss Smart TX" w:hint="cs"/>
+          <w:sz w:val="18"/>
+          <w:szCs w:val="18"/>
+          <w:cs/>
+          <w:lang w:val="en-US" w:bidi="th-TH"/>
+        </w:rPr>
+        <w:t xml:space="preserve">ให้ </w:t>
+      </w:r>
+      <w:r>
+        <w:rPr>
+          <w:rFonts w:ascii="Lotuss Smart TX" w:hAnsi="Lotuss Smart TX" w:cs="Lotuss Smart TX"/>
+          <w:sz w:val="18"/>
+          <w:szCs w:val="18"/>
+          <w:lang w:val="en-US" w:bidi="th-TH"/>
+        </w:rPr>
+        <w:t>Print</w:t>
+      </w:r>
+      <w:r>
+        <w:rPr>
+          <w:rFonts w:ascii="Lotuss Smart TX" w:hAnsi="Lotuss Smart TX" w:cs="Lotuss Smart TX" w:hint="cs"/>
+          <w:sz w:val="18"/>
+          <w:szCs w:val="18"/>
+          <w:cs/>
+          <w:lang w:val="en-US" w:bidi="th-TH"/>
+        </w:rPr>
+        <w:t xml:space="preserve"> </w:t>
+      </w:r>
+      <w:r>
+        <w:rPr>
+          <w:rFonts w:ascii="Lotuss Smart TX" w:hAnsi="Lotuss Smart TX" w:cs="Lotuss Smart TX"/>
+          <w:sz w:val="18"/>
+          <w:szCs w:val="18"/>
+          <w:cs/>
+          <w:lang w:val="en-US" w:bidi="th-TH"/>
+        </w:rPr>
+        <w:t xml:space="preserve">ราคาน้ำมันจาก </w:t>
+      </w:r>
+      <w:r>
+        <w:rPr>
+          <w:rFonts w:ascii="Lotuss Smart TX" w:hAnsi="Lotuss Smart TX" w:cs="Lotuss Smart TX"/>
+          <w:sz w:val="18"/>
+          <w:szCs w:val="18"/>
+          <w:lang w:val="en-US" w:bidi="th-TH"/>
+        </w:rPr>
+        <w:t>web</w:t>
+      </w:r>
+      <w:r>
+        <w:rPr>
+          <w:rFonts w:ascii="Lotuss Smart TX" w:hAnsi="Lotuss Smart TX" w:cs="Lotuss Smart TX"/>
+          <w:sz w:val="18"/>
+          <w:szCs w:val="18"/>
+          <w:lang w:val="en-US" w:bidi="th-TH"/>
+        </w:rPr>
+        <w:t xml:space="preserve">site </w:t>
+      </w:r>
+      <w:r>
+        <w:rPr>
+          <w:rFonts w:ascii="Lotuss Smart TX" w:hAnsi="Lotuss Smart TX" w:cs="Lotuss Smart TX"/>
+          <w:sz w:val="18"/>
+          <w:szCs w:val="18"/>
+          <w:cs/>
+          <w:lang w:val="en-US" w:bidi="th-TH"/>
+        </w:rPr>
+        <w:t>ปตท</w:t>
+      </w:r>
+      <w:r>
+        <w:rPr>
+          <w:rFonts w:ascii="Lotuss Smart TX" w:hAnsi="Lotuss Smart TX" w:cs="Lotuss Smart TX" w:hint="cs"/>
+          <w:sz w:val="18"/>
+          <w:szCs w:val="18"/>
+          <w:cs/>
+          <w:lang w:val="en-US" w:bidi="th-TH"/>
+        </w:rPr>
+        <w:t>.</w:t>
+      </w:r>
+      <w:r>
+        <w:rPr>
+          <w:rFonts w:ascii="Lotuss Smart TX" w:hAnsi="Lotuss Smart TX" w:cs="Lotuss Smart TX"/>
+          <w:sz w:val="18"/>
+          <w:szCs w:val="18"/>
+          <w:cs/>
+          <w:lang w:val="en-US" w:bidi="th-TH"/>
+        </w:rPr>
+        <w:t xml:space="preserve"> เลือกช่วงวันที่และประเภทน้ำมันที่ใช้  </w:t>
+      </w:r>
+      <w:r>
+        <w:rPr>
+          <w:rFonts w:ascii="Lotuss Smart TX" w:hAnsi="Lotuss Smart TX" w:cs="Lotuss Smart TX" w:hint="cs"/>
+          <w:sz w:val="18"/>
+          <w:szCs w:val="18"/>
+          <w:cs/>
+          <w:lang w:val="en-US" w:bidi="th-TH"/>
+        </w:rPr>
+        <w:t>ระบุ</w:t>
+      </w:r>
+      <w:r>
+        <w:rPr>
+          <w:rFonts w:ascii="Lotuss Smart TX" w:hAnsi="Lotuss Smart TX" w:cs="Lotuss Smart TX" w:hint="cs"/>
+          <w:sz w:val="18"/>
+          <w:szCs w:val="18"/>
+          <w:cs/>
+          <w:lang w:val="en-US" w:bidi="th-TH"/>
+        </w:rPr>
+        <w:t>เหตุผล</w:t>
+      </w:r>
+      <w:r>
+        <w:rPr>
+          <w:rFonts w:ascii="Lotuss Smart TX" w:hAnsi="Lotuss Smart TX" w:cs="Lotuss Smart TX"/>
+          <w:sz w:val="18"/>
+          <w:szCs w:val="18"/>
+          <w:cs/>
+          <w:lang w:val="en-US" w:bidi="th-TH"/>
+        </w:rPr>
+        <w:t xml:space="preserve">เอกสารสูญหาย </w:t>
+      </w:r>
+      <w:r>
+        <w:rPr>
+          <w:rFonts w:ascii="Lotuss Smart TX" w:hAnsi="Lotuss Smart TX" w:cs="Lotuss Smart TX" w:hint="cs"/>
+          <w:sz w:val="18"/>
+          <w:szCs w:val="18"/>
+          <w:cs/>
+          <w:lang w:val="en-US" w:bidi="th-TH"/>
+        </w:rPr>
+        <w:t>และ</w:t>
+      </w:r>
+      <w:r>
+        <w:rPr>
+          <w:rFonts w:ascii="Lotuss Smart TX" w:hAnsi="Lotuss Smart TX" w:cs="Lotuss Smart TX"/>
+          <w:sz w:val="18"/>
+          <w:szCs w:val="18"/>
+          <w:cs/>
+          <w:lang w:val="en-US" w:bidi="th-TH"/>
+        </w:rPr>
+        <w:t xml:space="preserve">ให้ </w:t>
+      </w:r>
+      <w:r>
+        <w:rPr>
+          <w:rFonts w:ascii="Lotuss Smart TX" w:hAnsi="Lotuss Smart TX" w:cs="Lotuss Smart TX"/>
+          <w:sz w:val="18"/>
+          <w:szCs w:val="18"/>
+          <w:lang w:val="en-US" w:bidi="th-TH"/>
+        </w:rPr>
+        <w:t xml:space="preserve">Line Manager (Senior Manager up) </w:t>
+      </w:r>
+      <w:r>
+        <w:rPr>
+          <w:rFonts w:ascii="Lotuss Smart TX" w:hAnsi="Lotuss Smart TX" w:cs="Lotuss Smart TX" w:hint="cs"/>
+          <w:sz w:val="18"/>
+          <w:szCs w:val="18"/>
+          <w:cs/>
+          <w:lang w:val="en-US" w:bidi="th-TH"/>
+        </w:rPr>
+        <w:t>เซ็นชื่อรับทราบ ใช้เป็นเอกสารประกอบการเบิกค่าใช้จ่ายเพิ่มเติม</w:t>
+      </w:r>
+    </w:p>
+    <w:p>
+      <w:pPr>
+        <w:spacing w:after="0"/>
+        <w:rPr>
+          <w:rFonts w:ascii="Lotuss Smart TX" w:hAnsi="Lotuss Smart TX" w:cs="Lotuss Smart TX"/>
+          <w:sz w:val="18"/>
+          <w:szCs w:val="18"/>
+          <w:lang w:val="en-US" w:bidi="th-TH"/>
+        </w:rPr>
+      </w:pPr>
+    </w:p>
+    <w:p>
+      <w:pPr>
+        <w:spacing w:after="0"/>
+        <w:rPr>
+          <w:rFonts w:ascii="Lotuss Smart TX" w:hAnsi="Lotuss Smart TX" w:cs="Lotuss Smart TX"/>
+          <w:b/>
+          <w:bCs/>
+          <w:sz w:val="18"/>
+          <w:szCs w:val="18"/>
+          <w:cs/>
           <w:lang w:val="en-US" w:bidi="th-TH"/>
         </w:rPr>
       </w:pPr>
@@ -23108,7 +26573,18 @@
           <w:cs/>
           <w:lang w:val="en-US" w:bidi="th-TH"/>
         </w:rPr>
-        <w:t>เอกสารประกอบที่ต้องใช้ประกอบ</w:t>
+        <w:t xml:space="preserve">หากวันที่พนักงานขอเบิกค่าใช้จ่าย และค่าใช้จ่ายมีระยะเวลาเกินกว่า </w:t>
+      </w:r>
+      <w:r>
+        <w:rPr>
+          <w:rFonts w:ascii="Lotuss Smart TX" w:hAnsi="Lotuss Smart TX" w:cs="Lotuss Smart TX"/>
+          <w:b/>
+          <w:bCs/>
+          <w:sz w:val="18"/>
+          <w:szCs w:val="18"/>
+          <w:lang w:val="en-US" w:bidi="th-TH"/>
+        </w:rPr>
+        <w:t xml:space="preserve">30 </w:t>
       </w:r>
       <w:r>
         <w:rPr>
@@ -23120,7 +26596,7 @@
           <w:cs/>
           <w:lang w:val="en-US" w:bidi="th-TH"/>
         </w:rPr>
-        <w:t>การเบิก</w:t>
+        <w:t>วันนับจากวันที่</w:t>
       </w:r>
       <w:r>
         <w:rPr>
@@ -23132,7 +26608,7 @@
           <w:cs/>
           <w:lang w:val="en-US" w:bidi="th-TH"/>
         </w:rPr>
-        <w:t>ค่าใช้จ่าย</w:t>
+        <w:t xml:space="preserve">บนใบเสร็จรับเงิน หรือวันที่บนใบกำกับภาษี </w:t>
       </w:r>
       <w:r>
         <w:rPr>
@@ -23144,7 +26620,42 @@
           <w:cs/>
           <w:lang w:val="en-US" w:bidi="th-TH"/>
         </w:rPr>
-        <w:t>พนักงาน ที่เกิดจากการ</w:t>
+        <w:t>จะไม่สามารถเบิกค่าใช้จ่ายได้</w:t>
+      </w:r>
+    </w:p>
+    <w:p>
+      <w:pPr>
+        <w:spacing w:after="0"/>
+        <w:rPr>
+          <w:rFonts w:ascii="Lotuss Smart TX" w:hAnsi="Lotuss Smart TX" w:cs="Lotuss Smart TX"/>
+          <w:sz w:val="18"/>
+          <w:szCs w:val="18"/>
+          <w:lang w:val="en-US"/>
+        </w:rPr>
+      </w:pPr>
+    </w:p>
+    <w:p>
+      <w:pPr>
+        <w:spacing w:after="0"/>
+        <w:rPr>
+          <w:rFonts w:ascii="Lotuss Smart TX" w:hAnsi="Lotuss Smart TX" w:cs="Lotuss Smart TX"/>
+          <w:b/>
+          <w:bCs/>
+          <w:sz w:val="18"/>
+          <w:szCs w:val="18"/>
+          <w:lang w:val="en-US" w:bidi="th-TH"/>
+        </w:rPr>
+      </w:pPr>
+      <w:r>
+        <w:rPr>
+          <w:rFonts w:ascii="Lotuss Smart TX" w:hAnsi="Lotuss Smart TX" w:cs="Lotuss Smart TX"/>
+          <w:b/>
+          <w:bCs/>
+          <w:sz w:val="18"/>
+          <w:szCs w:val="18"/>
+          <w:lang w:val="en-US" w:bidi="th-TH"/>
+        </w:rPr>
+        <w:t xml:space="preserve"># </w:t>
       </w:r>
       <w:r>
         <w:rPr>
@@ -23156,48 +26667,125 @@
           <w:cs/>
           <w:lang w:val="en-US" w:bidi="th-TH"/>
         </w:rPr>
-        <w:t>ในการเดินทาง</w:t>
-      </w:r>
-    </w:p>
-    <w:p>
-      <w:pPr>
-        <w:spacing w:after="0"/>
-        <w:rPr>
-          <w:rFonts w:ascii="Lotuss Smart TX" w:hAnsi="Lotuss Smart TX" w:cs="Lotuss Smart TX"/>
-          <w:sz w:val="18"/>
-          <w:szCs w:val="18"/>
-          <w:lang w:val="en-US"/>
-        </w:rPr>
-      </w:pPr>
+        <w:t xml:space="preserve">การสำรองเงินจ่ายให้กับคู่ค้า </w:t>
+      </w:r>
+      <w:r>
+        <w:rPr>
+          <w:rFonts w:ascii="Lotuss Smart TX" w:hAnsi="Lotuss Smart TX" w:cs="Lotuss Smart TX"/>
+          <w:b/>
+          <w:bCs/>
+          <w:sz w:val="18"/>
+          <w:szCs w:val="18"/>
+          <w:lang w:val="en-US" w:bidi="th-TH"/>
+        </w:rPr>
+        <w:t xml:space="preserve">vendor </w:t>
+      </w:r>
       <w:r>
         <w:rPr>
           <w:rFonts w:ascii="Lotuss Smart TX" w:hAnsi="Lotuss Smart TX" w:cs="Lotuss Smart TX" w:hint="cs"/>
-          <w:sz w:val="18"/>
-          <w:szCs w:val="18"/>
-          <w:cs/>
-          <w:lang w:val="en-US" w:bidi="th-TH"/>
-        </w:rPr>
-        <w:t>เอกสารประกอบสำหรับการเบิก</w:t>
-      </w:r>
-      <w:r>
-        <w:rPr>
-          <w:rFonts w:ascii="Lotuss Smart TX" w:hAnsi="Lotuss Smart TX" w:cs="Lotuss Smart TX"/>
-          <w:sz w:val="18"/>
-          <w:szCs w:val="18"/>
-          <w:cs/>
-          <w:lang w:val="en-US" w:bidi="th-TH"/>
-        </w:rPr>
-        <w:t>ค่าใช้จ่ายในการเดินทาง</w:t>
-      </w:r>
-    </w:p>
-    <w:p>
-      <w:pPr>
-        <w:spacing w:after="0"/>
-        <w:rPr>
-          <w:rFonts w:ascii="Lotuss Smart TX" w:hAnsi="Lotuss Smart TX" w:cs="Lotuss Smart TX"/>
-          <w:sz w:val="18"/>
-          <w:szCs w:val="18"/>
-          <w:lang w:val="en-US"/>
+          <w:b/>
+          <w:bCs/>
+          <w:sz w:val="18"/>
+          <w:szCs w:val="18"/>
+          <w:cs/>
+          <w:lang w:val="en-US" w:bidi="th-TH"/>
+        </w:rPr>
+        <w:t>ที่มีรายชื่ออยู่ในระบบ</w:t>
+      </w:r>
+      <w:r>
+        <w:rPr>
+          <w:rFonts w:ascii="Lotuss Smart TX" w:hAnsi="Lotuss Smart TX" w:cs="Lotuss Smart TX" w:hint="cs"/>
+          <w:b/>
+          <w:bCs/>
+          <w:sz w:val="18"/>
+          <w:szCs w:val="18"/>
+          <w:cs/>
+          <w:lang w:val="en-US" w:bidi="th-TH"/>
+        </w:rPr>
+        <w:t>ของจัดซื้อ จะไม่สามารถเอามาเบิกเป็นค่าใช้จ่าย</w:t>
+      </w:r>
+      <w:r>
+        <w:rPr>
+          <w:rFonts w:ascii="Lotuss Smart TX" w:hAnsi="Lotuss Smart TX" w:cs="Lotuss Smart TX" w:hint="cs"/>
+          <w:b/>
+          <w:bCs/>
+          <w:sz w:val="18"/>
+          <w:szCs w:val="18"/>
+          <w:cs/>
+          <w:lang w:val="en-US" w:bidi="th-TH"/>
+        </w:rPr>
+        <w:t>พนักงานได้</w:t>
+      </w:r>
+      <w:r>
+        <w:rPr>
+          <w:rFonts w:ascii="Lotuss Smart TX" w:hAnsi="Lotuss Smart TX" w:cs="Lotuss Smart TX" w:hint="cs"/>
+          <w:b/>
+          <w:bCs/>
+          <w:sz w:val="18"/>
+          <w:szCs w:val="18"/>
+          <w:cs/>
+          <w:lang w:val="en-US" w:bidi="th-TH"/>
+        </w:rPr>
+        <w:t xml:space="preserve"> เนื่องจากเป็นการทำผิดขั้นตอน</w:t>
+      </w:r>
+    </w:p>
+    <w:p>
+      <w:pPr>
+        <w:spacing w:after="0"/>
+        <w:rPr>
+          <w:rFonts w:ascii="Lotuss Smart TX" w:hAnsi="Lotuss Smart TX" w:cs="Lotuss Smart TX"/>
+          <w:b/>
+          <w:bCs/>
+          <w:sz w:val="18"/>
+          <w:szCs w:val="18"/>
+          <w:lang w:val="en-US" w:bidi="th-TH"/>
+        </w:rPr>
+      </w:pPr>
+    </w:p>
+    <w:p>
+      <w:pPr>
+        <w:spacing w:after="0"/>
+        <w:rPr>
+          <w:rFonts w:ascii="Lotuss Smart TX" w:hAnsi="Lotuss Smart TX" w:cs="Lotuss Smart TX"/>
+          <w:b/>
+          <w:bCs/>
+          <w:sz w:val="18"/>
+          <w:szCs w:val="18"/>
+          <w:lang w:val="en-US" w:bidi="th-TH"/>
+        </w:rPr>
+      </w:pPr>
+      <w:r>
+        <w:rPr>
+          <w:rFonts w:ascii="Lotuss Smart TX" w:hAnsi="Lotuss Smart TX" w:cs="Lotuss Smart TX"/>
+          <w:b/>
+          <w:bCs/>
+          <w:sz w:val="18"/>
+          <w:szCs w:val="18"/>
+          <w:lang w:val="en-US" w:bidi="th-TH"/>
+        </w:rPr>
+        <w:t xml:space="preserve"># </w:t>
+      </w:r>
+      <w:r>
+        <w:rPr>
+          <w:rFonts w:ascii="Lotuss Smart TX" w:hAnsi="Lotuss Smart TX" w:cs="Lotuss Smart TX" w:hint="cs"/>
+          <w:b/>
+          <w:bCs/>
+          <w:sz w:val="18"/>
+          <w:szCs w:val="18"/>
+          <w:cs/>
+          <w:lang w:val="en-US" w:bidi="th-TH"/>
+        </w:rPr>
+        <w:t>เอกสารประกอบการเบิกค่าใช้จ่ายพนักงานที่เป็นบิลเงินสด ต้องมีข้อมูลครบถ้วน ดังนี้</w:t>
+      </w:r>
+    </w:p>
+    <w:p>
+      <w:pPr>
+        <w:spacing w:after="0"/>
+        <w:rPr>
+          <w:rFonts w:ascii="Lotuss Smart TX" w:hAnsi="Lotuss Smart TX" w:cs="Lotuss Smart TX"/>
+          <w:sz w:val="18"/>
+          <w:szCs w:val="18"/>
+          <w:lang w:val="en-US" w:bidi="th-TH"/>
         </w:rPr>
       </w:pPr>
       <w:r>
@@ -23217,57 +26805,76 @@
           <w:cs/>
           <w:lang w:val="en-US" w:bidi="th-TH"/>
         </w:rPr>
-        <w:t xml:space="preserve">ต้นฉบับใบเสร็จรับเงินและต้นฉบับใบกำกับภาษีที่ระบุชื่อบริษัท (ถ้ามี) พร้อมสำเนาใบกำกับภาษีหนึ่งฉบับ </w:t>
-      </w:r>
-    </w:p>
-    <w:p>
-      <w:pPr>
-        <w:spacing w:after="0"/>
-        <w:rPr>
-          <w:rFonts w:ascii="Lotuss Smart TX" w:hAnsi="Lotuss Smart TX" w:cs="Lotuss Smart TX"/>
-          <w:sz w:val="18"/>
-          <w:szCs w:val="18"/>
-          <w:lang w:val="en-US"/>
-        </w:rPr>
-      </w:pPr>
-      <w:r>
-        <w:rPr>
-          <w:rFonts w:ascii="Lotuss Smart TX" w:hAnsi="Lotuss Smart TX" w:cs="Lotuss Smart TX"/>
-          <w:sz w:val="18"/>
-          <w:szCs w:val="18"/>
-          <w:cs/>
-          <w:lang w:val="en-US" w:bidi="th-TH"/>
-        </w:rPr>
-        <w:t xml:space="preserve">หมายเหตุ : ยกเว้นค่าใช้จ่ายที่โดยธรรมเนียมปฏิบัติปกติของธุรกิจไม่มีการออกใบเสร็จรับเงิน/ใบกำกับภาษี เช่น ค่า </w:t>
-      </w:r>
-      <w:r>
-        <w:rPr>
-          <w:rFonts w:ascii="Lotuss Smart TX" w:hAnsi="Lotuss Smart TX" w:cs="Lotuss Smart TX"/>
-          <w:sz w:val="18"/>
-          <w:szCs w:val="18"/>
-          <w:lang w:val="en-US"/>
-        </w:rPr>
-        <w:t xml:space="preserve">taxi </w:t>
-      </w:r>
-      <w:r>
-        <w:rPr>
-          <w:rFonts w:ascii="Lotuss Smart TX" w:hAnsi="Lotuss Smart TX" w:cs="Lotuss Smart TX"/>
-          <w:sz w:val="18"/>
-          <w:szCs w:val="18"/>
-          <w:cs/>
-          <w:lang w:val="en-US" w:bidi="th-TH"/>
-        </w:rPr>
-        <w:t xml:space="preserve">สำหรับการเดินทางในประเทศ หรือกรณีการออกใบเสร็จรับเงินโดยไม่ได้ระบุชื่อ เช่น ค่าทางด่วน ค่าที่จอดรถ </w:t>
-      </w:r>
-    </w:p>
-    <w:p>
-      <w:pPr>
-        <w:spacing w:after="0"/>
-        <w:rPr>
-          <w:rFonts w:ascii="Lotuss Smart TX" w:hAnsi="Lotuss Smart TX" w:cs="Lotuss Smart TX"/>
-          <w:sz w:val="18"/>
-          <w:szCs w:val="18"/>
-          <w:lang w:val="en-US"/>
+        <w:t xml:space="preserve">ชื่อ ที่อยู่ </w:t>
+      </w:r>
+      <w:r>
+        <w:rPr>
+          <w:rFonts w:ascii="Lotuss Smart TX" w:hAnsi="Lotuss Smart TX" w:cs="Lotuss Smart TX"/>
+          <w:sz w:val="18"/>
+          <w:szCs w:val="18"/>
+          <w:lang w:val="en-US" w:bidi="th-TH"/>
+        </w:rPr>
+        <w:t xml:space="preserve">Tax ID </w:t>
+      </w:r>
+      <w:r>
+        <w:rPr>
+          <w:rFonts w:ascii="Lotuss Smart TX" w:hAnsi="Lotuss Smart TX" w:cs="Lotuss Smart TX" w:hint="cs"/>
+          <w:sz w:val="18"/>
+          <w:szCs w:val="18"/>
+          <w:cs/>
+          <w:lang w:val="en-US" w:bidi="th-TH"/>
+        </w:rPr>
+        <w:t>ของ</w:t>
+      </w:r>
+      <w:r>
+        <w:rPr>
+          <w:rFonts w:ascii="Lotuss Smart TX" w:hAnsi="Lotuss Smart TX" w:cs="Lotuss Smart TX"/>
+          <w:sz w:val="18"/>
+          <w:szCs w:val="18"/>
+          <w:cs/>
+          <w:lang w:val="en-US" w:bidi="th-TH"/>
+        </w:rPr>
+        <w:t>บริษัท</w:t>
+      </w:r>
+    </w:p>
+    <w:p>
+      <w:pPr>
+        <w:spacing w:after="0"/>
+        <w:rPr>
+          <w:rFonts w:ascii="Lotuss Smart TX" w:hAnsi="Lotuss Smart TX" w:cs="Lotuss Smart TX"/>
+          <w:sz w:val="18"/>
+          <w:szCs w:val="18"/>
+          <w:lang w:val="en-US" w:bidi="th-TH"/>
+        </w:rPr>
+      </w:pPr>
+      <w:r>
+        <w:rPr>
+          <w:rFonts w:ascii="Lotuss Smart TX" w:hAnsi="Lotuss Smart TX" w:cs="Lotuss Smart TX"/>
+          <w:sz w:val="18"/>
+          <w:szCs w:val="18"/>
+          <w:lang w:val="en-US" w:bidi="th-TH"/>
+        </w:rPr>
+        <w:t>-</w:t>
+      </w:r>
+      <w:r>
+        <w:rPr>
+          <w:rFonts w:ascii="Lotuss Smart TX" w:hAnsi="Lotuss Smart TX" w:cs="Lotuss Smart TX"/>
+          <w:sz w:val="18"/>
+          <w:szCs w:val="18"/>
+          <w:cs/>
+          <w:lang w:val="en-US" w:bidi="th-TH"/>
+        </w:rPr>
+        <w:t xml:space="preserve"> ชื่อ ที่อยู่ ของผู้ขาย</w:t>
+      </w:r>
+    </w:p>
+    <w:p>
+      <w:pPr>
+        <w:spacing w:after="0"/>
+        <w:rPr>
+          <w:rFonts w:ascii="Lotuss Smart TX" w:hAnsi="Lotuss Smart TX" w:cs="Lotuss Smart TX"/>
+          <w:sz w:val="18"/>
+          <w:szCs w:val="18"/>
+          <w:lang w:val="en-US" w:bidi="th-TH"/>
         </w:rPr>
       </w:pPr>
       <w:r>
@@ -23284,23 +26891,222 @@
           <w:rFonts w:ascii="Lotuss Smart TX" w:hAnsi="Lotuss Smart TX" w:cs="Lotuss Smart TX"/>
           <w:sz w:val="18"/>
           <w:szCs w:val="18"/>
-          <w:lang w:val="en-US"/>
-        </w:rPr>
-        <w:t xml:space="preserve">Mileage </w:t>
-      </w:r>
-      <w:r>
-        <w:rPr>
-          <w:rFonts w:ascii="Lotuss Smart TX" w:hAnsi="Lotuss Smart TX" w:cs="Lotuss Smart TX"/>
-          <w:sz w:val="18"/>
-          <w:szCs w:val="18"/>
-          <w:cs/>
-          <w:lang w:val="en-US" w:bidi="th-TH"/>
-        </w:rPr>
-        <w:t>ที่เกิดจากการใช้พาหนะส่วนตัวในการเดินทางเพื่อธุรกิจ</w:t>
-      </w:r>
-      <w:r>
-        <w:rPr>
-          <w:rFonts w:ascii="Lotuss Smart TX" w:hAnsi="Lotuss Smart TX" w:cs="Lotuss Smart TX"/>
+          <w:cs/>
+          <w:lang w:val="en-US" w:bidi="th-TH"/>
+        </w:rPr>
+        <w:t>วันที่ซื้อสินค้าและบริการ</w:t>
+      </w:r>
+      <w:r>
+        <w:rPr>
+          <w:rFonts w:ascii="Lotuss Smart TX" w:hAnsi="Lotuss Smart TX" w:cs="Lotuss Smart TX" w:hint="cs"/>
+          <w:sz w:val="18"/>
+          <w:szCs w:val="18"/>
+          <w:cs/>
+          <w:lang w:val="en-US" w:bidi="th-TH"/>
+        </w:rPr>
+        <w:t xml:space="preserve"> รายละเอียดสินค้าและบริการ</w:t>
+      </w:r>
+    </w:p>
+    <w:p>
+      <w:pPr>
+        <w:spacing w:after="0"/>
+        <w:rPr>
+          <w:rFonts w:ascii="Lotuss Smart TX" w:hAnsi="Lotuss Smart TX" w:cs="Lotuss Smart TX"/>
+          <w:sz w:val="18"/>
+          <w:szCs w:val="18"/>
+          <w:lang w:val="en-US" w:bidi="th-TH"/>
+        </w:rPr>
+      </w:pPr>
+      <w:r>
+        <w:rPr>
+          <w:rFonts w:ascii="Lotuss Smart TX" w:hAnsi="Lotuss Smart TX" w:cs="Lotuss Smart TX"/>
+          <w:sz w:val="18"/>
+          <w:szCs w:val="18"/>
+          <w:lang w:val="en-US" w:bidi="th-TH"/>
+        </w:rPr>
+        <w:t xml:space="preserve">- </w:t>
+      </w:r>
+      <w:r>
+        <w:rPr>
+          <w:rFonts w:ascii="Lotuss Smart TX" w:hAnsi="Lotuss Smart TX" w:cs="Lotuss Smart TX"/>
+          <w:sz w:val="18"/>
+          <w:szCs w:val="18"/>
+          <w:cs/>
+          <w:lang w:val="en-US" w:bidi="th-TH"/>
+        </w:rPr>
+        <w:t>ลายเซ็นต์ผู้รับเงิน</w:t>
+      </w:r>
+    </w:p>
+    <w:p>
+      <w:pPr>
+        <w:spacing w:after="0"/>
+        <w:rPr>
+          <w:rFonts w:ascii="Lotuss Smart TX" w:hAnsi="Lotuss Smart TX" w:cs="Lotuss Smart TX"/>
+          <w:sz w:val="18"/>
+          <w:szCs w:val="18"/>
+          <w:lang w:val="en-US" w:bidi="th-TH"/>
+        </w:rPr>
+      </w:pPr>
+    </w:p>
+    <w:p>
+      <w:pPr>
+        <w:spacing w:after="0"/>
+        <w:rPr>
+          <w:rFonts w:ascii="Lotuss Smart TX" w:hAnsi="Lotuss Smart TX" w:cs="Lotuss Smart TX"/>
+          <w:b/>
+          <w:bCs/>
+          <w:sz w:val="18"/>
+          <w:szCs w:val="18"/>
+          <w:lang w:val="en-US" w:bidi="th-TH"/>
+        </w:rPr>
+      </w:pPr>
+      <w:r>
+        <w:rPr>
+          <w:rFonts w:ascii="Lotuss Smart TX" w:hAnsi="Lotuss Smart TX" w:cs="Lotuss Smart TX"/>
+          <w:b/>
+          <w:bCs/>
+          <w:sz w:val="18"/>
+          <w:szCs w:val="18"/>
+          <w:lang w:val="en-US" w:bidi="th-TH"/>
+        </w:rPr>
+        <w:t xml:space="preserve"># </w:t>
+      </w:r>
+      <w:r>
+        <w:rPr>
+          <w:rFonts w:ascii="Lotuss Smart TX" w:hAnsi="Lotuss Smart TX" w:cs="Lotuss Smart TX" w:hint="cs"/>
+          <w:b/>
+          <w:bCs/>
+          <w:sz w:val="18"/>
+          <w:szCs w:val="18"/>
+          <w:cs/>
+          <w:lang w:val="en-US" w:bidi="th-TH"/>
+        </w:rPr>
+        <w:t>กรณีเร่งด่ว</w:t>
+      </w:r>
+      <w:r>
+        <w:rPr>
+          <w:rFonts w:ascii="Lotuss Smart TX" w:hAnsi="Lotuss Smart TX" w:cs="Lotuss Smart TX" w:hint="cs"/>
+          <w:b/>
+          <w:bCs/>
+          <w:sz w:val="18"/>
+          <w:szCs w:val="18"/>
+          <w:cs/>
+          <w:lang w:val="en-US" w:bidi="th-TH"/>
+        </w:rPr>
+        <w:t>น</w:t>
+      </w:r>
+      <w:r>
+        <w:rPr>
+          <w:rFonts w:ascii="Lotuss Smart TX" w:hAnsi="Lotuss Smart TX" w:cs="Lotuss Smart TX" w:hint="cs"/>
+          <w:b/>
+          <w:bCs/>
+          <w:sz w:val="18"/>
+          <w:szCs w:val="18"/>
+          <w:cs/>
+          <w:lang w:val="en-US" w:bidi="th-TH"/>
+        </w:rPr>
+        <w:t xml:space="preserve"> ต้องใช้สินค้าเร่งด่วน เปิด </w:t>
+      </w:r>
+      <w:r>
+        <w:rPr>
+          <w:rFonts w:ascii="Lotuss Smart TX" w:hAnsi="Lotuss Smart TX" w:cs="Lotuss Smart TX"/>
+          <w:b/>
+          <w:bCs/>
+          <w:sz w:val="18"/>
+          <w:szCs w:val="18"/>
+          <w:lang w:val="en-US" w:bidi="th-TH"/>
+        </w:rPr>
+        <w:t xml:space="preserve">PR/PO </w:t>
+      </w:r>
+      <w:r>
+        <w:rPr>
+          <w:rFonts w:ascii="Lotuss Smart TX" w:hAnsi="Lotuss Smart TX" w:cs="Lotuss Smart TX" w:hint="cs"/>
+          <w:b/>
+          <w:bCs/>
+          <w:sz w:val="18"/>
+          <w:szCs w:val="18"/>
+          <w:cs/>
+          <w:lang w:val="en-US" w:bidi="th-TH"/>
+        </w:rPr>
+        <w:t>ผ่านระบบไม่ทัน และ</w:t>
+      </w:r>
+      <w:r>
+        <w:rPr>
+          <w:rFonts w:ascii="Lotuss Smart TX" w:hAnsi="Lotuss Smart TX" w:cs="Lotuss Smart TX" w:hint="cs"/>
+          <w:b/>
+          <w:bCs/>
+          <w:sz w:val="18"/>
+          <w:szCs w:val="18"/>
+          <w:cs/>
+          <w:lang w:val="en-US" w:bidi="th-TH"/>
+        </w:rPr>
+        <w:t>สำรองเงินไปก่อน จะไม่สามารถเบิกค่าใช้จ่ายพนักงานได้ เนื่องจากเป็นการทำผิดขั้นตอน</w:t>
+      </w:r>
+      <w:r>
+        <w:rPr>
+          <w:rFonts w:ascii="Lotuss Smart TX" w:hAnsi="Lotuss Smart TX" w:cs="Lotuss Smart TX" w:hint="cs"/>
+          <w:b/>
+          <w:bCs/>
+          <w:sz w:val="18"/>
+          <w:szCs w:val="18"/>
+          <w:cs/>
+          <w:lang w:val="en-US" w:bidi="th-TH"/>
+        </w:rPr>
+        <w:t>และนโยบายบริษัท</w:t>
+      </w:r>
+    </w:p>
+    <w:p>
+      <w:pPr>
+        <w:spacing w:after="0"/>
+        <w:rPr>
+          <w:rFonts w:ascii="Lotuss Smart TX" w:hAnsi="Lotuss Smart TX" w:cs="Lotuss Smart TX"/>
+          <w:b/>
+          <w:bCs/>
+          <w:sz w:val="18"/>
+          <w:szCs w:val="18"/>
+          <w:lang w:val="en-US" w:bidi="th-TH"/>
+        </w:rPr>
+      </w:pPr>
+    </w:p>
+    <w:p>
+      <w:pPr>
+        <w:spacing w:after="0"/>
+        <w:rPr>
+          <w:rFonts w:ascii="Lotuss Smart TX" w:hAnsi="Lotuss Smart TX" w:cs="Browallia New" w:hint="cs"/>
+          <w:b/>
+          <w:bCs/>
+          <w:sz w:val="18"/>
+          <w:lang w:val="en-US" w:bidi="th-TH"/>
+        </w:rPr>
+      </w:pPr>
+      <w:r>
+        <w:rPr>
+          <w:rFonts w:ascii="Lotuss Smart TX" w:hAnsi="Lotuss Smart TX" w:cs="Lotuss Smart TX"/>
+          <w:b/>
+          <w:bCs/>
+          <w:sz w:val="18"/>
+          <w:szCs w:val="18"/>
+          <w:lang w:val="en-US" w:bidi="th-TH"/>
+        </w:rPr>
+        <w:t xml:space="preserve"># </w:t>
+      </w:r>
+      <w:r>
+        <w:rPr>
+          <w:rFonts w:ascii="Lotuss Smart TX" w:hAnsi="Lotuss Smart TX" w:cs="Lotuss Smart TX"/>
+          <w:b/>
+          <w:bCs/>
+          <w:sz w:val="18"/>
+          <w:szCs w:val="18"/>
+          <w:cs/>
+          <w:lang w:val="en-US"/>
+        </w:rPr>
+        <w:t>ที่อยู่ในการออกใบเสร็จรับเงิน/ใบกำกับภาษีของบริษัท</w:t>
+      </w:r>
+      <w:r>
+        <w:rPr>
+          <w:rFonts w:ascii="Lotuss Smart TX" w:hAnsi="Lotuss Smart TX" w:cs="Lotuss Smart TX"/>
+          <w:b/>
+          <w:bCs/>
           <w:sz w:val="18"/>
           <w:szCs w:val="18"/>
           <w:lang w:val="en-US" w:bidi="th-TH"/>
@@ -23309,1519 +27115,193 @@
       </w:r>
       <w:r>
         <w:rPr>
+          <w:rFonts w:ascii="Cambria" w:hAnsi="Cambria" w:cs="Cambria"/>
+          <w:b/>
+          <w:bCs/>
+          <w:sz w:val="18"/>
+          <w:szCs w:val="18"/>
+          <w:lang w:val="en-US" w:bidi="th-TH"/>
+        </w:rPr>
+        <w:t xml:space="preserve">CP </w:t>
+      </w:r>
+      <w:proofErr w:type="spellStart"/>
+      <w:r>
+        <w:rPr>
+          <w:rFonts w:ascii="Cambria" w:hAnsi="Cambria" w:cs="Cambria"/>
+          <w:b/>
+          <w:bCs/>
+          <w:sz w:val="18"/>
+          <w:szCs w:val="18"/>
+          <w:lang w:val="en-US" w:bidi="th-TH"/>
+        </w:rPr>
+        <w:t>Axtra</w:t>
+      </w:r>
+      <w:proofErr w:type="spellEnd"/>
+    </w:p>
+    <w:p>
+      <w:pPr>
+        <w:spacing w:after="0"/>
+        <w:rPr>
+          <w:rFonts w:ascii="Lotuss Smart TX" w:hAnsi="Lotuss Smart TX" w:cs="Lotuss Smart TX"/>
+          <w:sz w:val="18"/>
+          <w:szCs w:val="18"/>
+          <w:lang w:val="en-US" w:bidi="th-TH"/>
+        </w:rPr>
+      </w:pPr>
+      <w:r>
+        <w:rPr>
+          <w:rFonts w:ascii="Lotuss Smart TX" w:hAnsi="Lotuss Smart TX" w:cs="Lotuss Smart TX"/>
+          <w:sz w:val="18"/>
+          <w:szCs w:val="18"/>
+          <w:cs/>
+          <w:lang w:val="en-US"/>
+        </w:rPr>
+        <w:t>บริษัท ซีพี แอ็กซ์ตร้า จำกัด (มหาชน)</w:t>
+      </w:r>
+      <w:r>
+        <w:rPr>
+          <w:rFonts w:ascii="Lotuss Smart TX" w:hAnsi="Lotuss Smart TX" w:cs="Lotuss Smart TX"/>
+          <w:sz w:val="18"/>
+          <w:szCs w:val="18"/>
+          <w:lang w:val="en-US" w:bidi="th-TH"/>
+        </w:rPr>
+        <w:t xml:space="preserve"> </w:t>
+      </w:r>
+      <w:r>
+        <w:rPr>
+          <w:rFonts w:ascii="Cambria" w:hAnsi="Cambria" w:cs="Cambria"/>
+          <w:sz w:val="18"/>
+          <w:szCs w:val="18"/>
+          <w:lang w:val="en-US" w:bidi="th-TH"/>
+        </w:rPr>
+        <w:t> </w:t>
+      </w:r>
+      <w:r>
+        <w:rPr>
+          <w:rFonts w:ascii="Lotuss Smart TX" w:hAnsi="Lotuss Smart TX" w:cs="Lotuss Smart TX"/>
+          <w:sz w:val="18"/>
+          <w:szCs w:val="18"/>
+          <w:cs/>
+          <w:lang w:val="en-US"/>
+        </w:rPr>
+        <w:t xml:space="preserve">เลขที่ </w:t>
+      </w:r>
+      <w:r>
+        <w:rPr>
+          <w:rFonts w:ascii="Lotuss Smart TX" w:hAnsi="Lotuss Smart TX" w:cs="Lotuss Smart TX"/>
+          <w:sz w:val="18"/>
+          <w:szCs w:val="18"/>
+          <w:lang w:val="en-US" w:bidi="th-TH"/>
+        </w:rPr>
+        <w:t xml:space="preserve">1468 </w:t>
+      </w:r>
+      <w:r>
+        <w:rPr>
+          <w:rFonts w:ascii="Lotuss Smart TX" w:hAnsi="Lotuss Smart TX" w:cs="Lotuss Smart TX"/>
+          <w:sz w:val="18"/>
+          <w:szCs w:val="18"/>
+          <w:cs/>
+          <w:lang w:val="en-US"/>
+        </w:rPr>
+        <w:t>ถนนพัฒนาการ แขวงพัฒนาการ เขตสวนหลวง จังหวัด กรุงเทพมหานคร</w:t>
+      </w:r>
+      <w:r>
+        <w:rPr>
+          <w:rFonts w:ascii="Lotuss Smart TX" w:hAnsi="Lotuss Smart TX" w:cs="Lotuss Smart TX"/>
+          <w:sz w:val="18"/>
+          <w:szCs w:val="18"/>
+          <w:lang w:val="en-US" w:bidi="th-TH"/>
+        </w:rPr>
+        <w:t xml:space="preserve"> </w:t>
+      </w:r>
+      <w:r>
+        <w:rPr>
+          <w:rFonts w:ascii="Cambria" w:hAnsi="Cambria" w:cs="Cambria"/>
+          <w:sz w:val="18"/>
+          <w:szCs w:val="18"/>
+          <w:lang w:val="en-US" w:bidi="th-TH"/>
+        </w:rPr>
+        <w:t> </w:t>
+      </w:r>
+      <w:r>
+        <w:rPr>
+          <w:rFonts w:ascii="Lotuss Smart TX" w:hAnsi="Lotuss Smart TX" w:cs="Lotuss Smart TX"/>
+          <w:sz w:val="18"/>
+          <w:szCs w:val="18"/>
+          <w:lang w:val="en-US" w:bidi="th-TH"/>
+        </w:rPr>
+        <w:t xml:space="preserve">10250 </w:t>
+      </w:r>
+      <w:r>
+        <w:rPr>
+          <w:rFonts w:ascii="Cambria" w:hAnsi="Cambria" w:cs="Cambria"/>
+          <w:sz w:val="18"/>
+          <w:szCs w:val="18"/>
+          <w:lang w:val="en-US" w:bidi="th-TH"/>
+        </w:rPr>
+        <w:t> </w:t>
+      </w:r>
+      <w:r>
+        <w:rPr>
+          <w:rFonts w:ascii="Lotuss Smart TX" w:hAnsi="Lotuss Smart TX" w:cs="Lotuss Smart TX"/>
+          <w:sz w:val="18"/>
+          <w:szCs w:val="18"/>
+          <w:cs/>
+          <w:lang w:val="en-US"/>
+        </w:rPr>
+        <w:t xml:space="preserve">เลขที่ผู้เสียภาษี </w:t>
+      </w:r>
+      <w:r>
+        <w:rPr>
+          <w:rFonts w:ascii="Lotuss Smart TX" w:hAnsi="Lotuss Smart TX" w:cs="Lotuss Smart TX"/>
+          <w:sz w:val="18"/>
+          <w:szCs w:val="18"/>
+          <w:lang w:val="en-US" w:bidi="th-TH"/>
+        </w:rPr>
+        <w:t xml:space="preserve">0107567000414 </w:t>
+      </w:r>
+      <w:r>
+        <w:rPr>
+          <w:rFonts w:ascii="Cambria" w:hAnsi="Cambria" w:cs="Cambria"/>
+          <w:sz w:val="18"/>
+          <w:szCs w:val="18"/>
+          <w:lang w:val="en-US" w:bidi="th-TH"/>
+        </w:rPr>
+        <w:t> </w:t>
+      </w:r>
+      <w:r>
+        <w:rPr>
+          <w:rFonts w:ascii="Lotuss Smart TX" w:hAnsi="Lotuss Smart TX" w:cs="Lotuss Smart TX"/>
+          <w:sz w:val="18"/>
+          <w:szCs w:val="18"/>
+          <w:lang w:val="en-US" w:bidi="th-TH"/>
+        </w:rPr>
+        <w:t>(</w:t>
+      </w:r>
+      <w:r>
+        <w:rPr>
+          <w:rFonts w:ascii="Lotuss Smart TX" w:hAnsi="Lotuss Smart TX" w:cs="Lotuss Smart TX"/>
+          <w:sz w:val="18"/>
+          <w:szCs w:val="18"/>
+          <w:cs/>
+          <w:lang w:val="en-US"/>
+        </w:rPr>
+        <w:t>สำนักงานใหญ่)</w:t>
+      </w:r>
+    </w:p>
+    <w:p>
+      <w:pPr>
+        <w:spacing w:after="0"/>
+        <w:rPr>
           <w:rFonts w:ascii="Lotuss Smart TX" w:hAnsi="Lotuss Smart TX" w:cs="Lotuss Smart TX" w:hint="cs"/>
-          <w:sz w:val="18"/>
-          <w:szCs w:val="18"/>
-          <w:cs/>
-          <w:lang w:val="en-US" w:bidi="th-TH"/>
-        </w:rPr>
-        <w:t xml:space="preserve">ให้แนบ </w:t>
-      </w:r>
-      <w:r>
-        <w:rPr>
-          <w:rFonts w:ascii="Lotuss Smart TX" w:hAnsi="Lotuss Smart TX" w:cs="Lotuss Smart TX"/>
-          <w:sz w:val="18"/>
-          <w:szCs w:val="18"/>
-          <w:cs/>
-          <w:lang w:val="en-US" w:bidi="th-TH"/>
-        </w:rPr>
-        <w:t xml:space="preserve">ใบเสร็จรับเงินจากการเติมน้ำมันในช่วงระยะเวลาสองสัปดาห์ก่อนหรือหลังการเดินทาง </w:t>
-      </w:r>
-      <w:r>
-        <w:rPr>
-          <w:rFonts w:ascii="Lotuss Smart TX" w:hAnsi="Lotuss Smart TX" w:cs="Lotuss Smart TX" w:hint="cs"/>
-          <w:sz w:val="18"/>
-          <w:szCs w:val="18"/>
-          <w:cs/>
-          <w:lang w:val="en-US" w:bidi="th-TH"/>
-        </w:rPr>
-        <w:t>ระบุ</w:t>
-      </w:r>
-      <w:r>
-        <w:rPr>
-          <w:rFonts w:ascii="Lotuss Smart TX" w:hAnsi="Lotuss Smart TX" w:cs="Lotuss Smart TX"/>
-          <w:sz w:val="18"/>
-          <w:szCs w:val="18"/>
-          <w:cs/>
-          <w:lang w:val="en-US" w:bidi="th-TH"/>
-        </w:rPr>
-        <w:t xml:space="preserve">รายละเอียดการเดินทาง แผนที่เส้นทาง และระยะทางจาก </w:t>
-      </w:r>
-      <w:r>
-        <w:rPr>
-          <w:rFonts w:ascii="Lotuss Smart TX" w:hAnsi="Lotuss Smart TX" w:cs="Lotuss Smart TX"/>
-          <w:sz w:val="18"/>
-          <w:szCs w:val="18"/>
-          <w:lang w:val="en-US"/>
-        </w:rPr>
-        <w:t xml:space="preserve">Google Map  </w:t>
-      </w:r>
-    </w:p>
-    <w:p>
-      <w:pPr>
-        <w:spacing w:after="0"/>
-        <w:rPr>
-          <w:rFonts w:ascii="Lotuss Smart TX" w:hAnsi="Lotuss Smart TX" w:cs="Lotuss Smart TX"/>
-          <w:sz w:val="18"/>
-          <w:szCs w:val="18"/>
-          <w:lang w:val="en-US"/>
-        </w:rPr>
-      </w:pPr>
-    </w:p>
-    <w:p>
-      <w:pPr>
-        <w:spacing w:after="0"/>
-        <w:rPr>
-          <w:rFonts w:ascii="Lotuss Smart TX" w:hAnsi="Lotuss Smart TX" w:cs="Lotuss Smart TX"/>
-          <w:b/>
-          <w:bCs/>
-          <w:sz w:val="18"/>
-          <w:szCs w:val="18"/>
-          <w:lang w:val="en-US" w:bidi="th-TH"/>
-        </w:rPr>
-      </w:pPr>
-      <w:r>
-        <w:rPr>
-          <w:rFonts w:ascii="Lotuss Smart TX" w:hAnsi="Lotuss Smart TX" w:cs="Lotuss Smart TX"/>
-          <w:b/>
-          <w:bCs/>
-          <w:sz w:val="18"/>
-          <w:szCs w:val="18"/>
-          <w:lang w:val="en-US" w:bidi="th-TH"/>
-        </w:rPr>
-        <w:t xml:space="preserve"># </w:t>
-      </w:r>
-      <w:r>
-        <w:rPr>
-          <w:rFonts w:ascii="Lotuss Smart TX" w:hAnsi="Lotuss Smart TX" w:cs="Lotuss Smart TX" w:hint="cs"/>
-          <w:b/>
-          <w:bCs/>
-          <w:sz w:val="18"/>
-          <w:szCs w:val="18"/>
-          <w:cs/>
-          <w:lang w:val="en-US" w:bidi="th-TH"/>
-        </w:rPr>
-        <w:t>รายละเอียดที่ควรทราบ สำหรับการเบิกค่าใช้จ่ายพนักงาน</w:t>
-      </w:r>
-    </w:p>
-    <w:p>
-      <w:pPr>
-        <w:spacing w:after="0"/>
-        <w:rPr>
-          <w:rFonts w:ascii="Lotuss Smart TX" w:hAnsi="Lotuss Smart TX" w:cs="Lotuss Smart TX"/>
-          <w:sz w:val="18"/>
-          <w:szCs w:val="18"/>
-          <w:lang w:val="en-US"/>
-        </w:rPr>
-      </w:pPr>
-      <w:r>
-        <w:rPr>
-          <w:rFonts w:ascii="Lotuss Smart TX" w:hAnsi="Lotuss Smart TX" w:cs="Lotuss Smart TX"/>
-          <w:sz w:val="18"/>
-          <w:szCs w:val="18"/>
-          <w:lang w:val="en-US" w:bidi="th-TH"/>
-        </w:rPr>
-        <w:t xml:space="preserve">- </w:t>
-      </w:r>
-      <w:r>
-        <w:rPr>
-          <w:rFonts w:ascii="Lotuss Smart TX" w:hAnsi="Lotuss Smart TX" w:cs="Lotuss Smart TX"/>
-          <w:sz w:val="18"/>
-          <w:szCs w:val="18"/>
-          <w:cs/>
-          <w:lang w:val="en-US" w:bidi="th-TH"/>
-        </w:rPr>
-        <w:t>ค่าใช้จ่ายที่อนุญาตให้พนักงานเบิก</w:t>
-      </w:r>
-    </w:p>
-    <w:p>
-      <w:pPr>
-        <w:spacing w:after="0"/>
-        <w:rPr>
-          <w:rFonts w:ascii="Lotuss Smart TX" w:hAnsi="Lotuss Smart TX" w:cs="Lotuss Smart TX"/>
-          <w:sz w:val="18"/>
-          <w:szCs w:val="18"/>
-          <w:lang w:val="en-US"/>
-        </w:rPr>
-      </w:pPr>
-      <w:r>
-        <w:rPr>
-          <w:rFonts w:ascii="Lotuss Smart TX" w:hAnsi="Lotuss Smart TX" w:cs="Lotuss Smart TX"/>
-          <w:sz w:val="18"/>
-          <w:szCs w:val="18"/>
-          <w:lang w:val="en-US" w:bidi="th-TH"/>
-        </w:rPr>
-        <w:t xml:space="preserve">(1) </w:t>
-      </w:r>
-      <w:r>
-        <w:rPr>
-          <w:rFonts w:ascii="Lotuss Smart TX" w:hAnsi="Lotuss Smart TX" w:cs="Lotuss Smart TX"/>
-          <w:sz w:val="18"/>
-          <w:szCs w:val="18"/>
-          <w:cs/>
-          <w:lang w:val="en-US" w:bidi="th-TH"/>
-        </w:rPr>
-        <w:t xml:space="preserve">ค่าใช้จ่ายในการเดินทางตามระเบียบค่าใช้จ่ายในการเดินทางเพื่อปฏิบัติงานของบริษัทภายในประเทศและต่างประเทศ ที่ออกโดยแผนกบุคคล </w:t>
-      </w:r>
-    </w:p>
-    <w:p>
-      <w:pPr>
-        <w:spacing w:after="0"/>
-        <w:rPr>
-          <w:rFonts w:ascii="Lotuss Smart TX" w:hAnsi="Lotuss Smart TX" w:cs="Lotuss Smart TX"/>
-          <w:sz w:val="18"/>
-          <w:szCs w:val="18"/>
-          <w:lang w:val="en-US"/>
-        </w:rPr>
-      </w:pPr>
-      <w:r>
-        <w:rPr>
-          <w:rFonts w:ascii="Lotuss Smart TX" w:hAnsi="Lotuss Smart TX" w:cs="Lotuss Smart TX"/>
-          <w:sz w:val="18"/>
-          <w:szCs w:val="18"/>
-          <w:lang w:val="en-US" w:bidi="th-TH"/>
-        </w:rPr>
-        <w:t xml:space="preserve">(2) </w:t>
-      </w:r>
-      <w:r>
-        <w:rPr>
-          <w:rFonts w:ascii="Lotuss Smart TX" w:hAnsi="Lotuss Smart TX" w:cs="Lotuss Smart TX"/>
-          <w:sz w:val="18"/>
-          <w:szCs w:val="18"/>
-          <w:cs/>
-          <w:lang w:val="en-US" w:bidi="th-TH"/>
-        </w:rPr>
-        <w:t>รายการซื้อสินค้าและบริการที่ไม่กำหนดให้ออกใบสั่งซื้อ (</w:t>
-      </w:r>
-      <w:r>
-        <w:rPr>
-          <w:rFonts w:ascii="Lotuss Smart TX" w:hAnsi="Lotuss Smart TX" w:cs="Lotuss Smart TX"/>
-          <w:sz w:val="18"/>
-          <w:szCs w:val="18"/>
-          <w:lang w:val="en-US"/>
-        </w:rPr>
-        <w:t xml:space="preserve">Purchase Order) </w:t>
-      </w:r>
-      <w:r>
-        <w:rPr>
-          <w:rFonts w:ascii="Lotuss Smart TX" w:hAnsi="Lotuss Smart TX" w:cs="Lotuss Smart TX"/>
-          <w:sz w:val="18"/>
-          <w:szCs w:val="18"/>
-          <w:cs/>
-          <w:lang w:val="en-US" w:bidi="th-TH"/>
-        </w:rPr>
-        <w:t xml:space="preserve">ตามระเบียบปฏิบัติการสั่งซื้อสินค้าและบริการจากคู่ค้าของแผนกจัดซื้อ </w:t>
-      </w:r>
-    </w:p>
-    <w:p>
-      <w:pPr>
-        <w:spacing w:after="0"/>
-        <w:rPr>
-          <w:rFonts w:ascii="Lotuss Smart TX" w:hAnsi="Lotuss Smart TX" w:cs="Lotuss Smart TX"/>
-          <w:sz w:val="18"/>
-          <w:szCs w:val="18"/>
-          <w:lang w:val="en-US"/>
-        </w:rPr>
-      </w:pPr>
-      <w:r>
-        <w:rPr>
-          <w:rFonts w:ascii="Lotuss Smart TX" w:hAnsi="Lotuss Smart TX" w:cs="Lotuss Smart TX"/>
-          <w:sz w:val="18"/>
-          <w:szCs w:val="18"/>
-          <w:lang w:val="en-US" w:bidi="th-TH"/>
-        </w:rPr>
-        <w:t xml:space="preserve">- </w:t>
-      </w:r>
-      <w:r>
-        <w:rPr>
-          <w:rFonts w:ascii="Lotuss Smart TX" w:hAnsi="Lotuss Smart TX" w:cs="Lotuss Smart TX"/>
-          <w:sz w:val="18"/>
-          <w:szCs w:val="18"/>
-          <w:cs/>
-          <w:lang w:val="en-US" w:bidi="th-TH"/>
-        </w:rPr>
-        <w:t>การขอเบิกค่าใช้จ่าย</w:t>
-      </w:r>
-    </w:p>
-    <w:p>
-      <w:pPr>
-        <w:spacing w:after="0"/>
-        <w:rPr>
-          <w:rFonts w:ascii="Lotuss Smart TX" w:hAnsi="Lotuss Smart TX" w:cs="Lotuss Smart TX"/>
-          <w:sz w:val="18"/>
-          <w:szCs w:val="18"/>
-          <w:lang w:val="en-US"/>
-        </w:rPr>
-      </w:pPr>
-      <w:r>
-        <w:rPr>
-          <w:rFonts w:ascii="Lotuss Smart TX" w:hAnsi="Lotuss Smart TX" w:cs="Lotuss Smart TX"/>
-          <w:sz w:val="18"/>
-          <w:szCs w:val="18"/>
-          <w:lang w:val="en-US" w:bidi="th-TH"/>
-        </w:rPr>
-        <w:t xml:space="preserve">(1) </w:t>
-      </w:r>
-      <w:r>
-        <w:rPr>
-          <w:rFonts w:ascii="Lotuss Smart TX" w:hAnsi="Lotuss Smart TX" w:cs="Lotuss Smart TX"/>
-          <w:sz w:val="18"/>
-          <w:szCs w:val="18"/>
-          <w:cs/>
-          <w:lang w:val="en-US" w:bidi="th-TH"/>
-        </w:rPr>
-        <w:t xml:space="preserve">พนักงานสามารถขอเบิกได้เฉพาะค่าใช้จ่ายที่อนุญาตเท่านั้น  </w:t>
-      </w:r>
-    </w:p>
-    <w:p>
-      <w:pPr>
-        <w:spacing w:after="0"/>
-        <w:rPr>
-          <w:rFonts w:ascii="Lotuss Smart TX" w:hAnsi="Lotuss Smart TX" w:cs="Lotuss Smart TX"/>
-          <w:sz w:val="18"/>
-          <w:szCs w:val="18"/>
-          <w:lang w:val="en-US"/>
-        </w:rPr>
-      </w:pPr>
-      <w:r>
-        <w:rPr>
-          <w:rFonts w:ascii="Lotuss Smart TX" w:hAnsi="Lotuss Smart TX" w:cs="Lotuss Smart TX"/>
-          <w:sz w:val="18"/>
-          <w:szCs w:val="18"/>
-          <w:lang w:val="en-US" w:bidi="th-TH"/>
-        </w:rPr>
-        <w:t xml:space="preserve">(2) </w:t>
-      </w:r>
-      <w:r>
-        <w:rPr>
-          <w:rFonts w:ascii="Lotuss Smart TX" w:hAnsi="Lotuss Smart TX" w:cs="Lotuss Smart TX"/>
-          <w:sz w:val="18"/>
-          <w:szCs w:val="18"/>
-          <w:cs/>
-          <w:lang w:val="en-US" w:bidi="th-TH"/>
-        </w:rPr>
-        <w:t xml:space="preserve">วันที่พนักงานขอเบิกค่าใช้จ่ายต้องไม่เกินกว่า 30 วัน นับจากวันที่บนใบเสร็จรับเงิน/ใบกำกับภาษี หรือวันที่เกิดรายการค่าใช้จ่าย หรือ วันที่เดินทางกลับจากการเดินทางไปต่างประเทศ </w:t>
-      </w:r>
-    </w:p>
-    <w:p>
-      <w:pPr>
-        <w:spacing w:after="0"/>
-        <w:rPr>
-          <w:rFonts w:ascii="Lotuss Smart TX" w:hAnsi="Lotuss Smart TX" w:cs="Lotuss Smart TX"/>
-          <w:sz w:val="18"/>
-          <w:szCs w:val="18"/>
-          <w:lang w:val="en-US"/>
-        </w:rPr>
-      </w:pPr>
-      <w:r>
-        <w:rPr>
-          <w:rFonts w:ascii="Lotuss Smart TX" w:hAnsi="Lotuss Smart TX" w:cs="Lotuss Smart TX"/>
-          <w:sz w:val="18"/>
-          <w:szCs w:val="18"/>
-          <w:lang w:val="en-US" w:bidi="th-TH"/>
-        </w:rPr>
-        <w:t xml:space="preserve">(3) </w:t>
-      </w:r>
-      <w:r>
-        <w:rPr>
-          <w:rFonts w:ascii="Lotuss Smart TX" w:hAnsi="Lotuss Smart TX" w:cs="Lotuss Smart TX"/>
-          <w:sz w:val="18"/>
-          <w:szCs w:val="18"/>
-          <w:cs/>
-          <w:lang w:val="en-US" w:bidi="th-TH"/>
-        </w:rPr>
-        <w:t xml:space="preserve">พนักงานสามารถขอเบิกค่าใช้จ่ายได้โดยส่งใบเบิกค่าใช้จ่ายที่สมบูรณ์ที่แผนกบัญชี ตามตารางเบิกค่าใช้จ่าย </w:t>
-      </w:r>
-    </w:p>
-    <w:p>
-      <w:pPr>
-        <w:spacing w:after="0"/>
-        <w:rPr>
-          <w:rFonts w:ascii="Lotuss Smart TX" w:hAnsi="Lotuss Smart TX" w:cs="Lotuss Smart TX"/>
-          <w:sz w:val="18"/>
-          <w:szCs w:val="18"/>
-          <w:lang w:val="en-US"/>
-        </w:rPr>
-      </w:pPr>
-      <w:r>
-        <w:rPr>
-          <w:rFonts w:ascii="Lotuss Smart TX" w:hAnsi="Lotuss Smart TX" w:cs="Lotuss Smart TX"/>
-          <w:sz w:val="18"/>
-          <w:szCs w:val="18"/>
-          <w:lang w:val="en-US" w:bidi="th-TH"/>
-        </w:rPr>
-        <w:t xml:space="preserve">(4) </w:t>
-      </w:r>
-      <w:r>
-        <w:rPr>
-          <w:rFonts w:ascii="Lotuss Smart TX" w:hAnsi="Lotuss Smart TX" w:cs="Lotuss Smart TX"/>
-          <w:sz w:val="18"/>
-          <w:szCs w:val="18"/>
-          <w:cs/>
-          <w:lang w:val="en-US" w:bidi="th-TH"/>
-        </w:rPr>
-        <w:t>การเบิกค่าใช้จ่ายต้องมีเอกสารประกอบทุกรายการ</w:t>
-      </w:r>
-      <w:r>
-        <w:rPr>
-          <w:rFonts w:ascii="Lotuss Smart TX" w:hAnsi="Lotuss Smart TX" w:cs="Lotuss Smart TX"/>
-          <w:sz w:val="18"/>
-          <w:szCs w:val="18"/>
-          <w:lang w:val="en-US"/>
-        </w:rPr>
-        <w:t xml:space="preserve"> </w:t>
-      </w:r>
-      <w:r>
-        <w:rPr>
-          <w:rFonts w:ascii="Lotuss Smart TX" w:hAnsi="Lotuss Smart TX" w:cs="Lotuss Smart TX"/>
-          <w:sz w:val="18"/>
-          <w:szCs w:val="18"/>
-          <w:cs/>
-          <w:lang w:val="en-US" w:bidi="th-TH"/>
-        </w:rPr>
-        <w:t xml:space="preserve">ยกเว้นค่าใช้จ่ายที่โดยธรรมเนียมปฏิบัติปกติของธุรกิจไม่มีการออกใบเสร็จรับเงิน/ใบกำกับภาษีสำหรับค่าใช้จ่ายดังกล่าว  </w:t>
-      </w:r>
-    </w:p>
-    <w:p>
-      <w:pPr>
-        <w:spacing w:after="0"/>
-        <w:rPr>
-          <w:rFonts w:ascii="Lotuss Smart TX" w:hAnsi="Lotuss Smart TX" w:cs="Lotuss Smart TX"/>
-          <w:sz w:val="18"/>
-          <w:szCs w:val="18"/>
-          <w:lang w:val="en-US"/>
-        </w:rPr>
-      </w:pPr>
-      <w:r>
-        <w:rPr>
-          <w:rFonts w:ascii="Lotuss Smart TX" w:hAnsi="Lotuss Smart TX" w:cs="Lotuss Smart TX"/>
-          <w:sz w:val="18"/>
-          <w:szCs w:val="18"/>
-          <w:lang w:val="en-US" w:bidi="th-TH"/>
-        </w:rPr>
-        <w:t xml:space="preserve">(5) </w:t>
-      </w:r>
-      <w:r>
-        <w:rPr>
-          <w:rFonts w:ascii="Lotuss Smart TX" w:hAnsi="Lotuss Smart TX" w:cs="Lotuss Smart TX"/>
-          <w:sz w:val="18"/>
-          <w:szCs w:val="18"/>
-          <w:cs/>
-          <w:lang w:val="en-US" w:bidi="th-TH"/>
-        </w:rPr>
-        <w:t xml:space="preserve">กรณีที่มีการเบิกเงินทดรองจ่าย และมีส่วนของเงินทดรองจ่ายที่เกินจากค่าใช้จ่ายที่เกิดจริง พนักงานต้องคืนเงินทดรองจ่ายส่วนที่เกินนั้นเต็มจำนวนโดยนำเงินเข้าบัญชีธนาคารของบริษัท และส่งใบนำฝากให้แผนกบัญชีลูกหนี้ เพื่อออกใบแจ้งหนี้  และแผนกบัญชีลูกหนี้จะส่งเอกสารต่างๆ ให้แผนกบัญชีการเงิน เพื่อออกใบเสร็จรับเงิน จากนั้นพนักงานนำส่งสำเนาใบเบิกเงินทดรองจ่ายและสำเนาใบเสร็จรับเงินมาพร้อมกับใบเบิกค่าใช้จ่ายที่สมบูรณ์ที่แผนกบัญชี </w:t>
-      </w:r>
-    </w:p>
-    <w:p>
-      <w:pPr>
-        <w:spacing w:after="0"/>
-        <w:rPr>
-          <w:rFonts w:ascii="Lotuss Smart TX" w:hAnsi="Lotuss Smart TX" w:cs="Lotuss Smart TX"/>
-          <w:sz w:val="18"/>
-          <w:szCs w:val="18"/>
-          <w:lang w:val="en-US"/>
-        </w:rPr>
-      </w:pPr>
-      <w:r>
-        <w:rPr>
-          <w:rFonts w:ascii="Lotuss Smart TX" w:hAnsi="Lotuss Smart TX" w:cs="Lotuss Smart TX"/>
-          <w:sz w:val="18"/>
-          <w:szCs w:val="18"/>
-          <w:lang w:val="en-US" w:bidi="th-TH"/>
-        </w:rPr>
-        <w:t xml:space="preserve">(6) </w:t>
-      </w:r>
-      <w:r>
-        <w:rPr>
-          <w:rFonts w:ascii="Lotuss Smart TX" w:hAnsi="Lotuss Smart TX" w:cs="Lotuss Smart TX"/>
-          <w:sz w:val="18"/>
-          <w:szCs w:val="18"/>
-          <w:cs/>
-          <w:lang w:val="en-US" w:bidi="th-TH"/>
-        </w:rPr>
-        <w:t xml:space="preserve">พนักงานมีหน้าที่รับผิดชอบในความถูกต้องของใบเสร็จรับเงิน/ใบกำกับภาษี </w:t>
-      </w:r>
-    </w:p>
-    <w:p>
-      <w:pPr>
-        <w:spacing w:after="0"/>
-        <w:rPr>
-          <w:rFonts w:ascii="Lotuss Smart TX" w:hAnsi="Lotuss Smart TX" w:cs="Lotuss Smart TX"/>
-          <w:sz w:val="18"/>
-          <w:szCs w:val="18"/>
-          <w:lang w:val="en-US"/>
-        </w:rPr>
-      </w:pPr>
-      <w:r>
-        <w:rPr>
-          <w:rFonts w:ascii="Lotuss Smart TX" w:hAnsi="Lotuss Smart TX" w:cs="Lotuss Smart TX"/>
-          <w:sz w:val="18"/>
-          <w:szCs w:val="18"/>
-          <w:lang w:val="en-US" w:bidi="th-TH"/>
-        </w:rPr>
-        <w:t xml:space="preserve">(7) </w:t>
-      </w:r>
-      <w:r>
-        <w:rPr>
-          <w:rFonts w:ascii="Lotuss Smart TX" w:hAnsi="Lotuss Smart TX" w:cs="Lotuss Smart TX"/>
-          <w:sz w:val="18"/>
-          <w:szCs w:val="18"/>
-          <w:cs/>
-          <w:lang w:val="en-US" w:bidi="th-TH"/>
-        </w:rPr>
-        <w:t xml:space="preserve">แผนกบัญชี สามารถปฏิเสธการขอเบิกค่าใช้จ่ายในกรณีต่อไปนี้ </w:t>
-      </w:r>
-    </w:p>
-    <w:p>
-      <w:pPr>
-        <w:spacing w:after="0"/>
-        <w:rPr>
-          <w:rFonts w:ascii="Lotuss Smart TX" w:hAnsi="Lotuss Smart TX" w:cs="Lotuss Smart TX"/>
-          <w:sz w:val="18"/>
-          <w:szCs w:val="18"/>
-          <w:lang w:val="en-US"/>
-        </w:rPr>
-      </w:pPr>
-      <w:r>
-        <w:rPr>
-          <w:rFonts w:ascii="Lotuss Smart TX" w:hAnsi="Lotuss Smart TX" w:cs="Lotuss Smart TX"/>
-          <w:sz w:val="18"/>
-          <w:szCs w:val="18"/>
-          <w:cs/>
-          <w:lang w:val="en-US" w:bidi="th-TH"/>
-        </w:rPr>
-        <w:t xml:space="preserve">• การเบิกค่าใช้จ่ายที่ไม่เป็นไปตามระเบียบปฏิบัตินี้ หรือขัดแย้งกับระเบียบปฏิบัติอื่นของบริษัท  </w:t>
-      </w:r>
-    </w:p>
-    <w:p>
-      <w:pPr>
-        <w:spacing w:after="0"/>
-        <w:rPr>
-          <w:rFonts w:ascii="Lotuss Smart TX" w:hAnsi="Lotuss Smart TX" w:cs="Lotuss Smart TX"/>
-          <w:sz w:val="18"/>
-          <w:szCs w:val="18"/>
-          <w:lang w:val="en-US"/>
-        </w:rPr>
-      </w:pPr>
-      <w:r>
-        <w:rPr>
-          <w:rFonts w:ascii="Lotuss Smart TX" w:hAnsi="Lotuss Smart TX" w:cs="Lotuss Smart TX"/>
-          <w:sz w:val="18"/>
-          <w:szCs w:val="18"/>
-          <w:cs/>
-          <w:lang w:val="en-US" w:bidi="th-TH"/>
-        </w:rPr>
-        <w:t xml:space="preserve">• ค่าใช้จ่ายที่ขอเบิกไม่เป็นไปเพื่อวัตถุประสงค์ทางธุรกิจที่เหมาะสมของบริษัท  </w:t>
-      </w:r>
-    </w:p>
-    <w:p>
-      <w:pPr>
-        <w:spacing w:after="0"/>
-        <w:rPr>
-          <w:rFonts w:ascii="Lotuss Smart TX" w:hAnsi="Lotuss Smart TX" w:cs="Lotuss Smart TX"/>
-          <w:sz w:val="18"/>
-          <w:szCs w:val="18"/>
-          <w:lang w:val="en-US" w:bidi="th-TH"/>
-        </w:rPr>
-      </w:pPr>
-      <w:r>
-        <w:rPr>
-          <w:rFonts w:ascii="Lotuss Smart TX" w:hAnsi="Lotuss Smart TX" w:cs="Lotuss Smart TX"/>
-          <w:sz w:val="18"/>
-          <w:szCs w:val="18"/>
-          <w:cs/>
-          <w:lang w:val="en-US" w:bidi="th-TH"/>
-        </w:rPr>
-        <w:lastRenderedPageBreak/>
-        <w:t>• แผนกของพนักงานมีวงเงินสดย่อยและได้กำหนดให้ขอเบิกจ่ายค่าใช้จ่ายดังกล่าวจากวงเงินสดย่อยนั้น</w:t>
-      </w:r>
-    </w:p>
-    <w:p>
-      <w:pPr>
-        <w:spacing w:after="0"/>
-        <w:rPr>
-          <w:rFonts w:ascii="Lotuss Smart TX" w:hAnsi="Lotuss Smart TX" w:cs="Lotuss Smart TX"/>
-          <w:sz w:val="18"/>
-          <w:szCs w:val="18"/>
-          <w:lang w:val="en-US" w:bidi="th-TH"/>
-        </w:rPr>
-      </w:pPr>
-    </w:p>
-    <w:p>
-      <w:pPr>
-        <w:spacing w:after="0"/>
-        <w:rPr>
-          <w:rFonts w:ascii="Lotuss Smart TX" w:hAnsi="Lotuss Smart TX" w:cs="Lotuss Smart TX"/>
-          <w:b/>
-          <w:bCs/>
-          <w:sz w:val="18"/>
-          <w:szCs w:val="18"/>
-          <w:lang w:val="en-US" w:bidi="th-TH"/>
-        </w:rPr>
-      </w:pPr>
-      <w:r>
-        <w:rPr>
-          <w:rFonts w:ascii="Lotuss Smart TX" w:hAnsi="Lotuss Smart TX" w:cs="Lotuss Smart TX"/>
-          <w:b/>
-          <w:bCs/>
-          <w:sz w:val="18"/>
-          <w:szCs w:val="18"/>
-          <w:lang w:val="en-US" w:bidi="th-TH"/>
-        </w:rPr>
-        <w:t xml:space="preserve"># </w:t>
-      </w:r>
-      <w:r>
-        <w:rPr>
-          <w:rFonts w:ascii="Lotuss Smart TX" w:hAnsi="Lotuss Smart TX" w:cs="Lotuss Smart TX" w:hint="cs"/>
-          <w:b/>
-          <w:bCs/>
-          <w:sz w:val="18"/>
-          <w:szCs w:val="18"/>
-          <w:cs/>
-          <w:lang w:val="en-US" w:bidi="th-TH"/>
-        </w:rPr>
-        <w:t>กรณี</w:t>
-      </w:r>
-      <w:r>
-        <w:rPr>
-          <w:rFonts w:ascii="Lotuss Smart TX" w:hAnsi="Lotuss Smart TX" w:cs="Lotuss Smart TX" w:hint="cs"/>
-          <w:b/>
-          <w:bCs/>
-          <w:sz w:val="18"/>
-          <w:szCs w:val="18"/>
-          <w:cs/>
-          <w:lang w:val="en-US" w:bidi="th-TH"/>
-        </w:rPr>
-        <w:t xml:space="preserve">เอกสารประกอบการเบิกค่าใช้จ่ายพนักงาน </w:t>
-      </w:r>
-      <w:r>
-        <w:rPr>
-          <w:rFonts w:ascii="Lotuss Smart TX" w:hAnsi="Lotuss Smart TX" w:cs="Lotuss Smart TX" w:hint="cs"/>
-          <w:b/>
-          <w:bCs/>
-          <w:sz w:val="18"/>
-          <w:szCs w:val="18"/>
-          <w:cs/>
-          <w:lang w:val="en-US" w:bidi="th-TH"/>
-        </w:rPr>
-        <w:t>บิลน้ำมัน</w:t>
-      </w:r>
-      <w:r>
-        <w:rPr>
-          <w:rFonts w:ascii="Lotuss Smart TX" w:hAnsi="Lotuss Smart TX" w:cs="Lotuss Smart TX"/>
-          <w:b/>
-          <w:bCs/>
-          <w:sz w:val="18"/>
-          <w:szCs w:val="18"/>
-          <w:cs/>
-          <w:lang w:val="en-US" w:bidi="th-TH"/>
-        </w:rPr>
-        <w:t>ต้นฉบับสูญหาย</w:t>
-      </w:r>
-    </w:p>
-    <w:p>
-      <w:pPr>
-        <w:spacing w:after="0"/>
-        <w:rPr>
-          <w:rFonts w:ascii="Lotuss Smart TX" w:hAnsi="Lotuss Smart TX" w:cs="Lotuss Smart TX"/>
-          <w:sz w:val="18"/>
-          <w:szCs w:val="18"/>
-          <w:lang w:val="en-US" w:bidi="th-TH"/>
-        </w:rPr>
-      </w:pPr>
-      <w:r>
-        <w:rPr>
-          <w:rFonts w:ascii="Lotuss Smart TX" w:hAnsi="Lotuss Smart TX" w:cs="Lotuss Smart TX"/>
-          <w:sz w:val="18"/>
-          <w:szCs w:val="18"/>
-          <w:cs/>
-          <w:lang w:val="en-US" w:bidi="th-TH"/>
-        </w:rPr>
-        <w:t>- กรณีที่มีตัวสำเนาที่แนบ</w:t>
-      </w:r>
-      <w:r>
-        <w:rPr>
-          <w:rFonts w:ascii="Lotuss Smart TX" w:hAnsi="Lotuss Smart TX" w:cs="Lotuss Smart TX" w:hint="cs"/>
-          <w:sz w:val="18"/>
-          <w:szCs w:val="18"/>
-          <w:cs/>
-          <w:lang w:val="en-US" w:bidi="th-TH"/>
-        </w:rPr>
-        <w:t>อยู่</w:t>
-      </w:r>
-      <w:r>
-        <w:rPr>
-          <w:rFonts w:ascii="Lotuss Smart TX" w:hAnsi="Lotuss Smart TX" w:cs="Lotuss Smart TX"/>
-          <w:sz w:val="18"/>
-          <w:szCs w:val="18"/>
-          <w:cs/>
-          <w:lang w:val="en-US" w:bidi="th-TH"/>
-        </w:rPr>
-        <w:t>ในระบบ ให้</w:t>
-      </w:r>
-      <w:r>
-        <w:rPr>
-          <w:rFonts w:ascii="Lotuss Smart TX" w:hAnsi="Lotuss Smart TX" w:cs="Lotuss Smart TX" w:hint="cs"/>
-          <w:sz w:val="18"/>
-          <w:szCs w:val="18"/>
-          <w:cs/>
-          <w:lang w:val="en-US" w:bidi="th-TH"/>
-        </w:rPr>
-        <w:t xml:space="preserve"> </w:t>
-      </w:r>
-      <w:r>
-        <w:rPr>
-          <w:rFonts w:ascii="Lotuss Smart TX" w:hAnsi="Lotuss Smart TX" w:cs="Lotuss Smart TX"/>
-          <w:sz w:val="18"/>
-          <w:szCs w:val="18"/>
-          <w:lang w:val="en-US" w:bidi="th-TH"/>
-        </w:rPr>
-        <w:t>print</w:t>
-      </w:r>
-      <w:r>
-        <w:rPr>
-          <w:rFonts w:ascii="Lotuss Smart TX" w:hAnsi="Lotuss Smart TX" w:cs="Lotuss Smart TX" w:hint="cs"/>
-          <w:sz w:val="18"/>
-          <w:szCs w:val="18"/>
-          <w:cs/>
-          <w:lang w:val="en-US" w:bidi="th-TH"/>
-        </w:rPr>
-        <w:t xml:space="preserve"> สำเนา</w:t>
-      </w:r>
-      <w:r>
-        <w:rPr>
-          <w:rFonts w:ascii="Lotuss Smart TX" w:hAnsi="Lotuss Smart TX" w:cs="Lotuss Smart TX"/>
-          <w:sz w:val="18"/>
-          <w:szCs w:val="18"/>
-          <w:cs/>
-          <w:lang w:val="en-US" w:bidi="th-TH"/>
-        </w:rPr>
-        <w:t>ในระบบ</w:t>
-      </w:r>
-      <w:r>
-        <w:rPr>
-          <w:rFonts w:ascii="Lotuss Smart TX" w:hAnsi="Lotuss Smart TX" w:cs="Lotuss Smart TX" w:hint="cs"/>
-          <w:sz w:val="18"/>
-          <w:szCs w:val="18"/>
-          <w:cs/>
-          <w:lang w:val="en-US" w:bidi="th-TH"/>
-        </w:rPr>
-        <w:t>นั้น ระบุ</w:t>
-      </w:r>
-      <w:r>
-        <w:rPr>
-          <w:rFonts w:ascii="Lotuss Smart TX" w:hAnsi="Lotuss Smart TX" w:cs="Lotuss Smart TX"/>
-          <w:sz w:val="18"/>
-          <w:szCs w:val="18"/>
-          <w:cs/>
-          <w:lang w:val="en-US" w:bidi="th-TH"/>
-        </w:rPr>
-        <w:t>เหตุผล</w:t>
-      </w:r>
-      <w:r>
-        <w:rPr>
-          <w:rFonts w:ascii="Lotuss Smart TX" w:hAnsi="Lotuss Smart TX" w:cs="Lotuss Smart TX" w:hint="cs"/>
-          <w:sz w:val="18"/>
-          <w:szCs w:val="18"/>
-          <w:cs/>
-          <w:lang w:val="en-US" w:bidi="th-TH"/>
-        </w:rPr>
-        <w:t>เอกสาร</w:t>
-      </w:r>
-      <w:r>
-        <w:rPr>
-          <w:rFonts w:ascii="Lotuss Smart TX" w:hAnsi="Lotuss Smart TX" w:cs="Lotuss Smart TX"/>
-          <w:sz w:val="18"/>
-          <w:szCs w:val="18"/>
-          <w:cs/>
-          <w:lang w:val="en-US" w:bidi="th-TH"/>
-        </w:rPr>
-        <w:t xml:space="preserve">สูญหาย </w:t>
-      </w:r>
-      <w:r>
-        <w:rPr>
-          <w:rFonts w:ascii="Lotuss Smart TX" w:hAnsi="Lotuss Smart TX" w:cs="Lotuss Smart TX" w:hint="cs"/>
-          <w:sz w:val="18"/>
-          <w:szCs w:val="18"/>
-          <w:cs/>
-          <w:lang w:val="en-US" w:bidi="th-TH"/>
-        </w:rPr>
-        <w:t>และ</w:t>
-      </w:r>
-      <w:r>
-        <w:rPr>
-          <w:rFonts w:ascii="Lotuss Smart TX" w:hAnsi="Lotuss Smart TX" w:cs="Lotuss Smart TX"/>
-          <w:sz w:val="18"/>
-          <w:szCs w:val="18"/>
-          <w:cs/>
-          <w:lang w:val="en-US" w:bidi="th-TH"/>
-        </w:rPr>
-        <w:t xml:space="preserve">ให้ </w:t>
-      </w:r>
-      <w:r>
-        <w:rPr>
-          <w:rFonts w:ascii="Lotuss Smart TX" w:hAnsi="Lotuss Smart TX" w:cs="Lotuss Smart TX"/>
-          <w:sz w:val="18"/>
-          <w:szCs w:val="18"/>
-          <w:lang w:val="en-US" w:bidi="th-TH"/>
-        </w:rPr>
-        <w:t xml:space="preserve">Line Manager (Senior Manager up) </w:t>
-      </w:r>
-      <w:r>
-        <w:rPr>
-          <w:rFonts w:ascii="Lotuss Smart TX" w:hAnsi="Lotuss Smart TX" w:cs="Lotuss Smart TX" w:hint="cs"/>
-          <w:sz w:val="18"/>
-          <w:szCs w:val="18"/>
-          <w:cs/>
-          <w:lang w:val="en-US" w:bidi="th-TH"/>
-        </w:rPr>
-        <w:t>เซ็นชื่อรับทราบ</w:t>
-      </w:r>
-      <w:r>
-        <w:rPr>
-          <w:rFonts w:ascii="Lotuss Smart TX" w:hAnsi="Lotuss Smart TX" w:cs="Lotuss Smart TX" w:hint="cs"/>
-          <w:sz w:val="18"/>
-          <w:szCs w:val="18"/>
-          <w:cs/>
-          <w:lang w:val="en-US" w:bidi="th-TH"/>
-        </w:rPr>
-        <w:t xml:space="preserve"> ใช้</w:t>
-      </w:r>
-      <w:r>
-        <w:rPr>
-          <w:rFonts w:ascii="Lotuss Smart TX" w:hAnsi="Lotuss Smart TX" w:cs="Lotuss Smart TX" w:hint="cs"/>
-          <w:sz w:val="18"/>
-          <w:szCs w:val="18"/>
-          <w:cs/>
-          <w:lang w:val="en-US" w:bidi="th-TH"/>
-        </w:rPr>
-        <w:t>เป็นเอกสารประกอบการเบิกค่าใช้จ่ายเพิ่มเติม</w:t>
-      </w:r>
-    </w:p>
-    <w:p>
-      <w:pPr>
-        <w:spacing w:after="0"/>
-        <w:rPr>
-          <w:rFonts w:ascii="Lotuss Smart TX" w:hAnsi="Lotuss Smart TX" w:cs="Lotuss Smart TX"/>
-          <w:sz w:val="18"/>
-          <w:szCs w:val="18"/>
-          <w:lang w:val="en-US" w:bidi="th-TH"/>
-        </w:rPr>
-      </w:pPr>
-      <w:r>
-        <w:rPr>
-          <w:rFonts w:ascii="Lotuss Smart TX" w:hAnsi="Lotuss Smart TX" w:cs="Lotuss Smart TX"/>
-          <w:sz w:val="18"/>
-          <w:szCs w:val="18"/>
-          <w:cs/>
-          <w:lang w:val="en-US" w:bidi="th-TH"/>
-        </w:rPr>
-        <w:t>- กรณีไม่มีสำเนา</w:t>
-      </w:r>
-      <w:r>
-        <w:rPr>
-          <w:rFonts w:ascii="Lotuss Smart TX" w:hAnsi="Lotuss Smart TX" w:cs="Lotuss Smart TX" w:hint="cs"/>
-          <w:sz w:val="18"/>
-          <w:szCs w:val="18"/>
-          <w:cs/>
-          <w:lang w:val="en-US" w:bidi="th-TH"/>
-        </w:rPr>
-        <w:t>เอกสาร</w:t>
-      </w:r>
-      <w:r>
-        <w:rPr>
-          <w:rFonts w:ascii="Lotuss Smart TX" w:hAnsi="Lotuss Smart TX" w:cs="Lotuss Smart TX"/>
-          <w:sz w:val="18"/>
-          <w:szCs w:val="18"/>
-          <w:cs/>
-          <w:lang w:val="en-US" w:bidi="th-TH"/>
-        </w:rPr>
-        <w:t xml:space="preserve">เลย  </w:t>
-      </w:r>
-      <w:r>
-        <w:rPr>
-          <w:rFonts w:ascii="Lotuss Smart TX" w:hAnsi="Lotuss Smart TX" w:cs="Lotuss Smart TX" w:hint="cs"/>
-          <w:sz w:val="18"/>
-          <w:szCs w:val="18"/>
-          <w:cs/>
-          <w:lang w:val="en-US" w:bidi="th-TH"/>
-        </w:rPr>
-        <w:t xml:space="preserve">ให้ </w:t>
-      </w:r>
-      <w:r>
-        <w:rPr>
-          <w:rFonts w:ascii="Lotuss Smart TX" w:hAnsi="Lotuss Smart TX" w:cs="Lotuss Smart TX"/>
-          <w:sz w:val="18"/>
-          <w:szCs w:val="18"/>
-          <w:lang w:val="en-US" w:bidi="th-TH"/>
-        </w:rPr>
-        <w:t>Print</w:t>
-      </w:r>
-      <w:r>
-        <w:rPr>
-          <w:rFonts w:ascii="Lotuss Smart TX" w:hAnsi="Lotuss Smart TX" w:cs="Lotuss Smart TX" w:hint="cs"/>
-          <w:sz w:val="18"/>
-          <w:szCs w:val="18"/>
-          <w:cs/>
-          <w:lang w:val="en-US" w:bidi="th-TH"/>
-        </w:rPr>
-        <w:t xml:space="preserve"> </w:t>
-      </w:r>
-      <w:r>
-        <w:rPr>
-          <w:rFonts w:ascii="Lotuss Smart TX" w:hAnsi="Lotuss Smart TX" w:cs="Lotuss Smart TX"/>
-          <w:sz w:val="18"/>
-          <w:szCs w:val="18"/>
-          <w:cs/>
-          <w:lang w:val="en-US" w:bidi="th-TH"/>
-        </w:rPr>
-        <w:t xml:space="preserve">ราคาน้ำมันจาก </w:t>
-      </w:r>
-      <w:r>
-        <w:rPr>
-          <w:rFonts w:ascii="Lotuss Smart TX" w:hAnsi="Lotuss Smart TX" w:cs="Lotuss Smart TX"/>
-          <w:sz w:val="18"/>
-          <w:szCs w:val="18"/>
-          <w:lang w:val="en-US" w:bidi="th-TH"/>
-        </w:rPr>
-        <w:t>web</w:t>
-      </w:r>
-      <w:r>
-        <w:rPr>
-          <w:rFonts w:ascii="Lotuss Smart TX" w:hAnsi="Lotuss Smart TX" w:cs="Lotuss Smart TX"/>
-          <w:sz w:val="18"/>
-          <w:szCs w:val="18"/>
-          <w:lang w:val="en-US" w:bidi="th-TH"/>
-        </w:rPr>
-        <w:t xml:space="preserve">site </w:t>
-      </w:r>
-      <w:r>
-        <w:rPr>
-          <w:rFonts w:ascii="Lotuss Smart TX" w:hAnsi="Lotuss Smart TX" w:cs="Lotuss Smart TX"/>
-          <w:sz w:val="18"/>
-          <w:szCs w:val="18"/>
-          <w:cs/>
-          <w:lang w:val="en-US" w:bidi="th-TH"/>
-        </w:rPr>
-        <w:t>ปตท</w:t>
-      </w:r>
-      <w:r>
-        <w:rPr>
-          <w:rFonts w:ascii="Lotuss Smart TX" w:hAnsi="Lotuss Smart TX" w:cs="Lotuss Smart TX" w:hint="cs"/>
-          <w:sz w:val="18"/>
-          <w:szCs w:val="18"/>
-          <w:cs/>
-          <w:lang w:val="en-US" w:bidi="th-TH"/>
-        </w:rPr>
-        <w:t>.</w:t>
-      </w:r>
-      <w:r>
-        <w:rPr>
-          <w:rFonts w:ascii="Lotuss Smart TX" w:hAnsi="Lotuss Smart TX" w:cs="Lotuss Smart TX"/>
-          <w:sz w:val="18"/>
-          <w:szCs w:val="18"/>
-          <w:cs/>
-          <w:lang w:val="en-US" w:bidi="th-TH"/>
-        </w:rPr>
-        <w:t xml:space="preserve"> เลือกช่วงวันที่และประเภทน้ำมันที่ใช้  </w:t>
-      </w:r>
-      <w:r>
-        <w:rPr>
-          <w:rFonts w:ascii="Lotuss Smart TX" w:hAnsi="Lotuss Smart TX" w:cs="Lotuss Smart TX" w:hint="cs"/>
-          <w:sz w:val="18"/>
-          <w:szCs w:val="18"/>
-          <w:cs/>
-          <w:lang w:val="en-US" w:bidi="th-TH"/>
-        </w:rPr>
-        <w:t>ระบุ</w:t>
-      </w:r>
-      <w:r>
-        <w:rPr>
-          <w:rFonts w:ascii="Lotuss Smart TX" w:hAnsi="Lotuss Smart TX" w:cs="Lotuss Smart TX" w:hint="cs"/>
-          <w:sz w:val="18"/>
-          <w:szCs w:val="18"/>
-          <w:cs/>
-          <w:lang w:val="en-US" w:bidi="th-TH"/>
-        </w:rPr>
-        <w:t>เหตุผล</w:t>
-      </w:r>
-      <w:r>
-        <w:rPr>
-          <w:rFonts w:ascii="Lotuss Smart TX" w:hAnsi="Lotuss Smart TX" w:cs="Lotuss Smart TX"/>
-          <w:sz w:val="18"/>
-          <w:szCs w:val="18"/>
-          <w:cs/>
-          <w:lang w:val="en-US" w:bidi="th-TH"/>
-        </w:rPr>
-        <w:t xml:space="preserve">เอกสารสูญหาย </w:t>
-      </w:r>
-      <w:r>
-        <w:rPr>
-          <w:rFonts w:ascii="Lotuss Smart TX" w:hAnsi="Lotuss Smart TX" w:cs="Lotuss Smart TX" w:hint="cs"/>
-          <w:sz w:val="18"/>
-          <w:szCs w:val="18"/>
-          <w:cs/>
-          <w:lang w:val="en-US" w:bidi="th-TH"/>
-        </w:rPr>
-        <w:t>และ</w:t>
-      </w:r>
-      <w:r>
-        <w:rPr>
-          <w:rFonts w:ascii="Lotuss Smart TX" w:hAnsi="Lotuss Smart TX" w:cs="Lotuss Smart TX"/>
-          <w:sz w:val="18"/>
-          <w:szCs w:val="18"/>
-          <w:cs/>
-          <w:lang w:val="en-US" w:bidi="th-TH"/>
-        </w:rPr>
-        <w:t xml:space="preserve">ให้ </w:t>
-      </w:r>
-      <w:r>
-        <w:rPr>
-          <w:rFonts w:ascii="Lotuss Smart TX" w:hAnsi="Lotuss Smart TX" w:cs="Lotuss Smart TX"/>
-          <w:sz w:val="18"/>
-          <w:szCs w:val="18"/>
-          <w:lang w:val="en-US" w:bidi="th-TH"/>
-        </w:rPr>
-        <w:t xml:space="preserve">Line Manager (Senior Manager up) </w:t>
-      </w:r>
-      <w:r>
-        <w:rPr>
-          <w:rFonts w:ascii="Lotuss Smart TX" w:hAnsi="Lotuss Smart TX" w:cs="Lotuss Smart TX" w:hint="cs"/>
-          <w:sz w:val="18"/>
-          <w:szCs w:val="18"/>
-          <w:cs/>
-          <w:lang w:val="en-US" w:bidi="th-TH"/>
-        </w:rPr>
-        <w:t>เซ็นชื่อรับทราบ ใช้เป็นเอกสารประกอบการเบิกค่าใช้จ่ายเพิ่มเติม</w:t>
-      </w:r>
-    </w:p>
-    <w:p>
-      <w:pPr>
-        <w:spacing w:after="0"/>
-        <w:rPr>
-          <w:rFonts w:ascii="Lotuss Smart TX" w:hAnsi="Lotuss Smart TX" w:cs="Lotuss Smart TX"/>
-          <w:sz w:val="18"/>
-          <w:szCs w:val="18"/>
-          <w:lang w:val="en-US" w:bidi="th-TH"/>
-        </w:rPr>
-      </w:pPr>
-    </w:p>
-    <w:p>
-      <w:pPr>
-        <w:spacing w:after="0"/>
-        <w:rPr>
-          <w:rFonts w:ascii="Lotuss Smart TX" w:hAnsi="Lotuss Smart TX" w:cs="Lotuss Smart TX"/>
-          <w:b/>
-          <w:bCs/>
-          <w:sz w:val="18"/>
-          <w:szCs w:val="18"/>
-          <w:cs/>
-          <w:lang w:val="en-US" w:bidi="th-TH"/>
-        </w:rPr>
-      </w:pPr>
-      <w:r>
-        <w:rPr>
-          <w:rFonts w:ascii="Lotuss Smart TX" w:hAnsi="Lotuss Smart TX" w:cs="Lotuss Smart TX"/>
-          <w:b/>
-          <w:bCs/>
-          <w:sz w:val="18"/>
-          <w:szCs w:val="18"/>
-          <w:lang w:val="en-US" w:bidi="th-TH"/>
-        </w:rPr>
-        <w:t xml:space="preserve"># </w:t>
-      </w:r>
-      <w:r>
-        <w:rPr>
-          <w:rFonts w:ascii="Lotuss Smart TX" w:hAnsi="Lotuss Smart TX" w:cs="Lotuss Smart TX" w:hint="cs"/>
-          <w:b/>
-          <w:bCs/>
-          <w:sz w:val="18"/>
-          <w:szCs w:val="18"/>
-          <w:cs/>
-          <w:lang w:val="en-US" w:bidi="th-TH"/>
-        </w:rPr>
-        <w:t xml:space="preserve">หากวันที่พนักงานขอเบิกค่าใช้จ่าย และค่าใช้จ่ายมีระยะเวลาเกินกว่า </w:t>
-      </w:r>
-      <w:r>
-        <w:rPr>
-          <w:rFonts w:ascii="Lotuss Smart TX" w:hAnsi="Lotuss Smart TX" w:cs="Lotuss Smart TX"/>
-          <w:b/>
-          <w:bCs/>
-          <w:sz w:val="18"/>
-          <w:szCs w:val="18"/>
-          <w:lang w:val="en-US" w:bidi="th-TH"/>
-        </w:rPr>
-        <w:t xml:space="preserve">30 </w:t>
-      </w:r>
-      <w:r>
-        <w:rPr>
-          <w:rFonts w:ascii="Lotuss Smart TX" w:hAnsi="Lotuss Smart TX" w:cs="Lotuss Smart TX" w:hint="cs"/>
-          <w:b/>
-          <w:bCs/>
-          <w:sz w:val="18"/>
-          <w:szCs w:val="18"/>
-          <w:cs/>
-          <w:lang w:val="en-US" w:bidi="th-TH"/>
-        </w:rPr>
-        <w:t>วันนับจากวันที่</w:t>
-      </w:r>
-      <w:r>
-        <w:rPr>
-          <w:rFonts w:ascii="Lotuss Smart TX" w:hAnsi="Lotuss Smart TX" w:cs="Lotuss Smart TX" w:hint="cs"/>
-          <w:b/>
-          <w:bCs/>
-          <w:sz w:val="18"/>
-          <w:szCs w:val="18"/>
-          <w:cs/>
-          <w:lang w:val="en-US" w:bidi="th-TH"/>
-        </w:rPr>
-        <w:t xml:space="preserve">บนใบเสร็จรับเงิน หรือวันที่บนใบกำกับภาษี </w:t>
-      </w:r>
-      <w:r>
-        <w:rPr>
-          <w:rFonts w:ascii="Lotuss Smart TX" w:hAnsi="Lotuss Smart TX" w:cs="Lotuss Smart TX" w:hint="cs"/>
-          <w:b/>
-          <w:bCs/>
-          <w:sz w:val="18"/>
-          <w:szCs w:val="18"/>
-          <w:cs/>
-          <w:lang w:val="en-US" w:bidi="th-TH"/>
-        </w:rPr>
-        <w:t>จะไม่สามารถเบิกค่าใช้จ่ายได้</w:t>
-      </w:r>
-    </w:p>
-    <w:p>
-      <w:pPr>
-        <w:spacing w:after="0"/>
-        <w:rPr>
-          <w:rFonts w:ascii="Lotuss Smart TX" w:hAnsi="Lotuss Smart TX" w:cs="Lotuss Smart TX"/>
-          <w:sz w:val="18"/>
-          <w:szCs w:val="18"/>
-          <w:lang w:val="en-US"/>
-        </w:rPr>
-      </w:pPr>
-    </w:p>
-    <w:p>
-      <w:pPr>
-        <w:spacing w:after="0"/>
-        <w:rPr>
-          <w:rFonts w:ascii="Lotuss Smart TX" w:hAnsi="Lotuss Smart TX" w:cs="Lotuss Smart TX"/>
-          <w:b/>
-          <w:bCs/>
-          <w:sz w:val="18"/>
-          <w:szCs w:val="18"/>
-          <w:lang w:val="en-US" w:bidi="th-TH"/>
-        </w:rPr>
-      </w:pPr>
-      <w:r>
-        <w:rPr>
-          <w:rFonts w:ascii="Lotuss Smart TX" w:hAnsi="Lotuss Smart TX" w:cs="Lotuss Smart TX"/>
-          <w:b/>
-          <w:bCs/>
-          <w:sz w:val="18"/>
-          <w:szCs w:val="18"/>
-          <w:lang w:val="en-US" w:bidi="th-TH"/>
-        </w:rPr>
-        <w:t xml:space="preserve"># </w:t>
-      </w:r>
-      <w:r>
-        <w:rPr>
-          <w:rFonts w:ascii="Lotuss Smart TX" w:hAnsi="Lotuss Smart TX" w:cs="Lotuss Smart TX" w:hint="cs"/>
-          <w:b/>
-          <w:bCs/>
-          <w:sz w:val="18"/>
-          <w:szCs w:val="18"/>
-          <w:cs/>
-          <w:lang w:val="en-US" w:bidi="th-TH"/>
-        </w:rPr>
-        <w:t xml:space="preserve">การสำรองเงินจ่ายให้กับคู่ค้า </w:t>
-      </w:r>
-      <w:r>
-        <w:rPr>
-          <w:rFonts w:ascii="Lotuss Smart TX" w:hAnsi="Lotuss Smart TX" w:cs="Lotuss Smart TX"/>
-          <w:b/>
-          <w:bCs/>
-          <w:sz w:val="18"/>
-          <w:szCs w:val="18"/>
-          <w:lang w:val="en-US" w:bidi="th-TH"/>
-        </w:rPr>
-        <w:t xml:space="preserve">vendor </w:t>
-      </w:r>
-      <w:r>
-        <w:rPr>
-          <w:rFonts w:ascii="Lotuss Smart TX" w:hAnsi="Lotuss Smart TX" w:cs="Lotuss Smart TX" w:hint="cs"/>
-          <w:b/>
-          <w:bCs/>
-          <w:sz w:val="18"/>
-          <w:szCs w:val="18"/>
-          <w:cs/>
-          <w:lang w:val="en-US" w:bidi="th-TH"/>
-        </w:rPr>
-        <w:t>ที่มีรายชื่ออยู่ในระบบ</w:t>
-      </w:r>
-      <w:r>
-        <w:rPr>
-          <w:rFonts w:ascii="Lotuss Smart TX" w:hAnsi="Lotuss Smart TX" w:cs="Lotuss Smart TX" w:hint="cs"/>
-          <w:b/>
-          <w:bCs/>
-          <w:sz w:val="18"/>
-          <w:szCs w:val="18"/>
-          <w:cs/>
-          <w:lang w:val="en-US" w:bidi="th-TH"/>
-        </w:rPr>
-        <w:t>ของจัดซื้อ จะไม่สามารถเอามาเบิกเป็นค่าใช้จ่าย</w:t>
-      </w:r>
-      <w:r>
-        <w:rPr>
-          <w:rFonts w:ascii="Lotuss Smart TX" w:hAnsi="Lotuss Smart TX" w:cs="Lotuss Smart TX" w:hint="cs"/>
-          <w:b/>
-          <w:bCs/>
-          <w:sz w:val="18"/>
-          <w:szCs w:val="18"/>
-          <w:cs/>
-          <w:lang w:val="en-US" w:bidi="th-TH"/>
-        </w:rPr>
-        <w:t>พนักงานได้</w:t>
-      </w:r>
-      <w:r>
-        <w:rPr>
-          <w:rFonts w:ascii="Lotuss Smart TX" w:hAnsi="Lotuss Smart TX" w:cs="Lotuss Smart TX" w:hint="cs"/>
-          <w:b/>
-          <w:bCs/>
-          <w:sz w:val="18"/>
-          <w:szCs w:val="18"/>
-          <w:cs/>
-          <w:lang w:val="en-US" w:bidi="th-TH"/>
-        </w:rPr>
-        <w:t xml:space="preserve"> เนื่องจากเป็นการทำผิดขั้นตอน</w:t>
-      </w:r>
-    </w:p>
-    <w:p>
-      <w:pPr>
-        <w:spacing w:after="0"/>
-        <w:rPr>
-          <w:rFonts w:ascii="Lotuss Smart TX" w:hAnsi="Lotuss Smart TX" w:cs="Lotuss Smart TX"/>
-          <w:b/>
-          <w:bCs/>
-          <w:sz w:val="18"/>
-          <w:szCs w:val="18"/>
-          <w:lang w:val="en-US" w:bidi="th-TH"/>
-        </w:rPr>
-      </w:pPr>
-    </w:p>
-    <w:p>
-      <w:pPr>
-        <w:spacing w:after="0"/>
-        <w:rPr>
-          <w:rFonts w:ascii="Lotuss Smart TX" w:hAnsi="Lotuss Smart TX" w:cs="Lotuss Smart TX"/>
-          <w:b/>
-          <w:bCs/>
-          <w:sz w:val="18"/>
-          <w:szCs w:val="18"/>
-          <w:lang w:val="en-US" w:bidi="th-TH"/>
-        </w:rPr>
-      </w:pPr>
-      <w:r>
-        <w:rPr>
-          <w:rFonts w:ascii="Lotuss Smart TX" w:hAnsi="Lotuss Smart TX" w:cs="Lotuss Smart TX"/>
-          <w:b/>
-          <w:bCs/>
-          <w:sz w:val="18"/>
-          <w:szCs w:val="18"/>
-          <w:lang w:val="en-US" w:bidi="th-TH"/>
-        </w:rPr>
-        <w:t xml:space="preserve"># </w:t>
-      </w:r>
-      <w:r>
-        <w:rPr>
-          <w:rFonts w:ascii="Lotuss Smart TX" w:hAnsi="Lotuss Smart TX" w:cs="Lotuss Smart TX" w:hint="cs"/>
-          <w:b/>
-          <w:bCs/>
-          <w:sz w:val="18"/>
-          <w:szCs w:val="18"/>
-          <w:cs/>
-          <w:lang w:val="en-US" w:bidi="th-TH"/>
-        </w:rPr>
-        <w:t>เอกสารประกอบการเบิกค่าใช้จ่ายพนักงานที่เป็นบิลเงินสด ต้องมีข้อมูลครบถ้วน ดังนี้</w:t>
-      </w:r>
-    </w:p>
-    <w:p>
-      <w:pPr>
-        <w:spacing w:after="0"/>
-        <w:rPr>
-          <w:rFonts w:ascii="Lotuss Smart TX" w:hAnsi="Lotuss Smart TX" w:cs="Lotuss Smart TX"/>
-          <w:sz w:val="18"/>
-          <w:szCs w:val="18"/>
-          <w:lang w:val="en-US" w:bidi="th-TH"/>
-        </w:rPr>
-      </w:pPr>
-      <w:r>
-        <w:rPr>
-          <w:rFonts w:ascii="Lotuss Smart TX" w:hAnsi="Lotuss Smart TX" w:cs="Lotuss Smart TX"/>
-          <w:sz w:val="18"/>
-          <w:szCs w:val="18"/>
-          <w:lang w:val="en-US" w:bidi="th-TH"/>
-        </w:rPr>
-        <w:t xml:space="preserve">- </w:t>
-      </w:r>
-      <w:r>
-        <w:rPr>
-          <w:rFonts w:ascii="Lotuss Smart TX" w:hAnsi="Lotuss Smart TX" w:cs="Lotuss Smart TX"/>
-          <w:sz w:val="18"/>
-          <w:szCs w:val="18"/>
-          <w:cs/>
-          <w:lang w:val="en-US" w:bidi="th-TH"/>
-        </w:rPr>
-        <w:t xml:space="preserve">ชื่อ ที่อยู่ </w:t>
-      </w:r>
-      <w:r>
-        <w:rPr>
-          <w:rFonts w:ascii="Lotuss Smart TX" w:hAnsi="Lotuss Smart TX" w:cs="Lotuss Smart TX"/>
-          <w:sz w:val="18"/>
-          <w:szCs w:val="18"/>
-          <w:lang w:val="en-US" w:bidi="th-TH"/>
-        </w:rPr>
-        <w:t xml:space="preserve">Tax ID </w:t>
-      </w:r>
-      <w:r>
-        <w:rPr>
-          <w:rFonts w:ascii="Lotuss Smart TX" w:hAnsi="Lotuss Smart TX" w:cs="Lotuss Smart TX" w:hint="cs"/>
-          <w:sz w:val="18"/>
-          <w:szCs w:val="18"/>
-          <w:cs/>
-          <w:lang w:val="en-US" w:bidi="th-TH"/>
-        </w:rPr>
-        <w:t>ของ</w:t>
-      </w:r>
-      <w:r>
-        <w:rPr>
-          <w:rFonts w:ascii="Lotuss Smart TX" w:hAnsi="Lotuss Smart TX" w:cs="Lotuss Smart TX"/>
-          <w:sz w:val="18"/>
-          <w:szCs w:val="18"/>
-          <w:cs/>
-          <w:lang w:val="en-US" w:bidi="th-TH"/>
-        </w:rPr>
-        <w:t>บริษัท</w:t>
-      </w:r>
-    </w:p>
-    <w:p>
-      <w:pPr>
-        <w:spacing w:after="0"/>
-        <w:rPr>
-          <w:rFonts w:ascii="Lotuss Smart TX" w:hAnsi="Lotuss Smart TX" w:cs="Lotuss Smart TX"/>
-          <w:sz w:val="18"/>
-          <w:szCs w:val="18"/>
-          <w:lang w:val="en-US" w:bidi="th-TH"/>
-        </w:rPr>
-      </w:pPr>
-      <w:r>
-        <w:rPr>
-          <w:rFonts w:ascii="Lotuss Smart TX" w:hAnsi="Lotuss Smart TX" w:cs="Lotuss Smart TX"/>
-          <w:sz w:val="18"/>
-          <w:szCs w:val="18"/>
-          <w:lang w:val="en-US" w:bidi="th-TH"/>
-        </w:rPr>
-        <w:t>-</w:t>
-      </w:r>
-      <w:r>
-        <w:rPr>
-          <w:rFonts w:ascii="Lotuss Smart TX" w:hAnsi="Lotuss Smart TX" w:cs="Lotuss Smart TX"/>
-          <w:sz w:val="18"/>
-          <w:szCs w:val="18"/>
-          <w:cs/>
-          <w:lang w:val="en-US" w:bidi="th-TH"/>
-        </w:rPr>
-        <w:t xml:space="preserve"> ชื่อ ที่อยู่ ของผู้ขาย</w:t>
-      </w:r>
-    </w:p>
-    <w:p>
-      <w:pPr>
-        <w:spacing w:after="0"/>
-        <w:rPr>
-          <w:rFonts w:ascii="Lotuss Smart TX" w:hAnsi="Lotuss Smart TX" w:cs="Lotuss Smart TX"/>
-          <w:sz w:val="18"/>
-          <w:szCs w:val="18"/>
-          <w:lang w:val="en-US" w:bidi="th-TH"/>
-        </w:rPr>
-      </w:pPr>
-      <w:r>
-        <w:rPr>
-          <w:rFonts w:ascii="Lotuss Smart TX" w:hAnsi="Lotuss Smart TX" w:cs="Lotuss Smart TX"/>
-          <w:sz w:val="18"/>
-          <w:szCs w:val="18"/>
-          <w:lang w:val="en-US" w:bidi="th-TH"/>
-        </w:rPr>
-        <w:t xml:space="preserve">- </w:t>
-      </w:r>
-      <w:r>
-        <w:rPr>
-          <w:rFonts w:ascii="Lotuss Smart TX" w:hAnsi="Lotuss Smart TX" w:cs="Lotuss Smart TX"/>
-          <w:sz w:val="18"/>
-          <w:szCs w:val="18"/>
-          <w:cs/>
-          <w:lang w:val="en-US" w:bidi="th-TH"/>
-        </w:rPr>
-        <w:t>วันที่ซื้อสินค้าและบริการ</w:t>
-      </w:r>
-      <w:r>
-        <w:rPr>
-          <w:rFonts w:ascii="Lotuss Smart TX" w:hAnsi="Lotuss Smart TX" w:cs="Lotuss Smart TX" w:hint="cs"/>
-          <w:sz w:val="18"/>
-          <w:szCs w:val="18"/>
-          <w:cs/>
-          <w:lang w:val="en-US" w:bidi="th-TH"/>
-        </w:rPr>
-        <w:t xml:space="preserve"> รายละเอียดสินค้าและบริการ</w:t>
-      </w:r>
-    </w:p>
-    <w:p>
-      <w:pPr>
-        <w:spacing w:after="0"/>
-        <w:rPr>
-          <w:rFonts w:ascii="Lotuss Smart TX" w:hAnsi="Lotuss Smart TX" w:cs="Lotuss Smart TX"/>
-          <w:sz w:val="18"/>
-          <w:szCs w:val="18"/>
-          <w:lang w:val="en-US" w:bidi="th-TH"/>
-        </w:rPr>
-      </w:pPr>
-      <w:r>
-        <w:rPr>
-          <w:rFonts w:ascii="Lotuss Smart TX" w:hAnsi="Lotuss Smart TX" w:cs="Lotuss Smart TX"/>
-          <w:sz w:val="18"/>
-          <w:szCs w:val="18"/>
-          <w:lang w:val="en-US" w:bidi="th-TH"/>
-        </w:rPr>
-        <w:t xml:space="preserve">- </w:t>
-      </w:r>
-      <w:r>
-        <w:rPr>
-          <w:rFonts w:ascii="Lotuss Smart TX" w:hAnsi="Lotuss Smart TX" w:cs="Lotuss Smart TX"/>
-          <w:sz w:val="18"/>
-          <w:szCs w:val="18"/>
-          <w:cs/>
-          <w:lang w:val="en-US" w:bidi="th-TH"/>
-        </w:rPr>
-        <w:t>ลายเซ็นต์ผู้รับเงิน</w:t>
-      </w:r>
-    </w:p>
-    <w:p>
-      <w:pPr>
-        <w:spacing w:after="0"/>
-        <w:rPr>
-          <w:rFonts w:ascii="Lotuss Smart TX" w:hAnsi="Lotuss Smart TX" w:cs="Lotuss Smart TX"/>
-          <w:sz w:val="18"/>
-          <w:szCs w:val="18"/>
-          <w:lang w:val="en-US" w:bidi="th-TH"/>
-        </w:rPr>
-      </w:pPr>
-    </w:p>
-    <w:p>
-      <w:pPr>
-        <w:spacing w:after="0"/>
-        <w:rPr>
-          <w:rFonts w:ascii="Lotuss Smart TX" w:hAnsi="Lotuss Smart TX" w:cs="Lotuss Smart TX"/>
-          <w:b/>
-          <w:bCs/>
-          <w:sz w:val="18"/>
-          <w:szCs w:val="18"/>
-          <w:cs/>
-          <w:lang w:val="en-US" w:bidi="th-TH"/>
-        </w:rPr>
-      </w:pPr>
-      <w:r>
-        <w:rPr>
-          <w:rFonts w:ascii="Lotuss Smart TX" w:hAnsi="Lotuss Smart TX" w:cs="Lotuss Smart TX"/>
-          <w:b/>
-          <w:bCs/>
-          <w:sz w:val="18"/>
-          <w:szCs w:val="18"/>
-          <w:lang w:val="en-US" w:bidi="th-TH"/>
-        </w:rPr>
-        <w:t xml:space="preserve"># </w:t>
-      </w:r>
-      <w:r>
-        <w:rPr>
-          <w:rFonts w:ascii="Lotuss Smart TX" w:hAnsi="Lotuss Smart TX" w:cs="Lotuss Smart TX" w:hint="cs"/>
-          <w:b/>
-          <w:bCs/>
-          <w:sz w:val="18"/>
-          <w:szCs w:val="18"/>
-          <w:cs/>
-          <w:lang w:val="en-US" w:bidi="th-TH"/>
-        </w:rPr>
-        <w:t>กรณีเร่งด่ว</w:t>
-      </w:r>
-      <w:r>
-        <w:rPr>
-          <w:rFonts w:ascii="Lotuss Smart TX" w:hAnsi="Lotuss Smart TX" w:cs="Lotuss Smart TX" w:hint="cs"/>
-          <w:b/>
-          <w:bCs/>
-          <w:sz w:val="18"/>
-          <w:szCs w:val="18"/>
-          <w:cs/>
-          <w:lang w:val="en-US" w:bidi="th-TH"/>
-        </w:rPr>
-        <w:t>น</w:t>
-      </w:r>
-      <w:r>
-        <w:rPr>
-          <w:rFonts w:ascii="Lotuss Smart TX" w:hAnsi="Lotuss Smart TX" w:cs="Lotuss Smart TX" w:hint="cs"/>
-          <w:b/>
-          <w:bCs/>
-          <w:sz w:val="18"/>
-          <w:szCs w:val="18"/>
-          <w:cs/>
-          <w:lang w:val="en-US" w:bidi="th-TH"/>
-        </w:rPr>
-        <w:t xml:space="preserve"> ต้องใช้สินค้าเร่งด่วน เปิด </w:t>
-      </w:r>
-      <w:r>
-        <w:rPr>
-          <w:rFonts w:ascii="Lotuss Smart TX" w:hAnsi="Lotuss Smart TX" w:cs="Lotuss Smart TX"/>
-          <w:b/>
-          <w:bCs/>
-          <w:sz w:val="18"/>
-          <w:szCs w:val="18"/>
-          <w:lang w:val="en-US" w:bidi="th-TH"/>
-        </w:rPr>
-        <w:t xml:space="preserve">PR/PO </w:t>
-      </w:r>
-      <w:r>
-        <w:rPr>
-          <w:rFonts w:ascii="Lotuss Smart TX" w:hAnsi="Lotuss Smart TX" w:cs="Lotuss Smart TX" w:hint="cs"/>
-          <w:b/>
-          <w:bCs/>
-          <w:sz w:val="18"/>
-          <w:szCs w:val="18"/>
-          <w:cs/>
-          <w:lang w:val="en-US" w:bidi="th-TH"/>
-        </w:rPr>
-        <w:t>ผ่านระบบไม่ทัน และ</w:t>
-      </w:r>
-      <w:r>
-        <w:rPr>
-          <w:rFonts w:ascii="Lotuss Smart TX" w:hAnsi="Lotuss Smart TX" w:cs="Lotuss Smart TX" w:hint="cs"/>
-          <w:b/>
-          <w:bCs/>
-          <w:sz w:val="18"/>
-          <w:szCs w:val="18"/>
-          <w:cs/>
-          <w:lang w:val="en-US" w:bidi="th-TH"/>
-        </w:rPr>
-        <w:t>สำรองเงินไปก่อน จะไม่สามารถเบิกค่าใช้จ่ายพนักงานได้ เนื่องจากเป็นการทำผิดขั้นตอน</w:t>
-      </w:r>
-      <w:r>
-        <w:rPr>
-          <w:rFonts w:ascii="Lotuss Smart TX" w:hAnsi="Lotuss Smart TX" w:cs="Lotuss Smart TX" w:hint="cs"/>
-          <w:b/>
-          <w:bCs/>
-          <w:sz w:val="18"/>
-          <w:szCs w:val="18"/>
-          <w:cs/>
-          <w:lang w:val="en-US" w:bidi="th-TH"/>
-        </w:rPr>
-        <w:t>และนโยบายบริษัท</w:t>
-      </w:r>
+          <w:b/>
+          <w:bCs/>
+          <w:sz w:val="18"/>
+          <w:szCs w:val="18"/>
+          <w:cs/>
+          <w:lang w:val="en-US" w:bidi="th-TH"/>
+        </w:rPr>
+      </w:pPr>
     </w:p>
     <w:p>
       <w:pPr>
@@ -24913,7 +27393,7 @@
       </w:pPr>
     </w:p>
     <w:sectPr>
-      <w:footerReference w:type="default" r:id="rId12"/>
+      <w:footerReference w:type="default" r:id="rId11"/>
       <w:pgSz w:w="11906" w:h="16838"/>
       <w:pgMar w:top="900" w:right="991" w:bottom="810" w:left="1440" w:header="708" w:footer="708" w:gutter="0"/>
       <w:cols w:space="708"/>
@@ -28777,6 +31257,23 @@
       <w:shd w:val="clear" w:color="auto" w:fill="E1DFDD"/>
     </w:rPr>
   </w:style>
+  <w:style w:type="paragraph" w:styleId="NormalWeb">
+    <w:name w:val="Normal (Web)"/>
+    <w:basedOn w:val="Normal"/>
+    <w:uiPriority w:val="99"/>
+    <w:semiHidden/>
+    <w:unhideWhenUsed/>
+    <w:rsid w:val="007C0FCE"/>
+    <w:pPr>
+      <w:spacing w:before="100" w:beforeAutospacing="1" w:after="100" w:afterAutospacing="1"/>
+    </w:pPr>
+    <w:rPr>
+      <w:rFonts w:ascii="Times New Roman" w:eastAsia="Times New Roman" w:hAnsi="Times New Roman" w:cs="Times New Roman"/>
+      <w:sz w:val="24"/>
+      <w:szCs w:val="24"/>
+      <w:lang w:val="en-US" w:bidi="th-TH"/>
+    </w:rPr>
+  </w:style>
 </w:styles>
 </file>
 
@@ -29059,10 +31556,6 @@
 </file>
 
 <file path=customXml/item1.xml><?xml version="1.0" encoding="utf-8"?>
-<b:Sources xmlns:b="http://schemas.openxmlformats.org/officeDocument/2006/bibliography" xmlns="http://schemas.openxmlformats.org/officeDocument/2006/bibliography" SelectedStyle="\APASixthEditionOfficeOnline.xsl" StyleName="APA" Version="6"/>
-</file>
-
-<file path=customXml/item2.xml><?xml version="1.0" encoding="utf-8"?>
 <ct:contentTypeSchema xmlns:ct="http://schemas.microsoft.com/office/2006/metadata/contentType" xmlns:ma="http://schemas.microsoft.com/office/2006/metadata/properties/metaAttributes" ct:_="" ma:_="" ma:contentTypeName="Document" ma:contentTypeID="0x010100C6AA8AA077C8F14A98047555D1A313BD" ma:contentTypeVersion="2" ma:contentTypeDescription="Create a new document." ma:contentTypeScope="" ma:versionID="079195767ea59c3654b24b8c2c0997c1">
   <xsd:schema xmlns:xsd="http://www.w3.org/2001/XMLSchema" xmlns:xs="http://www.w3.org/2001/XMLSchema" xmlns:p="http://schemas.microsoft.com/office/2006/metadata/properties" xmlns:ns2="72692825-3860-423a-81b1-dfb1de5a0d04" targetNamespace="http://schemas.microsoft.com/office/2006/metadata/properties" ma:root="true" ma:fieldsID="0a2fab748a893967066e4683376b3e6f" ns2:_="">
     <xsd:import namespace="72692825-3860-423a-81b1-dfb1de5a0d04"/>
@@ -29194,7 +31687,17 @@
 </ct:contentTypeSchema>
 </file>
 
+<file path=customXml/item2.xml><?xml version="1.0" encoding="utf-8"?>
+<b:Sources xmlns:b="http://schemas.openxmlformats.org/officeDocument/2006/bibliography" xmlns="http://schemas.openxmlformats.org/officeDocument/2006/bibliography" SelectedStyle="\APASixthEditionOfficeOnline.xsl" StyleName="APA" Version="6"/>
+</file>
+
 <file path=customXml/item3.xml><?xml version="1.0" encoding="utf-8"?>
+<p:properties xmlns:p="http://schemas.microsoft.com/office/2006/metadata/properties" xmlns:xsi="http://www.w3.org/2001/XMLSchema-instance" xmlns:pc="http://schemas.microsoft.com/office/infopath/2007/PartnerControls">
+  <documentManagement/>
+</p:properties>
+</file>
+
+<file path=customXml/item4.xml><?xml version="1.0" encoding="utf-8"?>
 <?mso-contentType ?>
 <FormTemplates xmlns="http://schemas.microsoft.com/sharepoint/v3/contenttype/forms">
   <Display>DocumentLibraryForm</Display>
@@ -29203,21 +31706,7 @@
 </FormTemplates>
 </file>
 
-<file path=customXml/item4.xml><?xml version="1.0" encoding="utf-8"?>
-<p:properties xmlns:p="http://schemas.microsoft.com/office/2006/metadata/properties" xmlns:xsi="http://www.w3.org/2001/XMLSchema-instance" xmlns:pc="http://schemas.microsoft.com/office/infopath/2007/PartnerControls">
-  <documentManagement/>
-</p:properties>
-</file>
-
 <file path=customXml/itemProps1.xml><?xml version="1.0" encoding="utf-8"?>
-<ds:datastoreItem xmlns:ds="http://schemas.openxmlformats.org/officeDocument/2006/customXml" ds:itemID="{0CEBB511-711F-458C-BB22-8027AABE87D7}">
-  <ds:schemaRefs>
-    <ds:schemaRef ds:uri="http://schemas.openxmlformats.org/officeDocument/2006/bibliography"/>
-  </ds:schemaRefs>
-</ds:datastoreItem>
-</file>
-
-<file path=customXml/itemProps2.xml><?xml version="1.0" encoding="utf-8"?>
 <ds:datastoreItem xmlns:ds="http://schemas.openxmlformats.org/officeDocument/2006/customXml" ds:itemID="{BB099F18-5A99-44CF-81F3-17EE6C6782DB}">
   <ds:schemaRefs>
     <ds:schemaRef ds:uri="http://schemas.microsoft.com/office/2006/metadata/contentType"/>
@@ -29235,19 +31724,27 @@
 </ds:datastoreItem>
 </file>
 
-<file path=customXml/itemProps3.xml><?xml version="1.0" encoding="utf-8"?>
-<ds:datastoreItem xmlns:ds="http://schemas.openxmlformats.org/officeDocument/2006/customXml" ds:itemID="{BE550EEB-3FF0-4A0A-9A45-E2229B30C8FA}">
+<file path=customXml/itemProps2.xml><?xml version="1.0" encoding="utf-8"?>
+<ds:datastoreItem xmlns:ds="http://schemas.openxmlformats.org/officeDocument/2006/customXml" ds:itemID="{0CEBB511-711F-458C-BB22-8027AABE87D7}">
   <ds:schemaRefs>
-    <ds:schemaRef ds:uri="http://schemas.microsoft.com/sharepoint/v3/contenttype/forms"/>
+    <ds:schemaRef ds:uri="http://schemas.openxmlformats.org/officeDocument/2006/bibliography"/>
   </ds:schemaRefs>
 </ds:datastoreItem>
 </file>
 
-<file path=customXml/itemProps4.xml><?xml version="1.0" encoding="utf-8"?>
+<file path=customXml/itemProps3.xml><?xml version="1.0" encoding="utf-8"?>
 <ds:datastoreItem xmlns:ds="http://schemas.openxmlformats.org/officeDocument/2006/customXml" ds:itemID="{B8A98DEC-9683-4592-909E-810F04CF2A19}">
   <ds:schemaRefs>
     <ds:schemaRef ds:uri="http://schemas.microsoft.com/office/2006/metadata/properties"/>
     <ds:schemaRef ds:uri="http://schemas.microsoft.com/office/infopath/2007/PartnerControls"/>
   </ds:schemaRefs>
 </ds:datastoreItem>
+</file>
+
+<file path=customXml/itemProps4.xml><?xml version="1.0" encoding="utf-8"?>
+<ds:datastoreItem xmlns:ds="http://schemas.openxmlformats.org/officeDocument/2006/customXml" ds:itemID="{BE550EEB-3FF0-4A0A-9A45-E2229B30C8FA}">
+  <ds:schemaRefs>
+    <ds:schemaRef ds:uri="http://schemas.microsoft.com/sharepoint/v3/contenttype/forms"/>
+  </ds:schemaRefs>
+</ds:datastoreItem>
 </file>